--- a/8 семестр/Криптографическая защита/Курсовая работа/Документация/Ковалец Илья ВКБ42 Курсовая работа.docx
+++ b/8 семестр/Криптографическая защита/Курсовая работа/Документация/Ковалец Илья ВКБ42 Курсовая работа.docx
@@ -3496,7 +3496,7 @@
         <w:p>
           <w:pPr>
             <w:pStyle w:val="11"/>
-            <w:ind w:firstLine="0"/>
+            <w:ind w:firstLine="284"/>
             <w:rPr>
               <w:rFonts w:ascii="Times New Roman" w:eastAsiaTheme="minorEastAsia" w:hAnsi="Times New Roman" w:cs="Times New Roman"/>
               <w:b w:val="0"/>
@@ -3547,7 +3547,7 @@
             </w:rPr>
             <w:fldChar w:fldCharType="separate"/>
           </w:r>
-          <w:hyperlink w:anchor="_Toc216657707" w:history="1">
+          <w:hyperlink w:anchor="_Toc230007253" w:history="1">
             <w:r>
               <w:rPr>
                 <w:rStyle w:val="a5"/>
@@ -3602,7 +3602,7 @@
                 <w:sz w:val="28"/>
                 <w:szCs w:val="28"/>
               </w:rPr>
-              <w:instrText xml:space="preserve"> PAGEREF _Toc216657707 \h </w:instrText>
+              <w:instrText xml:space="preserve"> PAGEREF _Toc230007253 \h </w:instrText>
             </w:r>
             <w:r>
               <w:rPr>
@@ -3664,7 +3664,7 @@
         <w:p>
           <w:pPr>
             <w:pStyle w:val="11"/>
-            <w:ind w:firstLine="0"/>
+            <w:ind w:firstLine="284"/>
             <w:rPr>
               <w:rFonts w:ascii="Times New Roman" w:eastAsiaTheme="minorEastAsia" w:hAnsi="Times New Roman" w:cs="Times New Roman"/>
               <w:b w:val="0"/>
@@ -3679,7 +3679,7 @@
               <w14:ligatures w14:val="standardContextual"/>
             </w:rPr>
           </w:pPr>
-          <w:hyperlink w:anchor="_Toc216657708" w:history="1">
+          <w:hyperlink w:anchor="_Toc230007254" w:history="1">
             <w:r>
               <w:rPr>
                 <w:rStyle w:val="a5"/>
@@ -3692,7 +3692,7 @@
                 <w:sz w:val="28"/>
                 <w:szCs w:val="28"/>
               </w:rPr>
-              <w:t>1 Анализ алгоритмов помехоустойчивого кодирования</w:t>
+              <w:t>1 Теоретические основы шифровальной машины Энигма</w:t>
             </w:r>
             <w:r>
               <w:rPr>
@@ -3734,7 +3734,7 @@
                 <w:sz w:val="28"/>
                 <w:szCs w:val="28"/>
               </w:rPr>
-              <w:instrText xml:space="preserve"> PAGEREF _Toc216657708 \h </w:instrText>
+              <w:instrText xml:space="preserve"> PAGEREF _Toc230007254 \h </w:instrText>
             </w:r>
             <w:r>
               <w:rPr>
@@ -3796,6 +3796,7 @@
         <w:p>
           <w:pPr>
             <w:pStyle w:val="21"/>
+            <w:ind w:left="1134" w:hanging="425"/>
             <w:rPr>
               <w:rFonts w:ascii="Times New Roman" w:eastAsiaTheme="minorEastAsia" w:hAnsi="Times New Roman" w:cs="Times New Roman"/>
               <w:b w:val="0"/>
@@ -3808,7 +3809,7 @@
               <w14:ligatures w14:val="standardContextual"/>
             </w:rPr>
           </w:pPr>
-          <w:hyperlink w:anchor="_Toc216657709" w:history="1">
+          <w:hyperlink w:anchor="_Toc230007255" w:history="1">
             <w:r>
               <w:rPr>
                 <w:rStyle w:val="a5"/>
@@ -3819,7 +3820,7 @@
                 <w:sz w:val="28"/>
                 <w:szCs w:val="28"/>
               </w:rPr>
-              <w:t>1.1 Алгоритм кодов Хэмминга</w:t>
+              <w:t>1.1 История создания и модификации</w:t>
             </w:r>
             <w:r>
               <w:rPr>
@@ -3855,7 +3856,7 @@
                 <w:sz w:val="28"/>
                 <w:szCs w:val="28"/>
               </w:rPr>
-              <w:instrText xml:space="preserve"> PAGEREF _Toc216657709 \h </w:instrText>
+              <w:instrText xml:space="preserve"> PAGEREF _Toc230007255 \h </w:instrText>
             </w:r>
             <w:r>
               <w:rPr>
@@ -3890,7 +3891,7 @@
                 <w:sz w:val="28"/>
                 <w:szCs w:val="28"/>
               </w:rPr>
-              <w:t>7</w:t>
+              <w:t>8</w:t>
             </w:r>
             <w:r>
               <w:rPr>
@@ -3909,6 +3910,7 @@
         <w:p>
           <w:pPr>
             <w:pStyle w:val="21"/>
+            <w:ind w:left="1134" w:hanging="425"/>
             <w:rPr>
               <w:rFonts w:ascii="Times New Roman" w:eastAsiaTheme="minorEastAsia" w:hAnsi="Times New Roman" w:cs="Times New Roman"/>
               <w:b w:val="0"/>
@@ -3921,7 +3923,7 @@
               <w14:ligatures w14:val="standardContextual"/>
             </w:rPr>
           </w:pPr>
-          <w:hyperlink w:anchor="_Toc216657711" w:history="1">
+          <w:hyperlink w:anchor="_Toc230007259" w:history="1">
             <w:r>
               <w:rPr>
                 <w:rStyle w:val="a5"/>
@@ -3932,7 +3934,7 @@
                 <w:sz w:val="28"/>
                 <w:szCs w:val="28"/>
               </w:rPr>
-              <w:t>1.2 Алгоритм кодов Рида-Соломона</w:t>
+              <w:t>1.2 Устройство и принцип работы машины</w:t>
             </w:r>
             <w:r>
               <w:rPr>
@@ -3968,7 +3970,7 @@
                 <w:sz w:val="28"/>
                 <w:szCs w:val="28"/>
               </w:rPr>
-              <w:instrText xml:space="preserve"> PAGEREF _Toc216657711 \h </w:instrText>
+              <w:instrText xml:space="preserve"> PAGEREF _Toc230007259 \h </w:instrText>
             </w:r>
             <w:r>
               <w:rPr>
@@ -4003,7 +4005,7 @@
                 <w:sz w:val="28"/>
                 <w:szCs w:val="28"/>
               </w:rPr>
-              <w:t>9</w:t>
+              <w:t>10</w:t>
             </w:r>
             <w:r>
               <w:rPr>
@@ -4022,6 +4024,7 @@
         <w:p>
           <w:pPr>
             <w:pStyle w:val="21"/>
+            <w:ind w:left="1134" w:hanging="425"/>
             <w:rPr>
               <w:rFonts w:ascii="Times New Roman" w:eastAsiaTheme="minorEastAsia" w:hAnsi="Times New Roman" w:cs="Times New Roman"/>
               <w:b w:val="0"/>
@@ -4034,7 +4037,7 @@
               <w14:ligatures w14:val="standardContextual"/>
             </w:rPr>
           </w:pPr>
-          <w:hyperlink w:anchor="_Toc216657712" w:history="1">
+          <w:hyperlink w:anchor="_Toc230007260" w:history="1">
             <w:r>
               <w:rPr>
                 <w:rStyle w:val="a5"/>
@@ -4045,7 +4048,7 @@
                 <w:sz w:val="28"/>
                 <w:szCs w:val="28"/>
               </w:rPr>
-              <w:t>1.3 Алгоритм кодов Голея</w:t>
+              <w:t>1.3 Математическая модель</w:t>
             </w:r>
             <w:r>
               <w:rPr>
@@ -4081,7 +4084,7 @@
                 <w:sz w:val="28"/>
                 <w:szCs w:val="28"/>
               </w:rPr>
-              <w:instrText xml:space="preserve"> PAGEREF _Toc216657712 \h </w:instrText>
+              <w:instrText xml:space="preserve"> PAGEREF _Toc230007260 \h </w:instrText>
             </w:r>
             <w:r>
               <w:rPr>
@@ -4116,7 +4119,7 @@
                 <w:sz w:val="28"/>
                 <w:szCs w:val="28"/>
               </w:rPr>
-              <w:t>10</w:t>
+              <w:t>13</w:t>
             </w:r>
             <w:r>
               <w:rPr>
@@ -4135,6 +4138,7 @@
         <w:p>
           <w:pPr>
             <w:pStyle w:val="21"/>
+            <w:ind w:left="1134" w:hanging="425"/>
             <w:rPr>
               <w:rFonts w:ascii="Times New Roman" w:eastAsiaTheme="minorEastAsia" w:hAnsi="Times New Roman" w:cs="Times New Roman"/>
               <w:b w:val="0"/>
@@ -4147,7 +4151,7 @@
               <w14:ligatures w14:val="standardContextual"/>
             </w:rPr>
           </w:pPr>
-          <w:hyperlink w:anchor="_Toc216657713" w:history="1">
+          <w:hyperlink w:anchor="_Toc230007261" w:history="1">
             <w:r>
               <w:rPr>
                 <w:rStyle w:val="a5"/>
@@ -4158,7 +4162,7 @@
                 <w:sz w:val="28"/>
                 <w:szCs w:val="28"/>
               </w:rPr>
-              <w:t>1.4 Алгоритм кодов БЧХ</w:t>
+              <w:t>1.4 Криптоанализ шифра</w:t>
             </w:r>
             <w:r>
               <w:rPr>
@@ -4194,7 +4198,7 @@
                 <w:sz w:val="28"/>
                 <w:szCs w:val="28"/>
               </w:rPr>
-              <w:instrText xml:space="preserve"> PAGEREF _Toc216657713 \h </w:instrText>
+              <w:instrText xml:space="preserve"> PAGEREF _Toc230007261 \h </w:instrText>
             </w:r>
             <w:r>
               <w:rPr>
@@ -4229,7 +4233,7 @@
                 <w:sz w:val="28"/>
                 <w:szCs w:val="28"/>
               </w:rPr>
-              <w:t>12</w:t>
+              <w:t>15</w:t>
             </w:r>
             <w:r>
               <w:rPr>
@@ -4248,7 +4252,7 @@
         <w:p>
           <w:pPr>
             <w:pStyle w:val="11"/>
-            <w:ind w:firstLine="0"/>
+            <w:ind w:firstLine="284"/>
             <w:rPr>
               <w:rFonts w:ascii="Times New Roman" w:eastAsiaTheme="minorEastAsia" w:hAnsi="Times New Roman" w:cs="Times New Roman"/>
               <w:b w:val="0"/>
@@ -4263,7 +4267,7 @@
               <w14:ligatures w14:val="standardContextual"/>
             </w:rPr>
           </w:pPr>
-          <w:hyperlink w:anchor="_Toc216657714" w:history="1">
+          <w:hyperlink w:anchor="_Toc230007262" w:history="1">
             <w:r>
               <w:rPr>
                 <w:rStyle w:val="a5"/>
@@ -4276,7 +4280,7 @@
                 <w:sz w:val="28"/>
                 <w:szCs w:val="28"/>
               </w:rPr>
-              <w:t>2 Программная реализация модели</w:t>
+              <w:t>2 Программная реализация шифра</w:t>
             </w:r>
             <w:r>
               <w:rPr>
@@ -4318,7 +4322,7 @@
                 <w:sz w:val="28"/>
                 <w:szCs w:val="28"/>
               </w:rPr>
-              <w:instrText xml:space="preserve"> PAGEREF _Toc216657714 \h </w:instrText>
+              <w:instrText xml:space="preserve"> PAGEREF _Toc230007262 \h </w:instrText>
             </w:r>
             <w:r>
               <w:rPr>
@@ -4359,7 +4363,7 @@
                 <w:sz w:val="28"/>
                 <w:szCs w:val="28"/>
               </w:rPr>
-              <w:t>14</w:t>
+              <w:t>17</w:t>
             </w:r>
             <w:r>
               <w:rPr>
@@ -4380,6 +4384,7 @@
         <w:p>
           <w:pPr>
             <w:pStyle w:val="21"/>
+            <w:ind w:left="1276" w:hanging="567"/>
             <w:rPr>
               <w:rFonts w:ascii="Times New Roman" w:eastAsiaTheme="minorEastAsia" w:hAnsi="Times New Roman" w:cs="Times New Roman"/>
               <w:b w:val="0"/>
@@ -4392,7 +4397,7 @@
               <w14:ligatures w14:val="standardContextual"/>
             </w:rPr>
           </w:pPr>
-          <w:hyperlink w:anchor="_Toc216657715" w:history="1">
+          <w:hyperlink w:anchor="_Toc230007263" w:history="1">
             <w:r>
               <w:rPr>
                 <w:rStyle w:val="a5"/>
@@ -4439,7 +4444,7 @@
                 <w:sz w:val="28"/>
                 <w:szCs w:val="28"/>
               </w:rPr>
-              <w:instrText xml:space="preserve"> PAGEREF _Toc216657715 \h </w:instrText>
+              <w:instrText xml:space="preserve"> PAGEREF _Toc230007263 \h </w:instrText>
             </w:r>
             <w:r>
               <w:rPr>
@@ -4474,7 +4479,7 @@
                 <w:sz w:val="28"/>
                 <w:szCs w:val="28"/>
               </w:rPr>
-              <w:t>14</w:t>
+              <w:t>17</w:t>
             </w:r>
             <w:r>
               <w:rPr>
@@ -4493,6 +4498,7 @@
         <w:p>
           <w:pPr>
             <w:pStyle w:val="21"/>
+            <w:ind w:left="1276" w:hanging="567"/>
             <w:rPr>
               <w:rFonts w:ascii="Times New Roman" w:eastAsiaTheme="minorEastAsia" w:hAnsi="Times New Roman" w:cs="Times New Roman"/>
               <w:b w:val="0"/>
@@ -4505,7 +4511,7 @@
               <w14:ligatures w14:val="standardContextual"/>
             </w:rPr>
           </w:pPr>
-          <w:hyperlink w:anchor="_Toc216657716" w:history="1">
+          <w:hyperlink w:anchor="_Toc230007264" w:history="1">
             <w:r>
               <w:rPr>
                 <w:rStyle w:val="a5"/>
@@ -4552,7 +4558,7 @@
                 <w:sz w:val="28"/>
                 <w:szCs w:val="28"/>
               </w:rPr>
-              <w:instrText xml:space="preserve"> PAGEREF _Toc216657716 \h </w:instrText>
+              <w:instrText xml:space="preserve"> PAGEREF _Toc230007264 \h </w:instrText>
             </w:r>
             <w:r>
               <w:rPr>
@@ -4587,7 +4593,7 @@
                 <w:sz w:val="28"/>
                 <w:szCs w:val="28"/>
               </w:rPr>
-              <w:t>15</w:t>
+              <w:t>18</w:t>
             </w:r>
             <w:r>
               <w:rPr>
@@ -4606,6 +4612,7 @@
         <w:p>
           <w:pPr>
             <w:pStyle w:val="21"/>
+            <w:ind w:left="1276" w:hanging="567"/>
             <w:rPr>
               <w:rFonts w:ascii="Times New Roman" w:eastAsiaTheme="minorEastAsia" w:hAnsi="Times New Roman" w:cs="Times New Roman"/>
               <w:b w:val="0"/>
@@ -4618,7 +4625,7 @@
               <w14:ligatures w14:val="standardContextual"/>
             </w:rPr>
           </w:pPr>
-          <w:hyperlink w:anchor="_Toc216657717" w:history="1">
+          <w:hyperlink w:anchor="_Toc230007265" w:history="1">
             <w:r>
               <w:rPr>
                 <w:rStyle w:val="a5"/>
@@ -4629,7 +4636,7 @@
                 <w:sz w:val="28"/>
                 <w:szCs w:val="28"/>
               </w:rPr>
-              <w:t>2.3 Реализация алгоритма кодирования</w:t>
+              <w:t>2.3 Реализация ротора</w:t>
             </w:r>
             <w:r>
               <w:rPr>
@@ -4665,7 +4672,7 @@
                 <w:sz w:val="28"/>
                 <w:szCs w:val="28"/>
               </w:rPr>
-              <w:instrText xml:space="preserve"> PAGEREF _Toc216657717 \h </w:instrText>
+              <w:instrText xml:space="preserve"> PAGEREF _Toc230007265 \h </w:instrText>
             </w:r>
             <w:r>
               <w:rPr>
@@ -4700,7 +4707,7 @@
                 <w:sz w:val="28"/>
                 <w:szCs w:val="28"/>
               </w:rPr>
-              <w:t>17</w:t>
+              <w:t>21</w:t>
             </w:r>
             <w:r>
               <w:rPr>
@@ -4719,6 +4726,7 @@
         <w:p>
           <w:pPr>
             <w:pStyle w:val="21"/>
+            <w:ind w:left="1276" w:hanging="567"/>
             <w:rPr>
               <w:rFonts w:ascii="Times New Roman" w:eastAsiaTheme="minorEastAsia" w:hAnsi="Times New Roman" w:cs="Times New Roman"/>
               <w:b w:val="0"/>
@@ -4731,7 +4739,7 @@
               <w14:ligatures w14:val="standardContextual"/>
             </w:rPr>
           </w:pPr>
-          <w:hyperlink w:anchor="_Toc216657718" w:history="1">
+          <w:hyperlink w:anchor="_Toc230007266" w:history="1">
             <w:r>
               <w:rPr>
                 <w:rStyle w:val="a5"/>
@@ -4742,7 +4750,7 @@
                 <w:sz w:val="28"/>
                 <w:szCs w:val="28"/>
               </w:rPr>
-              <w:t>2.4 Реализация алгоритма декодирования</w:t>
+              <w:t>2.4 Реализация рефлектора и коммутационной панели</w:t>
             </w:r>
             <w:r>
               <w:rPr>
@@ -4778,7 +4786,7 @@
                 <w:sz w:val="28"/>
                 <w:szCs w:val="28"/>
               </w:rPr>
-              <w:instrText xml:space="preserve"> PAGEREF _Toc216657718 \h </w:instrText>
+              <w:instrText xml:space="preserve"> PAGEREF _Toc230007266 \h </w:instrText>
             </w:r>
             <w:r>
               <w:rPr>
@@ -4813,7 +4821,7 @@
                 <w:sz w:val="28"/>
                 <w:szCs w:val="28"/>
               </w:rPr>
-              <w:t>20</w:t>
+              <w:t>23</w:t>
             </w:r>
             <w:r>
               <w:rPr>
@@ -4832,6 +4840,7 @@
         <w:p>
           <w:pPr>
             <w:pStyle w:val="21"/>
+            <w:ind w:left="1276" w:hanging="567"/>
             <w:rPr>
               <w:rFonts w:ascii="Times New Roman" w:eastAsiaTheme="minorEastAsia" w:hAnsi="Times New Roman" w:cs="Times New Roman"/>
               <w:b w:val="0"/>
@@ -4844,7 +4853,7 @@
               <w14:ligatures w14:val="standardContextual"/>
             </w:rPr>
           </w:pPr>
-          <w:hyperlink w:anchor="_Toc216657719" w:history="1">
+          <w:hyperlink w:anchor="_Toc230007267" w:history="1">
             <w:r>
               <w:rPr>
                 <w:rStyle w:val="a5"/>
@@ -4855,7 +4864,7 @@
                 <w:sz w:val="28"/>
                 <w:szCs w:val="28"/>
               </w:rPr>
-              <w:t>2.5 Особенности и ограничения реализации</w:t>
+              <w:t>2.5 Реализация алгоритма шифрования одного символа</w:t>
             </w:r>
             <w:r>
               <w:rPr>
@@ -4891,7 +4900,7 @@
                 <w:sz w:val="28"/>
                 <w:szCs w:val="28"/>
               </w:rPr>
-              <w:instrText xml:space="preserve"> PAGEREF _Toc216657719 \h </w:instrText>
+              <w:instrText xml:space="preserve"> PAGEREF _Toc230007267 \h </w:instrText>
             </w:r>
             <w:r>
               <w:rPr>
@@ -4926,7 +4935,7 @@
                 <w:sz w:val="28"/>
                 <w:szCs w:val="28"/>
               </w:rPr>
-              <w:t>23</w:t>
+              <w:t>24</w:t>
             </w:r>
             <w:r>
               <w:rPr>
@@ -4945,7 +4954,7 @@
         <w:p>
           <w:pPr>
             <w:pStyle w:val="11"/>
-            <w:ind w:firstLine="0"/>
+            <w:ind w:firstLine="284"/>
             <w:rPr>
               <w:rFonts w:ascii="Times New Roman" w:eastAsiaTheme="minorEastAsia" w:hAnsi="Times New Roman" w:cs="Times New Roman"/>
               <w:b w:val="0"/>
@@ -4960,7 +4969,7 @@
               <w14:ligatures w14:val="standardContextual"/>
             </w:rPr>
           </w:pPr>
-          <w:hyperlink w:anchor="_Toc216657720" w:history="1">
+          <w:hyperlink w:anchor="_Toc230007268" w:history="1">
             <w:r>
               <w:rPr>
                 <w:rStyle w:val="a5"/>
@@ -5015,7 +5024,7 @@
                 <w:sz w:val="28"/>
                 <w:szCs w:val="28"/>
               </w:rPr>
-              <w:instrText xml:space="preserve"> PAGEREF _Toc216657720 \h </w:instrText>
+              <w:instrText xml:space="preserve"> PAGEREF _Toc230007268 \h </w:instrText>
             </w:r>
             <w:r>
               <w:rPr>
@@ -5056,7 +5065,7 @@
                 <w:sz w:val="28"/>
                 <w:szCs w:val="28"/>
               </w:rPr>
-              <w:t>24</w:t>
+              <w:t>26</w:t>
             </w:r>
             <w:r>
               <w:rPr>
@@ -5077,7 +5086,7 @@
         <w:p>
           <w:pPr>
             <w:pStyle w:val="11"/>
-            <w:ind w:firstLine="0"/>
+            <w:ind w:firstLine="284"/>
             <w:rPr>
               <w:rFonts w:ascii="Times New Roman" w:eastAsiaTheme="minorEastAsia" w:hAnsi="Times New Roman" w:cs="Times New Roman"/>
               <w:b w:val="0"/>
@@ -5092,7 +5101,7 @@
               <w14:ligatures w14:val="standardContextual"/>
             </w:rPr>
           </w:pPr>
-          <w:hyperlink w:anchor="_Toc216657721" w:history="1">
+          <w:hyperlink w:anchor="_Toc230007269" w:history="1">
             <w:r>
               <w:rPr>
                 <w:rStyle w:val="a5"/>
@@ -5147,7 +5156,7 @@
                 <w:sz w:val="28"/>
                 <w:szCs w:val="28"/>
               </w:rPr>
-              <w:instrText xml:space="preserve"> PAGEREF _Toc216657721 \h </w:instrText>
+              <w:instrText xml:space="preserve"> PAGEREF _Toc230007269 \h </w:instrText>
             </w:r>
             <w:r>
               <w:rPr>
@@ -5188,7 +5197,7 @@
                 <w:sz w:val="28"/>
                 <w:szCs w:val="28"/>
               </w:rPr>
-              <w:t>28</w:t>
+              <w:t>30</w:t>
             </w:r>
             <w:r>
               <w:rPr>
@@ -5209,7 +5218,7 @@
         <w:p>
           <w:pPr>
             <w:pStyle w:val="11"/>
-            <w:ind w:firstLine="0"/>
+            <w:ind w:firstLine="284"/>
             <w:rPr>
               <w:rFonts w:ascii="Times New Roman" w:eastAsiaTheme="minorEastAsia" w:hAnsi="Times New Roman" w:cs="Times New Roman"/>
               <w:b w:val="0"/>
@@ -5224,7 +5233,7 @@
               <w14:ligatures w14:val="standardContextual"/>
             </w:rPr>
           </w:pPr>
-          <w:hyperlink w:anchor="_Toc216657722" w:history="1">
+          <w:hyperlink w:anchor="_Toc230007270" w:history="1">
             <w:r>
               <w:rPr>
                 <w:rStyle w:val="a5"/>
@@ -5337,7 +5346,7 @@
                 <w:sz w:val="28"/>
                 <w:szCs w:val="28"/>
               </w:rPr>
-              <w:instrText xml:space="preserve"> PAGEREF _Toc216657722 \h </w:instrText>
+              <w:instrText xml:space="preserve"> PAGEREF _Toc230007270 \h </w:instrText>
             </w:r>
             <w:r>
               <w:rPr>
@@ -5378,7 +5387,7 @@
                 <w:sz w:val="28"/>
                 <w:szCs w:val="28"/>
               </w:rPr>
-              <w:t>29</w:t>
+              <w:t>32</w:t>
             </w:r>
             <w:r>
               <w:rPr>
@@ -5399,7 +5408,7 @@
         <w:p>
           <w:pPr>
             <w:pStyle w:val="11"/>
-            <w:ind w:firstLine="0"/>
+            <w:ind w:firstLine="284"/>
             <w:rPr>
               <w:rFonts w:ascii="Times New Roman" w:eastAsiaTheme="minorEastAsia" w:hAnsi="Times New Roman" w:cs="Times New Roman"/>
               <w:b w:val="0"/>
@@ -5414,7 +5423,7 @@
               <w14:ligatures w14:val="standardContextual"/>
             </w:rPr>
           </w:pPr>
-          <w:hyperlink w:anchor="_Toc216657723" w:history="1">
+          <w:hyperlink w:anchor="_Toc230007271" w:history="1">
             <w:r>
               <w:rPr>
                 <w:rStyle w:val="a5"/>
@@ -5558,7 +5567,7 @@
                 <w:sz w:val="28"/>
                 <w:szCs w:val="28"/>
               </w:rPr>
-              <w:instrText xml:space="preserve"> PAGEREF _Toc216657723 \h </w:instrText>
+              <w:instrText xml:space="preserve"> PAGEREF _Toc230007271 \h </w:instrText>
             </w:r>
             <w:r>
               <w:rPr>
@@ -5599,7 +5608,7 @@
                 <w:sz w:val="28"/>
                 <w:szCs w:val="28"/>
               </w:rPr>
-              <w:t>30</w:t>
+              <w:t>33</w:t>
             </w:r>
             <w:r>
               <w:rPr>
@@ -5735,15 +5744,15 @@
       </w:pPr>
       <w:bookmarkStart w:id="7" w:name="_Toc163185566"/>
       <w:bookmarkStart w:id="8" w:name="_Toc167967101"/>
-      <w:bookmarkStart w:id="9" w:name="_Toc216657707"/>
-      <w:bookmarkStart w:id="10" w:name="_Hlk167968177"/>
+      <w:bookmarkStart w:id="9" w:name="_Hlk167968177"/>
+      <w:bookmarkStart w:id="10" w:name="_Toc230007253"/>
       <w:r>
         <w:lastRenderedPageBreak/>
         <w:t>Введение</w:t>
       </w:r>
       <w:bookmarkEnd w:id="7"/>
       <w:bookmarkEnd w:id="8"/>
-      <w:bookmarkEnd w:id="9"/>
+      <w:bookmarkEnd w:id="10"/>
     </w:p>
     <w:p>
       <w:pPr>
@@ -5992,10 +6001,12 @@
         </w:numPr>
       </w:pPr>
       <w:bookmarkStart w:id="11" w:name="_Toc167967103"/>
+      <w:bookmarkStart w:id="12" w:name="_Toc230007254"/>
       <w:r>
         <w:lastRenderedPageBreak/>
         <w:t>Теоретические основы шифровальной машины Энигма</w:t>
       </w:r>
+      <w:bookmarkEnd w:id="12"/>
     </w:p>
     <w:p>
       <w:pPr>
@@ -6023,7 +6034,10 @@
       </w:r>
       <w:proofErr w:type="spellEnd"/>
       <w:r>
-        <w:t xml:space="preserve">. Основными компонентами машины являются: роторы (коммутационные диски), рефлектор, шаговый механизм и коммутационная панель. Каждый из этих элементов вносит свой вклад в сложность преобразования, а их комбинация создаёт шифр, который оставался </w:t>
+        <w:t xml:space="preserve"> [1].</w:t>
+      </w:r>
+      <w:r>
+        <w:t xml:space="preserve"> Основными компонентами машины являются: роторы (коммутационные диски), рефлектор, шаговый механизм и коммутационная панель. Каждый из этих элементов вносит свой вклад в сложность преобразования, а их комбинация создаёт шифр, который оставался </w:t>
       </w:r>
       <w:proofErr w:type="spellStart"/>
       <w:r>
@@ -6046,18 +6060,29 @@
         <w:t>Классическим примером роторной шифровальной машины является трёхроторная Энигма I, использовавшаяся вермахтом и люфтваффе. Существовали также модификации: четырёхроторная M3 и M4 для военно-морского флота, а также коммерческие версии без коммутационной панели. Все они базируются на одном и том же принципе – последовательном преобразовании сигнала через несколько роторов, отражении через рефлектор и обратном проходе</w:t>
       </w:r>
       <w:r>
+        <w:t xml:space="preserve"> [2]</w:t>
+      </w:r>
+      <w:r>
         <w:t>.</w:t>
       </w:r>
     </w:p>
-    <w:bookmarkEnd w:id="11"/>
     <w:p>
       <w:pPr>
         <w:pStyle w:val="a0"/>
       </w:pPr>
+      <w:bookmarkStart w:id="13" w:name="_Toc230007255"/>
+      <w:bookmarkEnd w:id="11"/>
       <w:r>
         <w:lastRenderedPageBreak/>
         <w:t>История создания и модификации</w:t>
       </w:r>
+      <w:bookmarkEnd w:id="13"/>
+    </w:p>
+    <w:p>
+      <w:pPr>
+        <w:pStyle w:val="af9"/>
+        <w:spacing w:before="0" w:after="0"/>
+      </w:pPr>
     </w:p>
     <w:p>
       <w:pPr>
@@ -6348,22 +6373,21 @@
           <w:sz w:val="28"/>
         </w:rPr>
       </w:pPr>
-      <w:bookmarkStart w:id="12" w:name="_Toc195085297"/>
-      <w:bookmarkStart w:id="13" w:name="_Toc195085393"/>
-      <w:bookmarkStart w:id="14" w:name="_Toc195085428"/>
-      <w:bookmarkStart w:id="15" w:name="_Toc195085465"/>
-      <w:bookmarkStart w:id="16" w:name="_Toc195085509"/>
-      <w:bookmarkStart w:id="17" w:name="_Toc195086095"/>
-      <w:bookmarkStart w:id="18" w:name="_Toc195088207"/>
-      <w:bookmarkStart w:id="19" w:name="_Toc195088481"/>
-      <w:bookmarkStart w:id="20" w:name="_Toc195090045"/>
-      <w:bookmarkStart w:id="21" w:name="_Toc195110658"/>
-      <w:bookmarkStart w:id="22" w:name="_Toc195125930"/>
-      <w:bookmarkStart w:id="23" w:name="_Toc195131367"/>
-      <w:bookmarkStart w:id="24" w:name="_Toc195634692"/>
-      <w:bookmarkStart w:id="25" w:name="_Toc167967111"/>
-      <w:bookmarkEnd w:id="12"/>
-      <w:bookmarkEnd w:id="13"/>
+      <w:bookmarkStart w:id="14" w:name="_Toc195085297"/>
+      <w:bookmarkStart w:id="15" w:name="_Toc195085393"/>
+      <w:bookmarkStart w:id="16" w:name="_Toc195085428"/>
+      <w:bookmarkStart w:id="17" w:name="_Toc195085465"/>
+      <w:bookmarkStart w:id="18" w:name="_Toc195085509"/>
+      <w:bookmarkStart w:id="19" w:name="_Toc195086095"/>
+      <w:bookmarkStart w:id="20" w:name="_Toc195088207"/>
+      <w:bookmarkStart w:id="21" w:name="_Toc195088481"/>
+      <w:bookmarkStart w:id="22" w:name="_Toc195090045"/>
+      <w:bookmarkStart w:id="23" w:name="_Toc195110658"/>
+      <w:bookmarkStart w:id="24" w:name="_Toc195125930"/>
+      <w:bookmarkStart w:id="25" w:name="_Toc195131367"/>
+      <w:bookmarkStart w:id="26" w:name="_Toc195634692"/>
+      <w:bookmarkStart w:id="27" w:name="_Toc167967111"/>
+      <w:bookmarkStart w:id="28" w:name="_Toc230007256"/>
       <w:bookmarkEnd w:id="14"/>
       <w:bookmarkEnd w:id="15"/>
       <w:bookmarkEnd w:id="16"/>
@@ -6375,6 +6399,8 @@
       <w:bookmarkEnd w:id="22"/>
       <w:bookmarkEnd w:id="23"/>
       <w:bookmarkEnd w:id="24"/>
+      <w:bookmarkEnd w:id="25"/>
+      <w:bookmarkEnd w:id="26"/>
       <w:r>
         <w:rPr>
           <w:rStyle w:val="af8"/>
@@ -6471,6 +6497,7 @@
         </w:rPr>
         <w:t>.</w:t>
       </w:r>
+      <w:bookmarkEnd w:id="28"/>
     </w:p>
     <w:p>
       <w:pPr>
@@ -6483,6 +6510,7 @@
           <w:sz w:val="28"/>
         </w:rPr>
       </w:pPr>
+      <w:bookmarkStart w:id="29" w:name="_Toc230007257"/>
       <w:r>
         <w:rPr>
           <w:rStyle w:val="af8"/>
@@ -6530,7 +6558,7 @@
           <w:b w:val="0"/>
           <w:sz w:val="28"/>
         </w:rPr>
-        <w:t xml:space="preserve"> M4, принятая на вооружение подводных лодок в 1942 году, добавляла четвёртый ротор, что увеличивало ключевое пространство в 26 раз по сравнению с трёхроторной версией. Кроме того, морские варианты имели более сложные процедуры шифрования: операторы использовали специальные таблицы с ключами и кодовые книги для краткого кодирования тактической информации, что ещё больше усложняло задачу взлома. К концу войны Германия произвела десятки тысяч </w:t>
+        <w:t xml:space="preserve"> M4, принятая на вооружение подводных лодок в 1942 году, добавляла четвёртый ротор, что увеличивало ключевое пространство в 26 раз по сравнению с трёхроторной версией. Кроме того, морские варианты имели более сложные процедуры шифрования: операторы использовали специальные таблицы с ключами и кодовые книги для краткого кодирования тактической информации, что ещё больше усложняло задачу взлома</w:t>
       </w:r>
       <w:r>
         <w:rPr>
@@ -6539,8 +6567,7 @@
           <w:b w:val="0"/>
           <w:sz w:val="28"/>
         </w:rPr>
-        <w:lastRenderedPageBreak/>
-        <w:t>экземпляров Энигмы различных модификаций, и машина стала символом немецкой военной связи</w:t>
+        <w:t xml:space="preserve"> [3].</w:t>
       </w:r>
       <w:r>
         <w:rPr>
@@ -6549,8 +6576,28 @@
           <w:b w:val="0"/>
           <w:sz w:val="28"/>
         </w:rPr>
+        <w:t xml:space="preserve"> К концу войны Германия произвела десятки тысяч </w:t>
+      </w:r>
+      <w:r>
+        <w:rPr>
+          <w:rStyle w:val="af8"/>
+          <w:rFonts w:eastAsia="Arial Unicode MS"/>
+          <w:b w:val="0"/>
+          <w:sz w:val="28"/>
+        </w:rPr>
+        <w:lastRenderedPageBreak/>
+        <w:t>экземпляров Энигмы различных модификаций, и машина стала символом немецкой военной связи</w:t>
+      </w:r>
+      <w:r>
+        <w:rPr>
+          <w:rStyle w:val="af8"/>
+          <w:rFonts w:eastAsia="Arial Unicode MS"/>
+          <w:b w:val="0"/>
+          <w:sz w:val="28"/>
+        </w:rPr>
         <w:t>.</w:t>
       </w:r>
+      <w:bookmarkEnd w:id="29"/>
     </w:p>
     <w:p>
       <w:pPr>
@@ -6578,31 +6625,35 @@
           <w:lang w:eastAsia="ru-RU"/>
         </w:rPr>
       </w:pPr>
-      <w:bookmarkStart w:id="26" w:name="_Toc216657710"/>
-      <w:bookmarkEnd w:id="25"/>
-      <w:bookmarkEnd w:id="26"/>
+      <w:bookmarkStart w:id="30" w:name="_Toc216657710"/>
+      <w:bookmarkStart w:id="31" w:name="_Toc230007258"/>
+      <w:bookmarkEnd w:id="27"/>
+      <w:bookmarkEnd w:id="30"/>
+      <w:bookmarkEnd w:id="31"/>
     </w:p>
     <w:p>
       <w:pPr>
         <w:pStyle w:val="a0"/>
       </w:pPr>
-      <w:bookmarkStart w:id="27" w:name="_Toc195086096"/>
-      <w:bookmarkStart w:id="28" w:name="_Toc195088208"/>
-      <w:bookmarkStart w:id="29" w:name="_Toc195088482"/>
-      <w:bookmarkStart w:id="30" w:name="_Toc195090046"/>
-      <w:bookmarkEnd w:id="27"/>
-      <w:bookmarkEnd w:id="28"/>
-      <w:bookmarkEnd w:id="29"/>
-      <w:bookmarkEnd w:id="30"/>
+      <w:bookmarkStart w:id="32" w:name="_Toc195086096"/>
+      <w:bookmarkStart w:id="33" w:name="_Toc195088208"/>
+      <w:bookmarkStart w:id="34" w:name="_Toc195088482"/>
+      <w:bookmarkStart w:id="35" w:name="_Toc195090046"/>
+      <w:bookmarkEnd w:id="32"/>
+      <w:bookmarkEnd w:id="33"/>
+      <w:bookmarkEnd w:id="34"/>
+      <w:bookmarkEnd w:id="35"/>
       <w:r>
         <w:t xml:space="preserve"> </w:t>
       </w:r>
+      <w:bookmarkStart w:id="36" w:name="_Toc230007259"/>
       <w:r>
         <w:t>Устройство и принцип работы</w:t>
       </w:r>
       <w:r>
         <w:t xml:space="preserve"> машины</w:t>
       </w:r>
+      <w:bookmarkEnd w:id="36"/>
     </w:p>
     <w:p>
       <w:r>
@@ -6623,19 +6674,7 @@
         <w:t>. Н</w:t>
       </w:r>
       <w:r>
-        <w:t>апример, буква «А» на входе может соответствовать букве «Q» на выходе. Каждый ротор имеет уникальную внутреннюю коммутацию, которая определяет, как преобразуется сигнал при прохождении через него. В стандартной трёхроторной Энигме оператор выбирает три ротора из набора</w:t>
-      </w:r>
-      <w:r>
-        <w:t xml:space="preserve">, </w:t>
-      </w:r>
-      <w:r>
-        <w:t>обычно пяти или более, в зависимости от модификации</w:t>
-      </w:r>
-      <w:r>
-        <w:t>,</w:t>
-      </w:r>
-      <w:r>
-        <w:t xml:space="preserve"> и устанавливает их в определённом порядке. Кроме того, каждый ротор имеет регулируемое начальное положение, которое оператор может выставить согласно ключу на текущий день. На внешней стороне ротора нанесены буквы или цифры, позволяющие визуально контролировать его положение</w:t>
+        <w:t>апример, буква «А» на входе может соответствовать букве «Q» на выходе. Каждый ротор имеет уникальную внутреннюю коммутацию, которая определяет, как преобразуется сигнал при прохождении через него. В стандартной трёхроторной Энигме оператор выбирает три ротора из набора, обычно пяти или более, в зависимости от модификации, и устанавливает их в определённом порядке. Кроме того, каждый ротор имеет регулируемое начальное положение, которое оператор может выставить согласно ключу на текущий день. На внешней стороне ротора нанесены буквы или цифры, позволяющие визуально контролировать его положение</w:t>
       </w:r>
       <w:r>
         <w:t>,</w:t>
@@ -6692,16 +6731,7 @@
         <w:t xml:space="preserve"> после каждого </w:t>
       </w:r>
       <w:r>
-        <w:t xml:space="preserve">попадания в защелку </w:t>
-      </w:r>
-      <w:r>
-        <w:t>второго</w:t>
-      </w:r>
-      <w:r>
-        <w:t xml:space="preserve"> ротора</w:t>
-      </w:r>
-      <w:r>
-        <w:t>.</w:t>
+        <w:t>попадания в защелку второго ротора.</w:t>
       </w:r>
     </w:p>
     <w:p/>
@@ -6789,16 +6819,7 @@
         <w:t xml:space="preserve">– </w:t>
       </w:r>
       <w:r>
-        <w:t>I, II, III, IV, V, а также дополнительные VI, VII, VIII в некоторых версиях</w:t>
-      </w:r>
-      <w:r>
-        <w:t>,</w:t>
-      </w:r>
-      <w:r>
-        <w:t xml:space="preserve"> имел уникальную распайку, которая была заранее известна всем пользователям. Таким образом, секретность шифрования не зависела от конструкции роторов</w:t>
-      </w:r>
-      <w:r>
-        <w:t>,</w:t>
+        <w:t>I, II, III, IV, V, а также дополнительные VI, VII, VIII в некоторых версиях, имел уникальную распайку, которая была заранее известна всем пользователям. Таким образом, секретность шифрования не зависела от конструкции роторов,</w:t>
       </w:r>
       <w:r>
         <w:t xml:space="preserve"> которая </w:t>
@@ -6916,6 +6937,11 @@
       </w:r>
     </w:p>
     <w:p>
+      <w:pPr>
+        <w:jc w:val="center"/>
+      </w:pPr>
+    </w:p>
+    <w:p>
       <w:r>
         <w:t xml:space="preserve">Благодаря этому сигнал, пройдя через все роторы в прямом направлении, отражается и проходит через роторы снова, но уже в обратном порядке, прежде чем попасть на лампочку. Главное следствие использования рефлектора </w:t>
       </w:r>
@@ -6939,11 +6965,11 @@
       </w:r>
       <w:proofErr w:type="spellEnd"/>
       <w:r>
-        <w:t xml:space="preserve"> I применялся рефлектор B, в морской версии M4 использовался тонкий рефлектор, который мог быть заменён на четвёртый ротор, а в </w:t>
+        <w:t xml:space="preserve"> I применялся рефлектор B, в морской версии M4 </w:t>
       </w:r>
       <w:r>
         <w:lastRenderedPageBreak/>
-        <w:t>конце войны появился рефлектор C с изменённой коммутацией. Некоторые экспериментальные модели имели переключаемый рефлектор, позволявший оператору выбирать один из нескольких вариантов коммутации, что повышало криптостойкость, но такие машины не получили широкого распространения</w:t>
+        <w:t>использовался тонкий рефлектор, который мог быть заменён на четвёртый ротор, а в конце войны появился рефлектор C с изменённой коммутацией. Некоторые экспериментальные модели имели переключаемый рефлектор, позволявший оператору выбирать один из нескольких вариантов коммутации, что повышало криптостойкость, но такие машины не получили широкого распространения</w:t>
       </w:r>
       <w:r>
         <w:t>.</w:t>
@@ -6966,6 +6992,7 @@
           <w:bCs/>
         </w:rPr>
       </w:pPr>
+      <w:bookmarkStart w:id="37" w:name="_Toc230007260"/>
       <w:r>
         <w:rPr>
           <w:rStyle w:val="afd"/>
@@ -6974,6 +7001,7 @@
         </w:rPr>
         <w:t>Математическая модель</w:t>
       </w:r>
+      <w:bookmarkEnd w:id="37"/>
     </w:p>
     <w:p>
       <w:pPr>
@@ -6990,7 +7018,23 @@
           <w:b w:val="0"/>
           <w:bCs w:val="0"/>
         </w:rPr>
-        <w:t xml:space="preserve">С математической точки зрения, шифровальная машина Энигма представляет собой обобщение классического шифра простой подстановки, но с ключевым отличием: подстановка не является фиксированной для всего сообщения, а изменяется после каждого символа. Если обозначить открытый текст как последовательность символов </w:t>
+        <w:t>С математической точки зрения, шифровальная машина Энигма представляет собой обобщение классического шифра простой подстановки, но с ключевым отличием: подстановка не является фиксированной для всего сообщения, а изменяется после каждого символа</w:t>
+      </w:r>
+      <w:r>
+        <w:rPr>
+          <w:rStyle w:val="afd"/>
+          <w:b w:val="0"/>
+          <w:bCs w:val="0"/>
+        </w:rPr>
+        <w:t xml:space="preserve"> [4]</w:t>
+      </w:r>
+      <w:r>
+        <w:rPr>
+          <w:rStyle w:val="afd"/>
+          <w:b w:val="0"/>
+          <w:bCs w:val="0"/>
+        </w:rPr>
+        <w:t xml:space="preserve">. Если обозначить открытый текст как последовательность символов </w:t>
       </w:r>
       <m:oMath>
         <m:sSub>
@@ -7171,14 +7215,7 @@
             <w:rStyle w:val="afd"/>
             <w:rFonts w:ascii="Cambria Math" w:eastAsiaTheme="minorEastAsia" w:hAnsi="Cambria Math"/>
           </w:rPr>
-          <m:t>,</m:t>
-        </m:r>
-        <m:r>
-          <w:rPr>
-            <w:rStyle w:val="afd"/>
-            <w:rFonts w:ascii="Cambria Math" w:eastAsiaTheme="minorEastAsia" w:hAnsi="Cambria Math"/>
-          </w:rPr>
-          <m:t xml:space="preserve"> </m:t>
+          <m:t xml:space="preserve">, </m:t>
         </m:r>
         <m:sSub>
           <m:sSubPr>
@@ -7691,7 +7728,17 @@
           <w:b w:val="0"/>
           <w:bCs w:val="0"/>
         </w:rPr>
-        <w:t xml:space="preserve"> которое определяется ключом </w:t>
+        <w:t xml:space="preserve"> которое </w:t>
+      </w:r>
+      <w:r>
+        <w:rPr>
+          <w:rStyle w:val="afd"/>
+          <w:rFonts w:eastAsiaTheme="minorEastAsia"/>
+          <w:b w:val="0"/>
+          <w:bCs w:val="0"/>
+        </w:rPr>
+        <w:lastRenderedPageBreak/>
+        <w:t xml:space="preserve">определяется ключом </w:t>
       </w:r>
       <m:oMath>
         <m:sSub>
@@ -7742,17 +7789,7 @@
           <w:b w:val="0"/>
           <w:bCs w:val="0"/>
         </w:rPr>
-        <w:t xml:space="preserve">Состояние ключа изменится после каждого символа в </w:t>
-      </w:r>
-      <w:r>
-        <w:rPr>
-          <w:rStyle w:val="afd"/>
-          <w:rFonts w:eastAsiaTheme="minorEastAsia"/>
-          <w:b w:val="0"/>
-          <w:bCs w:val="0"/>
-        </w:rPr>
-        <w:lastRenderedPageBreak/>
-        <w:t>соответствии с перестановкой символа.</w:t>
+        <w:t>Состояние ключа изменится после каждого символа в соответствии с перестановкой символа.</w:t>
       </w:r>
     </w:p>
     <w:p>
@@ -7800,27 +7837,7 @@
           <w:bCs w:val="0"/>
           <w:iCs/>
         </w:rPr>
-        <w:t xml:space="preserve">, </w:t>
-      </w:r>
-      <w:r>
-        <w:rPr>
-          <w:rStyle w:val="afd"/>
-          <w:rFonts w:eastAsiaTheme="minorEastAsia"/>
-          <w:b w:val="0"/>
-          <w:bCs w:val="0"/>
-          <w:iCs/>
-        </w:rPr>
-        <w:t>затем проход через три ротора в прямом направлении</w:t>
-      </w:r>
-      <w:r>
-        <w:rPr>
-          <w:rStyle w:val="afd"/>
-          <w:rFonts w:eastAsiaTheme="minorEastAsia"/>
-          <w:b w:val="0"/>
-          <w:bCs w:val="0"/>
-          <w:iCs/>
-        </w:rPr>
-        <w:t xml:space="preserve"> </w:t>
+        <w:t xml:space="preserve">, затем проход через три ротора в прямом направлении </w:t>
       </w:r>
       <m:oMath>
         <m:sSub>
@@ -8207,17 +8224,7 @@
           <w:bCs w:val="0"/>
           <w:iCs/>
         </w:rPr>
-        <w:t>и снова коммутационная панель</w:t>
-      </w:r>
-      <w:r>
-        <w:rPr>
-          <w:rStyle w:val="afd"/>
-          <w:rFonts w:eastAsiaTheme="minorEastAsia"/>
-          <w:b w:val="0"/>
-          <w:bCs w:val="0"/>
-          <w:iCs/>
-        </w:rPr>
-        <w:t xml:space="preserve"> </w:t>
+        <w:t xml:space="preserve">и снова коммутационная панель </w:t>
       </w:r>
       <m:oMath>
         <m:r>
@@ -8236,17 +8243,7 @@
           <w:bCs w:val="0"/>
           <w:iCs/>
         </w:rPr>
-        <w:t xml:space="preserve">. </w:t>
-      </w:r>
-      <w:r>
-        <w:rPr>
-          <w:rStyle w:val="afd"/>
-          <w:rFonts w:eastAsiaTheme="minorEastAsia"/>
-          <w:b w:val="0"/>
-          <w:bCs w:val="0"/>
-          <w:iCs/>
-        </w:rPr>
-        <w:t xml:space="preserve">Поскольку роторы являются взаимно-однозначными преобразованиями, они имеют обратные, что позволяет записать полное преобразование для одного символа при фиксированном состоянии роторов в следующем </w:t>
+        <w:t xml:space="preserve">. Поскольку роторы являются взаимно-однозначными преобразованиями, они имеют обратные, что позволяет записать полное преобразование для одного символа при фиксированном состоянии роторов в следующем </w:t>
       </w:r>
       <w:r>
         <w:rPr>
@@ -8798,7 +8795,7 @@
           <w:b w:val="0"/>
           <w:bCs w:val="0"/>
         </w:rPr>
-        <w:t xml:space="preserve"> делает Энигму представителем класса поточных шифров, где гамма</w:t>
+        <w:t xml:space="preserve"> делает Энигму представителем класса поточных шифров, где гамма </w:t>
       </w:r>
       <w:r>
         <w:rPr>
@@ -8806,7 +8803,7 @@
           <w:b w:val="0"/>
           <w:bCs w:val="0"/>
         </w:rPr>
-        <w:t xml:space="preserve"> </w:t>
+        <w:t>–</w:t>
       </w:r>
       <w:r>
         <w:rPr>
@@ -8814,39 +8811,7 @@
           <w:b w:val="0"/>
           <w:bCs w:val="0"/>
         </w:rPr>
-        <w:t>–</w:t>
-      </w:r>
-      <w:r>
-        <w:rPr>
-          <w:rStyle w:val="afd"/>
-          <w:b w:val="0"/>
-          <w:bCs w:val="0"/>
-        </w:rPr>
-        <w:t xml:space="preserve"> </w:t>
-      </w:r>
-      <w:r>
-        <w:rPr>
-          <w:rStyle w:val="afd"/>
-          <w:b w:val="0"/>
-          <w:bCs w:val="0"/>
-        </w:rPr>
-        <w:t>ключевой поток</w:t>
-      </w:r>
-      <w:r>
-        <w:rPr>
-          <w:rStyle w:val="afd"/>
-          <w:b w:val="0"/>
-          <w:bCs w:val="0"/>
-        </w:rPr>
-        <w:t>,</w:t>
-      </w:r>
-      <w:r>
-        <w:rPr>
-          <w:rStyle w:val="afd"/>
-          <w:b w:val="0"/>
-          <w:bCs w:val="0"/>
-        </w:rPr>
-        <w:t xml:space="preserve"> генерируется не псевдослучайным генератором, а детерминированным электромеханическим устройством. Именно это свойство обеспечивало защиту от частотного анализа, который легко вскрывает статические подстановочные шифры</w:t>
+        <w:t xml:space="preserve"> ключевой поток, генерируется не псевдослучайным генератором, а детерминированным электромеханическим устройством. Именно это свойство обеспечивало защиту от частотного анализа, который легко вскрывает статические подстановочные шифры</w:t>
       </w:r>
       <w:r>
         <w:rPr>
@@ -9124,27 +9089,7 @@
           <w:bCs w:val="0"/>
           <w:iCs/>
         </w:rPr>
-        <w:t xml:space="preserve"> </w:t>
-      </w:r>
-      <w:r>
-        <w:rPr>
-          <w:rStyle w:val="afd"/>
-          <w:rFonts w:eastAsiaTheme="minorEastAsia"/>
-          <w:b w:val="0"/>
-          <w:bCs w:val="0"/>
-          <w:iCs/>
-        </w:rPr>
-        <w:t>даёт тождественное преобразование</w:t>
-      </w:r>
-      <w:r>
-        <w:rPr>
-          <w:rStyle w:val="afd"/>
-          <w:rFonts w:eastAsiaTheme="minorEastAsia"/>
-          <w:b w:val="0"/>
-          <w:bCs w:val="0"/>
-          <w:iCs/>
-        </w:rPr>
-        <w:t xml:space="preserve">. </w:t>
+        <w:t xml:space="preserve"> даёт тождественное преобразование. </w:t>
       </w:r>
       <w:r>
         <w:rPr>
@@ -9181,7 +9126,15 @@
           <w:rFonts w:eastAsiaTheme="minorEastAsia"/>
           <w:iCs/>
         </w:rPr>
-        <w:t> также явля</w:t>
+        <w:t xml:space="preserve"> также </w:t>
+      </w:r>
+      <w:r>
+        <w:rPr>
+          <w:rFonts w:eastAsiaTheme="minorEastAsia"/>
+          <w:iCs/>
+        </w:rPr>
+        <w:lastRenderedPageBreak/>
+        <w:t>явля</w:t>
       </w:r>
       <w:r>
         <w:rPr>
@@ -9249,8 +9202,18 @@
           <w:b w:val="0"/>
           <w:bCs w:val="0"/>
         </w:rPr>
-        <w:t xml:space="preserve">и их значения не изменятся в ходе </w:t>
-      </w:r>
+        <w:t xml:space="preserve">и их значения не изменятся в ходе работы устройства. </w:t>
+      </w:r>
+    </w:p>
+    <w:p>
+      <w:pPr>
+        <w:rPr>
+          <w:rStyle w:val="afd"/>
+          <w:b w:val="0"/>
+          <w:bCs w:val="0"/>
+          <w:i/>
+        </w:rPr>
+      </w:pPr>
       <w:r>
         <w:rPr>
           <w:rStyle w:val="afd"/>
@@ -9258,19 +9221,8 @@
           <w:b w:val="0"/>
           <w:bCs w:val="0"/>
         </w:rPr>
-        <w:lastRenderedPageBreak/>
-        <w:t xml:space="preserve">работы устройства. </w:t>
-      </w:r>
-    </w:p>
-    <w:p>
-      <w:pPr>
-        <w:rPr>
-          <w:rStyle w:val="afd"/>
-          <w:b w:val="0"/>
-          <w:bCs w:val="0"/>
-          <w:i/>
-        </w:rPr>
-      </w:pPr>
+        <w:t xml:space="preserve">Следовательно, повторное применение того же преобразования возвращает исходный символ. Это и означает, что шифрование и дешифрование идентичны. Данное свойство было огромным эксплуатационным преимуществом: не требовалось создавать отдельную машину для дешифрования, не нужно было менять алгоритм </w:t>
+      </w:r>
       <w:r>
         <w:rPr>
           <w:rStyle w:val="afd"/>
@@ -9278,7 +9230,7 @@
           <w:b w:val="0"/>
           <w:bCs w:val="0"/>
         </w:rPr>
-        <w:t xml:space="preserve">Следовательно, повторное применение того же преобразования возвращает исходный символ. Это и означает, что шифрование и дешифрование идентичны. Данное свойство было огромным эксплуатационным преимуществом: не требовалось создавать отдельную машину для дешифрования, не нужно было менять алгоритм </w:t>
+        <w:t>–</w:t>
       </w:r>
       <w:r>
         <w:rPr>
@@ -9287,15 +9239,6 @@
           <w:b w:val="0"/>
           <w:bCs w:val="0"/>
         </w:rPr>
-        <w:t>–</w:t>
-      </w:r>
-      <w:r>
-        <w:rPr>
-          <w:rStyle w:val="afd"/>
-          <w:rFonts w:eastAsiaTheme="minorEastAsia"/>
-          <w:b w:val="0"/>
-          <w:bCs w:val="0"/>
-        </w:rPr>
         <w:t xml:space="preserve"> достаточно было синхронизировать начальные установки роторов на передающей и принимающей сторонах.</w:t>
       </w:r>
     </w:p>
@@ -9313,55 +9256,7 @@
           <w:b w:val="0"/>
           <w:bCs w:val="0"/>
         </w:rPr>
-        <w:t>Ключевое пространство Энигмы определяется комбинацией всех настраиваемых параметров, которые оператор устанавливал перед началом сеанса связи. К ним относятся: выбор трёх роторов из пяти доступных</w:t>
-      </w:r>
-      <w:r>
-        <w:rPr>
-          <w:rStyle w:val="afd"/>
-          <w:b w:val="0"/>
-          <w:bCs w:val="0"/>
-        </w:rPr>
-        <w:t xml:space="preserve">, </w:t>
-      </w:r>
-      <w:r>
-        <w:rPr>
-          <w:rStyle w:val="afd"/>
-          <w:b w:val="0"/>
-          <w:bCs w:val="0"/>
-        </w:rPr>
-        <w:t>при этом важен их порядок, начальные положения каждого из трёх роторов</w:t>
-      </w:r>
-      <w:r>
-        <w:rPr>
-          <w:rStyle w:val="afd"/>
-          <w:b w:val="0"/>
-          <w:bCs w:val="0"/>
-        </w:rPr>
-        <w:t xml:space="preserve">, </w:t>
-      </w:r>
-      <w:r>
-        <w:rPr>
-          <w:rStyle w:val="afd"/>
-          <w:b w:val="0"/>
-          <w:bCs w:val="0"/>
-        </w:rPr>
-        <w:t>по 26 позиций на каждый, настройки колец, а также соединения на коммутационной панели, где можно было соединить до шести пар букв.</w:t>
-      </w:r>
-      <w:r>
-        <w:rPr>
-          <w:rStyle w:val="afd"/>
-          <w:b w:val="0"/>
-          <w:bCs w:val="0"/>
-        </w:rPr>
-        <w:t xml:space="preserve"> </w:t>
-      </w:r>
-      <w:r>
-        <w:rPr>
-          <w:rStyle w:val="afd"/>
-          <w:b w:val="0"/>
-          <w:bCs w:val="0"/>
-        </w:rPr>
-        <w:t xml:space="preserve">Общее количество возможных ключей для трёхроторной армейской Энигмы оценивается примерно в </w:t>
+        <w:t xml:space="preserve">Ключевое пространство Энигмы определяется комбинацией всех настраиваемых параметров, которые оператор устанавливал перед началом сеанса связи. К ним относятся: выбор трёх роторов из пяти доступных, при этом важен их порядок, начальные положения каждого из трёх роторов, по 26 позиций на каждый, настройки колец, а также соединения на коммутационной панели, где можно было соединить до шести пар букв. Общее количество возможных ключей для трёхроторной армейской Энигмы оценивается примерно в </w:t>
       </w:r>
       <m:oMath>
         <m:r>
@@ -9416,15 +9311,7 @@
           <w:b w:val="0"/>
           <w:bCs w:val="0"/>
         </w:rPr>
-        <w:t>комбинаций</w:t>
-      </w:r>
-      <w:r>
-        <w:rPr>
-          <w:rStyle w:val="afd"/>
-          <w:b w:val="0"/>
-          <w:bCs w:val="0"/>
-        </w:rPr>
-        <w:t>,</w:t>
+        <w:t>комбинаций,</w:t>
       </w:r>
       <w:r>
         <w:rPr>
@@ -9481,15 +9368,7 @@
           <w:b w:val="0"/>
           <w:bCs w:val="0"/>
         </w:rPr>
-        <w:t xml:space="preserve">ключами, что даже по современным меркам делает полный перебор вычислительно сложной задачей. С учётом максимального количества соединений на коммутационной панели размер ключевого пространства возрастает ещё примерно в тысячу раз, достигая величины порядка </w:t>
-      </w:r>
-      <w:r>
-        <w:rPr>
-          <w:rStyle w:val="afd"/>
-          <w:b w:val="0"/>
-          <w:bCs w:val="0"/>
-        </w:rPr>
-        <w:t>21 – 22.</w:t>
+        <w:t>ключами, что даже по современным меркам делает полный перебор вычислительно сложной задачей. С учётом максимального количества соединений на коммутационной панели размер ключевого пространства возрастает ещё примерно в тысячу раз, достигая величины порядка 21 – 22.</w:t>
       </w:r>
     </w:p>
     <w:p>
@@ -9501,6 +9380,7 @@
           <w:bCs/>
         </w:rPr>
       </w:pPr>
+      <w:bookmarkStart w:id="38" w:name="_Toc230007261"/>
       <w:r>
         <w:rPr>
           <w:rStyle w:val="afd"/>
@@ -9508,6 +9388,7 @@
         </w:rPr>
         <w:t>Криптоанализ шифра</w:t>
       </w:r>
+      <w:bookmarkEnd w:id="38"/>
     </w:p>
     <w:p>
       <w:pPr>
@@ -9573,7 +9454,7 @@
           <w:b w:val="0"/>
           <w:bCs w:val="0"/>
         </w:rPr>
-        <w:t xml:space="preserve">. Это давало криптоаналитикам ценную информацию, позволяя исключать множество вариантов при восстановлении ключа. Второй важной слабостью была взаимность шифрования: если буква A шифруется в B, то B зашифруется в A, что сокращало количество возможных подстановок. Кроме того, рефлектор, обеспечивавший симметрию, также создавал математические ограничения, упрощавшие составление систем уравнений </w:t>
+        <w:t xml:space="preserve">. Это давало криптоаналитикам ценную информацию, позволяя исключать множество вариантов при восстановлении ключа. Второй важной слабостью была взаимность шифрования: если буква A шифруется в B, то B зашифруется в A, что сокращало количество возможных подстановок. Кроме того, рефлектор, обеспечивавший симметрию, также </w:t>
       </w:r>
       <w:r>
         <w:rPr>
@@ -9582,7 +9463,7 @@
           <w:bCs w:val="0"/>
         </w:rPr>
         <w:lastRenderedPageBreak/>
-        <w:t>для неизвестных ключей.</w:t>
+        <w:t>создавал математические ограничения, упрощавшие составление систем уравнений для неизвестных ключей.</w:t>
       </w:r>
     </w:p>
     <w:p>
@@ -9667,7 +9548,7 @@
           <w:b w:val="0"/>
           <w:bCs w:val="0"/>
         </w:rPr>
-        <w:t xml:space="preserve"> электромеханическое устройство, перебиравшее возможные начальные положения роторов. Однако после того, как немцы усложнили процедуру шифрования</w:t>
+        <w:t xml:space="preserve"> электромеханическое устройство, перебиравшее возможные начальные положения роторов</w:t>
       </w:r>
       <w:r>
         <w:rPr>
@@ -9675,7 +9556,7 @@
           <w:b w:val="0"/>
           <w:bCs w:val="0"/>
         </w:rPr>
-        <w:t>,</w:t>
+        <w:t xml:space="preserve"> [5]</w:t>
       </w:r>
       <w:r>
         <w:rPr>
@@ -9683,7 +9564,7 @@
           <w:b w:val="0"/>
           <w:bCs w:val="0"/>
         </w:rPr>
-        <w:t xml:space="preserve"> вве</w:t>
+        <w:t>. Однако после того, как немцы усложнили процедуру шифрования, вве</w:t>
       </w:r>
       <w:r>
         <w:rPr>
@@ -9777,28 +9658,28 @@
           <w:numId w:val="8"/>
         </w:numPr>
       </w:pPr>
-      <w:bookmarkStart w:id="31" w:name="_Toc216657714"/>
+      <w:bookmarkStart w:id="39" w:name="_Toc230007262"/>
       <w:r>
         <w:lastRenderedPageBreak/>
         <w:t xml:space="preserve">Программная реализация </w:t>
       </w:r>
-      <w:bookmarkEnd w:id="31"/>
       <w:r>
         <w:t>шифра</w:t>
       </w:r>
+      <w:bookmarkEnd w:id="39"/>
     </w:p>
     <w:p>
       <w:pPr>
         <w:pStyle w:val="a0"/>
       </w:pPr>
-      <w:bookmarkStart w:id="32" w:name="_Toc216657715"/>
+      <w:bookmarkStart w:id="40" w:name="_Toc230007263"/>
       <w:r>
         <w:t>Выбор языка программирования</w:t>
       </w:r>
       <w:r>
         <w:t>, инструментов и архитектуры</w:t>
       </w:r>
-      <w:bookmarkEnd w:id="32"/>
+      <w:bookmarkEnd w:id="40"/>
     </w:p>
     <w:p>
       <w:r>
@@ -9852,13 +9733,7 @@
       </w:r>
       <w:proofErr w:type="spellEnd"/>
       <w:r>
-        <w:t xml:space="preserve"> для вывода логов и пошагового выполнения, а также возможность создания пользовательских элементов</w:t>
-      </w:r>
-      <w:r>
-        <w:t>,</w:t>
-      </w:r>
-      <w:r>
-        <w:t xml:space="preserve"> </w:t>
+        <w:t xml:space="preserve"> для вывода логов и пошагового выполнения, а также возможность создания пользовательских элементов, </w:t>
       </w:r>
       <w:r>
         <w:t xml:space="preserve">таких как </w:t>
@@ -9963,11 +9838,11 @@
       <w:pPr>
         <w:pStyle w:val="a0"/>
       </w:pPr>
-      <w:bookmarkStart w:id="33" w:name="_Toc216657716"/>
+      <w:bookmarkStart w:id="41" w:name="_Toc230007264"/>
       <w:r>
         <w:t>Основные этапы работы программы</w:t>
       </w:r>
-      <w:bookmarkEnd w:id="33"/>
+      <w:bookmarkEnd w:id="41"/>
     </w:p>
     <w:p>
       <w:r>
@@ -10151,18 +10026,18 @@
       <w:pPr>
         <w:pStyle w:val="a0"/>
       </w:pPr>
-      <w:bookmarkStart w:id="34" w:name="_Toc167967112"/>
-      <w:bookmarkStart w:id="35" w:name="_Toc216657717"/>
+      <w:bookmarkStart w:id="42" w:name="_Toc167967112"/>
+      <w:bookmarkStart w:id="43" w:name="_Toc230007265"/>
       <w:r>
         <w:lastRenderedPageBreak/>
         <w:t xml:space="preserve">Реализация </w:t>
       </w:r>
-      <w:bookmarkStart w:id="36" w:name="_Hlk167965002"/>
-      <w:bookmarkEnd w:id="34"/>
-      <w:bookmarkEnd w:id="35"/>
+      <w:bookmarkStart w:id="44" w:name="_Hlk167965002"/>
+      <w:bookmarkEnd w:id="42"/>
       <w:r>
         <w:t>ротора</w:t>
       </w:r>
+      <w:bookmarkEnd w:id="43"/>
     </w:p>
     <w:p>
       <w:pPr>
@@ -10202,10 +10077,7 @@
         <w:t>е</w:t>
       </w:r>
       <w:r>
-        <w:t>,</w:t>
-      </w:r>
-      <w:r>
-        <w:t xml:space="preserve"> символ на соответствующей позиции задаёт выходную букву. Например, для ротора I строка «EKMFLGDQVZNTOWYHXUSPAIBRCJ» означает, что A переходит в E, B в K, C в M и так далее. Второй </w:t>
+        <w:t xml:space="preserve">, символ на соответствующей позиции задаёт выходную букву. Например, для ротора I строка «EKMFLGDQVZNTOWYHXUSPAIBRCJ» означает, что A переходит в E, B в K, C в M и так далее. Второй </w:t>
       </w:r>
       <w:r>
         <w:t>и третий</w:t>
@@ -10296,13 +10168,7 @@
         <w:spacing w:before="0" w:after="0"/>
       </w:pPr>
       <w:r>
-        <w:t xml:space="preserve">На рисунке 3 изображена блок-схема работы ротора в прямом </w:t>
-      </w:r>
-      <w:r>
-        <w:t>направление</w:t>
-      </w:r>
-      <w:r>
-        <w:t>.</w:t>
+        <w:t>На рисунке 3 изображена блок-схема работы ротора в прямом направление.</w:t>
       </w:r>
     </w:p>
     <w:p>
@@ -10322,10 +10188,10 @@
           <w:noProof/>
         </w:rPr>
         <w:drawing>
-          <wp:inline distT="0" distB="0" distL="0" distR="0" wp14:anchorId="42E5B5E7" wp14:editId="2D47ACFA">
-            <wp:extent cx="3948974" cy="7334250"/>
-            <wp:effectExtent l="0" t="0" r="0" b="0"/>
-            <wp:docPr id="908361674" name="Рисунок 67"/>
+          <wp:inline distT="0" distB="0" distL="0" distR="0" wp14:anchorId="7CF4EAAB" wp14:editId="21078209">
+            <wp:extent cx="5786117" cy="5314950"/>
+            <wp:effectExtent l="0" t="0" r="5715" b="0"/>
+            <wp:docPr id="1845300263" name="Рисунок 64"/>
             <wp:cNvGraphicFramePr>
               <a:graphicFrameLocks xmlns:a="http://schemas.openxmlformats.org/drawingml/2006/main" noChangeAspect="1"/>
             </wp:cNvGraphicFramePr>
@@ -10333,13 +10199,13 @@
               <a:graphicData uri="http://schemas.openxmlformats.org/drawingml/2006/picture">
                 <pic:pic xmlns:pic="http://schemas.openxmlformats.org/drawingml/2006/picture">
                   <pic:nvPicPr>
-                    <pic:cNvPr id="0" name="Picture 7"/>
+                    <pic:cNvPr id="0" name="Picture 1"/>
                     <pic:cNvPicPr>
                       <a:picLocks noChangeAspect="1" noChangeArrowheads="1"/>
                     </pic:cNvPicPr>
                   </pic:nvPicPr>
                   <pic:blipFill>
-                    <a:blip r:embed="rId17" cstate="print">
+                    <a:blip r:embed="rId17">
                       <a:extLst>
                         <a:ext uri="{28A0092B-C50C-407E-A947-70E740481C1C}">
                           <a14:useLocalDpi xmlns:a14="http://schemas.microsoft.com/office/drawing/2010/main" val="0"/>
@@ -10354,7 +10220,7 @@
                   <pic:spPr bwMode="auto">
                     <a:xfrm>
                       <a:off x="0" y="0"/>
-                      <a:ext cx="3964135" cy="7362408"/>
+                      <a:ext cx="5792528" cy="5320839"/>
                     </a:xfrm>
                     <a:prstGeom prst="rect">
                       <a:avLst/>
@@ -10385,60 +10251,70 @@
       <w:pPr>
         <w:pStyle w:val="af9"/>
         <w:spacing w:before="0" w:after="0"/>
-      </w:pPr>
+        <w:jc w:val="center"/>
+      </w:pPr>
+    </w:p>
+    <w:p>
+      <w:pPr>
+        <w:pStyle w:val="af9"/>
+        <w:spacing w:before="0" w:after="0"/>
+      </w:pPr>
+      <w:r>
+        <w:t xml:space="preserve">При прямом проходе сигнала через ротор преобразование выполняется с учётом текущего положения ротора. </w:t>
+      </w:r>
+      <w:r>
+        <w:t>Где</w:t>
+      </w:r>
+      <w:r>
+        <w:t xml:space="preserve"> </w:t>
+      </w:r>
+      <w:proofErr w:type="spellStart"/>
+      <w:r>
+        <w:t>letter</w:t>
+      </w:r>
+      <w:proofErr w:type="spellEnd"/>
+      <w:r>
+        <w:t xml:space="preserve"> – входная буква, </w:t>
+      </w:r>
+      <w:proofErr w:type="spellStart"/>
+      <w:r>
+        <w:t>shift</w:t>
+      </w:r>
+      <w:proofErr w:type="spellEnd"/>
+      <w:r>
+        <w:t xml:space="preserve"> – текущее положение ротора (0–25). Сначала определяется индекс входной буквы в алфавите </w:t>
+      </w:r>
+      <w:proofErr w:type="spellStart"/>
+      <w:r>
+        <w:t>alph</w:t>
+      </w:r>
+      <w:proofErr w:type="spellEnd"/>
+      <w:r>
+        <w:t xml:space="preserve">, затем этот индекс сдвигается на величину </w:t>
+      </w:r>
+      <w:proofErr w:type="spellStart"/>
+      <w:r>
+        <w:t>shift</w:t>
+      </w:r>
+      <w:proofErr w:type="spellEnd"/>
+      <w:r>
+        <w:t>,</w:t>
+      </w:r>
+      <w:r>
+        <w:t xml:space="preserve"> то есть </w:t>
+      </w:r>
+      <w:r>
+        <w:t xml:space="preserve">вычитание с </w:t>
+      </w:r>
+      <w:r>
+        <w:t>циклическим сдвигом</w:t>
+      </w:r>
+      <w:r>
+        <w:t xml:space="preserve"> в диапазон 0–25, после чего из строки подстановки ротора берётся символ по </w:t>
+      </w:r>
       <w:r>
         <w:lastRenderedPageBreak/>
-        <w:t xml:space="preserve">При прямом проходе сигнала через ротор преобразование выполняется с учётом текущего положения ротора. </w:t>
-      </w:r>
-      <w:r>
-        <w:t>Где</w:t>
-      </w:r>
-      <w:r>
-        <w:t xml:space="preserve"> </w:t>
-      </w:r>
-      <w:proofErr w:type="spellStart"/>
-      <w:r>
-        <w:t>letter</w:t>
-      </w:r>
-      <w:proofErr w:type="spellEnd"/>
-      <w:r>
-        <w:t xml:space="preserve"> – входная буква, </w:t>
-      </w:r>
-      <w:proofErr w:type="spellStart"/>
-      <w:r>
-        <w:t>shift</w:t>
-      </w:r>
-      <w:proofErr w:type="spellEnd"/>
-      <w:r>
-        <w:t xml:space="preserve"> – текущее положение ротора (0–25). Сначала определяется индекс входной буквы в алфавите </w:t>
-      </w:r>
-      <w:proofErr w:type="spellStart"/>
-      <w:r>
-        <w:t>alph</w:t>
-      </w:r>
-      <w:proofErr w:type="spellEnd"/>
-      <w:r>
-        <w:t xml:space="preserve">, затем этот индекс сдвигается на величину </w:t>
-      </w:r>
-      <w:proofErr w:type="spellStart"/>
-      <w:r>
-        <w:t>shift</w:t>
-      </w:r>
-      <w:proofErr w:type="spellEnd"/>
-      <w:r>
-        <w:t>,</w:t>
-      </w:r>
-      <w:r>
-        <w:t xml:space="preserve"> то есть </w:t>
-      </w:r>
-      <w:r>
-        <w:t xml:space="preserve">вычитание с </w:t>
-      </w:r>
-      <w:r>
-        <w:t>циклическим сдвигом</w:t>
-      </w:r>
-      <w:r>
-        <w:t xml:space="preserve"> в диапазон 0–25, после чего из строки подстановки ротора берётся символ по полученному индексу</w:t>
+        <w:t>полученному индексу</w:t>
       </w:r>
       <w:r>
         <w:t xml:space="preserve">. Пусть </w:t>
@@ -10646,14 +10522,14 @@
       <w:pPr>
         <w:pStyle w:val="a0"/>
       </w:pPr>
-      <w:bookmarkStart w:id="37" w:name="_Toc216657718"/>
+      <w:bookmarkStart w:id="45" w:name="_Toc230007266"/>
       <w:r>
         <w:t xml:space="preserve">Реализация </w:t>
       </w:r>
-      <w:bookmarkEnd w:id="37"/>
       <w:r>
         <w:t>рефлектора и коммутационной панели</w:t>
       </w:r>
+      <w:bookmarkEnd w:id="45"/>
     </w:p>
     <w:p>
       <w:pPr>
@@ -10713,19 +10589,13 @@
       </w:r>
       <w:proofErr w:type="spellEnd"/>
       <w:r>
-        <w:t xml:space="preserve">, который получает текущую букву, находит её индекс в алфавите и заменяет её на символ из строки рефлектора по тому же индексу. </w:t>
-      </w:r>
-      <w:r>
-        <w:t>Это можно</w:t>
+        <w:t>, который получает текущую букву, находит её индекс в алфавите и заменяет её на символ из строки рефлектора по тому же индексу. Это можно</w:t>
       </w:r>
       <w:r>
         <w:t xml:space="preserve"> </w:t>
       </w:r>
       <w:r>
-        <w:t>запис</w:t>
-      </w:r>
-      <w:r>
-        <w:t>ать</w:t>
+        <w:t>записать</w:t>
       </w:r>
       <w:r>
         <w:t xml:space="preserve"> </w:t>
@@ -10785,7 +10655,6 @@
         <w:spacing w:before="0" w:after="0"/>
       </w:pPr>
       <w:r>
-        <w:lastRenderedPageBreak/>
         <w:t>Поскольку рефлектор не вращается, никакие сдвиги не применяются. В лог выводится информация о типе рефлектора и выполненном преобразовании, что позволяет пользователю контролировать этот этап</w:t>
       </w:r>
       <w:r>
@@ -10810,7 +10679,11 @@
         <w:t>элементов</w:t>
       </w:r>
       <w:r>
-        <w:t xml:space="preserve"> вызывается метод </w:t>
+        <w:t xml:space="preserve"> вызывается </w:t>
+      </w:r>
+      <w:r>
+        <w:lastRenderedPageBreak/>
+        <w:t xml:space="preserve">метод </w:t>
       </w:r>
       <w:proofErr w:type="spellStart"/>
       <w:r>
@@ -10844,10 +10717,7 @@
         <w:t xml:space="preserve"> букв</w:t>
       </w:r>
       <w:r>
-        <w:t>, исключая уже использованные буквы</w:t>
-      </w:r>
-      <w:r>
-        <w:t>,</w:t>
+        <w:t>, исключая уже использованные буквы,</w:t>
       </w:r>
       <w:r>
         <w:t xml:space="preserve"> но </w:t>
@@ -10876,9 +10746,6 @@
       <w:pPr>
         <w:pStyle w:val="af9"/>
         <w:spacing w:before="0" w:after="0"/>
-        <w:rPr>
-          <w:lang w:val="en-US"/>
-        </w:rPr>
       </w:pPr>
       <w:r>
         <w:t xml:space="preserve">В методах </w:t>
@@ -10895,13 +10762,7 @@
         <w:t xml:space="preserve"> </w:t>
       </w:r>
       <w:r>
-        <w:t>вызываемых дважды – перед входом в роторы и после обратного прохода</w:t>
-      </w:r>
-      <w:r>
-        <w:t>,</w:t>
-      </w:r>
-      <w:r>
-        <w:t xml:space="preserve"> проверяется, содержится ли текущая буква в словаре </w:t>
+        <w:t xml:space="preserve">вызываемых дважды – перед входом в роторы и после обратного прохода, проверяется, содержится ли текущая буква в словаре </w:t>
       </w:r>
       <w:proofErr w:type="spellStart"/>
       <w:r>
@@ -10933,9 +10794,11 @@
       <w:pPr>
         <w:pStyle w:val="a0"/>
       </w:pPr>
+      <w:bookmarkStart w:id="46" w:name="_Toc230007267"/>
       <w:r>
         <w:t>Реализация алгоритма шифрования одного символа</w:t>
       </w:r>
+      <w:bookmarkEnd w:id="46"/>
     </w:p>
     <w:p>
       <w:pPr>
@@ -10951,19 +10814,19 @@
       </w:r>
       <w:proofErr w:type="spellEnd"/>
       <w:r>
-        <w:t xml:space="preserve">, который реализует полное преобразование одного символа. Этот метод вызывается для каждой буквы исходного текста и возвращает соответствующую зашифрованную букву. Реализованы две </w:t>
+        <w:t xml:space="preserve">, который реализует полное преобразование одного символа. Этот метод вызывается для каждой буквы исходного текста и возвращает соответствующую зашифрованную букву. Реализованы две версии метода: с выводом подробного пошагового лога используется в режимах «Шифр / </w:t>
+      </w:r>
+      <w:proofErr w:type="spellStart"/>
+      <w:r>
+        <w:t>Расшифр</w:t>
+      </w:r>
+      <w:proofErr w:type="spellEnd"/>
+      <w:r>
+        <w:t xml:space="preserve">» и «Поэтапно» и без лога для режима реальной имитации машинки, где важна мгновенная реакция на нажатие клавиш. Внутри метода последовательно вызываются все компоненты машины в строго определённом порядке, соответствующем физическому пути сигнала в реальной Энигме: сначала поворот роторов, затем коммутационная панель на входе, прямой проход через три </w:t>
       </w:r>
       <w:r>
         <w:lastRenderedPageBreak/>
-        <w:t xml:space="preserve">версии метода: с выводом подробного пошагового лога используется в режимах «Шифр / </w:t>
-      </w:r>
-      <w:proofErr w:type="spellStart"/>
-      <w:r>
-        <w:t>Расшифр</w:t>
-      </w:r>
-      <w:proofErr w:type="spellEnd"/>
-      <w:r>
-        <w:t xml:space="preserve">» и «Поэтапно» и без лога для режима реальной имитации машинки, где важна мгновенная реакция на нажатие клавиш. Внутри метода последовательно вызываются все компоненты машины в строго определённом порядке, соответствующем физическому пути сигнала в реальной Энигме: сначала поворот роторов, затем коммутационная панель на входе, прямой проход через три ротора, рефлектор, обратный проход через роторы и повторное прохождение через коммутационную панель на выходе. Каждый из этих этапов вынесен в отдельные вспомогательные методы </w:t>
+        <w:t xml:space="preserve">ротора, рефлектор, обратный проход через роторы и повторное прохождение через коммутационную панель на выходе. Каждый из этих этапов вынесен в отдельные вспомогательные методы </w:t>
       </w:r>
       <w:proofErr w:type="spellStart"/>
       <w:r>
@@ -11044,7 +10907,7 @@
         <w:t>.</w:t>
       </w:r>
     </w:p>
-    <w:bookmarkEnd w:id="36"/>
+    <w:bookmarkEnd w:id="44"/>
     <w:p>
       <w:pPr>
         <w:widowControl/>
@@ -11074,12 +10937,12 @@
           <w:numId w:val="6"/>
         </w:numPr>
       </w:pPr>
-      <w:bookmarkStart w:id="38" w:name="_Toc216657720"/>
+      <w:bookmarkStart w:id="47" w:name="_Toc230007268"/>
       <w:r>
         <w:lastRenderedPageBreak/>
         <w:t>Работоспособность программного средства</w:t>
       </w:r>
-      <w:bookmarkEnd w:id="38"/>
+      <w:bookmarkEnd w:id="47"/>
     </w:p>
     <w:p>
       <w:pPr>
@@ -11152,6 +11015,9 @@
         <w:jc w:val="center"/>
       </w:pPr>
       <w:r>
+        <w:rPr>
+          <w:noProof/>
+        </w:rPr>
         <w:drawing>
           <wp:inline distT="0" distB="0" distL="0" distR="0" wp14:anchorId="7D3FCB53" wp14:editId="52DABBD1">
             <wp:extent cx="5558089" cy="3724275"/>
@@ -11251,6 +11117,9 @@
         <w:jc w:val="center"/>
       </w:pPr>
       <w:r>
+        <w:rPr>
+          <w:noProof/>
+        </w:rPr>
         <w:drawing>
           <wp:inline distT="0" distB="0" distL="0" distR="0" wp14:anchorId="050C70E3" wp14:editId="46BA92E0">
             <wp:extent cx="5444370" cy="3648075"/>
@@ -11347,10 +11216,7 @@
         <w:t>ы</w:t>
       </w:r>
       <w:r>
-        <w:t>,</w:t>
-      </w:r>
-      <w:r>
-        <w:t xml:space="preserve"> начальн</w:t>
+        <w:t>, начальн</w:t>
       </w:r>
       <w:r>
         <w:t>ые</w:t>
@@ -11393,6 +11259,9 @@
         </w:rPr>
       </w:pPr>
       <w:r>
+        <w:rPr>
+          <w:noProof/>
+        </w:rPr>
         <w:lastRenderedPageBreak/>
         <w:drawing>
           <wp:inline distT="0" distB="0" distL="0" distR="0" wp14:anchorId="16B5B8B1" wp14:editId="666029F7">
@@ -11438,13 +11307,7 @@
         <w:jc w:val="center"/>
       </w:pPr>
       <w:r>
-        <w:t xml:space="preserve">Рисунок </w:t>
-      </w:r>
-      <w:r>
-        <w:t>6</w:t>
-      </w:r>
-      <w:r>
-        <w:t xml:space="preserve"> – </w:t>
+        <w:t xml:space="preserve">Рисунок 6 – </w:t>
       </w:r>
       <w:r>
         <w:t>Процесс</w:t>
@@ -11476,6 +11339,9 @@
         <w:jc w:val="center"/>
       </w:pPr>
       <w:r>
+        <w:rPr>
+          <w:noProof/>
+        </w:rPr>
         <w:drawing>
           <wp:inline distT="0" distB="0" distL="0" distR="0" wp14:anchorId="5DD773C0" wp14:editId="7C7A30D2">
             <wp:extent cx="4784725" cy="3197162"/>
@@ -11520,22 +11386,13 @@
         <w:jc w:val="center"/>
       </w:pPr>
       <w:r>
-        <w:t xml:space="preserve">Рисунок </w:t>
-      </w:r>
-      <w:r>
-        <w:t>7</w:t>
-      </w:r>
-      <w:r>
-        <w:t xml:space="preserve"> – </w:t>
+        <w:t xml:space="preserve">Рисунок 7 – </w:t>
       </w:r>
       <w:r>
         <w:t>Процесс</w:t>
       </w:r>
       <w:r>
-        <w:t xml:space="preserve"> </w:t>
-      </w:r>
-      <w:r>
-        <w:t>нарушенного</w:t>
+        <w:t xml:space="preserve"> нарушенного</w:t>
       </w:r>
       <w:r>
         <w:t xml:space="preserve"> </w:t>
@@ -11586,6 +11443,9 @@
         <w:jc w:val="center"/>
       </w:pPr>
       <w:r>
+        <w:rPr>
+          <w:noProof/>
+        </w:rPr>
         <w:drawing>
           <wp:inline distT="0" distB="0" distL="0" distR="0" wp14:anchorId="44E22353" wp14:editId="63438B82">
             <wp:extent cx="3984880" cy="2667000"/>
@@ -11687,16 +11547,16 @@
         <w:ind w:left="709"/>
         <w:jc w:val="center"/>
       </w:pPr>
-      <w:bookmarkStart w:id="39" w:name="_Toc163185598"/>
-      <w:bookmarkStart w:id="40" w:name="_Toc167967117"/>
-      <w:bookmarkStart w:id="41" w:name="_Toc216657721"/>
+      <w:bookmarkStart w:id="48" w:name="_Toc163185598"/>
+      <w:bookmarkStart w:id="49" w:name="_Toc167967117"/>
+      <w:bookmarkStart w:id="50" w:name="_Toc230007269"/>
       <w:r>
         <w:lastRenderedPageBreak/>
         <w:t>Заключение</w:t>
       </w:r>
-      <w:bookmarkEnd w:id="39"/>
-      <w:bookmarkEnd w:id="40"/>
-      <w:bookmarkEnd w:id="41"/>
+      <w:bookmarkEnd w:id="48"/>
+      <w:bookmarkEnd w:id="49"/>
+      <w:bookmarkEnd w:id="50"/>
     </w:p>
     <w:p>
       <w:pPr>
@@ -11745,10 +11605,7 @@
         <w:spacing w:before="0" w:after="0"/>
       </w:pPr>
       <w:r>
-        <w:t>Проведён теоретический анализ шифровальной машины Энигма, включая историю её создания и модификаций, устройство и принцип работы всех компонентов</w:t>
-      </w:r>
-      <w:r>
-        <w:t>,</w:t>
+        <w:t>Проведён теоретический анализ шифровальной машины Энигма, включая историю её создания и модификаций, устройство и принцип работы всех компонентов,</w:t>
       </w:r>
       <w:r>
         <w:t xml:space="preserve"> </w:t>
@@ -11859,9 +11716,9 @@
         <w:ind w:left="709"/>
         <w:jc w:val="center"/>
       </w:pPr>
-      <w:bookmarkStart w:id="42" w:name="_Toc163185599"/>
-      <w:bookmarkStart w:id="43" w:name="_Toc167967118"/>
-      <w:bookmarkStart w:id="44" w:name="_Toc216657722"/>
+      <w:bookmarkStart w:id="51" w:name="_Toc163185599"/>
+      <w:bookmarkStart w:id="52" w:name="_Toc167967118"/>
+      <w:bookmarkStart w:id="53" w:name="_Toc230007270"/>
       <w:r>
         <w:lastRenderedPageBreak/>
         <w:t>Перечень</w:t>
@@ -11890,9 +11747,9 @@
       <w:r>
         <w:t>ресурсов</w:t>
       </w:r>
-      <w:bookmarkEnd w:id="42"/>
-      <w:bookmarkEnd w:id="43"/>
-      <w:bookmarkEnd w:id="44"/>
+      <w:bookmarkEnd w:id="51"/>
+      <w:bookmarkEnd w:id="52"/>
+      <w:bookmarkEnd w:id="53"/>
     </w:p>
     <w:p>
       <w:pPr>
@@ -11947,23 +11804,17 @@
       </w:pPr>
       <w:proofErr w:type="spellStart"/>
       <w:r>
-        <w:t>Керриган</w:t>
+        <w:t>Черчхаус</w:t>
       </w:r>
       <w:proofErr w:type="spellEnd"/>
       <w:r>
-        <w:t xml:space="preserve"> М. Взламывая код Энигмы. Как расшифрованный код помог выиграть Вторую мировую войну. </w:t>
+        <w:t xml:space="preserve"> Роберт. Коды и шифры. Юлий Цезарь, Энигма и Интернет. – 2-е изд. – Москва: Весь мир, 2005. </w:t>
       </w:r>
       <w:r>
         <w:t>–</w:t>
       </w:r>
       <w:r>
-        <w:t xml:space="preserve"> М</w:t>
-      </w:r>
-      <w:r>
-        <w:t>осква</w:t>
-      </w:r>
-      <w:r>
-        <w:t>.: АСТ, 2021. – 288 с.</w:t>
+        <w:t xml:space="preserve"> 302 с.</w:t>
       </w:r>
     </w:p>
     <w:p>
@@ -11974,8 +11825,25 @@
         </w:numPr>
         <w:ind w:left="0" w:firstLine="709"/>
       </w:pPr>
-      <w:r>
-        <w:t>Лайнер Л.Д. Энигма: как был взломан немецкий шифратор. – Москва: Вече, 2021. – 309 с.</w:t>
+      <w:proofErr w:type="spellStart"/>
+      <w:r>
+        <w:t>Керриган</w:t>
+      </w:r>
+      <w:proofErr w:type="spellEnd"/>
+      <w:r>
+        <w:t xml:space="preserve"> М. Взламывая код Энигмы. Как расшифрованный код помог выиграть Вторую мировую войну. </w:t>
+      </w:r>
+      <w:r>
+        <w:t>–</w:t>
+      </w:r>
+      <w:r>
+        <w:t xml:space="preserve"> М</w:t>
+      </w:r>
+      <w:r>
+        <w:t>осква</w:t>
+      </w:r>
+      <w:r>
+        <w:t>.: АСТ, 2021. – 288 с.</w:t>
       </w:r>
     </w:p>
     <w:p>
@@ -11986,31 +11854,30 @@
         </w:numPr>
         <w:ind w:left="0" w:firstLine="709"/>
       </w:pPr>
-      <w:proofErr w:type="spellStart"/>
-      <w:r>
-        <w:t>Черчхаус</w:t>
-      </w:r>
-      <w:proofErr w:type="spellEnd"/>
-      <w:r>
-        <w:t xml:space="preserve"> Роберт. Коды и шифры. Юлий Цезарь, Энигма и Интернет. </w:t>
-      </w:r>
-      <w:r>
-        <w:t>–</w:t>
-      </w:r>
-      <w:r>
-        <w:t xml:space="preserve"> 2-е изд. </w:t>
-      </w:r>
-      <w:r>
-        <w:t>–</w:t>
-      </w:r>
-      <w:r>
-        <w:t xml:space="preserve"> Москва: Весь мир, 2005. </w:t>
-      </w:r>
-      <w:r>
-        <w:t>–</w:t>
-      </w:r>
-      <w:r>
-        <w:t xml:space="preserve"> 302 с.</w:t>
+      <w:r>
+        <w:t>Еникеев</w:t>
+      </w:r>
+      <w:r>
+        <w:t xml:space="preserve"> </w:t>
+      </w:r>
+      <w:r>
+        <w:t>С. Ю. «Криптография и защита информации». — М</w:t>
+      </w:r>
+      <w:r>
+        <w:t>осква</w:t>
+      </w:r>
+      <w:r>
+        <w:t>.: Изд</w:t>
+      </w:r>
+      <w:r>
+        <w:noBreakHyphen/>
+        <w:t>во МГТУ им. Н. Э. Баумана, 20</w:t>
+      </w:r>
+      <w:r>
+        <w:t>22</w:t>
+      </w:r>
+      <w:r>
+        <w:t>. — 440 с.</w:t>
       </w:r>
     </w:p>
     <w:p>
@@ -12022,30 +11889,13 @@
         <w:ind w:left="0" w:firstLine="709"/>
       </w:pPr>
       <w:r>
-        <w:t>Еникеев</w:t>
-      </w:r>
-      <w:r>
-        <w:t xml:space="preserve"> </w:t>
-      </w:r>
-      <w:r>
-        <w:t>С. Ю. «Криптография и защита информации». — М</w:t>
-      </w:r>
-      <w:r>
-        <w:t>осква</w:t>
-      </w:r>
-      <w:r>
-        <w:t>.: Изд</w:t>
-      </w:r>
-      <w:r>
-        <w:noBreakHyphen/>
-        <w:t>во МГТУ им. Н. Э. Баумана, 20</w:t>
-      </w:r>
-      <w:r>
-        <w:t>22</w:t>
-      </w:r>
-      <w:r>
-        <w:t>. — 440 с.</w:t>
-      </w:r>
+        <w:t>Лайнер Л.Д. Энигма: как был взломан немецкий шифратор. – Москва: Вече, 2021. – 309 с.</w:t>
+      </w:r>
+    </w:p>
+    <w:p>
+      <w:pPr>
+        <w:ind w:left="709" w:firstLine="0"/>
+      </w:pPr>
     </w:p>
     <w:p>
       <w:pPr>
@@ -12068,28 +11918,35 @@
         <w:rPr>
           <w:rFonts w:ascii="Cambria" w:hAnsi="Cambria"/>
           <w:spacing w:val="-4"/>
-        </w:rPr>
-      </w:pPr>
-      <w:bookmarkStart w:id="45" w:name="_Toc153065175"/>
-      <w:bookmarkStart w:id="46" w:name="_Toc153065338"/>
-      <w:bookmarkStart w:id="47" w:name="_Toc154064296"/>
-      <w:bookmarkStart w:id="48" w:name="_Toc163185600"/>
-      <w:bookmarkStart w:id="49" w:name="_Toc167967119"/>
-      <w:bookmarkStart w:id="50" w:name="_Toc216657723"/>
+          <w:lang w:val="en-US"/>
+        </w:rPr>
+      </w:pPr>
+      <w:bookmarkStart w:id="54" w:name="_Toc153065175"/>
+      <w:bookmarkStart w:id="55" w:name="_Toc153065338"/>
+      <w:bookmarkStart w:id="56" w:name="_Toc154064296"/>
+      <w:bookmarkStart w:id="57" w:name="_Toc163185600"/>
+      <w:bookmarkStart w:id="58" w:name="_Toc167967119"/>
+      <w:bookmarkStart w:id="59" w:name="_Toc230007271"/>
       <w:r>
         <w:lastRenderedPageBreak/>
         <w:t>Приложение</w:t>
       </w:r>
       <w:r>
+        <w:rPr>
+          <w:lang w:val="en-US"/>
+        </w:rPr>
         <w:t xml:space="preserve"> </w:t>
       </w:r>
       <w:r>
         <w:t>А</w:t>
       </w:r>
-      <w:bookmarkEnd w:id="45"/>
-      <w:bookmarkEnd w:id="46"/>
-      <w:bookmarkEnd w:id="47"/>
-      <w:r>
+      <w:bookmarkEnd w:id="54"/>
+      <w:bookmarkEnd w:id="55"/>
+      <w:bookmarkEnd w:id="56"/>
+      <w:r>
+        <w:rPr>
+          <w:lang w:val="en-US"/>
+        </w:rPr>
         <w:t xml:space="preserve"> </w:t>
       </w:r>
       <w:r>
@@ -12102,6 +11959,7 @@
         <w:rPr>
           <w:rFonts w:ascii="Cambria" w:hAnsi="Cambria"/>
           <w:spacing w:val="-9"/>
+          <w:lang w:val="en-US"/>
         </w:rPr>
         <w:t xml:space="preserve"> </w:t>
       </w:r>
@@ -12112,9 +11970,9 @@
         </w:rPr>
         <w:t>кода</w:t>
       </w:r>
-      <w:bookmarkEnd w:id="48"/>
-      <w:bookmarkEnd w:id="49"/>
-      <w:bookmarkEnd w:id="50"/>
+      <w:bookmarkEnd w:id="57"/>
+      <w:bookmarkEnd w:id="58"/>
+      <w:bookmarkEnd w:id="59"/>
     </w:p>
     <w:p>
       <w:pPr>
@@ -12140,7 +11998,7 @@
         </w:rPr>
         <w:br/>
       </w:r>
-      <w:bookmarkEnd w:id="10"/>
+      <w:bookmarkEnd w:id="9"/>
       <w:r>
         <w:rPr>
           <w:rFonts w:ascii="Courier New" w:hAnsi="Courier New" w:cs="Courier New"/>
@@ -24987,7 +24845,7 @@
   <w:style w:type="paragraph" w:default="1" w:styleId="a1">
     <w:name w:val="Normal"/>
     <w:qFormat/>
-    <w:rsid w:val="0032405A"/>
+    <w:rsid w:val="00781A4F"/>
     <w:pPr>
       <w:widowControl w:val="0"/>
       <w:spacing w:after="0" w:line="360" w:lineRule="auto"/>
@@ -25091,6 +24949,7 @@
   <w:style w:type="character" w:default="1" w:styleId="a2">
     <w:name w:val="Default Paragraph Font"/>
     <w:uiPriority w:val="1"/>
+    <w:semiHidden/>
     <w:unhideWhenUsed/>
   </w:style>
   <w:style w:type="table" w:default="1" w:styleId="a3">

--- a/8 семестр/Криптографическая защита/Курсовая работа/Документация/Ковалец Илья ВКБ42 Курсовая работа.docx
+++ b/8 семестр/Криптографическая защита/Курсовая работа/Документация/Ковалец Илья ВКБ42 Курсовая работа.docx
@@ -1188,7 +1188,6 @@
         </w:rPr>
         <w:t xml:space="preserve"> </w:t>
       </w:r>
-      <w:proofErr w:type="gramStart"/>
       <w:r>
         <w:rPr>
           <w:sz w:val="24"/>
@@ -1210,7 +1209,6 @@
         </w:rPr>
         <w:tab/>
       </w:r>
-      <w:proofErr w:type="gramEnd"/>
       <w:r>
         <w:rPr>
           <w:sz w:val="24"/>
@@ -5744,15 +5742,15 @@
       </w:pPr>
       <w:bookmarkStart w:id="7" w:name="_Toc163185566"/>
       <w:bookmarkStart w:id="8" w:name="_Toc167967101"/>
-      <w:bookmarkStart w:id="9" w:name="_Hlk167968177"/>
-      <w:bookmarkStart w:id="10" w:name="_Toc230007253"/>
+      <w:bookmarkStart w:id="9" w:name="_Toc230007253"/>
+      <w:bookmarkStart w:id="10" w:name="_Hlk167968177"/>
       <w:r>
         <w:lastRenderedPageBreak/>
         <w:t>Введение</w:t>
       </w:r>
       <w:bookmarkEnd w:id="7"/>
       <w:bookmarkEnd w:id="8"/>
-      <w:bookmarkEnd w:id="10"/>
+      <w:bookmarkEnd w:id="9"/>
     </w:p>
     <w:p>
       <w:pPr>
@@ -5845,7 +5843,7 @@
         <w:rPr>
           <w:rFonts w:eastAsia="Times New Roman" w:cs="Times New Roman"/>
         </w:rPr>
-        <w:t>Целью курсовой работы является разработка программного средства, демонстрирующего работу трёхроторной машины Энигма с поддержкой полной механики (включая двойной шаг), обеспечивающего корректное шифрование и дешифрование текста, а также наглядное отображение текущего состояния роторов.</w:t>
+        <w:t>Целью курсовой работы является разработка программного средства, демонстрирующего работу трёхроторной машины Энигма с поддержкой полной механики, обеспечивающего корректное шифрование и дешифрование текста, а также наглядное отображение текущего состояния роторов.</w:t>
       </w:r>
     </w:p>
     <w:p>
@@ -6000,13 +5998,13 @@
           <w:numId w:val="7"/>
         </w:numPr>
       </w:pPr>
-      <w:bookmarkStart w:id="11" w:name="_Toc167967103"/>
-      <w:bookmarkStart w:id="12" w:name="_Toc230007254"/>
+      <w:bookmarkStart w:id="11" w:name="_Toc230007254"/>
+      <w:bookmarkStart w:id="12" w:name="_Toc167967103"/>
       <w:r>
         <w:lastRenderedPageBreak/>
         <w:t>Теоретические основы шифровальной машины Энигма</w:t>
       </w:r>
-      <w:bookmarkEnd w:id="12"/>
+      <w:bookmarkEnd w:id="11"/>
     </w:p>
     <w:p>
       <w:pPr>
@@ -6026,26 +6024,13 @@
         <w:spacing w:before="0" w:after="0"/>
       </w:pPr>
       <w:r>
-        <w:t xml:space="preserve">Энигма относится к классу симметричных поточных шифров с меняющимся ключом. В отличие от классических шифров простой замены, где каждая буква всегда заменяется на одну и ту же, в Энигме преобразование символа зависит от его позиции в сообщении благодаря механизму поворота роторов. Это позволяет существенно усложнить криптоанализ, так как статистическая структура открытого текста «размазывается» по </w:t>
-      </w:r>
-      <w:proofErr w:type="spellStart"/>
-      <w:r>
-        <w:t>шифртексту</w:t>
-      </w:r>
-      <w:proofErr w:type="spellEnd"/>
+        <w:t>Энигма относится к классу симметричных поточных шифров с меняющимся ключом. В отличие от классических шифров простой замены, где каждая буква всегда заменяется на одну и ту же, в Энигме преобразование символа зависит от его позиции в сообщении благодаря механизму поворота роторов. Это позволяет существенно усложнить криптоанализ, так как статистическая структура открытого текста «размазывается» по шифртексту</w:t>
+      </w:r>
       <w:r>
         <w:t xml:space="preserve"> [1].</w:t>
       </w:r>
       <w:r>
-        <w:t xml:space="preserve"> Основными компонентами машины являются: роторы (коммутационные диски), рефлектор, шаговый механизм и коммутационная панель. Каждый из этих элементов вносит свой вклад в сложность преобразования, а их комбинация создаёт шифр, который оставался </w:t>
-      </w:r>
-      <w:proofErr w:type="spellStart"/>
-      <w:r>
-        <w:t>невзломанным</w:t>
-      </w:r>
-      <w:proofErr w:type="spellEnd"/>
-      <w:r>
-        <w:t xml:space="preserve"> для противника в течение длительного времени</w:t>
+        <w:t xml:space="preserve"> Основными компонентами машины являются: роторы (коммутационные диски), рефлектор, шаговый механизм и коммутационная панель. Каждый из этих элементов вносит свой вклад в сложность преобразования, а их комбинация создаёт шифр, который оставался невзломанным для противника в течение длительного времени</w:t>
       </w:r>
       <w:r>
         <w:t>.</w:t>
@@ -6071,7 +6056,7 @@
         <w:pStyle w:val="a0"/>
       </w:pPr>
       <w:bookmarkStart w:id="13" w:name="_Toc230007255"/>
-      <w:bookmarkEnd w:id="11"/>
+      <w:bookmarkEnd w:id="12"/>
       <w:r>
         <w:lastRenderedPageBreak/>
         <w:t>История создания и модификации</w:t>
@@ -6090,69 +6075,19 @@
         <w:spacing w:before="0" w:after="0"/>
       </w:pPr>
       <w:r>
-        <w:t xml:space="preserve">История шифровальной машины Энигма начинается в конце Первой мировой войны. Немецкий инженер-электрик Артур </w:t>
-      </w:r>
-      <w:proofErr w:type="spellStart"/>
-      <w:r>
-        <w:t>Шербиус</w:t>
-      </w:r>
-      <w:proofErr w:type="spellEnd"/>
-      <w:r>
-        <w:t xml:space="preserve">, имея глубокие познания в электротехнике, в 1918 году подал патент на шифровальное устройство, однако война закончилась, и военное ведомство не проявило интереса к изобретению. В 1923 году </w:t>
-      </w:r>
-      <w:proofErr w:type="spellStart"/>
-      <w:r>
-        <w:t>Шербиус</w:t>
-      </w:r>
-      <w:proofErr w:type="spellEnd"/>
-      <w:r>
-        <w:t xml:space="preserve"> основал акционерное общество </w:t>
-      </w:r>
-      <w:proofErr w:type="spellStart"/>
-      <w:r>
-        <w:t>Chiffriermaschinen-Aktiengesellschaft</w:t>
-      </w:r>
-      <w:proofErr w:type="spellEnd"/>
-      <w:r>
-        <w:t xml:space="preserve"> (</w:t>
-      </w:r>
-      <w:proofErr w:type="spellStart"/>
-      <w:r>
-        <w:t>ChiMaAG</w:t>
-      </w:r>
-      <w:proofErr w:type="spellEnd"/>
-      <w:r>
-        <w:t>) и начал продвижение машины под коммерческим названием «</w:t>
-      </w:r>
-      <w:proofErr w:type="spellStart"/>
-      <w:proofErr w:type="gramStart"/>
-      <w:r>
-        <w:t>Enigma</w:t>
-      </w:r>
-      <w:proofErr w:type="spellEnd"/>
-      <w:r>
-        <w:t xml:space="preserve">» </w:t>
+        <w:t xml:space="preserve">История шифровальной машины Энигма начинается в конце Первой мировой войны. Немецкий инженер-электрик Артур Шербиус, имея глубокие познания в электротехнике, в 1918 году подал патент на шифровальное устройство, однако война закончилась, и военное ведомство не проявило интереса к изобретению. В 1923 году Шербиус основал акционерное общество Chiffriermaschinen-Aktiengesellschaft (ChiMaAG) и начал продвижение машины под коммерческим названием «Enigma» </w:t>
       </w:r>
       <w:r>
         <w:t xml:space="preserve"> </w:t>
       </w:r>
       <w:r>
-        <w:t>от</w:t>
-      </w:r>
-      <w:proofErr w:type="gramEnd"/>
-      <w:r>
-        <w:t xml:space="preserve"> греческого слова «загадка». Первая публичная демонстрация состоялась в 1923 году на конгрессе Всемирного почтового союза, а в 1924 году был показан сеанс зашифрованной связи в Стокгольме. Коммерческие модели того времени </w:t>
+        <w:t xml:space="preserve">от греческого слова «загадка». Первая публичная демонстрация состоялась в 1923 году на конгрессе Всемирного почтового союза, а в 1924 году был показан сеанс зашифрованной связи в Стокгольме. Коммерческие модели того времени </w:t>
       </w:r>
       <w:r>
         <w:t xml:space="preserve">– </w:t>
       </w:r>
-      <w:proofErr w:type="spellStart"/>
-      <w:r>
-        <w:t>Enigma</w:t>
-      </w:r>
-      <w:proofErr w:type="spellEnd"/>
-      <w:r>
-        <w:t xml:space="preserve"> A, B, C, D предлагались банкам и промышленным корпорациям для защиты коммерческой переписки, но массового спроса не получили.</w:t>
+      <w:r>
+        <w:t>Enigma A, B, C, D предлагались банкам и промышленным корпорациям для защиты коммерческой переписки, но массового спроса не получили.</w:t>
       </w:r>
     </w:p>
     <w:p>
@@ -6164,67 +6099,31 @@
         <w:t>К</w:t>
       </w:r>
       <w:r>
-        <w:t xml:space="preserve"> середине 1920-х годов германские военные обратили внимание на разработки </w:t>
-      </w:r>
-      <w:proofErr w:type="spellStart"/>
-      <w:r>
-        <w:t>Шербиуса</w:t>
-      </w:r>
-      <w:proofErr w:type="spellEnd"/>
-      <w:r>
-        <w:t xml:space="preserve">. В 1925 году военно-морские силы </w:t>
+        <w:t xml:space="preserve"> середине 1920-х годов германские военные обратили внимание на разработки Шербиуса. В 1925 году военно-морские силы </w:t>
       </w:r>
       <w:r>
         <w:t xml:space="preserve">– </w:t>
       </w:r>
-      <w:proofErr w:type="spellStart"/>
       <w:r>
         <w:t>Reichsmarine</w:t>
       </w:r>
-      <w:proofErr w:type="spellEnd"/>
       <w:r>
         <w:t>,</w:t>
       </w:r>
       <w:r>
-        <w:t xml:space="preserve"> начали изучение роторных машин, а в 1926 году приняли на вооружение модифицированную версию </w:t>
-      </w:r>
-      <w:proofErr w:type="spellStart"/>
-      <w:r>
-        <w:t>Enigma</w:t>
-      </w:r>
-      <w:proofErr w:type="spellEnd"/>
-      <w:r>
-        <w:t xml:space="preserve"> D под названием </w:t>
-      </w:r>
-      <w:proofErr w:type="spellStart"/>
-      <w:r>
-        <w:t>Funkschlüssel</w:t>
-      </w:r>
-      <w:proofErr w:type="spellEnd"/>
-      <w:r>
-        <w:t xml:space="preserve"> C. Вскоре армия </w:t>
+        <w:t xml:space="preserve"> начали изучение роторных машин, а в 1926 году приняли на вооружение модифицированную версию Enigma D под названием Funkschlüssel C. Вскоре армия </w:t>
       </w:r>
       <w:r>
         <w:t xml:space="preserve">– </w:t>
       </w:r>
-      <w:proofErr w:type="spellStart"/>
       <w:r>
         <w:t>Reichswehr</w:t>
       </w:r>
-      <w:proofErr w:type="spellEnd"/>
       <w:r>
         <w:t>,</w:t>
       </w:r>
       <w:r>
-        <w:t xml:space="preserve"> закупила партию </w:t>
-      </w:r>
-      <w:proofErr w:type="spellStart"/>
-      <w:r>
-        <w:t>Enigma</w:t>
-      </w:r>
-      <w:proofErr w:type="spellEnd"/>
-      <w:r>
-        <w:t xml:space="preserve"> G. Главным отличием военных моделей от коммерческих стало наличие коммутационной панели, позволявшей переключать до шести пар букв и создававшей дополнительный слой замены. Это превращало Энигму из сложного подстановочного шифра в практически неприступную для ручного криптоанализа систему</w:t>
+        <w:t xml:space="preserve"> закупила партию Enigma G. Главным отличием военных моделей от коммерческих стало наличие коммутационной панели, позволявшей переключать до шести пар букв и создававшей дополнительный слой замены. Это превращало Энигму из сложного подстановочного шифра в практически неприступную для ручного криптоанализа систему</w:t>
       </w:r>
       <w:r>
         <w:t>.</w:t>
@@ -6236,23 +6135,7 @@
         <w:spacing w:before="0" w:after="0"/>
       </w:pPr>
       <w:r>
-        <w:t xml:space="preserve">К началу 1930-х годов на вооружении вермахта состояла стандартная модель </w:t>
-      </w:r>
-      <w:proofErr w:type="spellStart"/>
-      <w:r>
-        <w:t>Enigma</w:t>
-      </w:r>
-      <w:proofErr w:type="spellEnd"/>
-      <w:r>
-        <w:t xml:space="preserve"> I для армии и люфтваффе, а военно-морской флот использовал версию </w:t>
-      </w:r>
-      <w:proofErr w:type="spellStart"/>
-      <w:r>
-        <w:t>Funkschlüssel</w:t>
-      </w:r>
-      <w:proofErr w:type="spellEnd"/>
-      <w:r>
-        <w:t xml:space="preserve"> M (M3)</w:t>
+        <w:t>К началу 1930-х годов на вооружении вермахта состояла стандартная модель Enigma I для армии и люфтваффе, а военно-морской флот использовал версию Funkschlüssel M (M3)</w:t>
       </w:r>
       <w:r>
         <w:t>,</w:t>
@@ -6386,8 +6269,8 @@
       <w:bookmarkStart w:id="24" w:name="_Toc195125930"/>
       <w:bookmarkStart w:id="25" w:name="_Toc195131367"/>
       <w:bookmarkStart w:id="26" w:name="_Toc195634692"/>
-      <w:bookmarkStart w:id="27" w:name="_Toc167967111"/>
-      <w:bookmarkStart w:id="28" w:name="_Toc230007256"/>
+      <w:bookmarkStart w:id="27" w:name="_Toc230007256"/>
+      <w:bookmarkStart w:id="28" w:name="_Toc167967111"/>
       <w:bookmarkEnd w:id="14"/>
       <w:bookmarkEnd w:id="15"/>
       <w:bookmarkEnd w:id="16"/>
@@ -6426,9 +6309,8 @@
           <w:b w:val="0"/>
           <w:sz w:val="28"/>
         </w:rPr>
-        <w:t xml:space="preserve"> все они ежедневно полагались на эту машину для защиты своих коммуникаций. Стандартной армейской моделью оставалась трёхроторная </w:t>
-      </w:r>
-      <w:proofErr w:type="spellStart"/>
+        <w:t xml:space="preserve"> все они ежедневно полагались на эту машину для защиты своих коммуникаций. Стандартной армейской моделью оставалась трёхроторная Enigma I, отличавшаяся от довоенной версии лишь незначительными улучшениями. Люфтваффе, помимо Enigma I, использовала упрощённую модель Enigma II с двумя роторами для менее секретной связи. В оккупированных странах и вспомогательных службах применялись трофейные или специально выпущенные версии, что создавало дополнительную путаницу для союзных криптоаналитиков</w:t>
+      </w:r>
       <w:r>
         <w:rPr>
           <w:rStyle w:val="af8"/>
@@ -6436,19 +6318,22 @@
           <w:b w:val="0"/>
           <w:sz w:val="28"/>
         </w:rPr>
-        <w:t>Enigma</w:t>
-      </w:r>
-      <w:proofErr w:type="spellEnd"/>
-      <w:r>
+        <w:t>.</w:t>
+      </w:r>
+      <w:bookmarkEnd w:id="27"/>
+    </w:p>
+    <w:p>
+      <w:pPr>
+        <w:pStyle w:val="af9"/>
+        <w:spacing w:before="0" w:after="0"/>
         <w:rPr>
           <w:rStyle w:val="af8"/>
           <w:rFonts w:eastAsia="Arial Unicode MS"/>
           <w:b w:val="0"/>
           <w:sz w:val="28"/>
         </w:rPr>
-        <w:t xml:space="preserve"> I, отличавшаяся от довоенной версии лишь незначительными улучшениями. Люфтваффе, помимо </w:t>
-      </w:r>
-      <w:proofErr w:type="spellStart"/>
+      </w:pPr>
+      <w:bookmarkStart w:id="29" w:name="_Toc230007257"/>
       <w:r>
         <w:rPr>
           <w:rStyle w:val="af8"/>
@@ -6456,109 +6341,7 @@
           <w:b w:val="0"/>
           <w:sz w:val="28"/>
         </w:rPr>
-        <w:t>Enigma</w:t>
-      </w:r>
-      <w:proofErr w:type="spellEnd"/>
-      <w:r>
-        <w:rPr>
-          <w:rStyle w:val="af8"/>
-          <w:rFonts w:eastAsia="Arial Unicode MS"/>
-          <w:b w:val="0"/>
-          <w:sz w:val="28"/>
-        </w:rPr>
-        <w:t xml:space="preserve"> I, использовала упрощённую модель </w:t>
-      </w:r>
-      <w:proofErr w:type="spellStart"/>
-      <w:r>
-        <w:rPr>
-          <w:rStyle w:val="af8"/>
-          <w:rFonts w:eastAsia="Arial Unicode MS"/>
-          <w:b w:val="0"/>
-          <w:sz w:val="28"/>
-        </w:rPr>
-        <w:t>Enigma</w:t>
-      </w:r>
-      <w:proofErr w:type="spellEnd"/>
-      <w:r>
-        <w:rPr>
-          <w:rStyle w:val="af8"/>
-          <w:rFonts w:eastAsia="Arial Unicode MS"/>
-          <w:b w:val="0"/>
-          <w:sz w:val="28"/>
-        </w:rPr>
-        <w:t xml:space="preserve"> II с двумя роторами для менее секретной связи. В оккупированных странах и вспомогательных службах применялись трофейные или специально выпущенные версии, что создавало дополнительную путаницу для союзных криптоаналитиков</w:t>
-      </w:r>
-      <w:r>
-        <w:rPr>
-          <w:rStyle w:val="af8"/>
-          <w:rFonts w:eastAsia="Arial Unicode MS"/>
-          <w:b w:val="0"/>
-          <w:sz w:val="28"/>
-        </w:rPr>
-        <w:t>.</w:t>
-      </w:r>
-      <w:bookmarkEnd w:id="28"/>
-    </w:p>
-    <w:p>
-      <w:pPr>
-        <w:pStyle w:val="af9"/>
-        <w:spacing w:before="0" w:after="0"/>
-        <w:rPr>
-          <w:rStyle w:val="af8"/>
-          <w:rFonts w:eastAsia="Arial Unicode MS"/>
-          <w:b w:val="0"/>
-          <w:sz w:val="28"/>
-        </w:rPr>
-      </w:pPr>
-      <w:bookmarkStart w:id="29" w:name="_Toc230007257"/>
-      <w:r>
-        <w:rPr>
-          <w:rStyle w:val="af8"/>
-          <w:rFonts w:eastAsia="Arial Unicode MS"/>
-          <w:b w:val="0"/>
-          <w:sz w:val="28"/>
-        </w:rPr>
-        <w:t xml:space="preserve">Наиболее сложной и защищённой была морская версия Энигмы, используемая кригсмарине. Если армейская </w:t>
-      </w:r>
-      <w:proofErr w:type="spellStart"/>
-      <w:r>
-        <w:rPr>
-          <w:rStyle w:val="af8"/>
-          <w:rFonts w:eastAsia="Arial Unicode MS"/>
-          <w:b w:val="0"/>
-          <w:sz w:val="28"/>
-        </w:rPr>
-        <w:t>Enigma</w:t>
-      </w:r>
-      <w:proofErr w:type="spellEnd"/>
-      <w:r>
-        <w:rPr>
-          <w:rStyle w:val="af8"/>
-          <w:rFonts w:eastAsia="Arial Unicode MS"/>
-          <w:b w:val="0"/>
-          <w:sz w:val="28"/>
-        </w:rPr>
-        <w:t xml:space="preserve"> I к 1940 году считалась потенциально уязвимой, то морская M3 и особенно M4 оставались серьёзным вызовом. Четырёхроторная </w:t>
-      </w:r>
-      <w:proofErr w:type="spellStart"/>
-      <w:r>
-        <w:rPr>
-          <w:rStyle w:val="af8"/>
-          <w:rFonts w:eastAsia="Arial Unicode MS"/>
-          <w:b w:val="0"/>
-          <w:sz w:val="28"/>
-        </w:rPr>
-        <w:t>Enigma</w:t>
-      </w:r>
-      <w:proofErr w:type="spellEnd"/>
-      <w:r>
-        <w:rPr>
-          <w:rStyle w:val="af8"/>
-          <w:rFonts w:eastAsia="Arial Unicode MS"/>
-          <w:b w:val="0"/>
-          <w:sz w:val="28"/>
-        </w:rPr>
-        <w:t xml:space="preserve"> M4, принятая на вооружение подводных лодок в 1942 году, добавляла четвёртый ротор, что увеличивало ключевое пространство в 26 раз по сравнению с трёхроторной версией. Кроме того, морские варианты имели более сложные процедуры шифрования: операторы использовали специальные таблицы с ключами и кодовые книги для краткого кодирования тактической информации, что ещё больше усложняло задачу взлома</w:t>
+        <w:t>Наиболее сложной и защищённой была морская версия Энигмы, используемая кригсмарине. Если армейская Enigma I к 1940 году считалась потенциально уязвимой, то морская M3 и особенно M4 оставались серьёзным вызовом. Четырёхроторная Enigma M4, принятая на вооружение подводных лодок в 1942 году, добавляла четвёртый ротор, что увеличивало ключевое пространство в 26 раз по сравнению с трёхроторной версией. Кроме того, морские варианты имели более сложные процедуры шифрования: операторы использовали специальные таблицы с ключами и кодовые книги для краткого кодирования тактической информации, что ещё больше усложняло задачу взлома</w:t>
       </w:r>
       <w:r>
         <w:rPr>
@@ -6627,7 +6410,7 @@
       </w:pPr>
       <w:bookmarkStart w:id="30" w:name="_Toc216657710"/>
       <w:bookmarkStart w:id="31" w:name="_Toc230007258"/>
-      <w:bookmarkEnd w:id="27"/>
+      <w:bookmarkEnd w:id="28"/>
       <w:bookmarkEnd w:id="30"/>
       <w:bookmarkEnd w:id="31"/>
     </w:p>
@@ -6702,15 +6485,7 @@
         <w:t>–</w:t>
       </w:r>
       <w:r>
-        <w:t xml:space="preserve"> специального углубления, которое при достижении определённого положения зацепляет рычаг, поворачивающий следующий ротор на один шаг. Это создаёт эффект «</w:t>
-      </w:r>
-      <w:proofErr w:type="spellStart"/>
-      <w:r>
-        <w:t>одноалфавитного</w:t>
-      </w:r>
-      <w:proofErr w:type="spellEnd"/>
-      <w:r>
-        <w:t xml:space="preserve">» шифра с усложнением: первый ротор поворачивается при каждом нажатии клавиши, второй </w:t>
+        <w:t xml:space="preserve"> специального углубления, которое при достижении определённого положения зацепляет рычаг, поворачивающий следующий ротор на один шаг. Это создаёт эффект «одноалфавитного» шифра с усложнением: первый ротор поворачивается при каждом нажатии клавиши, второй </w:t>
       </w:r>
       <w:r>
         <w:t>–</w:t>
@@ -6825,15 +6600,7 @@
         <w:t xml:space="preserve"> которая </w:t>
       </w:r>
       <w:r>
-        <w:t xml:space="preserve">считалась открытой, а определялась исключительно ключом: выбором роторов, их порядком, начальными положениями и настройками колец. Это соответствует принципу </w:t>
-      </w:r>
-      <w:proofErr w:type="spellStart"/>
-      <w:r>
-        <w:t>Керкгоффса</w:t>
-      </w:r>
-      <w:proofErr w:type="spellEnd"/>
-      <w:r>
-        <w:t xml:space="preserve"> </w:t>
+        <w:t xml:space="preserve">считалась открытой, а определялась исключительно ключом: выбором роторов, их порядком, начальными положениями и настройками колец. Это соответствует принципу Керкгоффса </w:t>
       </w:r>
       <w:r>
         <w:t>–</w:t>
@@ -6957,15 +6724,7 @@
     </w:p>
     <w:p>
       <w:r>
-        <w:t xml:space="preserve">В различных модификациях Энигмы использовались разные типы рефлекторов. В стандартной </w:t>
-      </w:r>
-      <w:proofErr w:type="spellStart"/>
-      <w:r>
-        <w:t>Enigma</w:t>
-      </w:r>
-      <w:proofErr w:type="spellEnd"/>
-      <w:r>
-        <w:t xml:space="preserve"> I применялся рефлектор B, в морской версии M4 </w:t>
+        <w:t xml:space="preserve">В различных модификациях Энигмы использовались разные типы рефлекторов. В стандартной Enigma I применялся рефлектор B, в морской версии M4 </w:t>
       </w:r>
       <w:r>
         <w:lastRenderedPageBreak/>
@@ -8836,25 +8595,7 @@
           <w:b w:val="0"/>
           <w:bCs w:val="0"/>
         </w:rPr>
-        <w:t xml:space="preserve">Одним из ключевых свойств Энигмы является полная симметричность процессов шифрования и дешифрования. Это означает, что если установить машину в одинаковое начальное состояние, то при вводе открытого текста на выходе получится шифртекст, а при вводе полученного </w:t>
-      </w:r>
-      <w:proofErr w:type="spellStart"/>
-      <w:r>
-        <w:rPr>
-          <w:rStyle w:val="afd"/>
-          <w:b w:val="0"/>
-          <w:bCs w:val="0"/>
-        </w:rPr>
-        <w:t>шифртекста</w:t>
-      </w:r>
-      <w:proofErr w:type="spellEnd"/>
-      <w:r>
-        <w:rPr>
-          <w:rStyle w:val="afd"/>
-          <w:b w:val="0"/>
-          <w:bCs w:val="0"/>
-        </w:rPr>
-        <w:t xml:space="preserve"> </w:t>
+        <w:t xml:space="preserve">Одним из ключевых свойств Энигмы является полная симметричность процессов шифрования и дешифрования. Это означает, что если установить машину в одинаковое начальное состояние, то при вводе открытого текста на выходе получится шифртекст, а при вводе полученного шифртекста </w:t>
       </w:r>
       <w:r>
         <w:rPr>
@@ -9480,25 +9221,23 @@
           <w:b w:val="0"/>
           <w:bCs w:val="0"/>
         </w:rPr>
-        <w:t xml:space="preserve">Первый серьёзный прорыв в криптоанализе Энигмы был совершён в Польше. В 1930-х годах математик Мариан </w:t>
-      </w:r>
-      <w:proofErr w:type="spellStart"/>
+        <w:t xml:space="preserve">Первый серьёзный прорыв в криптоанализе Энигмы был совершён в Польше. В 1930-х годах математик Мариан Реевский из польского Бюро шифров разработал метод «характеристик», основанный на анализе циклов в перестановках, порождаемых Энигмой для заданного ключа. Позже, получив от французской разведки материалы немецкого шпиона, содержавшие таблицы ключей на несколько месяцев, </w:t>
+      </w:r>
       <w:r>
         <w:rPr>
           <w:rStyle w:val="afd"/>
           <w:b w:val="0"/>
           <w:bCs w:val="0"/>
         </w:rPr>
-        <w:t>Реевский</w:t>
-      </w:r>
-      <w:proofErr w:type="spellEnd"/>
+        <w:t>исследователи</w:t>
+      </w:r>
       <w:r>
         <w:rPr>
           <w:rStyle w:val="afd"/>
           <w:b w:val="0"/>
           <w:bCs w:val="0"/>
         </w:rPr>
-        <w:t xml:space="preserve"> из польского Бюро шифров разработал метод «характеристик», основанный на анализе циклов в перестановках, порождаемых Энигмой для заданного ключа. Позже, получив от французской разведки материалы немецкого шпиона, содержавшие таблицы ключей на несколько месяцев, </w:t>
+        <w:t xml:space="preserve"> научились восстанавливать внутреннюю коммутацию роторов. Реевский также сконструировал механическое устройство «циклометр» для автоматизации анализа, а затем и «бомбу» </w:t>
       </w:r>
       <w:r>
         <w:rPr>
@@ -9506,7 +9245,7 @@
           <w:b w:val="0"/>
           <w:bCs w:val="0"/>
         </w:rPr>
-        <w:t>исследователи</w:t>
+        <w:t>–</w:t>
       </w:r>
       <w:r>
         <w:rPr>
@@ -9514,25 +9253,23 @@
           <w:b w:val="0"/>
           <w:bCs w:val="0"/>
         </w:rPr>
-        <w:t xml:space="preserve"> научились восстанавливать внутреннюю коммутацию роторов. </w:t>
-      </w:r>
-      <w:proofErr w:type="spellStart"/>
+        <w:t xml:space="preserve"> электромеханическое устройство, перебиравшее возможные начальные положения роторов</w:t>
+      </w:r>
       <w:r>
         <w:rPr>
           <w:rStyle w:val="afd"/>
           <w:b w:val="0"/>
           <w:bCs w:val="0"/>
         </w:rPr>
-        <w:t>Реевский</w:t>
-      </w:r>
-      <w:proofErr w:type="spellEnd"/>
+        <w:t xml:space="preserve"> [5]</w:t>
+      </w:r>
       <w:r>
         <w:rPr>
           <w:rStyle w:val="afd"/>
           <w:b w:val="0"/>
           <w:bCs w:val="0"/>
         </w:rPr>
-        <w:t xml:space="preserve"> также сконструировал механическое устройство «циклометр» для автоматизации анализа, а затем и «бомбу» </w:t>
+        <w:t>. Однако после того, как немцы усложнили процедуру шифрования, вве</w:t>
       </w:r>
       <w:r>
         <w:rPr>
@@ -9540,7 +9277,7 @@
           <w:b w:val="0"/>
           <w:bCs w:val="0"/>
         </w:rPr>
-        <w:t>–</w:t>
+        <w:t>дя</w:t>
       </w:r>
       <w:r>
         <w:rPr>
@@ -9548,7 +9285,7 @@
           <w:b w:val="0"/>
           <w:bCs w:val="0"/>
         </w:rPr>
-        <w:t xml:space="preserve"> электромеханическое устройство, перебиравшее возможные начальные положения роторов</w:t>
+        <w:t xml:space="preserve"> дополнительные роторы и измени</w:t>
       </w:r>
       <w:r>
         <w:rPr>
@@ -9556,7 +9293,7 @@
           <w:b w:val="0"/>
           <w:bCs w:val="0"/>
         </w:rPr>
-        <w:t xml:space="preserve"> [5]</w:t>
+        <w:t>в</w:t>
       </w:r>
       <w:r>
         <w:rPr>
@@ -9564,74 +9301,24 @@
           <w:b w:val="0"/>
           <w:bCs w:val="0"/>
         </w:rPr>
-        <w:t>. Однако после того, как немцы усложнили процедуру шифрования, вве</w:t>
-      </w:r>
-      <w:r>
+        <w:t xml:space="preserve"> методику передачи ключей, возможностей польских криптоаналитиков стало недостаточно.</w:t>
+      </w:r>
+    </w:p>
+    <w:p>
+      <w:pPr>
         <w:rPr>
           <w:rStyle w:val="afd"/>
           <w:b w:val="0"/>
           <w:bCs w:val="0"/>
         </w:rPr>
-        <w:t>дя</w:t>
-      </w:r>
+      </w:pPr>
       <w:r>
         <w:rPr>
           <w:rStyle w:val="afd"/>
           <w:b w:val="0"/>
           <w:bCs w:val="0"/>
         </w:rPr>
-        <w:t xml:space="preserve"> дополнительные роторы и измени</w:t>
-      </w:r>
-      <w:r>
-        <w:rPr>
-          <w:rStyle w:val="afd"/>
-          <w:b w:val="0"/>
-          <w:bCs w:val="0"/>
-        </w:rPr>
-        <w:t>в</w:t>
-      </w:r>
-      <w:r>
-        <w:rPr>
-          <w:rStyle w:val="afd"/>
-          <w:b w:val="0"/>
-          <w:bCs w:val="0"/>
-        </w:rPr>
-        <w:t xml:space="preserve"> методику передачи ключей, возможностей польских криптоаналитиков стало недостаточно.</w:t>
-      </w:r>
-    </w:p>
-    <w:p>
-      <w:pPr>
-        <w:rPr>
-          <w:rStyle w:val="afd"/>
-          <w:b w:val="0"/>
-          <w:bCs w:val="0"/>
-        </w:rPr>
-      </w:pPr>
-      <w:r>
-        <w:rPr>
-          <w:rStyle w:val="afd"/>
-          <w:b w:val="0"/>
-          <w:bCs w:val="0"/>
-        </w:rPr>
-        <w:t xml:space="preserve">С началом Второй мировой войны и оккупацией Польши работы были переданы британцам. В знаменитом поместье </w:t>
-      </w:r>
-      <w:proofErr w:type="spellStart"/>
-      <w:r>
-        <w:rPr>
-          <w:rStyle w:val="afd"/>
-          <w:b w:val="0"/>
-          <w:bCs w:val="0"/>
-        </w:rPr>
-        <w:t>Блетчли</w:t>
-      </w:r>
-      <w:proofErr w:type="spellEnd"/>
-      <w:r>
-        <w:rPr>
-          <w:rStyle w:val="afd"/>
-          <w:b w:val="0"/>
-          <w:bCs w:val="0"/>
-        </w:rPr>
-        <w:t>-парк группа криптоаналитиков под руководством Алана Тьюринга продолжила взлом Энигмы. Тьюринг усовершенствовал польскую «бомбу», создав более эффективное устройство, которое использовало известные фрагменты открытого текста для быстрого перебора возможных ключей. Британские аналитики также воспользовались рядом процедурных ошибок немцев: повторяющиеся приставки сообщений, стандартные обороты в военной переписке и метеосводки, передаваемые по незащищённым каналам. Взлом Энигмы стал одной из крупнейших разведывательных операций в истории и, по оценкам многих историков, сократил Вторую мировую войну на два-три года, спасая миллионы жизней.</w:t>
+        <w:t>С началом Второй мировой войны и оккупацией Польши работы были переданы британцам. В знаменитом поместье Блетчли-парк группа криптоаналитиков под руководством Алана Тьюринга продолжила взлом Энигмы. Тьюринг усовершенствовал польскую «бомбу», создав более эффективное устройство, которое использовало известные фрагменты открытого текста для быстрого перебора возможных ключей. Британские аналитики также воспользовались рядом процедурных ошибок немцев: повторяющиеся приставки сообщений, стандартные обороты в военной переписке и метеосводки, передаваемые по незащищённым каналам. Взлом Энигмы стал одной из крупнейших разведывательных операций в истории и, по оценкам многих историков, сократил Вторую мировую войну на два-три года, спасая миллионы жизней.</w:t>
       </w:r>
     </w:p>
     <w:p>
@@ -9683,15 +9370,7 @@
     </w:p>
     <w:p>
       <w:r>
-        <w:t xml:space="preserve">Для реализации программной модели шифровальной машины Энигма был выбран язык программирования C# в сочетании со средой разработки Microsoft Visual Studio и платформой Windows </w:t>
-      </w:r>
-      <w:proofErr w:type="spellStart"/>
-      <w:r>
-        <w:t>Forms</w:t>
-      </w:r>
-      <w:proofErr w:type="spellEnd"/>
-      <w:r>
-        <w:t xml:space="preserve"> для создания графического интерфейса. Выбор C# обусловлен его высокой производительностью, строгой типизацией и богатым набором стандартных библиотек, что обеспечивает надёжность и удобство разработки приложений под Windows. Язык обладает отличной поддержкой объектно-ориентированного программирования, что позволяет создавать чистый, модульный и легко поддерживаемый код. Для данной задачи, связанной с моделированием сложной электромеханической системы с роторами, рефлектором, коммутационной панелью и шаговым механизмом, C# оказался оптимальным благодаря простоте работы с коллекциями </w:t>
+        <w:t xml:space="preserve">Для реализации программной модели шифровальной машины Энигма был выбран язык программирования C# в сочетании со средой разработки Microsoft Visual Studio и платформой Windows Forms для создания графического интерфейса. Выбор C# обусловлен его высокой производительностью, строгой типизацией и богатым набором стандартных библиотек, что обеспечивает надёжность и удобство разработки приложений под Windows. Язык обладает отличной поддержкой объектно-ориентированного программирования, что позволяет создавать чистый, модульный и легко поддерживаемый код. Для данной задачи, связанной с моделированием сложной электромеханической системы с роторами, рефлектором, коммутационной панелью и шаговым механизмом, C# оказался оптимальным благодаря простоте работы с коллекциями </w:t>
       </w:r>
       <w:r>
         <w:t xml:space="preserve">в виде </w:t>
@@ -9709,45 +9388,13 @@
         <w:t>ов</w:t>
       </w:r>
       <w:r>
-        <w:t xml:space="preserve">, обработкой символов и событиями клавиатуры, а также высокой скорости выполнения. Наличие удобных элементов управления в Windows </w:t>
-      </w:r>
-      <w:proofErr w:type="spellStart"/>
-      <w:r>
-        <w:t>Forms</w:t>
-      </w:r>
-      <w:proofErr w:type="spellEnd"/>
-      <w:r>
-        <w:t xml:space="preserve"> – таких как </w:t>
-      </w:r>
-      <w:proofErr w:type="spellStart"/>
-      <w:r>
-        <w:t>ComboBox</w:t>
-      </w:r>
-      <w:proofErr w:type="spellEnd"/>
-      <w:r>
-        <w:t xml:space="preserve"> для выбора роторов, </w:t>
-      </w:r>
-      <w:proofErr w:type="spellStart"/>
-      <w:r>
-        <w:t>RichTextBox</w:t>
-      </w:r>
-      <w:proofErr w:type="spellEnd"/>
-      <w:r>
-        <w:t xml:space="preserve"> для вывода логов и пошагового выполнения, а также возможность создания пользовательских элементов, </w:t>
+        <w:t xml:space="preserve">, обработкой символов и событиями клавиатуры, а также высокой скорости выполнения. Наличие удобных элементов управления в Windows Forms – таких как ComboBox для выбора роторов, RichTextBox для вывода логов и пошагового выполнения, а также возможность создания пользовательских элементов, </w:t>
       </w:r>
       <w:r>
         <w:t xml:space="preserve">таких как </w:t>
       </w:r>
       <w:r>
-        <w:t xml:space="preserve">лампочки </w:t>
-      </w:r>
-      <w:proofErr w:type="spellStart"/>
-      <w:r>
-        <w:t>YellowBulb</w:t>
-      </w:r>
-      <w:proofErr w:type="spellEnd"/>
-      <w:r>
-        <w:t xml:space="preserve"> – позволило наглядно реализовать интерфейс, имитирующий реальную машину. Visual Studio обеспечивает отличную отладку, интуитивный дизайнер форм и быструю компиляцию, что существенно ускорило процесс разработки</w:t>
+        <w:t>лампочки YellowBulb – позволило наглядно реализовать интерфейс, имитирующий реальную машину. Visual Studio обеспечивает отличную отладку, интуитивный дизайнер форм и быструю компиляцию, что существенно ускорило процесс разработки</w:t>
       </w:r>
       <w:r>
         <w:t>.</w:t>
@@ -9755,15 +9402,7 @@
     </w:p>
     <w:p>
       <w:r>
-        <w:t xml:space="preserve">Архитектура приложения построена по классической схеме Windows </w:t>
-      </w:r>
-      <w:proofErr w:type="spellStart"/>
-      <w:r>
-        <w:t>Forms</w:t>
-      </w:r>
-      <w:proofErr w:type="spellEnd"/>
-      <w:r>
-        <w:t xml:space="preserve"> с одной основной формой, содержащей все элементы управления. </w:t>
+        <w:t xml:space="preserve">Архитектура приложения построена по классической схеме Windows Forms с одной основной формой, содержащей все элементы управления. </w:t>
       </w:r>
       <w:r>
         <w:t xml:space="preserve">Вся логика шифрования сосредоточена непосредственно в классе формы, что упрощает доступ к элементам интерфейса (положениям роторов, настройкам коммутационной панели, текстовым полям) и позволяет оперативно обновлять состояние лампочек и логов в реальном времени. Такой подход выбран сознательно для демонстрационных целей: он обеспечивает максимальную прозрачность работы программы, позволяя пользователю наблюдать каждый шаг преобразования символа без лишней </w:t>
@@ -9778,23 +9417,7 @@
     </w:p>
     <w:p>
       <w:r>
-        <w:t xml:space="preserve">Особенностью реализации стало активное использование элементов </w:t>
-      </w:r>
-      <w:proofErr w:type="spellStart"/>
-      <w:r>
-        <w:t>ComboBox</w:t>
-      </w:r>
-      <w:proofErr w:type="spellEnd"/>
-      <w:r>
-        <w:t xml:space="preserve"> для динамической настройки параметров машины. Например, выбор роторов из восьми доступных (I–VIII) автоматически обновляет соответствующие текстовые поля с последовательностями коммутации, а выбранные начальные положения роторов синхронизируются с отображением текущей позиции. Коммутационная панель реализована с помощью двадцати </w:t>
-      </w:r>
-      <w:proofErr w:type="spellStart"/>
-      <w:r>
-        <w:t>ComboBox</w:t>
-      </w:r>
-      <w:proofErr w:type="spellEnd"/>
-      <w:r>
-        <w:t>, объединённых в десять пар, причём при изменении выбора в одной паре автоматически обновляются доступные</w:t>
+        <w:t>Особенностью реализации стало активное использование элементов ComboBox для динамической настройки параметров машины. Например, выбор роторов из восьми доступных (I–VIII) автоматически обновляет соответствующие текстовые поля с последовательностями коммутации, а выбранные начальные положения роторов синхронизируются с отображением текущей позиции. Коммутационная панель реализована с помощью двадцати ComboBox, объединённых в десять пар, причём при изменении выбора в одной паре автоматически обновляются доступные</w:t>
       </w:r>
       <w:r>
         <w:t xml:space="preserve"> буквы </w:t>
@@ -9808,15 +9431,7 @@
     </w:p>
     <w:p>
       <w:r>
-        <w:t xml:space="preserve">Ещё одной важной особенностью является подробный пошаговый вывод процесса шифрования в отдельном </w:t>
-      </w:r>
-      <w:proofErr w:type="spellStart"/>
-      <w:r>
-        <w:t>RichTextBox</w:t>
-      </w:r>
-      <w:proofErr w:type="spellEnd"/>
-      <w:r>
-        <w:t xml:space="preserve">. Программа фиксирует каждый этап преобразования символа: поворот правого ротора с проверкой защёлок для среднего и левого, прохождение сигнала через каждый ротор в прямом и обратном направлении с указанием текущей подстановки и положения, отражение в рефлекторе и коммутацию на панели. Такой детальный лог позволяет не только проверить корректность работы, но и изучить механизм роторного шифрования на конкретных примерах, включая сложные случаи двойного шага, когда средний ротор поворачивается вместе с правым. Кроме того, реализован режим реальной имитации физической машины </w:t>
+        <w:t xml:space="preserve">Ещё одной важной особенностью является подробный пошаговый вывод процесса шифрования в отдельном RichTextBox. Программа фиксирует каждый этап преобразования символа: поворот правого ротора с проверкой защёлок для среднего и левого, прохождение сигнала через каждый ротор в прямом и обратном направлении с указанием текущей подстановки и положения, отражение в рефлекторе и коммутацию на панели. Такой детальный лог позволяет не только проверить корректность работы, но и изучить механизм роторного шифрования на конкретных примерах, включая сложные случаи двойного шага, когда средний ротор поворачивается вместе с правым. Кроме того, реализован режим реальной имитации физической машины </w:t>
       </w:r>
       <w:r>
         <w:t xml:space="preserve">во </w:t>
@@ -9846,15 +9461,7 @@
     </w:p>
     <w:p>
       <w:r>
-        <w:t xml:space="preserve">Разработанное программное средство представляет собой полную симуляцию трёхроторной шифровальной машины Энигма с графическим интерфейсом на базе Windows </w:t>
-      </w:r>
-      <w:proofErr w:type="spellStart"/>
-      <w:r>
-        <w:t>Forms</w:t>
-      </w:r>
-      <w:proofErr w:type="spellEnd"/>
-      <w:r>
-        <w:t xml:space="preserve">. Работа программы построена на последовательном выполнении этапов настройки, шифрования и визуализации, обеспечивающих полный цикл преобразования сообщения. Для пояснения функционирования приложения можно </w:t>
+        <w:t xml:space="preserve">Разработанное программное средство представляет собой полную симуляцию трёхроторной шифровальной машины Энигма с графическим интерфейсом на базе Windows Forms. Работа программы построена на последовательном выполнении этапов настройки, шифрования и визуализации, обеспечивающих полный цикл преобразования сообщения. Для пояснения функционирования приложения можно </w:t>
       </w:r>
       <w:r>
         <w:lastRenderedPageBreak/>
@@ -9921,15 +9528,7 @@
         </w:numPr>
       </w:pPr>
       <w:r>
-        <w:t xml:space="preserve">Шифрование / дешифрование сообщения. Пользователь может выбрать один из двух режимов обработки. При нажатии кнопки «Шифр / </w:t>
-      </w:r>
-      <w:proofErr w:type="spellStart"/>
-      <w:r>
-        <w:t>Расшифр</w:t>
-      </w:r>
-      <w:proofErr w:type="spellEnd"/>
-      <w:r>
-        <w:t>» программа обрабатывает весь текст целиком, отображая ход выполнения с помощью прогресс-бара и выводя подробный лог каждого преобразования в поле «Поэтапное выполнение». При нажатии кнопки «Поэтапно» каждый следующий символ обрабатывается отдельно, что позволяет детально изучить механизм шифрования. В обоих случаях результат сохраняется в поле «Вывод текста»</w:t>
+        <w:t>Шифрование / дешифрование сообщения. Пользователь может выбрать один из двух режимов обработки. При нажатии кнопки «Шифр / Расшифр» программа обрабатывает весь текст целиком, отображая ход выполнения с помощью прогресс-бара и выводя подробный лог каждого преобразования в поле «Поэтапное выполнение». При нажатии кнопки «Поэтапно» каждый следующий символ обрабатывается отдельно, что позволяет детально изучить механизм шифрования. В обоих случаях результат сохраняется в поле «Вывод текста»</w:t>
       </w:r>
       <w:r>
         <w:t>.</w:t>
@@ -10057,15 +9656,7 @@
         <w:spacing w:before="0" w:after="0"/>
       </w:pPr>
       <w:r>
-        <w:t xml:space="preserve">Внутренняя коммутация роторов хранится в статическом словаре </w:t>
-      </w:r>
-      <w:proofErr w:type="spellStart"/>
-      <w:r>
-        <w:t>Rotors</w:t>
-      </w:r>
-      <w:proofErr w:type="spellEnd"/>
-      <w:r>
-        <w:t>, где каждому ротору от I до VIII</w:t>
+        <w:t>Внутренняя коммутация роторов хранится в статическом словаре Rotors, где каждому ротору от I до VIII</w:t>
       </w:r>
       <w:r>
         <w:t xml:space="preserve"> </w:t>
@@ -10101,61 +9692,13 @@
         <w:spacing w:before="0" w:after="0"/>
       </w:pPr>
       <w:r>
-        <w:t xml:space="preserve">Текущее положение каждого ротора хранится в </w:t>
-      </w:r>
-      <w:proofErr w:type="spellStart"/>
-      <w:r>
-        <w:t>ComboBox</w:t>
-      </w:r>
-      <w:proofErr w:type="spellEnd"/>
-      <w:r>
-        <w:t xml:space="preserve">-ах </w:t>
-      </w:r>
-      <w:proofErr w:type="spellStart"/>
-      <w:r>
-        <w:t>CB_SP_LeftRotor</w:t>
-      </w:r>
-      <w:proofErr w:type="spellEnd"/>
-      <w:r>
-        <w:t xml:space="preserve">, </w:t>
-      </w:r>
-      <w:proofErr w:type="spellStart"/>
-      <w:r>
-        <w:t>CB_SP_MidRotor</w:t>
-      </w:r>
-      <w:proofErr w:type="spellEnd"/>
-      <w:r>
-        <w:t xml:space="preserve"> и </w:t>
-      </w:r>
-      <w:proofErr w:type="spellStart"/>
-      <w:r>
-        <w:t>CB_SP_RightRotor</w:t>
-      </w:r>
-      <w:proofErr w:type="spellEnd"/>
-      <w:r>
-        <w:t xml:space="preserve">, где каждый индекс от 0 до 25 соответствует букве A–Z. При каждом нажатии клавиши в первую очередь вызывается поворот правого ротора: его индекс увеличивается на 1 с циклическим </w:t>
+        <w:t xml:space="preserve">Текущее положение каждого ротора хранится в ComboBox-ах CB_SP_LeftRotor, CB_SP_MidRotor и CB_SP_RightRotor, где каждый индекс от 0 до 25 соответствует букве A–Z. При каждом нажатии клавиши в первую очередь вызывается поворот правого ротора: его индекс увеличивается на 1 с циклическим </w:t>
       </w:r>
       <w:r>
         <w:t>сдвигом</w:t>
       </w:r>
       <w:r>
-        <w:t xml:space="preserve"> через функцию </w:t>
-      </w:r>
-      <w:proofErr w:type="spellStart"/>
-      <w:r>
-        <w:t>Mod</w:t>
-      </w:r>
-      <w:proofErr w:type="spellEnd"/>
-      <w:r>
-        <w:t xml:space="preserve">. После поворота проверяется необходимость поворота среднего ротора с помощью метода </w:t>
-      </w:r>
-      <w:proofErr w:type="spellStart"/>
-      <w:r>
-        <w:t>NotchGo</w:t>
-      </w:r>
-      <w:proofErr w:type="spellEnd"/>
-      <w:r>
-        <w:t xml:space="preserve">. Этот метод анализирует, достиг ли правый ротор своей позиции защёлки: для роторов I–V проверяется совпадение текущей буквы с единственной буквой защёлки, для роторов VI–VIII – с любой из двух букв. Если условие выполнено, средний ротор поворачивается на один шаг. Аналогично, после поворота среднего ротора проверяется защёлка среднего ротора для поворота левого. Такой подход полностью эмулирует механику реальной </w:t>
+        <w:t xml:space="preserve"> через функцию Mod. После поворота проверяется необходимость поворота среднего ротора с помощью метода NotchGo. Этот метод анализирует, достиг ли правый ротор своей позиции защёлки: для роторов I–V проверяется совпадение текущей буквы с единственной буквой защёлки, для роторов VI–VIII – с любой из двух букв. Если условие выполнено, средний ротор поворачивается на один шаг. Аналогично, после поворота среднего ротора проверяется защёлка среднего ротора для поворота левого. Такой подход полностью эмулирует механику реальной </w:t>
       </w:r>
       <w:r>
         <w:lastRenderedPageBreak/>
@@ -10266,39 +9809,7 @@
         <w:t>Где</w:t>
       </w:r>
       <w:r>
-        <w:t xml:space="preserve"> </w:t>
-      </w:r>
-      <w:proofErr w:type="spellStart"/>
-      <w:r>
-        <w:t>letter</w:t>
-      </w:r>
-      <w:proofErr w:type="spellEnd"/>
-      <w:r>
-        <w:t xml:space="preserve"> – входная буква, </w:t>
-      </w:r>
-      <w:proofErr w:type="spellStart"/>
-      <w:r>
-        <w:t>shift</w:t>
-      </w:r>
-      <w:proofErr w:type="spellEnd"/>
-      <w:r>
-        <w:t xml:space="preserve"> – текущее положение ротора (0–25). Сначала определяется индекс входной буквы в алфавите </w:t>
-      </w:r>
-      <w:proofErr w:type="spellStart"/>
-      <w:r>
-        <w:t>alph</w:t>
-      </w:r>
-      <w:proofErr w:type="spellEnd"/>
-      <w:r>
-        <w:t xml:space="preserve">, затем этот индекс сдвигается на величину </w:t>
-      </w:r>
-      <w:proofErr w:type="spellStart"/>
-      <w:r>
-        <w:t>shift</w:t>
-      </w:r>
-      <w:proofErr w:type="spellEnd"/>
-      <w:r>
-        <w:t>,</w:t>
+        <w:t xml:space="preserve"> letter – входная буква, shift – текущее положение ротора (0–25). Сначала определяется индекс входной буквы в алфавите alph, затем этот индекс сдвигается на величину shift,</w:t>
       </w:r>
       <w:r>
         <w:t xml:space="preserve"> то есть </w:t>
@@ -10335,21 +9846,11 @@
         <w:t>,</w:t>
       </w:r>
       <w:r>
-        <w:t xml:space="preserve"> тогда можно описать получение символа </w:t>
-      </w:r>
-      <w:proofErr w:type="spellStart"/>
-      <w:r>
-        <w:t>шифртекста</w:t>
-      </w:r>
-      <w:proofErr w:type="spellEnd"/>
-      <w:r>
-        <w:t xml:space="preserve"> как: </w:t>
-      </w:r>
-      <w:proofErr w:type="spellStart"/>
+        <w:t xml:space="preserve"> тогда можно описать получение символа шифртекста как: </w:t>
+      </w:r>
       <w:r>
         <w:t>output</w:t>
       </w:r>
-      <w:proofErr w:type="spellEnd"/>
       <w:r>
         <w:t xml:space="preserve"> </w:t>
       </w:r>
@@ -10359,39 +9860,8 @@
       <w:r>
         <w:t xml:space="preserve"> </w:t>
       </w:r>
-      <w:proofErr w:type="spellStart"/>
-      <w:proofErr w:type="gramStart"/>
-      <w:r>
-        <w:t>rotor</w:t>
-      </w:r>
-      <w:proofErr w:type="spellEnd"/>
-      <w:r>
-        <w:t>[</w:t>
-      </w:r>
-      <w:proofErr w:type="spellStart"/>
-      <w:proofErr w:type="gramEnd"/>
-      <w:r>
-        <w:t>Mod</w:t>
-      </w:r>
-      <w:proofErr w:type="spellEnd"/>
-      <w:r>
-        <w:t>(</w:t>
-      </w:r>
-      <w:proofErr w:type="spellStart"/>
-      <w:r>
-        <w:t>index</w:t>
-      </w:r>
-      <w:proofErr w:type="spellEnd"/>
-      <w:r>
-        <w:t>(</w:t>
-      </w:r>
-      <w:proofErr w:type="spellStart"/>
-      <w:r>
-        <w:t>letter</w:t>
-      </w:r>
-      <w:proofErr w:type="spellEnd"/>
-      <w:r>
-        <w:t>)</w:t>
+      <w:r>
+        <w:t>rotor[Mod(index(letter)</w:t>
       </w:r>
       <w:r>
         <w:t xml:space="preserve"> </w:t>
@@ -10402,13 +9872,8 @@
       <w:r>
         <w:t xml:space="preserve"> </w:t>
       </w:r>
-      <w:proofErr w:type="spellStart"/>
-      <w:r>
-        <w:t>shift</w:t>
-      </w:r>
-      <w:proofErr w:type="spellEnd"/>
-      <w:r>
-        <w:t>,</w:t>
+      <w:r>
+        <w:t>shift,</w:t>
       </w:r>
       <w:r>
         <w:t xml:space="preserve"> </w:t>
@@ -10431,11 +9896,9 @@
       <w:r>
         <w:t xml:space="preserve"> </w:t>
       </w:r>
-      <w:proofErr w:type="spellStart"/>
       <w:r>
         <w:t>output</w:t>
       </w:r>
-      <w:proofErr w:type="spellEnd"/>
       <w:r>
         <w:t xml:space="preserve"> </w:t>
       </w:r>
@@ -10445,39 +9908,8 @@
       <w:r>
         <w:t xml:space="preserve"> </w:t>
       </w:r>
-      <w:proofErr w:type="spellStart"/>
-      <w:proofErr w:type="gramStart"/>
-      <w:r>
-        <w:t>alph</w:t>
-      </w:r>
-      <w:proofErr w:type="spellEnd"/>
-      <w:r>
-        <w:t>[</w:t>
-      </w:r>
-      <w:proofErr w:type="spellStart"/>
-      <w:proofErr w:type="gramEnd"/>
-      <w:r>
-        <w:t>Mod</w:t>
-      </w:r>
-      <w:proofErr w:type="spellEnd"/>
-      <w:r>
-        <w:t>(</w:t>
-      </w:r>
-      <w:proofErr w:type="spellStart"/>
-      <w:r>
-        <w:t>indexInRotor</w:t>
-      </w:r>
-      <w:proofErr w:type="spellEnd"/>
-      <w:r>
-        <w:t>(</w:t>
-      </w:r>
-      <w:proofErr w:type="spellStart"/>
-      <w:r>
-        <w:t>letter</w:t>
-      </w:r>
-      <w:proofErr w:type="spellEnd"/>
-      <w:r>
-        <w:t>)</w:t>
+      <w:r>
+        <w:t>alph[Mod(indexInRotor(letter)</w:t>
       </w:r>
       <w:r>
         <w:t xml:space="preserve"> </w:t>
@@ -10488,13 +9920,8 @@
       <w:r>
         <w:t xml:space="preserve"> </w:t>
       </w:r>
-      <w:proofErr w:type="spellStart"/>
-      <w:r>
-        <w:t>shift</w:t>
-      </w:r>
-      <w:proofErr w:type="spellEnd"/>
-      <w:r>
-        <w:t>,</w:t>
+      <w:r>
+        <w:t>shift,</w:t>
       </w:r>
       <w:r>
         <w:t xml:space="preserve"> </w:t>
@@ -10537,39 +9964,7 @@
         <w:spacing w:before="0" w:after="0"/>
       </w:pPr>
       <w:r>
-        <w:t xml:space="preserve">Рефлектор реализован в программе как статический элемент, не изменяющий своего положения в процессе шифрования. В словаре </w:t>
-      </w:r>
-      <w:proofErr w:type="spellStart"/>
-      <w:r>
-        <w:t>Reflectors</w:t>
-      </w:r>
-      <w:proofErr w:type="spellEnd"/>
-      <w:r>
-        <w:t xml:space="preserve"> хранятся два типа рефлекторов – B и C, каждый из которых представлен строкой из 26 символов, задающей попарную коммутацию. Пользователь выбирает тип рефлектора через </w:t>
-      </w:r>
-      <w:proofErr w:type="spellStart"/>
-      <w:r>
-        <w:t>ComboBox</w:t>
-      </w:r>
-      <w:proofErr w:type="spellEnd"/>
-      <w:r>
-        <w:t xml:space="preserve"> </w:t>
-      </w:r>
-      <w:proofErr w:type="spellStart"/>
-      <w:r>
-        <w:t>CB_Refl</w:t>
-      </w:r>
-      <w:proofErr w:type="spellEnd"/>
-      <w:r>
-        <w:t xml:space="preserve"> на вкладке настроек, после чего в текстовое поле </w:t>
-      </w:r>
-      <w:proofErr w:type="spellStart"/>
-      <w:r>
-        <w:t>TB_Refl</w:t>
-      </w:r>
-      <w:proofErr w:type="spellEnd"/>
-      <w:r>
-        <w:t xml:space="preserve"> выводится строка коммутации для наглядности</w:t>
+        <w:t>Рефлектор реализован в программе как статический элемент, не изменяющий своего положения в процессе шифрования. В словаре Reflectors хранятся два типа рефлекторов – B и C, каждый из которых представлен строкой из 26 символов, задающей попарную коммутацию. Пользователь выбирает тип рефлектора через ComboBox CB_Refl на вкладке настроек, после чего в текстовое поле TB_Refl выводится строка коммутации для наглядности</w:t>
       </w:r>
       <w:r>
         <w:t>.</w:t>
@@ -10581,15 +9976,7 @@
         <w:spacing w:before="0" w:after="0"/>
       </w:pPr>
       <w:r>
-        <w:t xml:space="preserve">При прохождении сигнала через рефлектор вызывается метод </w:t>
-      </w:r>
-      <w:proofErr w:type="spellStart"/>
-      <w:r>
-        <w:t>WorkReflector</w:t>
-      </w:r>
-      <w:proofErr w:type="spellEnd"/>
-      <w:r>
-        <w:t>, который получает текущую букву, находит её индекс в алфавите и заменяет её на символ из строки рефлектора по тому же индексу. Это можно</w:t>
+        <w:t>При прохождении сигнала через рефлектор вызывается метод WorkReflector, который получает текущую букву, находит её индекс в алфавите и заменяет её на символ из строки рефлектора по тому же индексу. Это можно</w:t>
       </w:r>
       <w:r>
         <w:t xml:space="preserve"> </w:t>
@@ -10683,29 +10070,13 @@
       </w:r>
       <w:r>
         <w:lastRenderedPageBreak/>
-        <w:t xml:space="preserve">метод </w:t>
-      </w:r>
-      <w:proofErr w:type="spellStart"/>
-      <w:r>
-        <w:t>CB_KomBoard_SelectedIndexChanged</w:t>
-      </w:r>
-      <w:proofErr w:type="spellEnd"/>
-      <w:r>
-        <w:t xml:space="preserve">, который выполняет несколько важных функций. Во-первых, он собирает все текущие выбранные значения во всех </w:t>
+        <w:t xml:space="preserve">метод CB_KomBoard_SelectedIndexChanged, который выполняет несколько важных функций. Во-первых, он собирает все текущие выбранные значения во всех </w:t>
       </w:r>
       <w:r>
         <w:t>элементах</w:t>
       </w:r>
       <w:r>
-        <w:t xml:space="preserve"> в список </w:t>
-      </w:r>
-      <w:proofErr w:type="spellStart"/>
-      <w:r>
-        <w:t>selectedValues</w:t>
-      </w:r>
-      <w:proofErr w:type="spellEnd"/>
-      <w:r>
-        <w:t xml:space="preserve">. Во-вторых, для каждого </w:t>
+        <w:t xml:space="preserve"> в список selectedValues. Во-вторых, для каждого </w:t>
       </w:r>
       <w:r>
         <w:t>элемента</w:t>
@@ -10723,23 +10094,7 @@
         <w:t xml:space="preserve"> но </w:t>
       </w:r>
       <w:r>
-        <w:t xml:space="preserve">за исключением той, которая выбрана в данный момент. Это предотвращает ситуацию, когда одна и та же буква оказывается соединённой с несколькими другими, что соответствует физическим ограничениям реальной коммутационной панели. В-третьих, после обновления интерфейса метод перестраивает словарь </w:t>
-      </w:r>
-      <w:proofErr w:type="spellStart"/>
-      <w:r>
-        <w:t>KomBoard</w:t>
-      </w:r>
-      <w:proofErr w:type="spellEnd"/>
-      <w:r>
-        <w:t xml:space="preserve">, который хранит все соединения в обоих направлениях: если пользователь соединил буквы A и Q, в словарь добавляются пары «AQ» и «QA». Это обеспечивает быстрый поиск преобразования за </w:t>
-      </w:r>
-      <w:proofErr w:type="gramStart"/>
-      <w:r>
-        <w:t>O(</w:t>
-      </w:r>
-      <w:proofErr w:type="gramEnd"/>
-      <w:r>
-        <w:t>1) при прохождении сигнала.</w:t>
+        <w:t>за исключением той, которая выбрана в данный момент. Это предотвращает ситуацию, когда одна и та же буква оказывается соединённой с несколькими другими, что соответствует физическим ограничениям реальной коммутационной панели. В-третьих, после обновления интерфейса метод перестраивает словарь KomBoard, который хранит все соединения в обоих направлениях: если пользователь соединил буквы A и Q, в словарь добавляются пары «AQ» и «QA». Это обеспечивает быстрый поиск преобразования за O(1) при прохождении сигнала.</w:t>
       </w:r>
     </w:p>
     <w:p>
@@ -10748,43 +10103,19 @@
         <w:spacing w:before="0" w:after="0"/>
       </w:pPr>
       <w:r>
-        <w:t xml:space="preserve">В методах </w:t>
-      </w:r>
-      <w:proofErr w:type="spellStart"/>
-      <w:r>
-        <w:t>WorkKomBoard</w:t>
-      </w:r>
-      <w:proofErr w:type="spellEnd"/>
-      <w:r>
-        <w:t>,</w:t>
+        <w:t>В методах WorkKomBoard,</w:t>
       </w:r>
       <w:r>
         <w:t xml:space="preserve"> </w:t>
       </w:r>
       <w:r>
-        <w:t xml:space="preserve">вызываемых дважды – перед входом в роторы и после обратного прохода, проверяется, содержится ли текущая буква в словаре </w:t>
-      </w:r>
-      <w:proofErr w:type="spellStart"/>
-      <w:r>
-        <w:t>KomBoard</w:t>
-      </w:r>
-      <w:proofErr w:type="spellEnd"/>
-      <w:r>
-        <w:t xml:space="preserve">. Если да, она заменяется на соответствующее значение из словаря, и в лог выводится информация о выполненной коммутации. Если буква не участвует в соединениях, она остаётся неизменной. Кнопка «Очистить панель» сбрасывает все </w:t>
+        <w:t xml:space="preserve">вызываемых дважды – перед входом в роторы и после обратного прохода, проверяется, содержится ли текущая буква в словаре KomBoard. Если да, она заменяется на соответствующее значение из словаря, и в лог выводится информация о выполненной коммутации. Если буква не участвует в соединениях, она остаётся неизменной. Кнопка «Очистить панель» сбрасывает все </w:t>
       </w:r>
       <w:r>
         <w:t>элементы</w:t>
       </w:r>
       <w:r>
-        <w:t xml:space="preserve"> в состояние «пусто» и очищает словарь </w:t>
-      </w:r>
-      <w:proofErr w:type="spellStart"/>
-      <w:r>
-        <w:t>KomBoard</w:t>
-      </w:r>
-      <w:proofErr w:type="spellEnd"/>
-      <w:r>
-        <w:t>, что позволяет быстро отключить все соединения для тестирования или смены ключа</w:t>
+        <w:t xml:space="preserve"> в состояние «пусто» и очищает словарь KomBoard, что позволяет быстро отключить все соединения для тестирования или смены ключа</w:t>
       </w:r>
       <w:r>
         <w:t>.</w:t>
@@ -10806,59 +10137,11 @@
         <w:spacing w:before="0" w:after="0"/>
       </w:pPr>
       <w:r>
-        <w:t xml:space="preserve">Сердцем программы является метод </w:t>
-      </w:r>
-      <w:proofErr w:type="spellStart"/>
-      <w:r>
-        <w:t>EnigmaEngine</w:t>
-      </w:r>
-      <w:proofErr w:type="spellEnd"/>
-      <w:r>
-        <w:t xml:space="preserve">, который реализует полное преобразование одного символа. Этот метод вызывается для каждой буквы исходного текста и возвращает соответствующую зашифрованную букву. Реализованы две версии метода: с выводом подробного пошагового лога используется в режимах «Шифр / </w:t>
-      </w:r>
-      <w:proofErr w:type="spellStart"/>
-      <w:r>
-        <w:t>Расшифр</w:t>
-      </w:r>
-      <w:proofErr w:type="spellEnd"/>
-      <w:r>
-        <w:t xml:space="preserve">» и «Поэтапно» и без лога для режима реальной имитации машинки, где важна мгновенная реакция на нажатие клавиш. Внутри метода последовательно вызываются все компоненты машины в строго определённом порядке, соответствующем физическому пути сигнала в реальной Энигме: сначала поворот роторов, затем коммутационная панель на входе, прямой проход через три </w:t>
+        <w:t xml:space="preserve">Сердцем программы является метод EnigmaEngine, который реализует полное преобразование одного символа. Этот метод вызывается для каждой буквы исходного текста и возвращает соответствующую зашифрованную букву. Реализованы две версии метода: с выводом подробного пошагового лога используется в режимах «Шифр / Расшифр» и «Поэтапно» и без лога для режима реальной имитации машинки, где важна мгновенная реакция на нажатие клавиш. Внутри метода последовательно вызываются все компоненты машины в строго определённом порядке, соответствующем физическому пути сигнала в реальной Энигме: сначала поворот роторов, затем коммутационная панель на входе, прямой проход через три </w:t>
       </w:r>
       <w:r>
         <w:lastRenderedPageBreak/>
-        <w:t xml:space="preserve">ротора, рефлектор, обратный проход через роторы и повторное прохождение через коммутационную панель на выходе. Каждый из этих этапов вынесен в отдельные вспомогательные методы </w:t>
-      </w:r>
-      <w:proofErr w:type="spellStart"/>
-      <w:r>
-        <w:t>WorkRotorTo</w:t>
-      </w:r>
-      <w:proofErr w:type="spellEnd"/>
-      <w:r>
-        <w:t xml:space="preserve">, </w:t>
-      </w:r>
-      <w:proofErr w:type="spellStart"/>
-      <w:r>
-        <w:t>WorkRotorBack</w:t>
-      </w:r>
-      <w:proofErr w:type="spellEnd"/>
-      <w:r>
-        <w:t xml:space="preserve">, </w:t>
-      </w:r>
-      <w:proofErr w:type="spellStart"/>
-      <w:r>
-        <w:t>WorkReflector</w:t>
-      </w:r>
-      <w:proofErr w:type="spellEnd"/>
-      <w:r>
-        <w:t xml:space="preserve">, </w:t>
-      </w:r>
-      <w:proofErr w:type="spellStart"/>
-      <w:r>
-        <w:t>WorkKomBoard</w:t>
-      </w:r>
-      <w:proofErr w:type="spellEnd"/>
-      <w:r>
-        <w:t>, что обеспечивает модульность и удобство отладки</w:t>
+        <w:t>ротора, рефлектор, обратный проход через роторы и повторное прохождение через коммутационную панель на выходе. Каждый из этих этапов вынесен в отдельные вспомогательные методы WorkRotorTo, WorkRotorBack, WorkReflector, WorkKomBoard, что обеспечивает модульность и удобство отладки</w:t>
       </w:r>
       <w:r>
         <w:t xml:space="preserve">. </w:t>
@@ -10885,23 +10168,7 @@
         <w:t>,</w:t>
       </w:r>
       <w:r>
-        <w:t xml:space="preserve"> один и тот же </w:t>
-      </w:r>
-      <w:proofErr w:type="spellStart"/>
-      <w:r>
-        <w:t>EnigmaEngine</w:t>
-      </w:r>
-      <w:proofErr w:type="spellEnd"/>
-      <w:r>
-        <w:t xml:space="preserve"> используется как для шифрования, так и для дешифрования. Пользователю достаточно ввести текст в поле ввода и нажать кнопку – программа автоматически выполнит преобразование, независимо от того, является ли исходный текст открытым сообщением или </w:t>
-      </w:r>
-      <w:proofErr w:type="spellStart"/>
-      <w:r>
-        <w:t>шифртекстом</w:t>
-      </w:r>
-      <w:proofErr w:type="spellEnd"/>
-      <w:r>
-        <w:t>. Такое решение полностью соответствует принципу работы реальной Энигмы, где оператору не требовалось переключать машину между режимами</w:t>
+        <w:t xml:space="preserve"> один и тот же EnigmaEngine используется как для шифрования, так и для дешифрования. Пользователю достаточно ввести текст в поле ввода и нажать кнопку – программа автоматически выполнит преобразование, независимо от того, является ли исходный текст открытым сообщением или шифртекстом. Такое решение полностью соответствует принципу работы реальной Энигмы, где оператору не требовалось переключать машину между режимами</w:t>
       </w:r>
       <w:r>
         <w:t>.</w:t>
@@ -10956,21 +10223,8 @@
         <w:t>–</w:t>
       </w:r>
       <w:r>
-        <w:t xml:space="preserve"> достаточно запустить файл </w:t>
-      </w:r>
-      <w:proofErr w:type="spellStart"/>
-      <w:r>
-        <w:t>exe</w:t>
-      </w:r>
-      <w:proofErr w:type="spellEnd"/>
-      <w:r>
-        <w:t xml:space="preserve">. После запуска открывается главное окно с графическим интерфейсом на базе Windows </w:t>
-      </w:r>
-      <w:proofErr w:type="spellStart"/>
-      <w:r>
-        <w:t>Forms</w:t>
-      </w:r>
-      <w:proofErr w:type="spellEnd"/>
+        <w:t xml:space="preserve"> достаточно запустить файл exe. После запуска открывается главное окно с графическим интерфейсом на базе Windows Forms</w:t>
+      </w:r>
       <w:r>
         <w:t>.</w:t>
       </w:r>
@@ -11081,15 +10335,7 @@
       </w:pPr>
       <w:r>
         <w:lastRenderedPageBreak/>
-        <w:t xml:space="preserve">Далее пользователь переходит на вкладку «Шифрование / Расшифрование» и вводит исходный текст в поле «Ввод текста». После нажатия кнопки «Шифр / </w:t>
-      </w:r>
-      <w:proofErr w:type="spellStart"/>
-      <w:r>
-        <w:t>Расшифр</w:t>
-      </w:r>
-      <w:proofErr w:type="spellEnd"/>
-      <w:r>
-        <w:t xml:space="preserve">» запускается процесс обработки: программа последовательно обрабатывает каждый символ, выполняя поворот роторов, прохождение сигнала через коммутационную панель, прямой и обратный проход через роторы и рефлектор. Результат отображается в поле «Вывод текста», а подробный пошаговый лог всех преобразований </w:t>
+        <w:t xml:space="preserve">Далее пользователь переходит на вкладку «Шифрование / Расшифрование» и вводит исходный текст в поле «Ввод текста». После нажатия кнопки «Шифр / Расшифр» запускается процесс обработки: программа последовательно обрабатывает каждый символ, выполняя поворот роторов, прохождение сигнала через коммутационную панель, прямой и обратный проход через роторы и рефлектор. Результат отображается в поле «Вывод текста», а подробный пошаговый лог всех преобразований </w:t>
       </w:r>
       <w:r>
         <w:t>–</w:t>
@@ -11564,23 +10810,7 @@
         <w:spacing w:before="0" w:after="0"/>
       </w:pPr>
       <w:r>
-        <w:t xml:space="preserve">В рамках данной курсовой работы была разработана программная модель шифровальной машины Энигма в виде </w:t>
-      </w:r>
-      <w:proofErr w:type="spellStart"/>
-      <w:r>
-        <w:t>desktop</w:t>
-      </w:r>
-      <w:proofErr w:type="spellEnd"/>
-      <w:r>
-        <w:t xml:space="preserve">-приложения на языке C# с графическим интерфейсом Windows </w:t>
-      </w:r>
-      <w:proofErr w:type="spellStart"/>
-      <w:r>
-        <w:t>Forms</w:t>
-      </w:r>
-      <w:proofErr w:type="spellEnd"/>
-      <w:r>
-        <w:t>. Программное средство позволяет настраивать параметры машины (выбор трёх роторов из восьми, их порядок и начальные положения, тип рефлектора, соединения на коммутационной панели), выполнять шифрование и дешифрование сообщений как в пакетном режиме, так и в режиме реальной имитации с визуализацией лампочек. Реализация включает полную эмуляцию механики роторов с поддержкой защёлок и двойного шага, что делает приложение максимально приближенным к работе реальной Энигмы и ценным образовательным инструментом для изучения принципов роторных шифровальных машин</w:t>
+        <w:t>В рамках данной курсовой работы была разработана программная модель шифровальной машины Энигма в виде desktop-приложения на языке C# с графическим интерфейсом Windows Forms. Программное средство позволяет настраивать параметры машины (выбор трёх роторов из восьми, их порядок и начальные положения, тип рефлектора, соединения на коммутационной панели), выполнять шифрование и дешифрование сообщений как в пакетном режиме, так и в режиме реальной имитации с визуализацией лампочек. Реализация включает полную эмуляцию механики роторов с поддержкой защёлок и двойного шага, что делает приложение максимально приближенным к работе реальной Энигмы и ценным образовательным инструментом для изучения принципов роторных шифровальных машин</w:t>
       </w:r>
       <w:r>
         <w:t>.</w:t>
@@ -11627,23 +10857,7 @@
         <w:spacing w:before="0" w:after="0"/>
       </w:pPr>
       <w:r>
-        <w:t xml:space="preserve">Разработано программное приложение на C# с использованием Windows </w:t>
-      </w:r>
-      <w:proofErr w:type="spellStart"/>
-      <w:r>
-        <w:t>Forms</w:t>
-      </w:r>
-      <w:proofErr w:type="spellEnd"/>
-      <w:r>
-        <w:t xml:space="preserve">, реализующее полную </w:t>
-      </w:r>
-      <w:proofErr w:type="spellStart"/>
-      <w:r>
-        <w:t>трёхроторную</w:t>
-      </w:r>
-      <w:proofErr w:type="spellEnd"/>
-      <w:r>
-        <w:t xml:space="preserve"> модель Энигмы с поддержкой восьми роторов, двух рефлекторов, коммутационной панели на десять соединений и механизма двойного шага</w:t>
+        <w:t>Разработано программное приложение на C# с использованием Windows Forms, реализующее полную трёхроторную модель Энигмы с поддержкой восьми роторов, двух рефлекторов, коммутационной панели на десять соединений и механизма двойного шага</w:t>
       </w:r>
       <w:r>
         <w:t>.</w:t>
@@ -11802,13 +11016,8 @@
         </w:numPr>
         <w:ind w:left="0" w:firstLine="709"/>
       </w:pPr>
-      <w:proofErr w:type="spellStart"/>
-      <w:r>
-        <w:t>Черчхаус</w:t>
-      </w:r>
-      <w:proofErr w:type="spellEnd"/>
-      <w:r>
-        <w:t xml:space="preserve"> Роберт. Коды и шифры. Юлий Цезарь, Энигма и Интернет. – 2-е изд. – Москва: Весь мир, 2005. </w:t>
+      <w:r>
+        <w:t xml:space="preserve">Черчхаус Роберт. Коды и шифры. Юлий Цезарь, Энигма и Интернет. – 2-е изд. – Москва: Весь мир, 2005. </w:t>
       </w:r>
       <w:r>
         <w:t>–</w:t>
@@ -11825,13 +11034,8 @@
         </w:numPr>
         <w:ind w:left="0" w:firstLine="709"/>
       </w:pPr>
-      <w:proofErr w:type="spellStart"/>
-      <w:r>
-        <w:t>Керриган</w:t>
-      </w:r>
-      <w:proofErr w:type="spellEnd"/>
-      <w:r>
-        <w:t xml:space="preserve"> М. Взламывая код Энигмы. Как расшифрованный код помог выиграть Вторую мировую войну. </w:t>
+      <w:r>
+        <w:t xml:space="preserve">Керриган М. Взламывая код Энигмы. Как расшифрованный код помог выиграть Вторую мировую войну. </w:t>
       </w:r>
       <w:r>
         <w:t>–</w:t>
@@ -11998,7 +11202,7 @@
         </w:rPr>
         <w:br/>
       </w:r>
-      <w:bookmarkEnd w:id="9"/>
+      <w:bookmarkEnd w:id="10"/>
       <w:r>
         <w:rPr>
           <w:rFonts w:ascii="Courier New" w:hAnsi="Courier New" w:cs="Courier New"/>
@@ -19648,27 +18852,7 @@
                                 <w:i/>
                                 <w:sz w:val="18"/>
                               </w:rPr>
-                              <w:t xml:space="preserve"> </w:t>
-                            </w:r>
-                            <w:proofErr w:type="spellStart"/>
-                            <w:proofErr w:type="gramStart"/>
-                            <w:r>
-                              <w:rPr>
-                                <w:rFonts w:cs="Times New Roman"/>
-                                <w:i/>
-                                <w:sz w:val="18"/>
-                              </w:rPr>
-                              <w:t>Н.контр</w:t>
-                            </w:r>
-                            <w:proofErr w:type="spellEnd"/>
-                            <w:proofErr w:type="gramEnd"/>
-                            <w:r>
-                              <w:rPr>
-                                <w:rFonts w:cs="Times New Roman"/>
-                                <w:i/>
-                                <w:sz w:val="18"/>
-                              </w:rPr>
-                              <w:t>.</w:t>
+                              <w:t xml:space="preserve"> Н.контр.</w:t>
                             </w:r>
                           </w:p>
                         </w:txbxContent>
@@ -20067,7 +19251,6 @@
                                 <w:szCs w:val="40"/>
                               </w:rPr>
                             </w:pPr>
-                            <w:proofErr w:type="spellStart"/>
                             <w:r>
                               <w:rPr>
                                 <w:rFonts w:cs="Times New Roman"/>
@@ -20077,7 +19260,6 @@
                               </w:rPr>
                               <w:t>дЛист</w:t>
                             </w:r>
-                            <w:proofErr w:type="spellEnd"/>
                           </w:p>
                           <w:p>
                             <w:pPr>
@@ -20125,29 +19307,7 @@
                                 <w:sz w:val="40"/>
                                 <w:szCs w:val="40"/>
                               </w:rPr>
-                              <w:t xml:space="preserve"> </w:t>
-                            </w:r>
-                            <w:proofErr w:type="spellStart"/>
-                            <w:proofErr w:type="gramStart"/>
-                            <w:r>
-                              <w:rPr>
-                                <w:rFonts w:cs="Times New Roman"/>
-                                <w:i/>
-                                <w:sz w:val="40"/>
-                                <w:szCs w:val="40"/>
-                              </w:rPr>
-                              <w:t>Н.контр</w:t>
-                            </w:r>
-                            <w:proofErr w:type="spellEnd"/>
-                            <w:proofErr w:type="gramEnd"/>
-                            <w:r>
-                              <w:rPr>
-                                <w:rFonts w:cs="Times New Roman"/>
-                                <w:i/>
-                                <w:sz w:val="40"/>
-                                <w:szCs w:val="40"/>
-                              </w:rPr>
-                              <w:t>.</w:t>
+                              <w:t xml:space="preserve"> Н.контр.</w:t>
                             </w:r>
                           </w:p>
                           <w:p>
@@ -20214,7 +19374,6 @@
                                 <w:szCs w:val="40"/>
                               </w:rPr>
                             </w:pPr>
-                            <w:proofErr w:type="spellStart"/>
                             <w:r>
                               <w:rPr>
                                 <w:rFonts w:cs="Times New Roman"/>
@@ -20222,17 +19381,7 @@
                                 <w:sz w:val="40"/>
                                 <w:szCs w:val="40"/>
                               </w:rPr>
-                              <w:t>уПозднышева</w:t>
-                            </w:r>
-                            <w:proofErr w:type="spellEnd"/>
-                            <w:r>
-                              <w:rPr>
-                                <w:rFonts w:cs="Times New Roman"/>
-                                <w:i/>
-                                <w:sz w:val="40"/>
-                                <w:szCs w:val="40"/>
-                              </w:rPr>
-                              <w:t xml:space="preserve"> Е.Е.</w:t>
+                              <w:t>уПозднышева Е.Е.</w:t>
                             </w:r>
                           </w:p>
                           <w:p>
@@ -20244,7 +19393,6 @@
                                 <w:szCs w:val="40"/>
                               </w:rPr>
                             </w:pPr>
-                            <w:proofErr w:type="spellStart"/>
                             <w:r>
                               <w:rPr>
                                 <w:rFonts w:cs="Times New Roman"/>
@@ -20252,17 +19400,7 @@
                                 <w:sz w:val="40"/>
                                 <w:szCs w:val="40"/>
                               </w:rPr>
-                              <w:t>мПровер</w:t>
-                            </w:r>
-                            <w:proofErr w:type="spellEnd"/>
-                            <w:r>
-                              <w:rPr>
-                                <w:rFonts w:cs="Times New Roman"/>
-                                <w:i/>
-                                <w:sz w:val="40"/>
-                                <w:szCs w:val="40"/>
-                              </w:rPr>
-                              <w:t>.</w:t>
+                              <w:t>мПровер.</w:t>
                             </w:r>
                           </w:p>
                           <w:p>
@@ -20286,7 +19424,6 @@
                                 <w:szCs w:val="40"/>
                               </w:rPr>
                             </w:pPr>
-                            <w:proofErr w:type="spellStart"/>
                             <w:r>
                               <w:rPr>
                                 <w:rFonts w:cs="Times New Roman"/>
@@ -20294,17 +19431,7 @@
                                 <w:sz w:val="40"/>
                                 <w:szCs w:val="40"/>
                               </w:rPr>
-                              <w:t>Берекчиян</w:t>
-                            </w:r>
-                            <w:proofErr w:type="spellEnd"/>
-                            <w:r>
-                              <w:rPr>
-                                <w:rFonts w:cs="Times New Roman"/>
-                                <w:i/>
-                                <w:sz w:val="40"/>
-                                <w:szCs w:val="40"/>
-                              </w:rPr>
-                              <w:t xml:space="preserve"> В.В.</w:t>
+                              <w:t>Берекчиян В.В.</w:t>
                             </w:r>
                           </w:p>
                           <w:p>
@@ -20316,7 +19443,6 @@
                                 <w:szCs w:val="40"/>
                               </w:rPr>
                             </w:pPr>
-                            <w:proofErr w:type="spellStart"/>
                             <w:r>
                               <w:rPr>
                                 <w:rFonts w:cs="Times New Roman"/>
@@ -20324,17 +19450,7 @@
                                 <w:sz w:val="40"/>
                                 <w:szCs w:val="40"/>
                               </w:rPr>
-                              <w:t>ИРазраб</w:t>
-                            </w:r>
-                            <w:proofErr w:type="spellEnd"/>
-                            <w:r>
-                              <w:rPr>
-                                <w:rFonts w:cs="Times New Roman"/>
-                                <w:i/>
-                                <w:sz w:val="40"/>
-                                <w:szCs w:val="40"/>
-                              </w:rPr>
-                              <w:t>.</w:t>
+                              <w:t>ИРазраб.</w:t>
                             </w:r>
                           </w:p>
                           <w:p>
@@ -20356,7 +19472,6 @@
                                 <w:szCs w:val="40"/>
                               </w:rPr>
                             </w:pPr>
-                            <w:proofErr w:type="spellStart"/>
                             <w:r>
                               <w:rPr>
                                 <w:rFonts w:cs="Times New Roman"/>
@@ -20364,17 +19479,7 @@
                                 <w:sz w:val="40"/>
                                 <w:szCs w:val="40"/>
                               </w:rPr>
-                              <w:t>зм</w:t>
-                            </w:r>
-                            <w:proofErr w:type="spellEnd"/>
-                            <w:r>
-                              <w:rPr>
-                                <w:rFonts w:cs="Times New Roman"/>
-                                <w:i/>
-                                <w:sz w:val="40"/>
-                                <w:szCs w:val="40"/>
-                              </w:rPr>
-                              <w:t>.</w:t>
+                              <w:t>зм.</w:t>
                             </w:r>
                           </w:p>
                         </w:txbxContent>
@@ -20526,27 +19631,7 @@
                           <w:i/>
                           <w:sz w:val="18"/>
                         </w:rPr>
-                        <w:t xml:space="preserve"> </w:t>
-                      </w:r>
-                      <w:proofErr w:type="spellStart"/>
-                      <w:proofErr w:type="gramStart"/>
-                      <w:r>
-                        <w:rPr>
-                          <w:rFonts w:cs="Times New Roman"/>
-                          <w:i/>
-                          <w:sz w:val="18"/>
-                        </w:rPr>
-                        <w:t>Н.контр</w:t>
-                      </w:r>
-                      <w:proofErr w:type="spellEnd"/>
-                      <w:proofErr w:type="gramEnd"/>
-                      <w:r>
-                        <w:rPr>
-                          <w:rFonts w:cs="Times New Roman"/>
-                          <w:i/>
-                          <w:sz w:val="18"/>
-                        </w:rPr>
-                        <w:t>.</w:t>
+                        <w:t xml:space="preserve"> Н.контр.</w:t>
                       </w:r>
                     </w:p>
                   </w:txbxContent>
@@ -20789,7 +19874,6 @@
                           <w:szCs w:val="40"/>
                         </w:rPr>
                       </w:pPr>
-                      <w:proofErr w:type="spellStart"/>
                       <w:r>
                         <w:rPr>
                           <w:rFonts w:cs="Times New Roman"/>
@@ -20799,7 +19883,6 @@
                         </w:rPr>
                         <w:t>дЛист</w:t>
                       </w:r>
-                      <w:proofErr w:type="spellEnd"/>
                     </w:p>
                     <w:p>
                       <w:pPr>
@@ -20847,29 +19930,7 @@
                           <w:sz w:val="40"/>
                           <w:szCs w:val="40"/>
                         </w:rPr>
-                        <w:t xml:space="preserve"> </w:t>
-                      </w:r>
-                      <w:proofErr w:type="spellStart"/>
-                      <w:proofErr w:type="gramStart"/>
-                      <w:r>
-                        <w:rPr>
-                          <w:rFonts w:cs="Times New Roman"/>
-                          <w:i/>
-                          <w:sz w:val="40"/>
-                          <w:szCs w:val="40"/>
-                        </w:rPr>
-                        <w:t>Н.контр</w:t>
-                      </w:r>
-                      <w:proofErr w:type="spellEnd"/>
-                      <w:proofErr w:type="gramEnd"/>
-                      <w:r>
-                        <w:rPr>
-                          <w:rFonts w:cs="Times New Roman"/>
-                          <w:i/>
-                          <w:sz w:val="40"/>
-                          <w:szCs w:val="40"/>
-                        </w:rPr>
-                        <w:t>.</w:t>
+                        <w:t xml:space="preserve"> Н.контр.</w:t>
                       </w:r>
                     </w:p>
                     <w:p>
@@ -20936,7 +19997,6 @@
                           <w:szCs w:val="40"/>
                         </w:rPr>
                       </w:pPr>
-                      <w:proofErr w:type="spellStart"/>
                       <w:r>
                         <w:rPr>
                           <w:rFonts w:cs="Times New Roman"/>
@@ -20944,17 +20004,7 @@
                           <w:sz w:val="40"/>
                           <w:szCs w:val="40"/>
                         </w:rPr>
-                        <w:t>уПозднышева</w:t>
-                      </w:r>
-                      <w:proofErr w:type="spellEnd"/>
-                      <w:r>
-                        <w:rPr>
-                          <w:rFonts w:cs="Times New Roman"/>
-                          <w:i/>
-                          <w:sz w:val="40"/>
-                          <w:szCs w:val="40"/>
-                        </w:rPr>
-                        <w:t xml:space="preserve"> Е.Е.</w:t>
+                        <w:t>уПозднышева Е.Е.</w:t>
                       </w:r>
                     </w:p>
                     <w:p>
@@ -20966,7 +20016,6 @@
                           <w:szCs w:val="40"/>
                         </w:rPr>
                       </w:pPr>
-                      <w:proofErr w:type="spellStart"/>
                       <w:r>
                         <w:rPr>
                           <w:rFonts w:cs="Times New Roman"/>
@@ -20974,17 +20023,7 @@
                           <w:sz w:val="40"/>
                           <w:szCs w:val="40"/>
                         </w:rPr>
-                        <w:t>мПровер</w:t>
-                      </w:r>
-                      <w:proofErr w:type="spellEnd"/>
-                      <w:r>
-                        <w:rPr>
-                          <w:rFonts w:cs="Times New Roman"/>
-                          <w:i/>
-                          <w:sz w:val="40"/>
-                          <w:szCs w:val="40"/>
-                        </w:rPr>
-                        <w:t>.</w:t>
+                        <w:t>мПровер.</w:t>
                       </w:r>
                     </w:p>
                     <w:p>
@@ -21008,7 +20047,6 @@
                           <w:szCs w:val="40"/>
                         </w:rPr>
                       </w:pPr>
-                      <w:proofErr w:type="spellStart"/>
                       <w:r>
                         <w:rPr>
                           <w:rFonts w:cs="Times New Roman"/>
@@ -21016,17 +20054,7 @@
                           <w:sz w:val="40"/>
                           <w:szCs w:val="40"/>
                         </w:rPr>
-                        <w:t>Берекчиян</w:t>
-                      </w:r>
-                      <w:proofErr w:type="spellEnd"/>
-                      <w:r>
-                        <w:rPr>
-                          <w:rFonts w:cs="Times New Roman"/>
-                          <w:i/>
-                          <w:sz w:val="40"/>
-                          <w:szCs w:val="40"/>
-                        </w:rPr>
-                        <w:t xml:space="preserve"> В.В.</w:t>
+                        <w:t>Берекчиян В.В.</w:t>
                       </w:r>
                     </w:p>
                     <w:p>
@@ -21038,7 +20066,6 @@
                           <w:szCs w:val="40"/>
                         </w:rPr>
                       </w:pPr>
-                      <w:proofErr w:type="spellStart"/>
                       <w:r>
                         <w:rPr>
                           <w:rFonts w:cs="Times New Roman"/>
@@ -21046,17 +20073,7 @@
                           <w:sz w:val="40"/>
                           <w:szCs w:val="40"/>
                         </w:rPr>
-                        <w:t>ИРазраб</w:t>
-                      </w:r>
-                      <w:proofErr w:type="spellEnd"/>
-                      <w:r>
-                        <w:rPr>
-                          <w:rFonts w:cs="Times New Roman"/>
-                          <w:i/>
-                          <w:sz w:val="40"/>
-                          <w:szCs w:val="40"/>
-                        </w:rPr>
-                        <w:t>.</w:t>
+                        <w:t>ИРазраб.</w:t>
                       </w:r>
                     </w:p>
                     <w:p>
@@ -21078,7 +20095,6 @@
                           <w:szCs w:val="40"/>
                         </w:rPr>
                       </w:pPr>
-                      <w:proofErr w:type="spellStart"/>
                       <w:r>
                         <w:rPr>
                           <w:rFonts w:cs="Times New Roman"/>
@@ -21086,17 +20102,7 @@
                           <w:sz w:val="40"/>
                           <w:szCs w:val="40"/>
                         </w:rPr>
-                        <w:t>зм</w:t>
-                      </w:r>
-                      <w:proofErr w:type="spellEnd"/>
-                      <w:r>
-                        <w:rPr>
-                          <w:rFonts w:cs="Times New Roman"/>
-                          <w:i/>
-                          <w:sz w:val="40"/>
-                          <w:szCs w:val="40"/>
-                        </w:rPr>
-                        <w:t>.</w:t>
+                        <w:t>зм.</w:t>
                       </w:r>
                     </w:p>
                   </w:txbxContent>

--- a/8 семестр/Криптографическая защита/Курсовая работа/Документация/Ковалец Илья ВКБ42 Курсовая работа.docx
+++ b/8 семестр/Криптографическая защита/Курсовая работа/Документация/Ковалец Илья ВКБ42 Курсовая работа.docx
@@ -1407,7 +1407,7 @@
           <w:sz w:val="24"/>
           <w:szCs w:val="24"/>
         </w:rPr>
-        <w:t>5</w:t>
+        <w:t>6</w:t>
       </w:r>
     </w:p>
     <w:p>
@@ -2621,9 +2621,35 @@
         </w:sectPr>
       </w:pPr>
     </w:p>
+    <w:bookmarkEnd w:id="0"/>
+    <w:bookmarkEnd w:id="1"/>
+    <w:bookmarkEnd w:id="2"/>
+    <w:bookmarkEnd w:id="3"/>
+    <w:bookmarkEnd w:id="4"/>
+    <w:bookmarkEnd w:id="5"/>
+    <w:p>
+      <w:pPr>
+        <w:framePr w:w="8851" w:wrap="auto" w:vAnchor="text" w:hAnchor="page" w:x="1531" w:y="-12851"/>
+        <w:widowControl/>
+        <w:spacing w:after="160" w:line="259" w:lineRule="auto"/>
+        <w:ind w:left="-284" w:firstLine="0"/>
+        <w:jc w:val="left"/>
+        <w:sectPr>
+          <w:headerReference w:type="default" r:id="rId11"/>
+          <w:footerReference w:type="default" r:id="rId12"/>
+          <w:footerReference w:type="first" r:id="rId13"/>
+          <w:pgSz w:w="11906" w:h="16838"/>
+          <w:pgMar w:top="1134" w:right="850" w:bottom="1134" w:left="1701" w:header="708" w:footer="708" w:gutter="0"/>
+          <w:pgNumType w:start="2"/>
+          <w:cols w:space="708"/>
+          <w:titlePg/>
+          <w:docGrid w:linePitch="381"/>
+        </w:sectPr>
+      </w:pPr>
+    </w:p>
     <w:tbl>
       <w:tblPr>
-        <w:tblpPr w:leftFromText="180" w:rightFromText="180" w:vertAnchor="page" w:horzAnchor="margin" w:tblpXSpec="center" w:tblpY="529"/>
+        <w:tblpPr w:leftFromText="180" w:rightFromText="180" w:vertAnchor="page" w:horzAnchor="page" w:tblpX="451" w:tblpY="661"/>
         <w:tblW w:w="10060" w:type="dxa"/>
         <w:tblBorders>
           <w:top w:val="single" w:sz="4" w:space="0" w:color="FFFFFF"/>
@@ -2644,14 +2670,12 @@
           <w:tcPr>
             <w:tcW w:w="10060" w:type="dxa"/>
           </w:tcPr>
-          <w:bookmarkEnd w:id="0"/>
-          <w:bookmarkEnd w:id="1"/>
-          <w:bookmarkEnd w:id="2"/>
-          <w:bookmarkEnd w:id="3"/>
-          <w:bookmarkEnd w:id="4"/>
-          <w:bookmarkEnd w:id="5"/>
           <w:p>
             <w:pPr>
+              <w:tabs>
+                <w:tab w:val="left" w:pos="525"/>
+                <w:tab w:val="left" w:pos="675"/>
+              </w:tabs>
               <w:ind w:firstLine="567"/>
               <w:rPr>
                 <w:b/>
@@ -2667,7 +2691,6 @@
                 <w:szCs w:val="24"/>
                 <w:lang w:eastAsia="ru-RU"/>
               </w:rPr>
-              <w:lastRenderedPageBreak/>
               <w:t>Содержание пояснительной записки</w:t>
             </w:r>
           </w:p>
@@ -2680,6 +2703,10 @@
           </w:tcPr>
           <w:p>
             <w:pPr>
+              <w:tabs>
+                <w:tab w:val="left" w:pos="525"/>
+                <w:tab w:val="left" w:pos="675"/>
+              </w:tabs>
               <w:ind w:firstLine="567"/>
               <w:rPr>
                 <w:sz w:val="24"/>
@@ -2698,6 +2725,10 @@
           </w:p>
           <w:p>
             <w:pPr>
+              <w:tabs>
+                <w:tab w:val="left" w:pos="525"/>
+                <w:tab w:val="left" w:pos="675"/>
+              </w:tabs>
               <w:ind w:left="567" w:firstLine="0"/>
               <w:rPr>
                 <w:sz w:val="24"/>
@@ -2739,6 +2770,10 @@
           </w:tcPr>
           <w:p>
             <w:pPr>
+              <w:tabs>
+                <w:tab w:val="left" w:pos="525"/>
+                <w:tab w:val="left" w:pos="675"/>
+              </w:tabs>
               <w:spacing w:before="120"/>
               <w:ind w:firstLine="567"/>
               <w:rPr>
@@ -2770,6 +2805,10 @@
                 <w:ilvl w:val="0"/>
                 <w:numId w:val="2"/>
               </w:numPr>
+              <w:tabs>
+                <w:tab w:val="left" w:pos="525"/>
+                <w:tab w:val="left" w:pos="675"/>
+              </w:tabs>
               <w:autoSpaceDE w:val="0"/>
               <w:autoSpaceDN w:val="0"/>
               <w:spacing w:before="3"/>
@@ -2811,6 +2850,10 @@
                 <w:ilvl w:val="0"/>
                 <w:numId w:val="2"/>
               </w:numPr>
+              <w:tabs>
+                <w:tab w:val="left" w:pos="525"/>
+                <w:tab w:val="left" w:pos="675"/>
+              </w:tabs>
               <w:autoSpaceDE w:val="0"/>
               <w:autoSpaceDN w:val="0"/>
               <w:spacing w:before="3"/>
@@ -2860,6 +2903,10 @@
                 <w:ilvl w:val="0"/>
                 <w:numId w:val="2"/>
               </w:numPr>
+              <w:tabs>
+                <w:tab w:val="left" w:pos="525"/>
+                <w:tab w:val="left" w:pos="675"/>
+              </w:tabs>
               <w:autoSpaceDE w:val="0"/>
               <w:autoSpaceDN w:val="0"/>
               <w:spacing w:before="3"/>
@@ -2875,7 +2922,7 @@
                 <w:szCs w:val="24"/>
                 <w:lang w:eastAsia="ru-RU"/>
               </w:rPr>
-              <w:t xml:space="preserve">В разделе </w:t>
+              <w:t>В разделе «Работоспособность программного средства»</w:t>
             </w:r>
             <w:r>
               <w:rPr>
@@ -2883,7 +2930,7 @@
                 <w:szCs w:val="24"/>
                 <w:lang w:eastAsia="ru-RU"/>
               </w:rPr>
-              <w:t>«</w:t>
+              <w:t xml:space="preserve"> </w:t>
             </w:r>
             <w:r>
               <w:rPr>
@@ -2891,7 +2938,7 @@
                 <w:szCs w:val="24"/>
                 <w:lang w:eastAsia="ru-RU"/>
               </w:rPr>
-              <w:t xml:space="preserve">Работоспособность программного </w:t>
+              <w:t xml:space="preserve">представлены примеры работы программы, демонстрируется работоспособность, входные и выходные данные, а также рассматриваются преимущества и недостатки </w:t>
             </w:r>
             <w:r>
               <w:rPr>
@@ -2899,47 +2946,7 @@
                 <w:szCs w:val="24"/>
                 <w:lang w:eastAsia="ru-RU"/>
               </w:rPr>
-              <w:t>средства</w:t>
-            </w:r>
-            <w:r>
-              <w:rPr>
-                <w:sz w:val="24"/>
-                <w:szCs w:val="24"/>
-                <w:lang w:eastAsia="ru-RU"/>
-              </w:rPr>
-              <w:t>»</w:t>
-            </w:r>
-            <w:r>
-              <w:rPr>
-                <w:sz w:val="24"/>
-                <w:szCs w:val="24"/>
-                <w:lang w:eastAsia="ru-RU"/>
-              </w:rPr>
-              <w:t xml:space="preserve"> </w:t>
-            </w:r>
-            <w:r>
-              <w:rPr>
-                <w:sz w:val="24"/>
-                <w:szCs w:val="24"/>
-                <w:lang w:eastAsia="ru-RU"/>
-              </w:rPr>
-              <w:t xml:space="preserve">представлены примеры работы программы, демонстрируется работоспособность, входные и выходные данные, а также рассматриваются преимущества и недостатки </w:t>
-            </w:r>
-            <w:r>
-              <w:rPr>
-                <w:sz w:val="24"/>
-                <w:szCs w:val="24"/>
-                <w:lang w:eastAsia="ru-RU"/>
-              </w:rPr>
-              <w:t>программного средства.</w:t>
-            </w:r>
-            <w:r>
-              <w:rPr>
-                <w:sz w:val="24"/>
-                <w:szCs w:val="24"/>
-                <w:lang w:eastAsia="ru-RU"/>
-              </w:rPr>
-              <w:t xml:space="preserve"> </w:t>
+              <w:t xml:space="preserve">программного средства. </w:t>
             </w:r>
           </w:p>
         </w:tc>
@@ -2954,6 +2961,10 @@
           </w:tcPr>
           <w:p>
             <w:pPr>
+              <w:tabs>
+                <w:tab w:val="left" w:pos="525"/>
+                <w:tab w:val="left" w:pos="675"/>
+              </w:tabs>
               <w:ind w:firstLine="567"/>
               <w:rPr>
                 <w:sz w:val="24"/>
@@ -2980,6 +2991,10 @@
           </w:p>
           <w:p>
             <w:pPr>
+              <w:tabs>
+                <w:tab w:val="left" w:pos="525"/>
+                <w:tab w:val="left" w:pos="675"/>
+              </w:tabs>
               <w:ind w:left="567" w:hanging="567"/>
               <w:rPr>
                 <w:sz w:val="24"/>
@@ -3050,6 +3065,10 @@
                 </w:tcPr>
                 <w:p>
                   <w:pPr>
+                    <w:tabs>
+                      <w:tab w:val="left" w:pos="525"/>
+                      <w:tab w:val="left" w:pos="675"/>
+                    </w:tabs>
                     <w:rPr>
                       <w:sz w:val="24"/>
                       <w:szCs w:val="24"/>
@@ -3059,6 +3078,10 @@
                 </w:p>
                 <w:p>
                   <w:pPr>
+                    <w:tabs>
+                      <w:tab w:val="left" w:pos="525"/>
+                      <w:tab w:val="left" w:pos="675"/>
+                    </w:tabs>
                     <w:ind w:firstLine="0"/>
                     <w:rPr>
                       <w:sz w:val="24"/>
@@ -3090,6 +3113,10 @@
                 </w:tcPr>
                 <w:p>
                   <w:pPr>
+                    <w:tabs>
+                      <w:tab w:val="left" w:pos="525"/>
+                      <w:tab w:val="left" w:pos="675"/>
+                    </w:tabs>
                     <w:rPr>
                       <w:sz w:val="24"/>
                       <w:szCs w:val="24"/>
@@ -3099,6 +3126,10 @@
                 </w:p>
                 <w:p>
                   <w:pPr>
+                    <w:tabs>
+                      <w:tab w:val="left" w:pos="525"/>
+                      <w:tab w:val="left" w:pos="675"/>
+                    </w:tabs>
                     <w:ind w:firstLine="0"/>
                     <w:rPr>
                       <w:sz w:val="24"/>
@@ -3125,6 +3156,10 @@
                 </w:p>
                 <w:p>
                   <w:pPr>
+                    <w:tabs>
+                      <w:tab w:val="left" w:pos="525"/>
+                      <w:tab w:val="left" w:pos="675"/>
+                    </w:tabs>
                     <w:spacing w:line="200" w:lineRule="atLeast"/>
                     <w:ind w:left="-87" w:firstLine="4"/>
                     <w:jc w:val="center"/>
@@ -3152,6 +3187,10 @@
                 </w:tcPr>
                 <w:p>
                   <w:pPr>
+                    <w:tabs>
+                      <w:tab w:val="left" w:pos="525"/>
+                      <w:tab w:val="left" w:pos="675"/>
+                    </w:tabs>
                     <w:rPr>
                       <w:sz w:val="24"/>
                       <w:szCs w:val="24"/>
@@ -3161,6 +3200,10 @@
                 </w:p>
                 <w:p>
                   <w:pPr>
+                    <w:tabs>
+                      <w:tab w:val="left" w:pos="525"/>
+                      <w:tab w:val="left" w:pos="675"/>
+                    </w:tabs>
                     <w:rPr>
                       <w:sz w:val="24"/>
                       <w:szCs w:val="20"/>
@@ -3176,31 +3219,15 @@
                       <w:shd w:val="clear" w:color="auto" w:fill="FFFFFF"/>
                       <w:lang w:eastAsia="ru-RU"/>
                     </w:rPr>
-                    <w:t>И</w:t>
-                  </w:r>
-                  <w:r>
-                    <w:rPr>
-                      <w:color w:val="000000"/>
-                      <w:sz w:val="24"/>
-                      <w:szCs w:val="24"/>
-                      <w:shd w:val="clear" w:color="auto" w:fill="FFFFFF"/>
-                      <w:lang w:eastAsia="ru-RU"/>
-                    </w:rPr>
-                    <w:t>. А</w:t>
-                  </w:r>
-                  <w:r>
-                    <w:rPr>
-                      <w:color w:val="000000"/>
-                      <w:sz w:val="24"/>
-                      <w:szCs w:val="24"/>
-                      <w:shd w:val="clear" w:color="auto" w:fill="FFFFFF"/>
-                      <w:lang w:eastAsia="ru-RU"/>
-                    </w:rPr>
-                    <w:t>. Алферова</w:t>
+                    <w:t>И. А. Алферова</w:t>
                   </w:r>
                 </w:p>
                 <w:p>
                   <w:pPr>
+                    <w:tabs>
+                      <w:tab w:val="left" w:pos="525"/>
+                      <w:tab w:val="left" w:pos="675"/>
+                    </w:tabs>
                     <w:rPr>
                       <w:sz w:val="24"/>
                       <w:szCs w:val="24"/>
@@ -3229,6 +3256,10 @@
                 </w:tcPr>
                 <w:p>
                   <w:pPr>
+                    <w:tabs>
+                      <w:tab w:val="left" w:pos="525"/>
+                      <w:tab w:val="left" w:pos="675"/>
+                    </w:tabs>
                     <w:rPr>
                       <w:sz w:val="24"/>
                       <w:szCs w:val="24"/>
@@ -3243,6 +3274,10 @@
                 </w:tcPr>
                 <w:p>
                   <w:pPr>
+                    <w:tabs>
+                      <w:tab w:val="left" w:pos="525"/>
+                      <w:tab w:val="left" w:pos="675"/>
+                    </w:tabs>
                     <w:spacing w:line="200" w:lineRule="atLeast"/>
                     <w:ind w:left="-87" w:firstLine="4"/>
                     <w:rPr>
@@ -3260,6 +3295,10 @@
                 </w:tcPr>
                 <w:p>
                   <w:pPr>
+                    <w:tabs>
+                      <w:tab w:val="left" w:pos="525"/>
+                      <w:tab w:val="left" w:pos="675"/>
+                    </w:tabs>
                     <w:ind w:firstLine="656"/>
                     <w:rPr>
                       <w:sz w:val="24"/>
@@ -3281,6 +3320,10 @@
                 </w:tcPr>
                 <w:p>
                   <w:pPr>
+                    <w:tabs>
+                      <w:tab w:val="left" w:pos="525"/>
+                      <w:tab w:val="left" w:pos="675"/>
+                    </w:tabs>
                     <w:ind w:firstLine="0"/>
                     <w:rPr>
                       <w:sz w:val="24"/>
@@ -3320,6 +3363,10 @@
                 </w:tcPr>
                 <w:p>
                   <w:pPr>
+                    <w:tabs>
+                      <w:tab w:val="left" w:pos="525"/>
+                      <w:tab w:val="left" w:pos="675"/>
+                    </w:tabs>
                     <w:ind w:firstLine="0"/>
                     <w:rPr>
                       <w:sz w:val="24"/>
@@ -3346,6 +3393,10 @@
                 </w:p>
                 <w:p>
                   <w:pPr>
+                    <w:tabs>
+                      <w:tab w:val="left" w:pos="525"/>
+                      <w:tab w:val="left" w:pos="675"/>
+                    </w:tabs>
                     <w:spacing w:line="200" w:lineRule="atLeast"/>
                     <w:ind w:left="-87" w:firstLine="4"/>
                     <w:jc w:val="center"/>
@@ -3373,6 +3424,10 @@
                 </w:tcPr>
                 <w:p>
                   <w:pPr>
+                    <w:tabs>
+                      <w:tab w:val="left" w:pos="525"/>
+                      <w:tab w:val="left" w:pos="675"/>
+                    </w:tabs>
                     <w:rPr>
                       <w:color w:val="000000" w:themeColor="text1"/>
                       <w:sz w:val="24"/>
@@ -3412,6 +3467,10 @@
           </w:tbl>
           <w:p>
             <w:pPr>
+              <w:tabs>
+                <w:tab w:val="left" w:pos="525"/>
+                <w:tab w:val="left" w:pos="675"/>
+              </w:tabs>
               <w:spacing w:before="120"/>
               <w:ind w:firstLine="567"/>
               <w:rPr>
@@ -3428,7 +3487,7 @@
       <w:pPr>
         <w:widowControl/>
         <w:spacing w:after="160" w:line="259" w:lineRule="auto"/>
-        <w:ind w:firstLine="0"/>
+        <w:ind w:left="-851" w:firstLine="0"/>
       </w:pPr>
     </w:p>
     <w:p>
@@ -5709,9 +5768,10 @@
           <w:szCs w:val="28"/>
         </w:rPr>
         <w:sectPr>
-          <w:headerReference w:type="default" r:id="rId11"/>
-          <w:footerReference w:type="default" r:id="rId12"/>
-          <w:footerReference w:type="first" r:id="rId13"/>
+          <w:headerReference w:type="default" r:id="rId14"/>
+          <w:footerReference w:type="default" r:id="rId15"/>
+          <w:footerReference w:type="first" r:id="rId16"/>
+          <w:type w:val="continuous"/>
           <w:pgSz w:w="11906" w:h="16838"/>
           <w:pgMar w:top="1134" w:right="850" w:bottom="1134" w:left="1701" w:header="708" w:footer="708" w:gutter="0"/>
           <w:pgNumType w:start="2"/>
@@ -5809,7 +5869,31 @@
         <w:rPr>
           <w:rFonts w:eastAsia="Times New Roman" w:cs="Times New Roman"/>
         </w:rPr>
-        <w:t xml:space="preserve">Предметом данной работы является разработка программного средства </w:t>
+        <w:t>Предметом данной работы является</w:t>
+      </w:r>
+      <w:r>
+        <w:rPr>
+          <w:rFonts w:eastAsia="Times New Roman" w:cs="Times New Roman"/>
+        </w:rPr>
+        <w:t xml:space="preserve"> </w:t>
+      </w:r>
+      <w:r>
+        <w:rPr>
+          <w:rFonts w:eastAsia="Times New Roman" w:cs="Times New Roman"/>
+        </w:rPr>
+        <w:t>изучение формального периода развития криптографии</w:t>
+      </w:r>
+      <w:r>
+        <w:rPr>
+          <w:rFonts w:eastAsia="Times New Roman" w:cs="Times New Roman"/>
+        </w:rPr>
+        <w:t xml:space="preserve"> и</w:t>
+      </w:r>
+      <w:r>
+        <w:rPr>
+          <w:rFonts w:eastAsia="Times New Roman" w:cs="Times New Roman"/>
+        </w:rPr>
+        <w:t xml:space="preserve"> разработка программного средства </w:t>
       </w:r>
       <w:r>
         <w:rPr>
@@ -6197,7 +6281,7 @@
                     </pic:cNvPicPr>
                   </pic:nvPicPr>
                   <pic:blipFill>
-                    <a:blip r:embed="rId14" cstate="print">
+                    <a:blip r:embed="rId17" cstate="print">
                       <a:extLst>
                         <a:ext uri="{28A0092B-C50C-407E-A947-70E740481C1C}">
                           <a14:useLocalDpi xmlns:a14="http://schemas.microsoft.com/office/drawing/2010/main" val="0"/>
@@ -6536,7 +6620,7 @@
                     </pic:cNvPicPr>
                   </pic:nvPicPr>
                   <pic:blipFill rotWithShape="1">
-                    <a:blip r:embed="rId15" cstate="print">
+                    <a:blip r:embed="rId18" cstate="print">
                       <a:extLst>
                         <a:ext uri="{28A0092B-C50C-407E-A947-70E740481C1C}">
                           <a14:useLocalDpi xmlns:a14="http://schemas.microsoft.com/office/drawing/2010/main" val="0"/>
@@ -6663,7 +6747,7 @@
                     </pic:cNvPicPr>
                   </pic:nvPicPr>
                   <pic:blipFill>
-                    <a:blip r:embed="rId16">
+                    <a:blip r:embed="rId19">
                       <a:extLst>
                         <a:ext uri="{28A0092B-C50C-407E-A947-70E740481C1C}">
                           <a14:useLocalDpi xmlns:a14="http://schemas.microsoft.com/office/drawing/2010/main" val="0"/>
@@ -9478,6 +9562,7 @@
           <w:ilvl w:val="0"/>
           <w:numId w:val="17"/>
         </w:numPr>
+        <w:ind w:left="0" w:firstLine="1069"/>
       </w:pPr>
       <w:r>
         <w:t xml:space="preserve">Настройка параметров машины. Пользователь на первой вкладке «Настройки параметров машины» выбирает три ротора из восьми доступных и задаёт их порядок. Для каждого ротора устанавливается начальное положение </w:t>
@@ -9511,6 +9596,7 @@
           <w:ilvl w:val="0"/>
           <w:numId w:val="17"/>
         </w:numPr>
+        <w:ind w:left="0" w:firstLine="1069"/>
       </w:pPr>
       <w:r>
         <w:t>Ввод исходного текста. На второй вкладке «Шифрование / Расшифрование» пользователь вводит текст в поле «Ввод текста». Программа принимает только латинские буквы, остальные символы (цифры, знаки препинания, пробелы) пропускаются без изменений или не обрабатываются, что соответствует принципам работы реальной Энигмы</w:t>
@@ -9526,6 +9612,7 @@
           <w:ilvl w:val="0"/>
           <w:numId w:val="17"/>
         </w:numPr>
+        <w:ind w:left="0" w:firstLine="1069"/>
       </w:pPr>
       <w:r>
         <w:t>Шифрование / дешифрование сообщения. Пользователь может выбрать один из двух режимов обработки. При нажатии кнопки «Шифр / Расшифр» программа обрабатывает весь текст целиком, отображая ход выполнения с помощью прогресс-бара и выводя подробный лог каждого преобразования в поле «Поэтапное выполнение». При нажатии кнопки «Поэтапно» каждый следующий символ обрабатывается отдельно, что позволяет детально изучить механизм шифрования. В обоих случаях результат сохраняется в поле «Вывод текста»</w:t>
@@ -9541,6 +9628,7 @@
           <w:ilvl w:val="0"/>
           <w:numId w:val="17"/>
         </w:numPr>
+        <w:ind w:left="0" w:firstLine="1069"/>
       </w:pPr>
       <w:r>
         <w:t>Пошаговая визуализация процесса шифрования символа. Для каждого нажатой клавиши или обрабатываемого символа</w:t>
@@ -9549,17 +9637,17 @@
         <w:t xml:space="preserve"> </w:t>
       </w:r>
       <w:r>
-        <w:t xml:space="preserve">программа последовательно выполняет следующие действия: поворот правого ротора на одну позицию с проверкой необходимости поворота среднего </w:t>
+        <w:t xml:space="preserve">программа последовательно выполняет следующие действия: поворот правого ротора на одну позицию с проверкой необходимости поворота среднего и левого роторов </w:t>
+      </w:r>
+      <w:r>
+        <w:t xml:space="preserve">через </w:t>
+      </w:r>
+      <w:r>
+        <w:t xml:space="preserve">механизм защёлки и двойного шага, прохождение сигнала через коммутационную панель, последовательный проход через правый, средний и левый роторы в прямом направлении, отражение в рефлекторе, обратный проход через левый, средний и </w:t>
       </w:r>
       <w:r>
         <w:lastRenderedPageBreak/>
-        <w:t xml:space="preserve">и левого роторов </w:t>
-      </w:r>
-      <w:r>
-        <w:t xml:space="preserve">через </w:t>
-      </w:r>
-      <w:r>
-        <w:t>механизм защёлки и двойного шага, прохождение сигнала через коммутационную панель, последовательный проход через правый, средний и левый роторы в прямом направлении, отражение в рефлекторе, обратный проход через левый, средний и правый роторы, повторное прохождение через коммутационную панель и вывод зашифрованной буквы. Каждый этап фиксируется в логе с указанием текущего положения роторов и полученных преобразований</w:t>
+        <w:t>правый роторы, повторное прохождение через коммутационную панель и вывод зашифрованной буквы. Каждый этап фиксируется в логе с указанием текущего положения роторов и полученных преобразований</w:t>
       </w:r>
       <w:r>
         <w:t>.</w:t>
@@ -9572,6 +9660,7 @@
           <w:ilvl w:val="0"/>
           <w:numId w:val="17"/>
         </w:numPr>
+        <w:ind w:left="0" w:firstLine="1069"/>
       </w:pPr>
       <w:r>
         <w:t xml:space="preserve">Режим реальной имитации машинки. Третья вкладка «Режим машинки» предоставляет интерфейс, имитирующий физическую Энигму. Пользователь может нажимать клавиши на клавиатуре </w:t>
@@ -9605,6 +9694,7 @@
           <w:ilvl w:val="0"/>
           <w:numId w:val="17"/>
         </w:numPr>
+        <w:ind w:left="0" w:firstLine="1069"/>
       </w:pPr>
       <w:r>
         <w:t>Отображение результатов. После завершения шифрования программа отображает полученный шифртекст в поле вывода. Благодаря симметрии шифрования Энигмы, для дешифрования достаточно ввести шифртекст в поле ввода при тех же настройках машины – на выходе получится исходный открытый текст. Это свойство наглядно демонстрируется на практике</w:t>
@@ -9628,7 +9718,6 @@
       <w:bookmarkStart w:id="42" w:name="_Toc167967112"/>
       <w:bookmarkStart w:id="43" w:name="_Toc230007265"/>
       <w:r>
-        <w:lastRenderedPageBreak/>
         <w:t xml:space="preserve">Реализация </w:t>
       </w:r>
       <w:bookmarkStart w:id="44" w:name="_Hlk167965002"/>
@@ -9644,7 +9733,11 @@
         <w:spacing w:before="0" w:after="0"/>
       </w:pPr>
       <w:r>
-        <w:t>Ротор является ключевым компонентом шифровальной машины Энигма, реализующим основную подстановку. В программной модели ротор представлен не отдельным классом, а набором взаимосвязанных элементов управления и структур данных, что обусловлено демонстрационным характером приложения – вся логика сосредоточена непосредственно в форме Form1 для максимальной наглядности и простоты отладки</w:t>
+        <w:t xml:space="preserve">Ротор является ключевым компонентом шифровальной машины Энигма, реализующим основную подстановку. В программной модели ротор представлен не отдельным классом, а набором взаимосвязанных элементов управления и структур данных, что обусловлено демонстрационным характером приложения – вся логика </w:t>
+      </w:r>
+      <w:r>
+        <w:lastRenderedPageBreak/>
+        <w:t>сосредоточена непосредственно в форме Form1 для максимальной наглядности и простоты отладки</w:t>
       </w:r>
       <w:r>
         <w:t>.</w:t>
@@ -9698,11 +9791,7 @@
         <w:t>сдвигом</w:t>
       </w:r>
       <w:r>
-        <w:t xml:space="preserve"> через функцию Mod. После поворота проверяется необходимость поворота среднего ротора с помощью метода NotchGo. Этот метод анализирует, достиг ли правый ротор своей позиции защёлки: для роторов I–V проверяется совпадение текущей буквы с единственной буквой защёлки, для роторов VI–VIII – с любой из двух букв. Если условие выполнено, средний ротор поворачивается на один шаг. Аналогично, после поворота среднего ротора проверяется защёлка среднего ротора для поворота левого. Такой подход полностью эмулирует механику реальной </w:t>
-      </w:r>
-      <w:r>
-        <w:lastRenderedPageBreak/>
-        <w:t>Энигмы, включая эффект двойного шага, когда средний ротор может повернуться дважды за одну операцию.</w:t>
+        <w:t xml:space="preserve"> через функцию Mod. После поворота проверяется необходимость поворота среднего ротора с помощью метода NotchGo. Этот метод анализирует, достиг ли правый ротор своей позиции защёлки: для роторов I–V проверяется совпадение текущей буквы с единственной буквой защёлки, для роторов VI–VIII – с любой из двух букв. Если условие выполнено, средний ротор поворачивается на один шаг. Аналогично, после поворота среднего ротора проверяется защёлка среднего ротора для поворота левого. Такой подход полностью эмулирует механику реальной Энигмы, включая эффект двойного шага, когда средний ротор может повернуться дважды за одну операцию.</w:t>
       </w:r>
     </w:p>
     <w:p>
@@ -9711,7 +9800,13 @@
         <w:spacing w:before="0" w:after="0"/>
       </w:pPr>
       <w:r>
-        <w:t>На рисунке 3 изображена блок-схема работы ротора в прямом направление.</w:t>
+        <w:t>На рисунке 3 изображена блок-схема работы ротора в прямом направлени</w:t>
+      </w:r>
+      <w:r>
+        <w:t>и</w:t>
+      </w:r>
+      <w:r>
+        <w:t>.</w:t>
       </w:r>
     </w:p>
     <w:p>
@@ -9730,11 +9825,12 @@
         <w:rPr>
           <w:noProof/>
         </w:rPr>
+        <w:lastRenderedPageBreak/>
         <w:drawing>
-          <wp:inline distT="0" distB="0" distL="0" distR="0" wp14:anchorId="7CF4EAAB" wp14:editId="21078209">
-            <wp:extent cx="5786117" cy="5314950"/>
-            <wp:effectExtent l="0" t="0" r="5715" b="0"/>
-            <wp:docPr id="1845300263" name="Рисунок 64"/>
+          <wp:inline distT="0" distB="0" distL="0" distR="0" wp14:anchorId="3F765D79" wp14:editId="50FADE1E">
+            <wp:extent cx="5862818" cy="5391150"/>
+            <wp:effectExtent l="0" t="0" r="5080" b="0"/>
+            <wp:docPr id="598828460" name="Рисунок 108"/>
             <wp:cNvGraphicFramePr>
               <a:graphicFrameLocks xmlns:a="http://schemas.openxmlformats.org/drawingml/2006/main" noChangeAspect="1"/>
             </wp:cNvGraphicFramePr>
@@ -9748,7 +9844,7 @@
                     </pic:cNvPicPr>
                   </pic:nvPicPr>
                   <pic:blipFill>
-                    <a:blip r:embed="rId17">
+                    <a:blip r:embed="rId20">
                       <a:extLst>
                         <a:ext uri="{28A0092B-C50C-407E-A947-70E740481C1C}">
                           <a14:useLocalDpi xmlns:a14="http://schemas.microsoft.com/office/drawing/2010/main" val="0"/>
@@ -9763,7 +9859,7 @@
                   <pic:spPr bwMode="auto">
                     <a:xfrm>
                       <a:off x="0" y="0"/>
-                      <a:ext cx="5792528" cy="5320839"/>
+                      <a:ext cx="5870288" cy="5398019"/>
                     </a:xfrm>
                     <a:prstGeom prst="rect">
                       <a:avLst/>
@@ -9821,11 +9917,7 @@
         <w:t>циклическим сдвигом</w:t>
       </w:r>
       <w:r>
-        <w:t xml:space="preserve"> в диапазон 0–25, после чего из строки подстановки ротора берётся символ по </w:t>
-      </w:r>
-      <w:r>
-        <w:lastRenderedPageBreak/>
-        <w:t>полученному индексу</w:t>
+        <w:t xml:space="preserve"> в диапазон 0–25, после чего из строки подстановки ротора берётся символ по полученному индексу</w:t>
       </w:r>
       <w:r>
         <w:t xml:space="preserve">. Пусть </w:t>
@@ -9891,7 +9983,11 @@
         <w:spacing w:before="0" w:after="0"/>
       </w:pPr>
       <w:r>
-        <w:t>При обратном проходе преобразование выполняется в обратном направлении: сначала определяется позиция входной буквы в строке подстановки ротора, затем к этой позиции прибавляется текущий сдвиг, и по полученному индексу из алфавита выбирается выходная буква:</w:t>
+        <w:t xml:space="preserve">При обратном проходе преобразование выполняется в обратном направлении: сначала определяется позиция входной буквы в строке подстановки ротора, затем к </w:t>
+      </w:r>
+      <w:r>
+        <w:lastRenderedPageBreak/>
+        <w:t>этой позиции прибавляется текущий сдвиг, и по полученному индексу из алфавита выбирается выходная буква:</w:t>
       </w:r>
       <w:r>
         <w:t xml:space="preserve"> </w:t>
@@ -10066,35 +10162,35 @@
         <w:t>элементов</w:t>
       </w:r>
       <w:r>
-        <w:t xml:space="preserve"> вызывается </w:t>
+        <w:t xml:space="preserve"> вызывается метод CB_KomBoard_SelectedIndexChanged, который выполняет несколько важных функций. Во-первых, он собирает все текущие выбранные значения во всех </w:t>
+      </w:r>
+      <w:r>
+        <w:t>элементах</w:t>
+      </w:r>
+      <w:r>
+        <w:t xml:space="preserve"> в список selectedValues. Во-вторых, для каждого </w:t>
+      </w:r>
+      <w:r>
+        <w:t>элемента</w:t>
+      </w:r>
+      <w:r>
+        <w:t xml:space="preserve"> динамически перестраивает список доступных</w:t>
+      </w:r>
+      <w:r>
+        <w:t xml:space="preserve"> букв</w:t>
+      </w:r>
+      <w:r>
+        <w:t>, исключая уже использованные буквы,</w:t>
+      </w:r>
+      <w:r>
+        <w:t xml:space="preserve"> но </w:t>
+      </w:r>
+      <w:r>
+        <w:t xml:space="preserve">за </w:t>
       </w:r>
       <w:r>
         <w:lastRenderedPageBreak/>
-        <w:t xml:space="preserve">метод CB_KomBoard_SelectedIndexChanged, который выполняет несколько важных функций. Во-первых, он собирает все текущие выбранные значения во всех </w:t>
-      </w:r>
-      <w:r>
-        <w:t>элементах</w:t>
-      </w:r>
-      <w:r>
-        <w:t xml:space="preserve"> в список selectedValues. Во-вторых, для каждого </w:t>
-      </w:r>
-      <w:r>
-        <w:t>элемента</w:t>
-      </w:r>
-      <w:r>
-        <w:t xml:space="preserve"> динамически перестраивает список доступных</w:t>
-      </w:r>
-      <w:r>
-        <w:t xml:space="preserve"> букв</w:t>
-      </w:r>
-      <w:r>
-        <w:t>, исключая уже использованные буквы,</w:t>
-      </w:r>
-      <w:r>
-        <w:t xml:space="preserve"> но </w:t>
-      </w:r>
-      <w:r>
-        <w:t>за исключением той, которая выбрана в данный момент. Это предотвращает ситуацию, когда одна и та же буква оказывается соединённой с несколькими другими, что соответствует физическим ограничениям реальной коммутационной панели. В-третьих, после обновления интерфейса метод перестраивает словарь KomBoard, который хранит все соединения в обоих направлениях: если пользователь соединил буквы A и Q, в словарь добавляются пары «AQ» и «QA». Это обеспечивает быстрый поиск преобразования за O(1) при прохождении сигнала.</w:t>
+        <w:t>исключением той, которая выбрана в данный момент. Это предотвращает ситуацию, когда одна и та же буква оказывается соединённой с несколькими другими, что соответствует физическим ограничениям реальной коммутационной панели. В-третьих, после обновления интерфейса метод перестраивает словарь KomBoard, который хранит все соединения в обоих направлениях: если пользователь соединил буквы A и Q, в словарь добавляются пары «AQ» и «QA». Это обеспечивает быстрый поиск преобразования за O(1) при прохождении сигнала.</w:t>
       </w:r>
     </w:p>
     <w:p>
@@ -10137,11 +10233,7 @@
         <w:spacing w:before="0" w:after="0"/>
       </w:pPr>
       <w:r>
-        <w:t xml:space="preserve">Сердцем программы является метод EnigmaEngine, который реализует полное преобразование одного символа. Этот метод вызывается для каждой буквы исходного текста и возвращает соответствующую зашифрованную букву. Реализованы две версии метода: с выводом подробного пошагового лога используется в режимах «Шифр / Расшифр» и «Поэтапно» и без лога для режима реальной имитации машинки, где важна мгновенная реакция на нажатие клавиш. Внутри метода последовательно вызываются все компоненты машины в строго определённом порядке, соответствующем физическому пути сигнала в реальной Энигме: сначала поворот роторов, затем коммутационная панель на входе, прямой проход через три </w:t>
-      </w:r>
-      <w:r>
-        <w:lastRenderedPageBreak/>
-        <w:t>ротора, рефлектор, обратный проход через роторы и повторное прохождение через коммутационную панель на выходе. Каждый из этих этапов вынесен в отдельные вспомогательные методы WorkRotorTo, WorkRotorBack, WorkReflector, WorkKomBoard, что обеспечивает модульность и удобство отладки</w:t>
+        <w:t>Сердцем программы является метод EnigmaEngine, который реализует полное преобразование одного символа. Этот метод вызывается для каждой буквы исходного текста и возвращает соответствующую зашифрованную букву. Реализованы две версии метода: с выводом подробного пошагового лога используется в режимах «Шифр / Расшифр» и «Поэтапно» и без лога для режима реальной имитации машинки, где важна мгновенная реакция на нажатие клавиш. Внутри метода последовательно вызываются все компоненты машины в строго определённом порядке, соответствующем физическому пути сигнала в реальной Энигме: сначала поворот роторов, затем коммутационная панель на входе, прямой проход через три ротора, рефлектор, обратный проход через роторы и повторное прохождение через коммутационную панель на выходе. Каждый из этих этапов вынесен в отдельные вспомогательные методы WorkRotorTo, WorkRotorBack, WorkReflector, WorkKomBoard, что обеспечивает модульность и удобство отладки</w:t>
       </w:r>
       <w:r>
         <w:t xml:space="preserve">. </w:t>
@@ -10153,6 +10245,7 @@
         <w:spacing w:before="0" w:after="0"/>
       </w:pPr>
       <w:r>
+        <w:lastRenderedPageBreak/>
         <w:t>Благодаря свойству</w:t>
       </w:r>
       <w:r>
@@ -10288,7 +10381,7 @@
                     <pic:cNvPicPr/>
                   </pic:nvPicPr>
                   <pic:blipFill>
-                    <a:blip r:embed="rId18"/>
+                    <a:blip r:embed="rId21"/>
                     <a:stretch>
                       <a:fillRect/>
                     </a:stretch>
@@ -10382,7 +10475,7 @@
                     <pic:cNvPicPr/>
                   </pic:nvPicPr>
                   <pic:blipFill>
-                    <a:blip r:embed="rId19"/>
+                    <a:blip r:embed="rId22"/>
                     <a:stretch>
                       <a:fillRect/>
                     </a:stretch>
@@ -10525,7 +10618,7 @@
                     <pic:cNvPicPr/>
                   </pic:nvPicPr>
                   <pic:blipFill>
-                    <a:blip r:embed="rId20"/>
+                    <a:blip r:embed="rId23"/>
                     <a:stretch>
                       <a:fillRect/>
                     </a:stretch>
@@ -10604,7 +10697,7 @@
                     <pic:cNvPicPr/>
                   </pic:nvPicPr>
                   <pic:blipFill>
-                    <a:blip r:embed="rId21"/>
+                    <a:blip r:embed="rId24"/>
                     <a:stretch>
                       <a:fillRect/>
                     </a:stretch>
@@ -10708,7 +10801,7 @@
                     <pic:cNvPicPr/>
                   </pic:nvPicPr>
                   <pic:blipFill>
-                    <a:blip r:embed="rId22"/>
+                    <a:blip r:embed="rId25"/>
                     <a:stretch>
                       <a:fillRect/>
                     </a:stretch>
@@ -10833,6 +10926,7 @@
           <w:numId w:val="34"/>
         </w:numPr>
         <w:spacing w:before="0" w:after="0"/>
+        <w:ind w:left="0" w:firstLine="360"/>
       </w:pPr>
       <w:r>
         <w:t>Проведён теоретический анализ шифровальной машины Энигма, включая историю её создания и модификаций, устройство и принцип работы всех компонентов,</w:t>
@@ -10855,6 +10949,7 @@
           <w:numId w:val="34"/>
         </w:numPr>
         <w:spacing w:before="0" w:after="0"/>
+        <w:ind w:left="0" w:firstLine="360"/>
       </w:pPr>
       <w:r>
         <w:t>Разработано программное приложение на C# с использованием Windows Forms, реализующее полную трёхроторную модель Энигмы с поддержкой восьми роторов, двух рефлекторов, коммутационной панели на десять соединений и механизма двойного шага</w:t>
@@ -10871,6 +10966,7 @@
           <w:numId w:val="34"/>
         </w:numPr>
         <w:spacing w:before="0" w:after="0"/>
+        <w:ind w:left="0" w:firstLine="360"/>
       </w:pPr>
       <w:r>
         <w:t>Обеспечена возможность пошагового выполнения шифрования с детальным логированием каждого этапа преобразования символа, а также режим реальной имитации с визуализацией лампочек при нажатии клавиш</w:t>
@@ -10887,6 +10983,7 @@
           <w:numId w:val="34"/>
         </w:numPr>
         <w:spacing w:before="0" w:after="0"/>
+        <w:ind w:left="0" w:firstLine="360"/>
       </w:pPr>
       <w:r>
         <w:t xml:space="preserve">Проведено тестирование работоспособности программы на различных примерах, подтвердившее корректность реализации, </w:t>
@@ -10913,8 +11010,11 @@
         <w:spacing w:before="0" w:after="0"/>
       </w:pPr>
       <w:r>
+        <w:t xml:space="preserve">Итогом курсовой работы стало создание работоспособного и информативного программного средства, сочетающего теоретическую основу с практической </w:t>
+      </w:r>
+      <w:r>
         <w:lastRenderedPageBreak/>
-        <w:t>Итогом курсовой работы стало создание работоспособного и информативного программного средства, сочетающего теоретическую основу с практической демонстрацией. Приложение успешно моделирует работу трёхроторной шифровальной машины Энигма, позволяет пользователю наглядно наблюдать все этапы преобразования символа и может быть использовано в образовательных целях для изучения истории криптографии и принципов работы роторных шифровальных устройств</w:t>
+        <w:t>демонстрацией. Приложение успешно моделирует работу трёхроторной шифровальной машины Энигма, позволяет пользователю наглядно наблюдать все этапы преобразования символа и может быть использовано в образовательных целях для изучения истории криптографии и принципов работы роторных шифровальных устройств</w:t>
       </w:r>
       <w:r>
         <w:t xml:space="preserve">. </w:t>
@@ -14848,8 +14948,8 @@
       </w:r>
     </w:p>
     <w:sectPr>
-      <w:headerReference w:type="default" r:id="rId23"/>
-      <w:footerReference w:type="default" r:id="rId24"/>
+      <w:headerReference w:type="default" r:id="rId26"/>
+      <w:footerReference w:type="default" r:id="rId27"/>
       <w:pgSz w:w="11906" w:h="16838"/>
       <w:pgMar w:top="1134" w:right="567" w:bottom="1418" w:left="1134" w:header="709" w:footer="142" w:gutter="0"/>
       <w:pgNumType w:start="5"/>
@@ -14924,6 +15024,28 @@
 </file>
 
 <file path=word/footer4.xml><?xml version="1.0" encoding="utf-8"?>
+<w:ftr xmlns:wpc="http://schemas.microsoft.com/office/word/2010/wordprocessingCanvas" xmlns:cx="http://schemas.microsoft.com/office/drawing/2014/chartex" xmlns:cx1="http://schemas.microsoft.com/office/drawing/2015/9/8/chartex" xmlns:cx2="http://schemas.microsoft.com/office/drawing/2015/10/21/chartex" xmlns:cx3="http://schemas.microsoft.com/office/drawing/2016/5/9/chartex" xmlns:cx4="http://schemas.microsoft.com/office/drawing/2016/5/10/chartex" xmlns:cx5="http://schemas.microsoft.com/office/drawing/2016/5/11/chartex" xmlns:cx6="http://schemas.microsoft.com/office/drawing/2016/5/12/chartex" xmlns:cx7="http://schemas.microsoft.com/office/drawing/2016/5/13/chartex" xmlns:cx8="http://schemas.microsoft.com/office/drawing/2016/5/14/chartex" xmlns:mc="http://schemas.openxmlformats.org/markup-compatibility/2006" xmlns:aink="http://schemas.microsoft.com/office/drawing/2016/ink" xmlns:am3d="http://schemas.microsoft.com/office/drawing/2017/model3d" xmlns:o="urn:schemas-microsoft-com:office:office" xmlns:oel="http://schemas.microsoft.com/office/2019/extlst" xmlns:r="http://schemas.openxmlformats.org/officeDocument/2006/relationships" xmlns:m="http://schemas.openxmlformats.org/officeDocument/2006/math" xmlns:v="urn:schemas-microsoft-com:vml" xmlns:wp14="http://schemas.microsoft.com/office/word/2010/wordprocessingDrawing" xmlns:wp="http://schemas.openxmlformats.org/drawingml/2006/wordprocessingDrawing" xmlns:w10="urn:schemas-microsoft-com:office:word" xmlns:w="http://schemas.openxmlformats.org/wordprocessingml/2006/main" xmlns:w14="http://schemas.microsoft.com/office/word/2010/wordml" xmlns:w15="http://schemas.microsoft.com/office/word/2012/wordml" xmlns:w16cex="http://schemas.microsoft.com/office/word/2018/wordml/cex" xmlns:w16cid="http://schemas.microsoft.com/office/word/2016/wordml/cid" xmlns:w16="http://schemas.microsoft.com/office/word/2018/wordml" xmlns:w16du="http://schemas.microsoft.com/office/word/2023/wordml/word16du" xmlns:w16sdtdh="http://schemas.microsoft.com/office/word/2020/wordml/sdtdatahash" xmlns:w16sdtfl="http://schemas.microsoft.com/office/word/2024/wordml/sdtformatlock" xmlns:w16se="http://schemas.microsoft.com/office/word/2015/wordml/symex" xmlns:wpg="http://schemas.microsoft.com/office/word/2010/wordprocessingGroup" xmlns:wpi="http://schemas.microsoft.com/office/word/2010/wordprocessingInk" xmlns:wne="http://schemas.microsoft.com/office/word/2006/wordml" xmlns:wps="http://schemas.microsoft.com/office/word/2010/wordprocessingShape" mc:Ignorable="w14 w15 w16se w16cid w16 w16cex w16sdtdh w16sdtfl w16du wp14">
+  <w:p>
+    <w:pPr>
+      <w:pStyle w:val="a8"/>
+    </w:pPr>
+  </w:p>
+  <w:p/>
+</w:ftr>
+</file>
+
+<file path=word/footer5.xml><?xml version="1.0" encoding="utf-8"?>
+<w:ftr xmlns:wpc="http://schemas.microsoft.com/office/word/2010/wordprocessingCanvas" xmlns:cx="http://schemas.microsoft.com/office/drawing/2014/chartex" xmlns:cx1="http://schemas.microsoft.com/office/drawing/2015/9/8/chartex" xmlns:cx2="http://schemas.microsoft.com/office/drawing/2015/10/21/chartex" xmlns:cx3="http://schemas.microsoft.com/office/drawing/2016/5/9/chartex" xmlns:cx4="http://schemas.microsoft.com/office/drawing/2016/5/10/chartex" xmlns:cx5="http://schemas.microsoft.com/office/drawing/2016/5/11/chartex" xmlns:cx6="http://schemas.microsoft.com/office/drawing/2016/5/12/chartex" xmlns:cx7="http://schemas.microsoft.com/office/drawing/2016/5/13/chartex" xmlns:cx8="http://schemas.microsoft.com/office/drawing/2016/5/14/chartex" xmlns:mc="http://schemas.openxmlformats.org/markup-compatibility/2006" xmlns:aink="http://schemas.microsoft.com/office/drawing/2016/ink" xmlns:am3d="http://schemas.microsoft.com/office/drawing/2017/model3d" xmlns:o="urn:schemas-microsoft-com:office:office" xmlns:oel="http://schemas.microsoft.com/office/2019/extlst" xmlns:r="http://schemas.openxmlformats.org/officeDocument/2006/relationships" xmlns:m="http://schemas.openxmlformats.org/officeDocument/2006/math" xmlns:v="urn:schemas-microsoft-com:vml" xmlns:wp14="http://schemas.microsoft.com/office/word/2010/wordprocessingDrawing" xmlns:wp="http://schemas.openxmlformats.org/drawingml/2006/wordprocessingDrawing" xmlns:w10="urn:schemas-microsoft-com:office:word" xmlns:w="http://schemas.openxmlformats.org/wordprocessingml/2006/main" xmlns:w14="http://schemas.microsoft.com/office/word/2010/wordml" xmlns:w15="http://schemas.microsoft.com/office/word/2012/wordml" xmlns:w16cex="http://schemas.microsoft.com/office/word/2018/wordml/cex" xmlns:w16cid="http://schemas.microsoft.com/office/word/2016/wordml/cid" xmlns:w16="http://schemas.microsoft.com/office/word/2018/wordml" xmlns:w16du="http://schemas.microsoft.com/office/word/2023/wordml/word16du" xmlns:w16sdtdh="http://schemas.microsoft.com/office/word/2020/wordml/sdtdatahash" xmlns:w16sdtfl="http://schemas.microsoft.com/office/word/2024/wordml/sdtformatlock" xmlns:w16se="http://schemas.microsoft.com/office/word/2015/wordml/symex" xmlns:wpg="http://schemas.microsoft.com/office/word/2010/wordprocessingGroup" xmlns:wpi="http://schemas.microsoft.com/office/word/2010/wordprocessingInk" xmlns:wne="http://schemas.microsoft.com/office/word/2006/wordml" xmlns:wps="http://schemas.microsoft.com/office/word/2010/wordprocessingShape" mc:Ignorable="w14 w15 w16se w16cid w16 w16cex w16sdtdh w16sdtfl w16du wp14">
+  <w:p>
+    <w:pPr>
+      <w:pStyle w:val="a8"/>
+    </w:pPr>
+  </w:p>
+  <w:p/>
+</w:ftr>
+</file>
+
+<file path=word/footer6.xml><?xml version="1.0" encoding="utf-8"?>
 <w:ftr xmlns:wpc="http://schemas.microsoft.com/office/word/2010/wordprocessingCanvas" xmlns:cx="http://schemas.microsoft.com/office/drawing/2014/chartex" xmlns:cx1="http://schemas.microsoft.com/office/drawing/2015/9/8/chartex" xmlns:cx2="http://schemas.microsoft.com/office/drawing/2015/10/21/chartex" xmlns:cx3="http://schemas.microsoft.com/office/drawing/2016/5/9/chartex" xmlns:cx4="http://schemas.microsoft.com/office/drawing/2016/5/10/chartex" xmlns:cx5="http://schemas.microsoft.com/office/drawing/2016/5/11/chartex" xmlns:cx6="http://schemas.microsoft.com/office/drawing/2016/5/12/chartex" xmlns:cx7="http://schemas.microsoft.com/office/drawing/2016/5/13/chartex" xmlns:cx8="http://schemas.microsoft.com/office/drawing/2016/5/14/chartex" xmlns:mc="http://schemas.openxmlformats.org/markup-compatibility/2006" xmlns:aink="http://schemas.microsoft.com/office/drawing/2016/ink" xmlns:am3d="http://schemas.microsoft.com/office/drawing/2017/model3d" xmlns:o="urn:schemas-microsoft-com:office:office" xmlns:oel="http://schemas.microsoft.com/office/2019/extlst" xmlns:r="http://schemas.openxmlformats.org/officeDocument/2006/relationships" xmlns:m="http://schemas.openxmlformats.org/officeDocument/2006/math" xmlns:v="urn:schemas-microsoft-com:vml" xmlns:wp14="http://schemas.microsoft.com/office/word/2010/wordprocessingDrawing" xmlns:wp="http://schemas.openxmlformats.org/drawingml/2006/wordprocessingDrawing" xmlns:w10="urn:schemas-microsoft-com:office:word" xmlns:w="http://schemas.openxmlformats.org/wordprocessingml/2006/main" xmlns:w14="http://schemas.microsoft.com/office/word/2010/wordml" xmlns:w15="http://schemas.microsoft.com/office/word/2012/wordml" xmlns:w16cex="http://schemas.microsoft.com/office/word/2018/wordml/cex" xmlns:w16cid="http://schemas.microsoft.com/office/word/2016/wordml/cid" xmlns:w16="http://schemas.microsoft.com/office/word/2018/wordml" xmlns:w16du="http://schemas.microsoft.com/office/word/2023/wordml/word16du" xmlns:w16sdtdh="http://schemas.microsoft.com/office/word/2020/wordml/sdtdatahash" xmlns:w16sdtfl="http://schemas.microsoft.com/office/word/2024/wordml/sdtformatlock" xmlns:w16se="http://schemas.microsoft.com/office/word/2015/wordml/symex" xmlns:wpg="http://schemas.microsoft.com/office/word/2010/wordprocessingGroup" xmlns:wpi="http://schemas.microsoft.com/office/word/2010/wordprocessingInk" xmlns:wne="http://schemas.microsoft.com/office/word/2006/wordml" xmlns:wps="http://schemas.microsoft.com/office/word/2010/wordprocessingShape" mc:Ignorable="w14 w15 w16se w16cid w16 w16cex w16sdtdh w16sdtfl w16du wp14">
   <w:sdt>
     <w:sdtPr>
@@ -15007,7 +15129,1935 @@
       <mc:AlternateContent>
         <mc:Choice Requires="wpg">
           <w:drawing>
-            <wp:anchor distT="0" distB="0" distL="114300" distR="114300" simplePos="0" relativeHeight="251657216" behindDoc="0" locked="1" layoutInCell="1" allowOverlap="1" wp14:anchorId="01AFD76E" wp14:editId="6FF13472">
+            <wp:anchor distT="0" distB="0" distL="114300" distR="114300" simplePos="0" relativeHeight="251657728" behindDoc="0" locked="1" layoutInCell="1" allowOverlap="1" wp14:anchorId="01AFD76E" wp14:editId="6FF13472">
+              <wp:simplePos x="0" y="0"/>
+              <wp:positionH relativeFrom="page">
+                <wp:posOffset>809625</wp:posOffset>
+              </wp:positionH>
+              <wp:positionV relativeFrom="page">
+                <wp:posOffset>257175</wp:posOffset>
+              </wp:positionV>
+              <wp:extent cx="6444615" cy="10610850"/>
+              <wp:effectExtent l="0" t="0" r="32385" b="0"/>
+              <wp:wrapNone/>
+              <wp:docPr id="587153980" name="Группа 2"/>
+              <wp:cNvGraphicFramePr>
+                <a:graphicFrameLocks xmlns:a="http://schemas.openxmlformats.org/drawingml/2006/main"/>
+              </wp:cNvGraphicFramePr>
+              <a:graphic xmlns:a="http://schemas.openxmlformats.org/drawingml/2006/main">
+                <a:graphicData uri="http://schemas.microsoft.com/office/word/2010/wordprocessingGroup">
+                  <wpg:wgp>
+                    <wpg:cNvGrpSpPr>
+                      <a:grpSpLocks/>
+                    </wpg:cNvGrpSpPr>
+                    <wpg:grpSpPr bwMode="auto">
+                      <a:xfrm>
+                        <a:off x="0" y="0"/>
+                        <a:ext cx="6444615" cy="10610850"/>
+                        <a:chOff x="0" y="0"/>
+                        <a:chExt cx="20000" cy="20864"/>
+                      </a:xfrm>
+                    </wpg:grpSpPr>
+                    <wps:wsp>
+                      <wps:cNvPr id="702916690" name="Rectangle 2"/>
+                      <wps:cNvSpPr>
+                        <a:spLocks noChangeArrowheads="1"/>
+                      </wps:cNvSpPr>
+                      <wps:spPr bwMode="auto">
+                        <a:xfrm>
+                          <a:off x="0" y="0"/>
+                          <a:ext cx="20000" cy="20000"/>
+                        </a:xfrm>
+                        <a:prstGeom prst="rect">
+                          <a:avLst/>
+                        </a:prstGeom>
+                        <a:noFill/>
+                        <a:ln w="12700">
+                          <a:solidFill>
+                            <a:srgbClr val="000000"/>
+                          </a:solidFill>
+                          <a:miter lim="800000"/>
+                          <a:headEnd/>
+                          <a:tailEnd/>
+                        </a:ln>
+                        <a:extLst>
+                          <a:ext uri="{909E8E84-426E-40DD-AFC4-6F175D3DCCD1}">
+                            <a14:hiddenFill xmlns:a14="http://schemas.microsoft.com/office/drawing/2010/main">
+                              <a:solidFill>
+                                <a:srgbClr val="FFFFFF"/>
+                              </a:solidFill>
+                            </a14:hiddenFill>
+                          </a:ext>
+                        </a:extLst>
+                      </wps:spPr>
+                      <wps:bodyPr rot="0" vert="horz" wrap="square" lIns="91440" tIns="45720" rIns="91440" bIns="45720" anchor="t" anchorCtr="0" upright="1">
+                        <a:noAutofit/>
+                      </wps:bodyPr>
+                    </wps:wsp>
+                    <wps:wsp>
+                      <wps:cNvPr id="1190155761" name="Line 3"/>
+                      <wps:cNvCnPr>
+                        <a:cxnSpLocks noChangeShapeType="1"/>
+                      </wps:cNvCnPr>
+                      <wps:spPr bwMode="auto">
+                        <a:xfrm>
+                          <a:off x="993" y="17183"/>
+                          <a:ext cx="2" cy="1038"/>
+                        </a:xfrm>
+                        <a:prstGeom prst="line">
+                          <a:avLst/>
+                        </a:prstGeom>
+                        <a:noFill/>
+                        <a:ln w="12700">
+                          <a:solidFill>
+                            <a:srgbClr val="000000"/>
+                          </a:solidFill>
+                          <a:round/>
+                          <a:headEnd/>
+                          <a:tailEnd/>
+                        </a:ln>
+                        <a:extLst>
+                          <a:ext uri="{909E8E84-426E-40DD-AFC4-6F175D3DCCD1}">
+                            <a14:hiddenFill xmlns:a14="http://schemas.microsoft.com/office/drawing/2010/main">
+                              <a:noFill/>
+                            </a14:hiddenFill>
+                          </a:ext>
+                        </a:extLst>
+                      </wps:spPr>
+                      <wps:bodyPr/>
+                    </wps:wsp>
+                    <wps:wsp>
+                      <wps:cNvPr id="463965345" name="Line 4"/>
+                      <wps:cNvCnPr>
+                        <a:cxnSpLocks noChangeShapeType="1"/>
+                      </wps:cNvCnPr>
+                      <wps:spPr bwMode="auto">
+                        <a:xfrm>
+                          <a:off x="10" y="17173"/>
+                          <a:ext cx="19967" cy="1"/>
+                        </a:xfrm>
+                        <a:prstGeom prst="line">
+                          <a:avLst/>
+                        </a:prstGeom>
+                        <a:noFill/>
+                        <a:ln w="12700">
+                          <a:solidFill>
+                            <a:srgbClr val="000000"/>
+                          </a:solidFill>
+                          <a:round/>
+                          <a:headEnd/>
+                          <a:tailEnd/>
+                        </a:ln>
+                        <a:extLst>
+                          <a:ext uri="{909E8E84-426E-40DD-AFC4-6F175D3DCCD1}">
+                            <a14:hiddenFill xmlns:a14="http://schemas.microsoft.com/office/drawing/2010/main">
+                              <a:noFill/>
+                            </a14:hiddenFill>
+                          </a:ext>
+                        </a:extLst>
+                      </wps:spPr>
+                      <wps:bodyPr/>
+                    </wps:wsp>
+                    <wps:wsp>
+                      <wps:cNvPr id="1360083289" name="Line 5"/>
+                      <wps:cNvCnPr>
+                        <a:cxnSpLocks noChangeShapeType="1"/>
+                      </wps:cNvCnPr>
+                      <wps:spPr bwMode="auto">
+                        <a:xfrm>
+                          <a:off x="2186" y="17192"/>
+                          <a:ext cx="2" cy="2797"/>
+                        </a:xfrm>
+                        <a:prstGeom prst="line">
+                          <a:avLst/>
+                        </a:prstGeom>
+                        <a:noFill/>
+                        <a:ln w="12700">
+                          <a:solidFill>
+                            <a:srgbClr val="000000"/>
+                          </a:solidFill>
+                          <a:round/>
+                          <a:headEnd/>
+                          <a:tailEnd/>
+                        </a:ln>
+                        <a:extLst>
+                          <a:ext uri="{909E8E84-426E-40DD-AFC4-6F175D3DCCD1}">
+                            <a14:hiddenFill xmlns:a14="http://schemas.microsoft.com/office/drawing/2010/main">
+                              <a:noFill/>
+                            </a14:hiddenFill>
+                          </a:ext>
+                        </a:extLst>
+                      </wps:spPr>
+                      <wps:bodyPr/>
+                    </wps:wsp>
+                    <wps:wsp>
+                      <wps:cNvPr id="830845535" name="Line 6"/>
+                      <wps:cNvCnPr>
+                        <a:cxnSpLocks noChangeShapeType="1"/>
+                      </wps:cNvCnPr>
+                      <wps:spPr bwMode="auto">
+                        <a:xfrm>
+                          <a:off x="5036" y="17192"/>
+                          <a:ext cx="2" cy="2797"/>
+                        </a:xfrm>
+                        <a:prstGeom prst="line">
+                          <a:avLst/>
+                        </a:prstGeom>
+                        <a:noFill/>
+                        <a:ln w="12700">
+                          <a:solidFill>
+                            <a:srgbClr val="000000"/>
+                          </a:solidFill>
+                          <a:round/>
+                          <a:headEnd/>
+                          <a:tailEnd/>
+                        </a:ln>
+                        <a:extLst>
+                          <a:ext uri="{909E8E84-426E-40DD-AFC4-6F175D3DCCD1}">
+                            <a14:hiddenFill xmlns:a14="http://schemas.microsoft.com/office/drawing/2010/main">
+                              <a:noFill/>
+                            </a14:hiddenFill>
+                          </a:ext>
+                        </a:extLst>
+                      </wps:spPr>
+                      <wps:bodyPr/>
+                    </wps:wsp>
+                    <wps:wsp>
+                      <wps:cNvPr id="1794157553" name="Line 7"/>
+                      <wps:cNvCnPr>
+                        <a:cxnSpLocks noChangeShapeType="1"/>
+                      </wps:cNvCnPr>
+                      <wps:spPr bwMode="auto">
+                        <a:xfrm>
+                          <a:off x="6557" y="17192"/>
+                          <a:ext cx="2" cy="2797"/>
+                        </a:xfrm>
+                        <a:prstGeom prst="line">
+                          <a:avLst/>
+                        </a:prstGeom>
+                        <a:noFill/>
+                        <a:ln w="12700">
+                          <a:solidFill>
+                            <a:srgbClr val="000000"/>
+                          </a:solidFill>
+                          <a:round/>
+                          <a:headEnd/>
+                          <a:tailEnd/>
+                        </a:ln>
+                        <a:extLst>
+                          <a:ext uri="{909E8E84-426E-40DD-AFC4-6F175D3DCCD1}">
+                            <a14:hiddenFill xmlns:a14="http://schemas.microsoft.com/office/drawing/2010/main">
+                              <a:noFill/>
+                            </a14:hiddenFill>
+                          </a:ext>
+                        </a:extLst>
+                      </wps:spPr>
+                      <wps:bodyPr/>
+                    </wps:wsp>
+                    <wps:wsp>
+                      <wps:cNvPr id="934984694" name="Line 8"/>
+                      <wps:cNvCnPr>
+                        <a:cxnSpLocks noChangeShapeType="1"/>
+                      </wps:cNvCnPr>
+                      <wps:spPr bwMode="auto">
+                        <a:xfrm>
+                          <a:off x="7650" y="17183"/>
+                          <a:ext cx="2" cy="2796"/>
+                        </a:xfrm>
+                        <a:prstGeom prst="line">
+                          <a:avLst/>
+                        </a:prstGeom>
+                        <a:noFill/>
+                        <a:ln w="12700">
+                          <a:solidFill>
+                            <a:srgbClr val="000000"/>
+                          </a:solidFill>
+                          <a:round/>
+                          <a:headEnd/>
+                          <a:tailEnd/>
+                        </a:ln>
+                        <a:extLst>
+                          <a:ext uri="{909E8E84-426E-40DD-AFC4-6F175D3DCCD1}">
+                            <a14:hiddenFill xmlns:a14="http://schemas.microsoft.com/office/drawing/2010/main">
+                              <a:noFill/>
+                            </a14:hiddenFill>
+                          </a:ext>
+                        </a:extLst>
+                      </wps:spPr>
+                      <wps:bodyPr/>
+                    </wps:wsp>
+                    <wps:wsp>
+                      <wps:cNvPr id="737503877" name="Line 9"/>
+                      <wps:cNvCnPr>
+                        <a:cxnSpLocks noChangeShapeType="1"/>
+                      </wps:cNvCnPr>
+                      <wps:spPr bwMode="auto">
+                        <a:xfrm>
+                          <a:off x="15848" y="18239"/>
+                          <a:ext cx="4" cy="693"/>
+                        </a:xfrm>
+                        <a:prstGeom prst="line">
+                          <a:avLst/>
+                        </a:prstGeom>
+                        <a:noFill/>
+                        <a:ln w="12700">
+                          <a:solidFill>
+                            <a:srgbClr val="000000"/>
+                          </a:solidFill>
+                          <a:round/>
+                          <a:headEnd/>
+                          <a:tailEnd/>
+                        </a:ln>
+                        <a:extLst>
+                          <a:ext uri="{909E8E84-426E-40DD-AFC4-6F175D3DCCD1}">
+                            <a14:hiddenFill xmlns:a14="http://schemas.microsoft.com/office/drawing/2010/main">
+                              <a:noFill/>
+                            </a14:hiddenFill>
+                          </a:ext>
+                        </a:extLst>
+                      </wps:spPr>
+                      <wps:bodyPr/>
+                    </wps:wsp>
+                    <wps:wsp>
+                      <wps:cNvPr id="318572966" name="Line 10"/>
+                      <wps:cNvCnPr>
+                        <a:cxnSpLocks noChangeShapeType="1"/>
+                      </wps:cNvCnPr>
+                      <wps:spPr bwMode="auto">
+                        <a:xfrm>
+                          <a:off x="10" y="19293"/>
+                          <a:ext cx="7621" cy="2"/>
+                        </a:xfrm>
+                        <a:prstGeom prst="line">
+                          <a:avLst/>
+                        </a:prstGeom>
+                        <a:noFill/>
+                        <a:ln w="12700">
+                          <a:solidFill>
+                            <a:srgbClr val="000000"/>
+                          </a:solidFill>
+                          <a:round/>
+                          <a:headEnd/>
+                          <a:tailEnd/>
+                        </a:ln>
+                        <a:extLst>
+                          <a:ext uri="{909E8E84-426E-40DD-AFC4-6F175D3DCCD1}">
+                            <a14:hiddenFill xmlns:a14="http://schemas.microsoft.com/office/drawing/2010/main">
+                              <a:noFill/>
+                            </a14:hiddenFill>
+                          </a:ext>
+                        </a:extLst>
+                      </wps:spPr>
+                      <wps:bodyPr/>
+                    </wps:wsp>
+                    <wps:wsp>
+                      <wps:cNvPr id="1547119967" name="Line 11"/>
+                      <wps:cNvCnPr>
+                        <a:cxnSpLocks noChangeShapeType="1"/>
+                      </wps:cNvCnPr>
+                      <wps:spPr bwMode="auto">
+                        <a:xfrm>
+                          <a:off x="10" y="19646"/>
+                          <a:ext cx="7621" cy="1"/>
+                        </a:xfrm>
+                        <a:prstGeom prst="line">
+                          <a:avLst/>
+                        </a:prstGeom>
+                        <a:noFill/>
+                        <a:ln w="12700">
+                          <a:solidFill>
+                            <a:srgbClr val="000000"/>
+                          </a:solidFill>
+                          <a:round/>
+                          <a:headEnd/>
+                          <a:tailEnd/>
+                        </a:ln>
+                        <a:extLst>
+                          <a:ext uri="{909E8E84-426E-40DD-AFC4-6F175D3DCCD1}">
+                            <a14:hiddenFill xmlns:a14="http://schemas.microsoft.com/office/drawing/2010/main">
+                              <a:noFill/>
+                            </a14:hiddenFill>
+                          </a:ext>
+                        </a:extLst>
+                      </wps:spPr>
+                      <wps:bodyPr/>
+                    </wps:wsp>
+                    <wps:wsp>
+                      <wps:cNvPr id="2001139235" name="Rectangle 12"/>
+                      <wps:cNvSpPr>
+                        <a:spLocks noChangeArrowheads="1"/>
+                      </wps:cNvSpPr>
+                      <wps:spPr bwMode="auto">
+                        <a:xfrm>
+                          <a:off x="54" y="17912"/>
+                          <a:ext cx="883" cy="309"/>
+                        </a:xfrm>
+                        <a:prstGeom prst="rect">
+                          <a:avLst/>
+                        </a:prstGeom>
+                        <a:noFill/>
+                        <a:ln>
+                          <a:noFill/>
+                        </a:ln>
+                        <a:extLst>
+                          <a:ext uri="{909E8E84-426E-40DD-AFC4-6F175D3DCCD1}">
+                            <a14:hiddenFill xmlns:a14="http://schemas.microsoft.com/office/drawing/2010/main">
+                              <a:solidFill>
+                                <a:srgbClr val="FFFFFF"/>
+                              </a:solidFill>
+                            </a14:hiddenFill>
+                          </a:ext>
+                          <a:ext uri="{91240B29-F687-4F45-9708-019B960494DF}">
+                            <a14:hiddenLine xmlns:a14="http://schemas.microsoft.com/office/drawing/2010/main" w="12700">
+                              <a:solidFill>
+                                <a:srgbClr val="000000"/>
+                              </a:solidFill>
+                              <a:miter lim="800000"/>
+                              <a:headEnd/>
+                              <a:tailEnd/>
+                            </a14:hiddenLine>
+                          </a:ext>
+                        </a:extLst>
+                      </wps:spPr>
+                      <wps:linkedTxbx id="1" seq="1"/>
+                      <wps:bodyPr rot="0" vert="horz" wrap="square" lIns="12700" tIns="12700" rIns="12700" bIns="12700" anchor="t" anchorCtr="0" upright="1">
+                        <a:noAutofit/>
+                      </wps:bodyPr>
+                    </wps:wsp>
+                    <wps:wsp>
+                      <wps:cNvPr id="363446459" name="Rectangle 13"/>
+                      <wps:cNvSpPr>
+                        <a:spLocks noChangeArrowheads="1"/>
+                      </wps:cNvSpPr>
+                      <wps:spPr bwMode="auto">
+                        <a:xfrm>
+                          <a:off x="1051" y="17912"/>
+                          <a:ext cx="1100" cy="309"/>
+                        </a:xfrm>
+                        <a:prstGeom prst="rect">
+                          <a:avLst/>
+                        </a:prstGeom>
+                        <a:noFill/>
+                        <a:ln>
+                          <a:noFill/>
+                        </a:ln>
+                        <a:extLst>
+                          <a:ext uri="{909E8E84-426E-40DD-AFC4-6F175D3DCCD1}">
+                            <a14:hiddenFill xmlns:a14="http://schemas.microsoft.com/office/drawing/2010/main">
+                              <a:solidFill>
+                                <a:srgbClr val="FFFFFF"/>
+                              </a:solidFill>
+                            </a14:hiddenFill>
+                          </a:ext>
+                          <a:ext uri="{91240B29-F687-4F45-9708-019B960494DF}">
+                            <a14:hiddenLine xmlns:a14="http://schemas.microsoft.com/office/drawing/2010/main" w="12700">
+                              <a:solidFill>
+                                <a:srgbClr val="000000"/>
+                              </a:solidFill>
+                              <a:miter lim="800000"/>
+                              <a:headEnd/>
+                              <a:tailEnd/>
+                            </a14:hiddenLine>
+                          </a:ext>
+                        </a:extLst>
+                      </wps:spPr>
+                      <wps:linkedTxbx id="2" seq="1"/>
+                      <wps:bodyPr rot="0" vert="horz" wrap="square" lIns="12700" tIns="12700" rIns="12700" bIns="12700" anchor="t" anchorCtr="0" upright="1">
+                        <a:noAutofit/>
+                      </wps:bodyPr>
+                    </wps:wsp>
+                    <wps:wsp>
+                      <wps:cNvPr id="75496114" name="Rectangle 14"/>
+                      <wps:cNvSpPr>
+                        <a:spLocks noChangeArrowheads="1"/>
+                      </wps:cNvSpPr>
+                      <wps:spPr bwMode="auto">
+                        <a:xfrm>
+                          <a:off x="2267" y="17912"/>
+                          <a:ext cx="2573" cy="309"/>
+                        </a:xfrm>
+                        <a:prstGeom prst="rect">
+                          <a:avLst/>
+                        </a:prstGeom>
+                        <a:noFill/>
+                        <a:ln>
+                          <a:noFill/>
+                        </a:ln>
+                        <a:extLst>
+                          <a:ext uri="{909E8E84-426E-40DD-AFC4-6F175D3DCCD1}">
+                            <a14:hiddenFill xmlns:a14="http://schemas.microsoft.com/office/drawing/2010/main">
+                              <a:solidFill>
+                                <a:srgbClr val="FFFFFF"/>
+                              </a:solidFill>
+                            </a14:hiddenFill>
+                          </a:ext>
+                          <a:ext uri="{91240B29-F687-4F45-9708-019B960494DF}">
+                            <a14:hiddenLine xmlns:a14="http://schemas.microsoft.com/office/drawing/2010/main" w="12700">
+                              <a:solidFill>
+                                <a:srgbClr val="000000"/>
+                              </a:solidFill>
+                              <a:miter lim="800000"/>
+                              <a:headEnd/>
+                              <a:tailEnd/>
+                            </a14:hiddenLine>
+                          </a:ext>
+                        </a:extLst>
+                      </wps:spPr>
+                      <wps:linkedTxbx id="3" seq="1"/>
+                      <wps:bodyPr rot="0" vert="horz" wrap="square" lIns="12700" tIns="12700" rIns="12700" bIns="12700" anchor="t" anchorCtr="0" upright="1">
+                        <a:noAutofit/>
+                      </wps:bodyPr>
+                    </wps:wsp>
+                    <wps:wsp>
+                      <wps:cNvPr id="1359774940" name="Rectangle 15"/>
+                      <wps:cNvSpPr>
+                        <a:spLocks noChangeArrowheads="1"/>
+                      </wps:cNvSpPr>
+                      <wps:spPr bwMode="auto">
+                        <a:xfrm>
+                          <a:off x="4983" y="17912"/>
+                          <a:ext cx="1534" cy="309"/>
+                        </a:xfrm>
+                        <a:prstGeom prst="rect">
+                          <a:avLst/>
+                        </a:prstGeom>
+                        <a:noFill/>
+                        <a:ln>
+                          <a:noFill/>
+                        </a:ln>
+                        <a:extLst>
+                          <a:ext uri="{909E8E84-426E-40DD-AFC4-6F175D3DCCD1}">
+                            <a14:hiddenFill xmlns:a14="http://schemas.microsoft.com/office/drawing/2010/main">
+                              <a:solidFill>
+                                <a:srgbClr val="FFFFFF"/>
+                              </a:solidFill>
+                            </a14:hiddenFill>
+                          </a:ext>
+                          <a:ext uri="{91240B29-F687-4F45-9708-019B960494DF}">
+                            <a14:hiddenLine xmlns:a14="http://schemas.microsoft.com/office/drawing/2010/main" w="12700">
+                              <a:solidFill>
+                                <a:srgbClr val="000000"/>
+                              </a:solidFill>
+                              <a:miter lim="800000"/>
+                              <a:headEnd/>
+                              <a:tailEnd/>
+                            </a14:hiddenLine>
+                          </a:ext>
+                        </a:extLst>
+                      </wps:spPr>
+                      <wps:linkedTxbx id="4" seq="1"/>
+                      <wps:bodyPr rot="0" vert="horz" wrap="square" lIns="12700" tIns="12700" rIns="12700" bIns="12700" anchor="t" anchorCtr="0" upright="1">
+                        <a:noAutofit/>
+                      </wps:bodyPr>
+                    </wps:wsp>
+                    <wps:wsp>
+                      <wps:cNvPr id="946348539" name="Rectangle 16"/>
+                      <wps:cNvSpPr>
+                        <a:spLocks noChangeArrowheads="1"/>
+                      </wps:cNvSpPr>
+                      <wps:spPr bwMode="auto">
+                        <a:xfrm>
+                          <a:off x="6604" y="17912"/>
+                          <a:ext cx="1000" cy="309"/>
+                        </a:xfrm>
+                        <a:prstGeom prst="rect">
+                          <a:avLst/>
+                        </a:prstGeom>
+                        <a:noFill/>
+                        <a:ln>
+                          <a:noFill/>
+                        </a:ln>
+                        <a:extLst>
+                          <a:ext uri="{909E8E84-426E-40DD-AFC4-6F175D3DCCD1}">
+                            <a14:hiddenFill xmlns:a14="http://schemas.microsoft.com/office/drawing/2010/main">
+                              <a:solidFill>
+                                <a:srgbClr val="FFFFFF"/>
+                              </a:solidFill>
+                            </a14:hiddenFill>
+                          </a:ext>
+                          <a:ext uri="{91240B29-F687-4F45-9708-019B960494DF}">
+                            <a14:hiddenLine xmlns:a14="http://schemas.microsoft.com/office/drawing/2010/main" w="12700">
+                              <a:solidFill>
+                                <a:srgbClr val="000000"/>
+                              </a:solidFill>
+                              <a:miter lim="800000"/>
+                              <a:headEnd/>
+                              <a:tailEnd/>
+                            </a14:hiddenLine>
+                          </a:ext>
+                        </a:extLst>
+                      </wps:spPr>
+                      <wps:linkedTxbx id="5" seq="1"/>
+                      <wps:bodyPr rot="0" vert="horz" wrap="square" lIns="12700" tIns="12700" rIns="12700" bIns="12700" anchor="t" anchorCtr="0" upright="1">
+                        <a:noAutofit/>
+                      </wps:bodyPr>
+                    </wps:wsp>
+                    <wps:wsp>
+                      <wps:cNvPr id="1033108359" name="Rectangle 17"/>
+                      <wps:cNvSpPr>
+                        <a:spLocks noChangeArrowheads="1"/>
+                      </wps:cNvSpPr>
+                      <wps:spPr bwMode="auto">
+                        <a:xfrm>
+                          <a:off x="15929" y="18258"/>
+                          <a:ext cx="1475" cy="309"/>
+                        </a:xfrm>
+                        <a:prstGeom prst="rect">
+                          <a:avLst/>
+                        </a:prstGeom>
+                        <a:noFill/>
+                        <a:ln>
+                          <a:noFill/>
+                        </a:ln>
+                        <a:extLst>
+                          <a:ext uri="{909E8E84-426E-40DD-AFC4-6F175D3DCCD1}">
+                            <a14:hiddenFill xmlns:a14="http://schemas.microsoft.com/office/drawing/2010/main">
+                              <a:solidFill>
+                                <a:srgbClr val="FFFFFF"/>
+                              </a:solidFill>
+                            </a14:hiddenFill>
+                          </a:ext>
+                          <a:ext uri="{91240B29-F687-4F45-9708-019B960494DF}">
+                            <a14:hiddenLine xmlns:a14="http://schemas.microsoft.com/office/drawing/2010/main" w="12700">
+                              <a:solidFill>
+                                <a:srgbClr val="000000"/>
+                              </a:solidFill>
+                              <a:miter lim="800000"/>
+                              <a:headEnd/>
+                              <a:tailEnd/>
+                            </a14:hiddenLine>
+                          </a:ext>
+                        </a:extLst>
+                      </wps:spPr>
+                      <wps:linkedTxbx id="6" seq="1"/>
+                      <wps:bodyPr rot="0" vert="horz" wrap="square" lIns="12700" tIns="12700" rIns="12700" bIns="12700" anchor="t" anchorCtr="0" upright="1">
+                        <a:noAutofit/>
+                      </wps:bodyPr>
+                    </wps:wsp>
+                    <wps:wsp>
+                      <wps:cNvPr id="2080415408" name="Rectangle 18"/>
+                      <wps:cNvSpPr>
+                        <a:spLocks noChangeArrowheads="1"/>
+                      </wps:cNvSpPr>
+                      <wps:spPr bwMode="auto">
+                        <a:xfrm>
+                          <a:off x="15929" y="18623"/>
+                          <a:ext cx="1475" cy="310"/>
+                        </a:xfrm>
+                        <a:prstGeom prst="rect">
+                          <a:avLst/>
+                        </a:prstGeom>
+                        <a:noFill/>
+                        <a:ln>
+                          <a:noFill/>
+                        </a:ln>
+                        <a:extLst>
+                          <a:ext uri="{909E8E84-426E-40DD-AFC4-6F175D3DCCD1}">
+                            <a14:hiddenFill xmlns:a14="http://schemas.microsoft.com/office/drawing/2010/main">
+                              <a:solidFill>
+                                <a:srgbClr val="FFFFFF"/>
+                              </a:solidFill>
+                            </a14:hiddenFill>
+                          </a:ext>
+                          <a:ext uri="{91240B29-F687-4F45-9708-019B960494DF}">
+                            <a14:hiddenLine xmlns:a14="http://schemas.microsoft.com/office/drawing/2010/main" w="12700">
+                              <a:solidFill>
+                                <a:srgbClr val="000000"/>
+                              </a:solidFill>
+                              <a:miter lim="800000"/>
+                              <a:headEnd/>
+                              <a:tailEnd/>
+                            </a14:hiddenLine>
+                          </a:ext>
+                        </a:extLst>
+                      </wps:spPr>
+                      <wps:linkedTxbx id="7" seq="1"/>
+                      <wps:bodyPr rot="0" vert="horz" wrap="square" lIns="12700" tIns="12700" rIns="12700" bIns="12700" anchor="t" anchorCtr="0" upright="1">
+                        <a:noAutofit/>
+                      </wps:bodyPr>
+                    </wps:wsp>
+                    <wps:wsp>
+                      <wps:cNvPr id="1139790300" name="Rectangle 19"/>
+                      <wps:cNvSpPr>
+                        <a:spLocks noChangeArrowheads="1"/>
+                      </wps:cNvSpPr>
+                      <wps:spPr bwMode="auto">
+                        <a:xfrm>
+                          <a:off x="7760" y="17481"/>
+                          <a:ext cx="12159" cy="721"/>
+                        </a:xfrm>
+                        <a:prstGeom prst="rect">
+                          <a:avLst/>
+                        </a:prstGeom>
+                        <a:noFill/>
+                        <a:ln>
+                          <a:noFill/>
+                        </a:ln>
+                        <a:extLst>
+                          <a:ext uri="{909E8E84-426E-40DD-AFC4-6F175D3DCCD1}">
+                            <a14:hiddenFill xmlns:a14="http://schemas.microsoft.com/office/drawing/2010/main">
+                              <a:solidFill>
+                                <a:srgbClr val="FFFFFF"/>
+                              </a:solidFill>
+                            </a14:hiddenFill>
+                          </a:ext>
+                          <a:ext uri="{91240B29-F687-4F45-9708-019B960494DF}">
+                            <a14:hiddenLine xmlns:a14="http://schemas.microsoft.com/office/drawing/2010/main" w="12700">
+                              <a:solidFill>
+                                <a:srgbClr val="000000"/>
+                              </a:solidFill>
+                              <a:miter lim="800000"/>
+                              <a:headEnd/>
+                              <a:tailEnd/>
+                            </a14:hiddenLine>
+                          </a:ext>
+                        </a:extLst>
+                      </wps:spPr>
+                      <wps:linkedTxbx id="8" seq="1"/>
+                      <wps:bodyPr rot="0" vert="horz" wrap="square" lIns="12700" tIns="12700" rIns="12700" bIns="12700" anchor="t" anchorCtr="0" upright="1">
+                        <a:noAutofit/>
+                      </wps:bodyPr>
+                    </wps:wsp>
+                    <wps:wsp>
+                      <wps:cNvPr id="724621293" name="Line 20"/>
+                      <wps:cNvCnPr>
+                        <a:cxnSpLocks noChangeShapeType="1"/>
+                      </wps:cNvCnPr>
+                      <wps:spPr bwMode="auto">
+                        <a:xfrm flipV="1">
+                          <a:off x="0" y="18221"/>
+                          <a:ext cx="20000" cy="37"/>
+                        </a:xfrm>
+                        <a:prstGeom prst="line">
+                          <a:avLst/>
+                        </a:prstGeom>
+                        <a:noFill/>
+                        <a:ln w="12700">
+                          <a:solidFill>
+                            <a:srgbClr val="000000"/>
+                          </a:solidFill>
+                          <a:round/>
+                          <a:headEnd/>
+                          <a:tailEnd/>
+                        </a:ln>
+                        <a:extLst>
+                          <a:ext uri="{909E8E84-426E-40DD-AFC4-6F175D3DCCD1}">
+                            <a14:hiddenFill xmlns:a14="http://schemas.microsoft.com/office/drawing/2010/main">
+                              <a:noFill/>
+                            </a14:hiddenFill>
+                          </a:ext>
+                        </a:extLst>
+                      </wps:spPr>
+                      <wps:bodyPr/>
+                    </wps:wsp>
+                    <wps:wsp>
+                      <wps:cNvPr id="234895500" name="Line 21"/>
+                      <wps:cNvCnPr>
+                        <a:cxnSpLocks noChangeShapeType="1"/>
+                      </wps:cNvCnPr>
+                      <wps:spPr bwMode="auto">
+                        <a:xfrm>
+                          <a:off x="25" y="17881"/>
+                          <a:ext cx="7621" cy="1"/>
+                        </a:xfrm>
+                        <a:prstGeom prst="line">
+                          <a:avLst/>
+                        </a:prstGeom>
+                        <a:noFill/>
+                        <a:ln w="12700">
+                          <a:solidFill>
+                            <a:srgbClr val="000000"/>
+                          </a:solidFill>
+                          <a:round/>
+                          <a:headEnd/>
+                          <a:tailEnd/>
+                        </a:ln>
+                        <a:extLst>
+                          <a:ext uri="{909E8E84-426E-40DD-AFC4-6F175D3DCCD1}">
+                            <a14:hiddenFill xmlns:a14="http://schemas.microsoft.com/office/drawing/2010/main">
+                              <a:noFill/>
+                            </a14:hiddenFill>
+                          </a:ext>
+                        </a:extLst>
+                      </wps:spPr>
+                      <wps:bodyPr/>
+                    </wps:wsp>
+                    <wps:wsp>
+                      <wps:cNvPr id="1175830463" name="Line 22"/>
+                      <wps:cNvCnPr>
+                        <a:cxnSpLocks noChangeShapeType="1"/>
+                      </wps:cNvCnPr>
+                      <wps:spPr bwMode="auto">
+                        <a:xfrm>
+                          <a:off x="0" y="17556"/>
+                          <a:ext cx="7646" cy="1"/>
+                        </a:xfrm>
+                        <a:prstGeom prst="line">
+                          <a:avLst/>
+                        </a:prstGeom>
+                        <a:noFill/>
+                        <a:ln w="12700">
+                          <a:solidFill>
+                            <a:srgbClr val="000000"/>
+                          </a:solidFill>
+                          <a:round/>
+                          <a:headEnd/>
+                          <a:tailEnd/>
+                        </a:ln>
+                        <a:extLst>
+                          <a:ext uri="{909E8E84-426E-40DD-AFC4-6F175D3DCCD1}">
+                            <a14:hiddenFill xmlns:a14="http://schemas.microsoft.com/office/drawing/2010/main">
+                              <a:noFill/>
+                            </a14:hiddenFill>
+                          </a:ext>
+                        </a:extLst>
+                      </wps:spPr>
+                      <wps:bodyPr/>
+                    </wps:wsp>
+                    <wps:wsp>
+                      <wps:cNvPr id="501613321" name="Line 23"/>
+                      <wps:cNvCnPr>
+                        <a:cxnSpLocks noChangeShapeType="1"/>
+                      </wps:cNvCnPr>
+                      <wps:spPr bwMode="auto">
+                        <a:xfrm>
+                          <a:off x="10" y="18938"/>
+                          <a:ext cx="7621" cy="1"/>
+                        </a:xfrm>
+                        <a:prstGeom prst="line">
+                          <a:avLst/>
+                        </a:prstGeom>
+                        <a:noFill/>
+                        <a:ln w="12700">
+                          <a:solidFill>
+                            <a:srgbClr val="000000"/>
+                          </a:solidFill>
+                          <a:round/>
+                          <a:headEnd/>
+                          <a:tailEnd/>
+                        </a:ln>
+                        <a:extLst>
+                          <a:ext uri="{909E8E84-426E-40DD-AFC4-6F175D3DCCD1}">
+                            <a14:hiddenFill xmlns:a14="http://schemas.microsoft.com/office/drawing/2010/main">
+                              <a:noFill/>
+                            </a14:hiddenFill>
+                          </a:ext>
+                        </a:extLst>
+                      </wps:spPr>
+                      <wps:bodyPr/>
+                    </wps:wsp>
+                    <wps:wsp>
+                      <wps:cNvPr id="1219921484" name="Line 24"/>
+                      <wps:cNvCnPr>
+                        <a:cxnSpLocks noChangeShapeType="1"/>
+                      </wps:cNvCnPr>
+                      <wps:spPr bwMode="auto">
+                        <a:xfrm>
+                          <a:off x="10" y="18583"/>
+                          <a:ext cx="7621" cy="1"/>
+                        </a:xfrm>
+                        <a:prstGeom prst="line">
+                          <a:avLst/>
+                        </a:prstGeom>
+                        <a:noFill/>
+                        <a:ln w="12700">
+                          <a:solidFill>
+                            <a:srgbClr val="000000"/>
+                          </a:solidFill>
+                          <a:round/>
+                          <a:headEnd/>
+                          <a:tailEnd/>
+                        </a:ln>
+                        <a:extLst>
+                          <a:ext uri="{909E8E84-426E-40DD-AFC4-6F175D3DCCD1}">
+                            <a14:hiddenFill xmlns:a14="http://schemas.microsoft.com/office/drawing/2010/main">
+                              <a:noFill/>
+                            </a14:hiddenFill>
+                          </a:ext>
+                        </a:extLst>
+                      </wps:spPr>
+                      <wps:bodyPr/>
+                    </wps:wsp>
+                    <wpg:grpSp>
+                      <wpg:cNvPr id="1546078235" name="Group 25"/>
+                      <wpg:cNvGrpSpPr>
+                        <a:grpSpLocks/>
+                      </wpg:cNvGrpSpPr>
+                      <wpg:grpSpPr bwMode="auto">
+                        <a:xfrm>
+                          <a:off x="39" y="18267"/>
+                          <a:ext cx="4971" cy="310"/>
+                          <a:chOff x="0" y="0"/>
+                          <a:chExt cx="20697" cy="20000"/>
+                        </a:xfrm>
+                      </wpg:grpSpPr>
+                      <wps:wsp>
+                        <wps:cNvPr id="10626955" name="Rectangle 26"/>
+                        <wps:cNvSpPr>
+                          <a:spLocks noChangeArrowheads="1"/>
+                        </wps:cNvSpPr>
+                        <wps:spPr bwMode="auto">
+                          <a:xfrm>
+                            <a:off x="0" y="0"/>
+                            <a:ext cx="8856" cy="20000"/>
+                          </a:xfrm>
+                          <a:prstGeom prst="rect">
+                            <a:avLst/>
+                          </a:prstGeom>
+                          <a:noFill/>
+                          <a:ln>
+                            <a:noFill/>
+                          </a:ln>
+                          <a:extLst>
+                            <a:ext uri="{909E8E84-426E-40DD-AFC4-6F175D3DCCD1}">
+                              <a14:hiddenFill xmlns:a14="http://schemas.microsoft.com/office/drawing/2010/main">
+                                <a:solidFill>
+                                  <a:srgbClr val="FFFFFF"/>
+                                </a:solidFill>
+                              </a14:hiddenFill>
+                            </a:ext>
+                            <a:ext uri="{91240B29-F687-4F45-9708-019B960494DF}">
+                              <a14:hiddenLine xmlns:a14="http://schemas.microsoft.com/office/drawing/2010/main" w="12700">
+                                <a:solidFill>
+                                  <a:srgbClr val="000000"/>
+                                </a:solidFill>
+                                <a:miter lim="800000"/>
+                                <a:headEnd/>
+                                <a:tailEnd/>
+                              </a14:hiddenLine>
+                            </a:ext>
+                          </a:extLst>
+                        </wps:spPr>
+                        <wps:linkedTxbx id="9" seq="1"/>
+                        <wps:bodyPr rot="0" vert="horz" wrap="square" lIns="12700" tIns="12700" rIns="12700" bIns="12700" anchor="t" anchorCtr="0" upright="1">
+                          <a:noAutofit/>
+                        </wps:bodyPr>
+                      </wps:wsp>
+                      <wps:wsp>
+                        <wps:cNvPr id="1732023632" name="Rectangle 27"/>
+                        <wps:cNvSpPr>
+                          <a:spLocks noChangeArrowheads="1"/>
+                        </wps:cNvSpPr>
+                        <wps:spPr bwMode="auto">
+                          <a:xfrm>
+                            <a:off x="9502" y="1428"/>
+                            <a:ext cx="11195" cy="15479"/>
+                          </a:xfrm>
+                          <a:prstGeom prst="rect">
+                            <a:avLst/>
+                          </a:prstGeom>
+                          <a:noFill/>
+                          <a:ln>
+                            <a:noFill/>
+                          </a:ln>
+                          <a:extLst>
+                            <a:ext uri="{909E8E84-426E-40DD-AFC4-6F175D3DCCD1}">
+                              <a14:hiddenFill xmlns:a14="http://schemas.microsoft.com/office/drawing/2010/main">
+                                <a:solidFill>
+                                  <a:srgbClr val="FFFFFF"/>
+                                </a:solidFill>
+                              </a14:hiddenFill>
+                            </a:ext>
+                            <a:ext uri="{91240B29-F687-4F45-9708-019B960494DF}">
+                              <a14:hiddenLine xmlns:a14="http://schemas.microsoft.com/office/drawing/2010/main" w="12700">
+                                <a:solidFill>
+                                  <a:srgbClr val="000000"/>
+                                </a:solidFill>
+                                <a:miter lim="800000"/>
+                                <a:headEnd/>
+                                <a:tailEnd/>
+                              </a14:hiddenLine>
+                            </a:ext>
+                          </a:extLst>
+                        </wps:spPr>
+                        <wps:linkedTxbx id="10" seq="1"/>
+                        <wps:bodyPr rot="0" vert="horz" wrap="square" lIns="12700" tIns="12700" rIns="12700" bIns="12700" anchor="t" anchorCtr="0" upright="1">
+                          <a:noAutofit/>
+                        </wps:bodyPr>
+                      </wps:wsp>
+                    </wpg:grpSp>
+                    <wpg:grpSp>
+                      <wpg:cNvPr id="217944009" name="Group 28"/>
+                      <wpg:cNvGrpSpPr>
+                        <a:grpSpLocks/>
+                      </wpg:cNvGrpSpPr>
+                      <wpg:grpSpPr bwMode="auto">
+                        <a:xfrm>
+                          <a:off x="39" y="18614"/>
+                          <a:ext cx="5141" cy="339"/>
+                          <a:chOff x="0" y="0"/>
+                          <a:chExt cx="21414" cy="21926"/>
+                        </a:xfrm>
+                      </wpg:grpSpPr>
+                      <wps:wsp>
+                        <wps:cNvPr id="1928913111" name="Rectangle 29"/>
+                        <wps:cNvSpPr>
+                          <a:spLocks noChangeArrowheads="1"/>
+                        </wps:cNvSpPr>
+                        <wps:spPr bwMode="auto">
+                          <a:xfrm>
+                            <a:off x="0" y="0"/>
+                            <a:ext cx="8856" cy="20000"/>
+                          </a:xfrm>
+                          <a:prstGeom prst="rect">
+                            <a:avLst/>
+                          </a:prstGeom>
+                          <a:noFill/>
+                          <a:ln>
+                            <a:noFill/>
+                          </a:ln>
+                          <a:extLst>
+                            <a:ext uri="{909E8E84-426E-40DD-AFC4-6F175D3DCCD1}">
+                              <a14:hiddenFill xmlns:a14="http://schemas.microsoft.com/office/drawing/2010/main">
+                                <a:solidFill>
+                                  <a:srgbClr val="FFFFFF"/>
+                                </a:solidFill>
+                              </a14:hiddenFill>
+                            </a:ext>
+                            <a:ext uri="{91240B29-F687-4F45-9708-019B960494DF}">
+                              <a14:hiddenLine xmlns:a14="http://schemas.microsoft.com/office/drawing/2010/main" w="12700">
+                                <a:solidFill>
+                                  <a:srgbClr val="000000"/>
+                                </a:solidFill>
+                                <a:miter lim="800000"/>
+                                <a:headEnd/>
+                                <a:tailEnd/>
+                              </a14:hiddenLine>
+                            </a:ext>
+                          </a:extLst>
+                        </wps:spPr>
+                        <wps:linkedTxbx id="11" seq="1"/>
+                        <wps:bodyPr rot="0" vert="horz" wrap="square" lIns="12700" tIns="12700" rIns="12700" bIns="12700" anchor="t" anchorCtr="0" upright="1">
+                          <a:noAutofit/>
+                        </wps:bodyPr>
+                      </wps:wsp>
+                      <wps:wsp>
+                        <wps:cNvPr id="1891100047" name="Rectangle 30"/>
+                        <wps:cNvSpPr>
+                          <a:spLocks noChangeArrowheads="1"/>
+                        </wps:cNvSpPr>
+                        <wps:spPr bwMode="auto">
+                          <a:xfrm>
+                            <a:off x="9279" y="1926"/>
+                            <a:ext cx="12135" cy="20000"/>
+                          </a:xfrm>
+                          <a:prstGeom prst="rect">
+                            <a:avLst/>
+                          </a:prstGeom>
+                          <a:noFill/>
+                          <a:ln>
+                            <a:noFill/>
+                          </a:ln>
+                          <a:extLst>
+                            <a:ext uri="{909E8E84-426E-40DD-AFC4-6F175D3DCCD1}">
+                              <a14:hiddenFill xmlns:a14="http://schemas.microsoft.com/office/drawing/2010/main">
+                                <a:solidFill>
+                                  <a:srgbClr val="FFFFFF"/>
+                                </a:solidFill>
+                              </a14:hiddenFill>
+                            </a:ext>
+                            <a:ext uri="{91240B29-F687-4F45-9708-019B960494DF}">
+                              <a14:hiddenLine xmlns:a14="http://schemas.microsoft.com/office/drawing/2010/main" w="12700">
+                                <a:solidFill>
+                                  <a:srgbClr val="000000"/>
+                                </a:solidFill>
+                                <a:miter lim="800000"/>
+                                <a:headEnd/>
+                                <a:tailEnd/>
+                              </a14:hiddenLine>
+                            </a:ext>
+                          </a:extLst>
+                        </wps:spPr>
+                        <wps:linkedTxbx id="12" seq="1"/>
+                        <wps:bodyPr rot="0" vert="horz" wrap="square" lIns="12700" tIns="12700" rIns="12700" bIns="12700" anchor="t" anchorCtr="0" upright="1">
+                          <a:noAutofit/>
+                        </wps:bodyPr>
+                      </wps:wsp>
+                    </wpg:grpSp>
+                    <wpg:grpSp>
+                      <wpg:cNvPr id="916466831" name="Group 31"/>
+                      <wpg:cNvGrpSpPr>
+                        <a:grpSpLocks/>
+                      </wpg:cNvGrpSpPr>
+                      <wpg:grpSpPr bwMode="auto">
+                        <a:xfrm>
+                          <a:off x="39" y="18969"/>
+                          <a:ext cx="4801" cy="309"/>
+                          <a:chOff x="0" y="0"/>
+                          <a:chExt cx="19999" cy="20000"/>
+                        </a:xfrm>
+                      </wpg:grpSpPr>
+                      <wps:wsp>
+                        <wps:cNvPr id="490554308" name="Rectangle 32"/>
+                        <wps:cNvSpPr>
+                          <a:spLocks noChangeArrowheads="1"/>
+                        </wps:cNvSpPr>
+                        <wps:spPr bwMode="auto">
+                          <a:xfrm>
+                            <a:off x="0" y="0"/>
+                            <a:ext cx="8856" cy="20000"/>
+                          </a:xfrm>
+                          <a:prstGeom prst="rect">
+                            <a:avLst/>
+                          </a:prstGeom>
+                          <a:noFill/>
+                          <a:ln>
+                            <a:noFill/>
+                          </a:ln>
+                          <a:extLst>
+                            <a:ext uri="{909E8E84-426E-40DD-AFC4-6F175D3DCCD1}">
+                              <a14:hiddenFill xmlns:a14="http://schemas.microsoft.com/office/drawing/2010/main">
+                                <a:solidFill>
+                                  <a:srgbClr val="FFFFFF"/>
+                                </a:solidFill>
+                              </a14:hiddenFill>
+                            </a:ext>
+                            <a:ext uri="{91240B29-F687-4F45-9708-019B960494DF}">
+                              <a14:hiddenLine xmlns:a14="http://schemas.microsoft.com/office/drawing/2010/main" w="12700">
+                                <a:solidFill>
+                                  <a:srgbClr val="000000"/>
+                                </a:solidFill>
+                                <a:miter lim="800000"/>
+                                <a:headEnd/>
+                                <a:tailEnd/>
+                              </a14:hiddenLine>
+                            </a:ext>
+                          </a:extLst>
+                        </wps:spPr>
+                        <wps:linkedTxbx id="13" seq="1"/>
+                        <wps:bodyPr rot="0" vert="horz" wrap="square" lIns="12700" tIns="12700" rIns="12700" bIns="12700" anchor="t" anchorCtr="0" upright="1">
+                          <a:noAutofit/>
+                        </wps:bodyPr>
+                      </wps:wsp>
+                      <wps:wsp>
+                        <wps:cNvPr id="848560952" name="Rectangle 33"/>
+                        <wps:cNvSpPr>
+                          <a:spLocks noChangeArrowheads="1"/>
+                        </wps:cNvSpPr>
+                        <wps:spPr bwMode="auto">
+                          <a:xfrm>
+                            <a:off x="9281" y="0"/>
+                            <a:ext cx="10718" cy="20000"/>
+                          </a:xfrm>
+                          <a:prstGeom prst="rect">
+                            <a:avLst/>
+                          </a:prstGeom>
+                          <a:noFill/>
+                          <a:ln>
+                            <a:noFill/>
+                          </a:ln>
+                          <a:extLst>
+                            <a:ext uri="{909E8E84-426E-40DD-AFC4-6F175D3DCCD1}">
+                              <a14:hiddenFill xmlns:a14="http://schemas.microsoft.com/office/drawing/2010/main">
+                                <a:solidFill>
+                                  <a:srgbClr val="FFFFFF"/>
+                                </a:solidFill>
+                              </a14:hiddenFill>
+                            </a:ext>
+                            <a:ext uri="{91240B29-F687-4F45-9708-019B960494DF}">
+                              <a14:hiddenLine xmlns:a14="http://schemas.microsoft.com/office/drawing/2010/main" w="12700">
+                                <a:solidFill>
+                                  <a:srgbClr val="000000"/>
+                                </a:solidFill>
+                                <a:miter lim="800000"/>
+                                <a:headEnd/>
+                                <a:tailEnd/>
+                              </a14:hiddenLine>
+                            </a:ext>
+                          </a:extLst>
+                        </wps:spPr>
+                        <wps:linkedTxbx id="14" seq="1"/>
+                        <wps:bodyPr rot="0" vert="horz" wrap="square" lIns="12700" tIns="12700" rIns="12700" bIns="12700" anchor="t" anchorCtr="0" upright="1">
+                          <a:noAutofit/>
+                        </wps:bodyPr>
+                      </wps:wsp>
+                    </wpg:grpSp>
+                    <wpg:grpSp>
+                      <wpg:cNvPr id="185172484" name="Group 34"/>
+                      <wpg:cNvGrpSpPr>
+                        <a:grpSpLocks/>
+                      </wpg:cNvGrpSpPr>
+                      <wpg:grpSpPr bwMode="auto">
+                        <a:xfrm>
+                          <a:off x="39" y="19293"/>
+                          <a:ext cx="5116" cy="469"/>
+                          <a:chOff x="0" y="-1354"/>
+                          <a:chExt cx="21310" cy="30258"/>
+                        </a:xfrm>
+                      </wpg:grpSpPr>
+                      <wps:wsp>
+                        <wps:cNvPr id="130529513" name="Rectangle 35"/>
+                        <wps:cNvSpPr>
+                          <a:spLocks noChangeArrowheads="1"/>
+                        </wps:cNvSpPr>
+                        <wps:spPr bwMode="auto">
+                          <a:xfrm>
+                            <a:off x="0" y="0"/>
+                            <a:ext cx="8856" cy="20000"/>
+                          </a:xfrm>
+                          <a:prstGeom prst="rect">
+                            <a:avLst/>
+                          </a:prstGeom>
+                          <a:noFill/>
+                          <a:ln>
+                            <a:noFill/>
+                          </a:ln>
+                          <a:extLst>
+                            <a:ext uri="{909E8E84-426E-40DD-AFC4-6F175D3DCCD1}">
+                              <a14:hiddenFill xmlns:a14="http://schemas.microsoft.com/office/drawing/2010/main">
+                                <a:solidFill>
+                                  <a:srgbClr val="FFFFFF"/>
+                                </a:solidFill>
+                              </a14:hiddenFill>
+                            </a:ext>
+                            <a:ext uri="{91240B29-F687-4F45-9708-019B960494DF}">
+                              <a14:hiddenLine xmlns:a14="http://schemas.microsoft.com/office/drawing/2010/main" w="12700">
+                                <a:solidFill>
+                                  <a:srgbClr val="000000"/>
+                                </a:solidFill>
+                                <a:miter lim="800000"/>
+                                <a:headEnd/>
+                                <a:tailEnd/>
+                              </a14:hiddenLine>
+                            </a:ext>
+                          </a:extLst>
+                        </wps:spPr>
+                        <wps:linkedTxbx id="15" seq="1"/>
+                        <wps:bodyPr rot="0" vert="horz" wrap="square" lIns="12700" tIns="12700" rIns="12700" bIns="12700" anchor="t" anchorCtr="0" upright="1">
+                          <a:noAutofit/>
+                        </wps:bodyPr>
+                      </wps:wsp>
+                      <wps:wsp>
+                        <wps:cNvPr id="280890277" name="Rectangle 36"/>
+                        <wps:cNvSpPr>
+                          <a:spLocks noChangeArrowheads="1"/>
+                        </wps:cNvSpPr>
+                        <wps:spPr bwMode="auto">
+                          <a:xfrm>
+                            <a:off x="9090" y="-1354"/>
+                            <a:ext cx="12220" cy="30258"/>
+                          </a:xfrm>
+                          <a:prstGeom prst="rect">
+                            <a:avLst/>
+                          </a:prstGeom>
+                          <a:noFill/>
+                          <a:ln>
+                            <a:noFill/>
+                          </a:ln>
+                          <a:extLst>
+                            <a:ext uri="{909E8E84-426E-40DD-AFC4-6F175D3DCCD1}">
+                              <a14:hiddenFill xmlns:a14="http://schemas.microsoft.com/office/drawing/2010/main">
+                                <a:solidFill>
+                                  <a:srgbClr val="FFFFFF"/>
+                                </a:solidFill>
+                              </a14:hiddenFill>
+                            </a:ext>
+                            <a:ext uri="{91240B29-F687-4F45-9708-019B960494DF}">
+                              <a14:hiddenLine xmlns:a14="http://schemas.microsoft.com/office/drawing/2010/main" w="12700">
+                                <a:solidFill>
+                                  <a:srgbClr val="000000"/>
+                                </a:solidFill>
+                                <a:miter lim="800000"/>
+                                <a:headEnd/>
+                                <a:tailEnd/>
+                              </a14:hiddenLine>
+                            </a:ext>
+                          </a:extLst>
+                        </wps:spPr>
+                        <wps:linkedTxbx id="16" seq="1"/>
+                        <wps:bodyPr rot="0" vert="horz" wrap="square" lIns="12700" tIns="12700" rIns="12700" bIns="12700" anchor="t" anchorCtr="0" upright="1">
+                          <a:noAutofit/>
+                        </wps:bodyPr>
+                      </wps:wsp>
+                    </wpg:grpSp>
+                    <wpg:grpSp>
+                      <wpg:cNvPr id="806154940" name="Group 37"/>
+                      <wpg:cNvGrpSpPr>
+                        <a:grpSpLocks/>
+                      </wpg:cNvGrpSpPr>
+                      <wpg:grpSpPr bwMode="auto">
+                        <a:xfrm>
+                          <a:off x="39" y="19660"/>
+                          <a:ext cx="4801" cy="309"/>
+                          <a:chOff x="0" y="0"/>
+                          <a:chExt cx="19999" cy="20000"/>
+                        </a:xfrm>
+                      </wpg:grpSpPr>
+                      <wps:wsp>
+                        <wps:cNvPr id="1195519274" name="Rectangle 38"/>
+                        <wps:cNvSpPr>
+                          <a:spLocks noChangeArrowheads="1"/>
+                        </wps:cNvSpPr>
+                        <wps:spPr bwMode="auto">
+                          <a:xfrm>
+                            <a:off x="0" y="0"/>
+                            <a:ext cx="8856" cy="20000"/>
+                          </a:xfrm>
+                          <a:prstGeom prst="rect">
+                            <a:avLst/>
+                          </a:prstGeom>
+                          <a:noFill/>
+                          <a:ln>
+                            <a:noFill/>
+                          </a:ln>
+                          <a:extLst>
+                            <a:ext uri="{909E8E84-426E-40DD-AFC4-6F175D3DCCD1}">
+                              <a14:hiddenFill xmlns:a14="http://schemas.microsoft.com/office/drawing/2010/main">
+                                <a:solidFill>
+                                  <a:srgbClr val="FFFFFF"/>
+                                </a:solidFill>
+                              </a14:hiddenFill>
+                            </a:ext>
+                            <a:ext uri="{91240B29-F687-4F45-9708-019B960494DF}">
+                              <a14:hiddenLine xmlns:a14="http://schemas.microsoft.com/office/drawing/2010/main" w="12700">
+                                <a:solidFill>
+                                  <a:srgbClr val="000000"/>
+                                </a:solidFill>
+                                <a:miter lim="800000"/>
+                                <a:headEnd/>
+                                <a:tailEnd/>
+                              </a14:hiddenLine>
+                            </a:ext>
+                          </a:extLst>
+                        </wps:spPr>
+                        <wps:linkedTxbx id="17" seq="1"/>
+                        <wps:bodyPr rot="0" vert="horz" wrap="square" lIns="12700" tIns="12700" rIns="12700" bIns="12700" anchor="t" anchorCtr="0" upright="1">
+                          <a:noAutofit/>
+                        </wps:bodyPr>
+                      </wps:wsp>
+                      <wps:wsp>
+                        <wps:cNvPr id="464755311" name="Rectangle 39"/>
+                        <wps:cNvSpPr>
+                          <a:spLocks noChangeArrowheads="1"/>
+                        </wps:cNvSpPr>
+                        <wps:spPr bwMode="auto">
+                          <a:xfrm>
+                            <a:off x="9281" y="0"/>
+                            <a:ext cx="10718" cy="20000"/>
+                          </a:xfrm>
+                          <a:prstGeom prst="rect">
+                            <a:avLst/>
+                          </a:prstGeom>
+                          <a:noFill/>
+                          <a:ln>
+                            <a:noFill/>
+                          </a:ln>
+                          <a:extLst>
+                            <a:ext uri="{909E8E84-426E-40DD-AFC4-6F175D3DCCD1}">
+                              <a14:hiddenFill xmlns:a14="http://schemas.microsoft.com/office/drawing/2010/main">
+                                <a:solidFill>
+                                  <a:srgbClr val="FFFFFF"/>
+                                </a:solidFill>
+                              </a14:hiddenFill>
+                            </a:ext>
+                            <a:ext uri="{91240B29-F687-4F45-9708-019B960494DF}">
+                              <a14:hiddenLine xmlns:a14="http://schemas.microsoft.com/office/drawing/2010/main" w="12700">
+                                <a:solidFill>
+                                  <a:srgbClr val="000000"/>
+                                </a:solidFill>
+                                <a:miter lim="800000"/>
+                                <a:headEnd/>
+                                <a:tailEnd/>
+                              </a14:hiddenLine>
+                            </a:ext>
+                          </a:extLst>
+                        </wps:spPr>
+                        <wps:linkedTxbx id="18" seq="1"/>
+                        <wps:bodyPr rot="0" vert="horz" wrap="square" lIns="12700" tIns="12700" rIns="12700" bIns="12700" anchor="t" anchorCtr="0" upright="1">
+                          <a:noAutofit/>
+                        </wps:bodyPr>
+                      </wps:wsp>
+                    </wpg:grpSp>
+                    <wps:wsp>
+                      <wps:cNvPr id="1215877911" name="Line 40"/>
+                      <wps:cNvCnPr>
+                        <a:cxnSpLocks noChangeShapeType="1"/>
+                      </wps:cNvCnPr>
+                      <wps:spPr bwMode="auto">
+                        <a:xfrm>
+                          <a:off x="14208" y="18239"/>
+                          <a:ext cx="2" cy="1740"/>
+                        </a:xfrm>
+                        <a:prstGeom prst="line">
+                          <a:avLst/>
+                        </a:prstGeom>
+                        <a:noFill/>
+                        <a:ln w="12700">
+                          <a:solidFill>
+                            <a:srgbClr val="000000"/>
+                          </a:solidFill>
+                          <a:round/>
+                          <a:headEnd/>
+                          <a:tailEnd/>
+                        </a:ln>
+                        <a:extLst>
+                          <a:ext uri="{909E8E84-426E-40DD-AFC4-6F175D3DCCD1}">
+                            <a14:hiddenFill xmlns:a14="http://schemas.microsoft.com/office/drawing/2010/main">
+                              <a:noFill/>
+                            </a14:hiddenFill>
+                          </a:ext>
+                        </a:extLst>
+                      </wps:spPr>
+                      <wps:bodyPr/>
+                    </wps:wsp>
+                    <wps:wsp>
+                      <wps:cNvPr id="1255076784" name="Rectangle 41"/>
+                      <wps:cNvSpPr>
+                        <a:spLocks noChangeArrowheads="1"/>
+                      </wps:cNvSpPr>
+                      <wps:spPr bwMode="auto">
+                        <a:xfrm>
+                          <a:off x="7685" y="18267"/>
+                          <a:ext cx="6525" cy="2597"/>
+                        </a:xfrm>
+                        <a:prstGeom prst="rect">
+                          <a:avLst/>
+                        </a:prstGeom>
+                        <a:noFill/>
+                        <a:ln>
+                          <a:noFill/>
+                        </a:ln>
+                        <a:extLst>
+                          <a:ext uri="{909E8E84-426E-40DD-AFC4-6F175D3DCCD1}">
+                            <a14:hiddenFill xmlns:a14="http://schemas.microsoft.com/office/drawing/2010/main">
+                              <a:solidFill>
+                                <a:srgbClr val="FFFFFF"/>
+                              </a:solidFill>
+                            </a14:hiddenFill>
+                          </a:ext>
+                          <a:ext uri="{91240B29-F687-4F45-9708-019B960494DF}">
+                            <a14:hiddenLine xmlns:a14="http://schemas.microsoft.com/office/drawing/2010/main" w="12700">
+                              <a:solidFill>
+                                <a:srgbClr val="000000"/>
+                              </a:solidFill>
+                              <a:miter lim="800000"/>
+                              <a:headEnd/>
+                              <a:tailEnd/>
+                            </a14:hiddenLine>
+                          </a:ext>
+                        </a:extLst>
+                      </wps:spPr>
+                      <wps:linkedTxbx id="19" seq="1"/>
+                      <wps:bodyPr rot="0" vert="horz" wrap="square" lIns="12700" tIns="12700" rIns="12700" bIns="12700" anchor="t" anchorCtr="0" upright="1">
+                        <a:noAutofit/>
+                      </wps:bodyPr>
+                    </wps:wsp>
+                    <wps:wsp>
+                      <wps:cNvPr id="1322159292" name="Line 42"/>
+                      <wps:cNvCnPr>
+                        <a:cxnSpLocks noChangeShapeType="1"/>
+                      </wps:cNvCnPr>
+                      <wps:spPr bwMode="auto">
+                        <a:xfrm>
+                          <a:off x="14221" y="18587"/>
+                          <a:ext cx="5769" cy="1"/>
+                        </a:xfrm>
+                        <a:prstGeom prst="line">
+                          <a:avLst/>
+                        </a:prstGeom>
+                        <a:noFill/>
+                        <a:ln w="12700">
+                          <a:solidFill>
+                            <a:srgbClr val="000000"/>
+                          </a:solidFill>
+                          <a:round/>
+                          <a:headEnd/>
+                          <a:tailEnd/>
+                        </a:ln>
+                        <a:extLst>
+                          <a:ext uri="{909E8E84-426E-40DD-AFC4-6F175D3DCCD1}">
+                            <a14:hiddenFill xmlns:a14="http://schemas.microsoft.com/office/drawing/2010/main">
+                              <a:noFill/>
+                            </a14:hiddenFill>
+                          </a:ext>
+                        </a:extLst>
+                      </wps:spPr>
+                      <wps:bodyPr/>
+                    </wps:wsp>
+                    <wps:wsp>
+                      <wps:cNvPr id="2064775931" name="Line 43"/>
+                      <wps:cNvCnPr>
+                        <a:cxnSpLocks noChangeShapeType="1"/>
+                      </wps:cNvCnPr>
+                      <wps:spPr bwMode="auto">
+                        <a:xfrm>
+                          <a:off x="14219" y="18939"/>
+                          <a:ext cx="5769" cy="2"/>
+                        </a:xfrm>
+                        <a:prstGeom prst="line">
+                          <a:avLst/>
+                        </a:prstGeom>
+                        <a:noFill/>
+                        <a:ln w="12700">
+                          <a:solidFill>
+                            <a:srgbClr val="000000"/>
+                          </a:solidFill>
+                          <a:round/>
+                          <a:headEnd/>
+                          <a:tailEnd/>
+                        </a:ln>
+                        <a:extLst>
+                          <a:ext uri="{909E8E84-426E-40DD-AFC4-6F175D3DCCD1}">
+                            <a14:hiddenFill xmlns:a14="http://schemas.microsoft.com/office/drawing/2010/main">
+                              <a:noFill/>
+                            </a14:hiddenFill>
+                          </a:ext>
+                        </a:extLst>
+                      </wps:spPr>
+                      <wps:bodyPr/>
+                    </wps:wsp>
+                    <wps:wsp>
+                      <wps:cNvPr id="481783452" name="Line 44"/>
+                      <wps:cNvCnPr>
+                        <a:cxnSpLocks noChangeShapeType="1"/>
+                      </wps:cNvCnPr>
+                      <wps:spPr bwMode="auto">
+                        <a:xfrm>
+                          <a:off x="17487" y="18239"/>
+                          <a:ext cx="3" cy="693"/>
+                        </a:xfrm>
+                        <a:prstGeom prst="line">
+                          <a:avLst/>
+                        </a:prstGeom>
+                        <a:noFill/>
+                        <a:ln w="12700">
+                          <a:solidFill>
+                            <a:srgbClr val="000000"/>
+                          </a:solidFill>
+                          <a:round/>
+                          <a:headEnd/>
+                          <a:tailEnd/>
+                        </a:ln>
+                        <a:extLst>
+                          <a:ext uri="{909E8E84-426E-40DD-AFC4-6F175D3DCCD1}">
+                            <a14:hiddenFill xmlns:a14="http://schemas.microsoft.com/office/drawing/2010/main">
+                              <a:noFill/>
+                            </a14:hiddenFill>
+                          </a:ext>
+                        </a:extLst>
+                      </wps:spPr>
+                      <wps:bodyPr/>
+                    </wps:wsp>
+                    <wps:wsp>
+                      <wps:cNvPr id="64416554" name="Rectangle 45"/>
+                      <wps:cNvSpPr>
+                        <a:spLocks noChangeArrowheads="1"/>
+                      </wps:cNvSpPr>
+                      <wps:spPr bwMode="auto">
+                        <a:xfrm>
+                          <a:off x="14306" y="18247"/>
+                          <a:ext cx="1474" cy="309"/>
+                        </a:xfrm>
+                        <a:prstGeom prst="rect">
+                          <a:avLst/>
+                        </a:prstGeom>
+                        <a:noFill/>
+                        <a:ln>
+                          <a:noFill/>
+                        </a:ln>
+                        <a:extLst>
+                          <a:ext uri="{909E8E84-426E-40DD-AFC4-6F175D3DCCD1}">
+                            <a14:hiddenFill xmlns:a14="http://schemas.microsoft.com/office/drawing/2010/main">
+                              <a:solidFill>
+                                <a:srgbClr val="FFFFFF"/>
+                              </a:solidFill>
+                            </a14:hiddenFill>
+                          </a:ext>
+                          <a:ext uri="{91240B29-F687-4F45-9708-019B960494DF}">
+                            <a14:hiddenLine xmlns:a14="http://schemas.microsoft.com/office/drawing/2010/main" w="12700">
+                              <a:solidFill>
+                                <a:srgbClr val="000000"/>
+                              </a:solidFill>
+                              <a:miter lim="800000"/>
+                              <a:headEnd/>
+                              <a:tailEnd/>
+                            </a14:hiddenLine>
+                          </a:ext>
+                        </a:extLst>
+                      </wps:spPr>
+                      <wps:linkedTxbx id="20" seq="1"/>
+                      <wps:bodyPr rot="0" vert="horz" wrap="square" lIns="12700" tIns="12700" rIns="12700" bIns="12700" anchor="t" anchorCtr="0" upright="1">
+                        <a:noAutofit/>
+                      </wps:bodyPr>
+                    </wps:wsp>
+                    <wps:wsp>
+                      <wps:cNvPr id="581276914" name="Rectangle 46"/>
+                      <wps:cNvSpPr>
+                        <a:spLocks noChangeArrowheads="1"/>
+                      </wps:cNvSpPr>
+                      <wps:spPr bwMode="auto">
+                        <a:xfrm>
+                          <a:off x="17577" y="18258"/>
+                          <a:ext cx="2327" cy="309"/>
+                        </a:xfrm>
+                        <a:prstGeom prst="rect">
+                          <a:avLst/>
+                        </a:prstGeom>
+                        <a:noFill/>
+                        <a:ln>
+                          <a:noFill/>
+                        </a:ln>
+                        <a:extLst>
+                          <a:ext uri="{909E8E84-426E-40DD-AFC4-6F175D3DCCD1}">
+                            <a14:hiddenFill xmlns:a14="http://schemas.microsoft.com/office/drawing/2010/main">
+                              <a:solidFill>
+                                <a:srgbClr val="FFFFFF"/>
+                              </a:solidFill>
+                            </a14:hiddenFill>
+                          </a:ext>
+                          <a:ext uri="{91240B29-F687-4F45-9708-019B960494DF}">
+                            <a14:hiddenLine xmlns:a14="http://schemas.microsoft.com/office/drawing/2010/main" w="12700">
+                              <a:solidFill>
+                                <a:srgbClr val="000000"/>
+                              </a:solidFill>
+                              <a:miter lim="800000"/>
+                              <a:headEnd/>
+                              <a:tailEnd/>
+                            </a14:hiddenLine>
+                          </a:ext>
+                        </a:extLst>
+                      </wps:spPr>
+                      <wps:linkedTxbx id="21" seq="1"/>
+                      <wps:bodyPr rot="0" vert="horz" wrap="square" lIns="12700" tIns="12700" rIns="12700" bIns="12700" anchor="t" anchorCtr="0" upright="1">
+                        <a:noAutofit/>
+                      </wps:bodyPr>
+                    </wps:wsp>
+                    <wps:wsp>
+                      <wps:cNvPr id="1606655027" name="Rectangle 47"/>
+                      <wps:cNvSpPr>
+                        <a:spLocks noChangeArrowheads="1"/>
+                      </wps:cNvSpPr>
+                      <wps:spPr bwMode="auto">
+                        <a:xfrm>
+                          <a:off x="17591" y="18613"/>
+                          <a:ext cx="2326" cy="309"/>
+                        </a:xfrm>
+                        <a:prstGeom prst="rect">
+                          <a:avLst/>
+                        </a:prstGeom>
+                        <a:noFill/>
+                        <a:ln>
+                          <a:noFill/>
+                        </a:ln>
+                        <a:extLst>
+                          <a:ext uri="{909E8E84-426E-40DD-AFC4-6F175D3DCCD1}">
+                            <a14:hiddenFill xmlns:a14="http://schemas.microsoft.com/office/drawing/2010/main">
+                              <a:solidFill>
+                                <a:srgbClr val="FFFFFF"/>
+                              </a:solidFill>
+                            </a14:hiddenFill>
+                          </a:ext>
+                          <a:ext uri="{91240B29-F687-4F45-9708-019B960494DF}">
+                            <a14:hiddenLine xmlns:a14="http://schemas.microsoft.com/office/drawing/2010/main" w="12700">
+                              <a:solidFill>
+                                <a:srgbClr val="000000"/>
+                              </a:solidFill>
+                              <a:miter lim="800000"/>
+                              <a:headEnd/>
+                              <a:tailEnd/>
+                            </a14:hiddenLine>
+                          </a:ext>
+                        </a:extLst>
+                      </wps:spPr>
+                      <wps:linkedTxbx id="22" seq="1"/>
+                      <wps:bodyPr rot="0" vert="horz" wrap="square" lIns="12700" tIns="12700" rIns="12700" bIns="12700" anchor="t" anchorCtr="0" upright="1">
+                        <a:noAutofit/>
+                      </wps:bodyPr>
+                    </wps:wsp>
+                    <wps:wsp>
+                      <wps:cNvPr id="1812454433" name="Line 48"/>
+                      <wps:cNvCnPr>
+                        <a:cxnSpLocks noChangeShapeType="1"/>
+                      </wps:cNvCnPr>
+                      <wps:spPr bwMode="auto">
+                        <a:xfrm>
+                          <a:off x="14755" y="18594"/>
+                          <a:ext cx="2" cy="338"/>
+                        </a:xfrm>
+                        <a:prstGeom prst="line">
+                          <a:avLst/>
+                        </a:prstGeom>
+                        <a:noFill/>
+                        <a:ln w="12700">
+                          <a:solidFill>
+                            <a:srgbClr val="000000"/>
+                          </a:solidFill>
+                          <a:round/>
+                          <a:headEnd/>
+                          <a:tailEnd/>
+                        </a:ln>
+                        <a:extLst>
+                          <a:ext uri="{909E8E84-426E-40DD-AFC4-6F175D3DCCD1}">
+                            <a14:hiddenFill xmlns:a14="http://schemas.microsoft.com/office/drawing/2010/main">
+                              <a:noFill/>
+                            </a14:hiddenFill>
+                          </a:ext>
+                        </a:extLst>
+                      </wps:spPr>
+                      <wps:bodyPr/>
+                    </wps:wsp>
+                    <wps:wsp>
+                      <wps:cNvPr id="2072679259" name="Line 49"/>
+                      <wps:cNvCnPr>
+                        <a:cxnSpLocks noChangeShapeType="1"/>
+                      </wps:cNvCnPr>
+                      <wps:spPr bwMode="auto">
+                        <a:xfrm>
+                          <a:off x="15301" y="18595"/>
+                          <a:ext cx="2" cy="338"/>
+                        </a:xfrm>
+                        <a:prstGeom prst="line">
+                          <a:avLst/>
+                        </a:prstGeom>
+                        <a:noFill/>
+                        <a:ln w="12700">
+                          <a:solidFill>
+                            <a:srgbClr val="000000"/>
+                          </a:solidFill>
+                          <a:round/>
+                          <a:headEnd/>
+                          <a:tailEnd/>
+                        </a:ln>
+                        <a:extLst>
+                          <a:ext uri="{909E8E84-426E-40DD-AFC4-6F175D3DCCD1}">
+                            <a14:hiddenFill xmlns:a14="http://schemas.microsoft.com/office/drawing/2010/main">
+                              <a:noFill/>
+                            </a14:hiddenFill>
+                          </a:ext>
+                        </a:extLst>
+                      </wps:spPr>
+                      <wps:bodyPr/>
+                    </wps:wsp>
+                    <wps:wsp>
+                      <wps:cNvPr id="241144827" name="Rectangle 50"/>
+                      <wps:cNvSpPr>
+                        <a:spLocks noChangeArrowheads="1"/>
+                      </wps:cNvSpPr>
+                      <wps:spPr bwMode="auto">
+                        <a:xfrm>
+                          <a:off x="14208" y="18996"/>
+                          <a:ext cx="5609" cy="832"/>
+                        </a:xfrm>
+                        <a:prstGeom prst="rect">
+                          <a:avLst/>
+                        </a:prstGeom>
+                        <a:noFill/>
+                        <a:ln>
+                          <a:noFill/>
+                        </a:ln>
+                        <a:extLst>
+                          <a:ext uri="{909E8E84-426E-40DD-AFC4-6F175D3DCCD1}">
+                            <a14:hiddenFill xmlns:a14="http://schemas.microsoft.com/office/drawing/2010/main">
+                              <a:solidFill>
+                                <a:srgbClr val="FFFFFF"/>
+                              </a:solidFill>
+                            </a14:hiddenFill>
+                          </a:ext>
+                          <a:ext uri="{91240B29-F687-4F45-9708-019B960494DF}">
+                            <a14:hiddenLine xmlns:a14="http://schemas.microsoft.com/office/drawing/2010/main" w="12700">
+                              <a:solidFill>
+                                <a:srgbClr val="000000"/>
+                              </a:solidFill>
+                              <a:miter lim="800000"/>
+                              <a:headEnd/>
+                              <a:tailEnd/>
+                            </a14:hiddenLine>
+                          </a:ext>
+                        </a:extLst>
+                      </wps:spPr>
+                      <wps:linkedTxbx id="23" seq="1"/>
+                      <wps:bodyPr rot="0" vert="horz" wrap="square" lIns="12700" tIns="12700" rIns="12700" bIns="12700" anchor="t" anchorCtr="0" upright="1">
+                        <a:noAutofit/>
+                      </wps:bodyPr>
+                    </wps:wsp>
+                  </wpg:wgp>
+                </a:graphicData>
+              </a:graphic>
+              <wp14:sizeRelH relativeFrom="page">
+                <wp14:pctWidth>0</wp14:pctWidth>
+              </wp14:sizeRelH>
+              <wp14:sizeRelV relativeFrom="page">
+                <wp14:pctHeight>0</wp14:pctHeight>
+              </wp14:sizeRelV>
+            </wp:anchor>
+          </w:drawing>
+        </mc:Choice>
+        <mc:Fallback>
+          <w:pict>
+            <v:group w14:anchorId="01AFD76E" id="Группа 2" o:spid="_x0000_s1026" style="position:absolute;left:0;text-align:left;margin-left:63.75pt;margin-top:20.25pt;width:507.45pt;height:835.5pt;z-index:251657216;mso-position-horizontal-relative:page;mso-position-vertical-relative:page" coordsize="20000,20864" o:gfxdata="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">
+              <v:rect id="Rectangle 2" o:spid="_x0000_s1027" style="position:absolute;width:20000;height:20000;visibility:visible;mso-wrap-style:square;v-text-anchor:top" o:gfxdata="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" filled="f" strokeweight="1pt"/>
+              <v:line id="Line 3" o:spid="_x0000_s1028" style="position:absolute;visibility:visible;mso-wrap-style:square" from="993,17183" to="995,18221" o:connectortype="straight" o:gfxdata="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" strokeweight="1pt"/>
+              <v:line id="Line 4" o:spid="_x0000_s1029" style="position:absolute;visibility:visible;mso-wrap-style:square" from="10,17173" to="19977,17174" o:connectortype="straight" o:gfxdata="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" strokeweight="1pt"/>
+              <v:line id="Line 5" o:spid="_x0000_s1030" style="position:absolute;visibility:visible;mso-wrap-style:square" from="2186,17192" to="2188,19989" o:connectortype="straight" o:gfxdata="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" strokeweight="1pt"/>
+              <v:line id="Line 6" o:spid="_x0000_s1031" style="position:absolute;visibility:visible;mso-wrap-style:square" from="5036,17192" to="5038,19989" o:connectortype="straight" o:gfxdata="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" strokeweight="1pt"/>
+              <v:line id="Line 7" o:spid="_x0000_s1032" style="position:absolute;visibility:visible;mso-wrap-style:square" from="6557,17192" to="6559,19989" o:connectortype="straight" o:gfxdata="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" strokeweight="1pt"/>
+              <v:line id="Line 8" o:spid="_x0000_s1033" style="position:absolute;visibility:visible;mso-wrap-style:square" from="7650,17183" to="7652,19979" o:connectortype="straight" o:gfxdata="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" strokeweight="1pt"/>
+              <v:line id="Line 9" o:spid="_x0000_s1034" style="position:absolute;visibility:visible;mso-wrap-style:square" from="15848,18239" to="15852,18932" o:connectortype="straight" o:gfxdata="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" strokeweight="1pt"/>
+              <v:line id="Line 10" o:spid="_x0000_s1035" style="position:absolute;visibility:visible;mso-wrap-style:square" from="10,19293" to="7631,19295" o:connectortype="straight" o:gfxdata="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" strokeweight="1pt"/>
+              <v:line id="Line 11" o:spid="_x0000_s1036" style="position:absolute;visibility:visible;mso-wrap-style:square" from="10,19646" to="7631,19647" o:connectortype="straight" o:gfxdata="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" strokeweight="1pt"/>
+              <v:rect id="Rectangle 12" o:spid="_x0000_s1037" style="position:absolute;left:54;top:17912;width:883;height:309;visibility:visible;mso-wrap-style:square;v-text-anchor:top" o:gfxdata="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" filled="f" stroked="f" strokeweight="1pt">
+                <v:textbox inset="1pt,1pt,1pt,1pt">
+                  <w:txbxContent/>
+                </v:textbox>
+              </v:rect>
+              <v:rect id="Rectangle 13" o:spid="_x0000_s1038" style="position:absolute;left:1051;top:17912;width:1100;height:309;visibility:visible;mso-wrap-style:square;v-text-anchor:top" o:gfxdata="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" filled="f" stroked="f" strokeweight="1pt">
+                <v:textbox inset="1pt,1pt,1pt,1pt">
+                  <w:txbxContent/>
+                </v:textbox>
+              </v:rect>
+              <v:rect id="Rectangle 14" o:spid="_x0000_s1039" style="position:absolute;left:2267;top:17912;width:2573;height:309;visibility:visible;mso-wrap-style:square;v-text-anchor:top" o:gfxdata="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" filled="f" stroked="f" strokeweight="1pt">
+                <v:textbox inset="1pt,1pt,1pt,1pt">
+                  <w:txbxContent/>
+                </v:textbox>
+              </v:rect>
+              <v:rect id="Rectangle 15" o:spid="_x0000_s1040" style="position:absolute;left:4983;top:17912;width:1534;height:309;visibility:visible;mso-wrap-style:square;v-text-anchor:top" o:gfxdata="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" filled="f" stroked="f" strokeweight="1pt">
+                <v:textbox inset="1pt,1pt,1pt,1pt">
+                  <w:txbxContent/>
+                </v:textbox>
+              </v:rect>
+              <v:rect id="Rectangle 16" o:spid="_x0000_s1041" style="position:absolute;left:6604;top:17912;width:1000;height:309;visibility:visible;mso-wrap-style:square;v-text-anchor:top" o:gfxdata="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" filled="f" stroked="f" strokeweight="1pt">
+                <v:textbox inset="1pt,1pt,1pt,1pt">
+                  <w:txbxContent/>
+                </v:textbox>
+              </v:rect>
+              <v:rect id="Rectangle 17" o:spid="_x0000_s1042" style="position:absolute;left:15929;top:18258;width:1475;height:309;visibility:visible;mso-wrap-style:square;v-text-anchor:top" o:gfxdata="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" filled="f" stroked="f" strokeweight="1pt">
+                <v:textbox inset="1pt,1pt,1pt,1pt">
+                  <w:txbxContent/>
+                </v:textbox>
+              </v:rect>
+              <v:rect id="Rectangle 18" o:spid="_x0000_s1043" style="position:absolute;left:15929;top:18623;width:1475;height:310;visibility:visible;mso-wrap-style:square;v-text-anchor:top" o:gfxdata="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" filled="f" stroked="f" strokeweight="1pt">
+                <v:textbox inset="1pt,1pt,1pt,1pt">
+                  <w:txbxContent/>
+                </v:textbox>
+              </v:rect>
+              <v:rect id="Rectangle 19" o:spid="_x0000_s1044" style="position:absolute;left:7760;top:17481;width:12159;height:721;visibility:visible;mso-wrap-style:square;v-text-anchor:top" o:gfxdata="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" filled="f" stroked="f" strokeweight="1pt">
+                <v:textbox inset="1pt,1pt,1pt,1pt">
+                  <w:txbxContent/>
+                </v:textbox>
+              </v:rect>
+              <v:line id="Line 20" o:spid="_x0000_s1045" style="position:absolute;flip:y;visibility:visible;mso-wrap-style:square" from="0,18221" to="20000,18258" o:connectortype="straight" o:gfxdata="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" strokeweight="1pt"/>
+              <v:line id="Line 21" o:spid="_x0000_s1046" style="position:absolute;visibility:visible;mso-wrap-style:square" from="25,17881" to="7646,17882" o:connectortype="straight" o:gfxdata="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" strokeweight="1pt"/>
+              <v:line id="Line 22" o:spid="_x0000_s1047" style="position:absolute;visibility:visible;mso-wrap-style:square" from="0,17556" to="7646,17557" o:connectortype="straight" o:gfxdata="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" strokeweight="1pt"/>
+              <v:line id="Line 23" o:spid="_x0000_s1048" style="position:absolute;visibility:visible;mso-wrap-style:square" from="10,18938" to="7631,18939" o:connectortype="straight" o:gfxdata="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" strokeweight="1pt"/>
+              <v:line id="Line 24" o:spid="_x0000_s1049" style="position:absolute;visibility:visible;mso-wrap-style:square" from="10,18583" to="7631,18584" o:connectortype="straight" o:gfxdata="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" strokeweight="1pt"/>
+              <v:group id="Group 25" o:spid="_x0000_s1050" style="position:absolute;left:39;top:18267;width:4971;height:310" coordsize="20697,20000" o:gfxdata="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">
+                <v:rect id="Rectangle 26" o:spid="_x0000_s1051" style="position:absolute;width:8856;height:20000;visibility:visible;mso-wrap-style:square;v-text-anchor:top" o:gfxdata="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" filled="f" stroked="f" strokeweight="1pt">
+                  <v:textbox inset="1pt,1pt,1pt,1pt">
+                    <w:txbxContent/>
+                  </v:textbox>
+                </v:rect>
+                <v:rect id="Rectangle 27" o:spid="_x0000_s1052" style="position:absolute;left:9502;top:1428;width:11195;height:15479;visibility:visible;mso-wrap-style:square;v-text-anchor:top" o:gfxdata="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" filled="f" stroked="f" strokeweight="1pt">
+                  <v:textbox inset="1pt,1pt,1pt,1pt">
+                    <w:txbxContent/>
+                  </v:textbox>
+                </v:rect>
+              </v:group>
+              <v:group id="Group 28" o:spid="_x0000_s1053" style="position:absolute;left:39;top:18614;width:5141;height:339" coordsize="21414,21926" o:gfxdata="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">
+                <v:rect id="Rectangle 29" o:spid="_x0000_s1054" style="position:absolute;width:8856;height:20000;visibility:visible;mso-wrap-style:square;v-text-anchor:top" o:gfxdata="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" filled="f" stroked="f" strokeweight="1pt">
+                  <v:textbox inset="1pt,1pt,1pt,1pt">
+                    <w:txbxContent/>
+                  </v:textbox>
+                </v:rect>
+                <v:rect id="Rectangle 30" o:spid="_x0000_s1055" style="position:absolute;left:9279;top:1926;width:12135;height:20000;visibility:visible;mso-wrap-style:square;v-text-anchor:top" o:gfxdata="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" filled="f" stroked="f" strokeweight="1pt">
+                  <v:textbox inset="1pt,1pt,1pt,1pt">
+                    <w:txbxContent/>
+                  </v:textbox>
+                </v:rect>
+              </v:group>
+              <v:group id="Group 31" o:spid="_x0000_s1056" style="position:absolute;left:39;top:18969;width:4801;height:309" coordsize="19999,20000" o:gfxdata="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">
+                <v:rect id="Rectangle 32" o:spid="_x0000_s1057" style="position:absolute;width:8856;height:20000;visibility:visible;mso-wrap-style:square;v-text-anchor:top" o:gfxdata="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" filled="f" stroked="f" strokeweight="1pt">
+                  <v:textbox inset="1pt,1pt,1pt,1pt">
+                    <w:txbxContent/>
+                  </v:textbox>
+                </v:rect>
+                <v:rect id="Rectangle 33" o:spid="_x0000_s1058" style="position:absolute;left:9281;width:10718;height:20000;visibility:visible;mso-wrap-style:square;v-text-anchor:top" o:gfxdata="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" filled="f" stroked="f" strokeweight="1pt">
+                  <v:textbox inset="1pt,1pt,1pt,1pt">
+                    <w:txbxContent/>
+                  </v:textbox>
+                </v:rect>
+              </v:group>
+              <v:group id="Group 34" o:spid="_x0000_s1059" style="position:absolute;left:39;top:19293;width:5116;height:469" coordorigin=",-1354" coordsize="21310,30258" o:gfxdata="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">
+                <v:rect id="Rectangle 35" o:spid="_x0000_s1060" style="position:absolute;width:8856;height:20000;visibility:visible;mso-wrap-style:square;v-text-anchor:top" o:gfxdata="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" filled="f" stroked="f" strokeweight="1pt">
+                  <v:textbox inset="1pt,1pt,1pt,1pt">
+                    <w:txbxContent/>
+                  </v:textbox>
+                </v:rect>
+                <v:rect id="Rectangle 36" o:spid="_x0000_s1061" style="position:absolute;left:9090;top:-1354;width:12220;height:30258;visibility:visible;mso-wrap-style:square;v-text-anchor:top" o:gfxdata="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" filled="f" stroked="f" strokeweight="1pt">
+                  <v:textbox inset="1pt,1pt,1pt,1pt">
+                    <w:txbxContent/>
+                  </v:textbox>
+                </v:rect>
+              </v:group>
+              <v:group id="Group 37" o:spid="_x0000_s1062" style="position:absolute;left:39;top:19660;width:4801;height:309" coordsize="19999,20000" o:gfxdata="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">
+                <v:rect id="Rectangle 38" o:spid="_x0000_s1063" style="position:absolute;width:8856;height:20000;visibility:visible;mso-wrap-style:square;v-text-anchor:top" o:gfxdata="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" filled="f" stroked="f" strokeweight="1pt">
+                  <v:textbox inset="1pt,1pt,1pt,1pt">
+                    <w:txbxContent/>
+                  </v:textbox>
+                </v:rect>
+                <v:rect id="Rectangle 39" o:spid="_x0000_s1064" style="position:absolute;left:9281;width:10718;height:20000;visibility:visible;mso-wrap-style:square;v-text-anchor:top" o:gfxdata="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" filled="f" stroked="f" strokeweight="1pt">
+                  <v:textbox inset="1pt,1pt,1pt,1pt">
+                    <w:txbxContent/>
+                  </v:textbox>
+                </v:rect>
+              </v:group>
+              <v:line id="Line 40" o:spid="_x0000_s1065" style="position:absolute;visibility:visible;mso-wrap-style:square" from="14208,18239" to="14210,19979" o:connectortype="straight" o:gfxdata="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" strokeweight="1pt"/>
+              <v:rect id="Rectangle 41" o:spid="_x0000_s1066" style="position:absolute;left:7685;top:18267;width:6525;height:2597;visibility:visible;mso-wrap-style:square;v-text-anchor:top" o:gfxdata="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" filled="f" stroked="f" strokeweight="1pt">
+                <v:textbox inset="1pt,1pt,1pt,1pt">
+                  <w:txbxContent/>
+                </v:textbox>
+              </v:rect>
+              <v:line id="Line 42" o:spid="_x0000_s1067" style="position:absolute;visibility:visible;mso-wrap-style:square" from="14221,18587" to="19990,18588" o:connectortype="straight" o:gfxdata="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" strokeweight="1pt"/>
+              <v:line id="Line 43" o:spid="_x0000_s1068" style="position:absolute;visibility:visible;mso-wrap-style:square" from="14219,18939" to="19988,18941" o:connectortype="straight" o:gfxdata="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" strokeweight="1pt"/>
+              <v:line id="Line 44" o:spid="_x0000_s1069" style="position:absolute;visibility:visible;mso-wrap-style:square" from="17487,18239" to="17490,18932" o:connectortype="straight" o:gfxdata="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" strokeweight="1pt"/>
+              <v:rect id="Rectangle 45" o:spid="_x0000_s1070" style="position:absolute;left:14306;top:18247;width:1474;height:309;visibility:visible;mso-wrap-style:square;v-text-anchor:top" o:gfxdata="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" filled="f" stroked="f" strokeweight="1pt">
+                <v:textbox inset="1pt,1pt,1pt,1pt">
+                  <w:txbxContent/>
+                </v:textbox>
+              </v:rect>
+              <v:rect id="Rectangle 46" o:spid="_x0000_s1071" style="position:absolute;left:17577;top:18258;width:2327;height:309;visibility:visible;mso-wrap-style:square;v-text-anchor:top" o:gfxdata="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" filled="f" stroked="f" strokeweight="1pt">
+                <v:textbox inset="1pt,1pt,1pt,1pt">
+                  <w:txbxContent/>
+                </v:textbox>
+              </v:rect>
+              <v:rect id="Rectangle 47" o:spid="_x0000_s1072" style="position:absolute;left:17591;top:18613;width:2326;height:309;visibility:visible;mso-wrap-style:square;v-text-anchor:top" o:gfxdata="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" filled="f" stroked="f" strokeweight="1pt">
+                <v:textbox inset="1pt,1pt,1pt,1pt">
+                  <w:txbxContent/>
+                </v:textbox>
+              </v:rect>
+              <v:line id="Line 48" o:spid="_x0000_s1073" style="position:absolute;visibility:visible;mso-wrap-style:square" from="14755,18594" to="14757,18932" o:connectortype="straight" o:gfxdata="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" strokeweight="1pt"/>
+              <v:line id="Line 49" o:spid="_x0000_s1074" style="position:absolute;visibility:visible;mso-wrap-style:square" from="15301,18595" to="15303,18933" o:connectortype="straight" o:gfxdata="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" strokeweight="1pt"/>
+              <v:rect id="Rectangle 50" o:spid="_x0000_s1075" style="position:absolute;left:14208;top:18996;width:5609;height:832;visibility:visible;mso-wrap-style:square;v-text-anchor:top" o:gfxdata="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" filled="f" stroked="f" strokeweight="1pt">
+                <v:textbox inset="1pt,1pt,1pt,1pt">
+                  <w:txbxContent/>
+                </v:textbox>
+              </v:rect>
+              <w10:wrap anchorx="page" anchory="page"/>
+              <w10:anchorlock/>
+            </v:group>
+          </w:pict>
+        </mc:Fallback>
+      </mc:AlternateContent>
+    </w:r>
+  </w:p>
+  <w:p/>
+</w:hdr>
+</file>
+
+<file path=word/header2.xml><?xml version="1.0" encoding="utf-8"?>
+<w:hdr xmlns:wpc="http://schemas.microsoft.com/office/word/2010/wordprocessingCanvas" xmlns:cx="http://schemas.microsoft.com/office/drawing/2014/chartex" xmlns:cx1="http://schemas.microsoft.com/office/drawing/2015/9/8/chartex" xmlns:cx2="http://schemas.microsoft.com/office/drawing/2015/10/21/chartex" xmlns:cx3="http://schemas.microsoft.com/office/drawing/2016/5/9/chartex" xmlns:cx4="http://schemas.microsoft.com/office/drawing/2016/5/10/chartex" xmlns:cx5="http://schemas.microsoft.com/office/drawing/2016/5/11/chartex" xmlns:cx6="http://schemas.microsoft.com/office/drawing/2016/5/12/chartex" xmlns:cx7="http://schemas.microsoft.com/office/drawing/2016/5/13/chartex" xmlns:cx8="http://schemas.microsoft.com/office/drawing/2016/5/14/chartex" xmlns:mc="http://schemas.openxmlformats.org/markup-compatibility/2006" xmlns:aink="http://schemas.microsoft.com/office/drawing/2016/ink" xmlns:am3d="http://schemas.microsoft.com/office/drawing/2017/model3d" xmlns:o="urn:schemas-microsoft-com:office:office" xmlns:oel="http://schemas.microsoft.com/office/2019/extlst" xmlns:r="http://schemas.openxmlformats.org/officeDocument/2006/relationships" xmlns:m="http://schemas.openxmlformats.org/officeDocument/2006/math" xmlns:v="urn:schemas-microsoft-com:vml" xmlns:wp14="http://schemas.microsoft.com/office/word/2010/wordprocessingDrawing" xmlns:wp="http://schemas.openxmlformats.org/drawingml/2006/wordprocessingDrawing" xmlns:w10="urn:schemas-microsoft-com:office:word" xmlns:w="http://schemas.openxmlformats.org/wordprocessingml/2006/main" xmlns:w14="http://schemas.microsoft.com/office/word/2010/wordml" xmlns:w15="http://schemas.microsoft.com/office/word/2012/wordml" xmlns:w16cex="http://schemas.microsoft.com/office/word/2018/wordml/cex" xmlns:w16cid="http://schemas.microsoft.com/office/word/2016/wordml/cid" xmlns:w16="http://schemas.microsoft.com/office/word/2018/wordml" xmlns:w16du="http://schemas.microsoft.com/office/word/2023/wordml/word16du" xmlns:w16sdtdh="http://schemas.microsoft.com/office/word/2020/wordml/sdtdatahash" xmlns:w16sdtfl="http://schemas.microsoft.com/office/word/2024/wordml/sdtformatlock" xmlns:w16se="http://schemas.microsoft.com/office/word/2015/wordml/symex" xmlns:wpg="http://schemas.microsoft.com/office/word/2010/wordprocessingGroup" xmlns:wpi="http://schemas.microsoft.com/office/word/2010/wordprocessingInk" xmlns:wne="http://schemas.microsoft.com/office/word/2006/wordml" xmlns:wps="http://schemas.microsoft.com/office/word/2010/wordprocessingShape" mc:Ignorable="w14 w15 w16se w16cid w16 w16cex w16sdtdh w16sdtfl w16du wp14">
+  <w:p>
+    <w:pPr>
+      <w:pStyle w:val="a6"/>
+    </w:pPr>
+    <w:r>
+      <w:rPr>
+        <w:noProof/>
+        <w:lang w:eastAsia="ru-RU"/>
+      </w:rPr>
+      <mc:AlternateContent>
+        <mc:Choice Requires="wpg">
+          <w:drawing>
+            <wp:anchor distT="0" distB="0" distL="114300" distR="114300" simplePos="0" relativeHeight="251656704" behindDoc="0" locked="1" layoutInCell="1" allowOverlap="1" wp14:anchorId="01AFD76E" wp14:editId="6FF13472">
               <wp:simplePos x="0" y="0"/>
               <wp:positionH relativeFrom="page">
                 <wp:posOffset>809625</wp:posOffset>
@@ -15397,7 +17447,7 @@
                           </a:ext>
                         </a:extLst>
                       </wps:spPr>
-                      <wps:txbx>
+                      <wps:txbx id="1">
                         <w:txbxContent>
                           <w:p>
                             <w:pPr>
@@ -15461,7 +17511,7 @@
                           </a:ext>
                         </a:extLst>
                       </wps:spPr>
-                      <wps:txbx>
+                      <wps:txbx id="2">
                         <w:txbxContent>
                           <w:p>
                             <w:pPr>
@@ -15525,7 +17575,7 @@
                           </a:ext>
                         </a:extLst>
                       </wps:spPr>
-                      <wps:txbx>
+                      <wps:txbx id="3">
                         <w:txbxContent>
                           <w:p>
                             <w:pPr>
@@ -15589,7 +17639,7 @@
                           </a:ext>
                         </a:extLst>
                       </wps:spPr>
-                      <wps:txbx>
+                      <wps:txbx id="4">
                         <w:txbxContent>
                           <w:p>
                             <w:pPr>
@@ -15654,7 +17704,7 @@
                           </a:ext>
                         </a:extLst>
                       </wps:spPr>
-                      <wps:txbx>
+                      <wps:txbx id="5">
                         <w:txbxContent>
                           <w:p>
                             <w:pPr>
@@ -15718,7 +17768,7 @@
                           </a:ext>
                         </a:extLst>
                       </wps:spPr>
-                      <wps:txbx>
+                      <wps:txbx id="6">
                         <w:txbxContent>
                           <w:p>
                             <w:pPr>
@@ -15782,7 +17832,7 @@
                           </a:ext>
                         </a:extLst>
                       </wps:spPr>
-                      <wps:txbx>
+                      <wps:txbx id="7">
                         <w:txbxContent>
                           <w:p>
                             <w:pPr>
@@ -15851,7 +17901,7 @@
                           </a:ext>
                         </a:extLst>
                       </wps:spPr>
-                      <wps:txbx>
+                      <wps:txbx id="8">
                         <w:txbxContent>
                           <w:p>
                             <w:pPr>
@@ -16129,7 +18179,7 @@
                             </a:ext>
                           </a:extLst>
                         </wps:spPr>
-                        <wps:txbx>
+                        <wps:txbx id="9">
                           <w:txbxContent>
                             <w:p>
                               <w:pPr>
@@ -16193,7 +18243,7 @@
                             </a:ext>
                           </a:extLst>
                         </wps:spPr>
-                        <wps:txbx>
+                        <wps:txbx id="10">
                           <w:txbxContent>
                             <w:p>
                               <w:pPr>
@@ -16278,7 +18328,7 @@
                             </a:ext>
                           </a:extLst>
                         </wps:spPr>
-                        <wps:txbx>
+                        <wps:txbx id="11">
                           <w:txbxContent>
                             <w:p>
                               <w:pPr>
@@ -16342,7 +18392,7 @@
                             </a:ext>
                           </a:extLst>
                         </wps:spPr>
-                        <wps:txbx>
+                        <wps:txbx id="12">
                           <w:txbxContent>
                             <w:p>
                               <w:pPr>
@@ -16419,7 +18469,7 @@
                             </a:ext>
                           </a:extLst>
                         </wps:spPr>
-                        <wps:txbx>
+                        <wps:txbx id="13">
                           <w:txbxContent>
                             <w:p>
                               <w:pPr>
@@ -16483,7 +18533,7 @@
                             </a:ext>
                           </a:extLst>
                         </wps:spPr>
-                        <wps:txbx>
+                        <wps:txbx id="14">
                           <w:txbxContent>
                             <w:p>
                               <w:pPr>
@@ -16547,7 +18597,7 @@
                             </a:ext>
                           </a:extLst>
                         </wps:spPr>
-                        <wps:txbx>
+                        <wps:txbx id="15">
                           <w:txbxContent>
                             <w:p>
                               <w:pPr>
@@ -16611,7 +18661,7 @@
                             </a:ext>
                           </a:extLst>
                         </wps:spPr>
-                        <wps:txbx>
+                        <wps:txbx id="16">
                           <w:txbxContent>
                             <w:p>
                               <w:pPr>
@@ -16678,7 +18728,7 @@
                             </a:ext>
                           </a:extLst>
                         </wps:spPr>
-                        <wps:txbx>
+                        <wps:txbx id="17">
                           <w:txbxContent>
                             <w:p>
                               <w:pPr>
@@ -16748,7 +18798,7 @@
                             </a:ext>
                           </a:extLst>
                         </wps:spPr>
-                        <wps:txbx>
+                        <wps:txbx id="18">
                           <w:txbxContent>
                             <w:p>
                               <w:pPr>
@@ -16844,7 +18894,7 @@
                           </a:ext>
                         </a:extLst>
                       </wps:spPr>
-                      <wps:txbx>
+                      <wps:txbx id="19">
                         <w:txbxContent>
                           <w:p>
                             <w:pPr>
@@ -17103,7 +19153,7 @@
                           </a:ext>
                         </a:extLst>
                       </wps:spPr>
-                      <wps:txbx>
+                      <wps:txbx id="20">
                         <w:txbxContent>
                           <w:p>
                             <w:pPr>
@@ -17167,7 +19217,7 @@
                           </a:ext>
                         </a:extLst>
                       </wps:spPr>
-                      <wps:txbx>
+                      <wps:txbx id="21">
                         <w:txbxContent>
                           <w:p>
                             <w:pPr>
@@ -17231,21 +19281,21 @@
                           </a:ext>
                         </a:extLst>
                       </wps:spPr>
-                      <wps:txbx>
+                      <wps:txbx id="22">
                         <w:txbxContent>
                           <w:p>
                             <w:pPr>
                               <w:pStyle w:val="ab"/>
                               <w:jc w:val="center"/>
-                              <w:rPr>
-                                <w:lang w:val="en-US"/>
-                              </w:rPr>
                             </w:pPr>
                             <w:r>
                               <w:rPr>
                                 <w:lang w:val="en-US"/>
                               </w:rPr>
-                              <w:t>33</w:t>
+                              <w:t>3</w:t>
+                            </w:r>
+                            <w:r>
+                              <w:t>8</w:t>
                             </w:r>
                           </w:p>
                         </w:txbxContent>
@@ -17355,7 +19405,7 @@
                           </a:ext>
                         </a:extLst>
                       </wps:spPr>
-                      <wps:txbx>
+                      <wps:txbx id="23">
                         <w:txbxContent>
                           <w:p>
                             <w:pPr>
@@ -17416,19 +19466,19 @@
         </mc:Choice>
         <mc:Fallback>
           <w:pict>
-            <v:group w14:anchorId="01AFD76E" id="Группа 2" o:spid="_x0000_s1026" style="position:absolute;left:0;text-align:left;margin-left:63.75pt;margin-top:20.25pt;width:507.45pt;height:835.5pt;z-index:251657216;mso-position-horizontal-relative:page;mso-position-vertical-relative:page" coordsize="20000,20864" o:gfxdata="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">
-              <v:rect id="Rectangle 2" o:spid="_x0000_s1027" style="position:absolute;width:20000;height:20000;visibility:visible;mso-wrap-style:square;v-text-anchor:top" o:gfxdata="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" filled="f" strokeweight="1pt"/>
-              <v:line id="Line 3" o:spid="_x0000_s1028" style="position:absolute;visibility:visible;mso-wrap-style:square" from="993,17183" to="995,18221" o:connectortype="straight" o:gfxdata="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" strokeweight="1pt"/>
-              <v:line id="Line 4" o:spid="_x0000_s1029" style="position:absolute;visibility:visible;mso-wrap-style:square" from="10,17173" to="19977,17174" o:connectortype="straight" o:gfxdata="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" strokeweight="1pt"/>
-              <v:line id="Line 5" o:spid="_x0000_s1030" style="position:absolute;visibility:visible;mso-wrap-style:square" from="2186,17192" to="2188,19989" o:connectortype="straight" o:gfxdata="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" strokeweight="1pt"/>
-              <v:line id="Line 6" o:spid="_x0000_s1031" style="position:absolute;visibility:visible;mso-wrap-style:square" from="5036,17192" to="5038,19989" o:connectortype="straight" o:gfxdata="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" strokeweight="1pt"/>
-              <v:line id="Line 7" o:spid="_x0000_s1032" style="position:absolute;visibility:visible;mso-wrap-style:square" from="6557,17192" to="6559,19989" o:connectortype="straight" o:gfxdata="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" strokeweight="1pt"/>
-              <v:line id="Line 8" o:spid="_x0000_s1033" style="position:absolute;visibility:visible;mso-wrap-style:square" from="7650,17183" to="7652,19979" o:connectortype="straight" o:gfxdata="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" strokeweight="1pt"/>
-              <v:line id="Line 9" o:spid="_x0000_s1034" style="position:absolute;visibility:visible;mso-wrap-style:square" from="15848,18239" to="15852,18932" o:connectortype="straight" o:gfxdata="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" strokeweight="1pt"/>
-              <v:line id="Line 10" o:spid="_x0000_s1035" style="position:absolute;visibility:visible;mso-wrap-style:square" from="10,19293" to="7631,19295" o:connectortype="straight" o:gfxdata="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" strokeweight="1pt"/>
-              <v:line id="Line 11" o:spid="_x0000_s1036" style="position:absolute;visibility:visible;mso-wrap-style:square" from="10,19646" to="7631,19647" o:connectortype="straight" o:gfxdata="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" strokeweight="1pt"/>
-              <v:rect id="Rectangle 12" o:spid="_x0000_s1037" style="position:absolute;left:54;top:17912;width:883;height:309;visibility:visible;mso-wrap-style:square;v-text-anchor:top" o:gfxdata="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" filled="f" stroked="f" strokeweight="1pt">
-                <v:textbox inset="1pt,1pt,1pt,1pt">
+            <v:group w14:anchorId="01AFD76E" id="_x0000_s1076" style="position:absolute;left:0;text-align:left;margin-left:63.75pt;margin-top:20.25pt;width:507.45pt;height:835.5pt;z-index:251656704;mso-position-horizontal-relative:page;mso-position-vertical-relative:page" coordsize="20000,20864" o:gfxdata="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">
+              <v:rect id="Rectangle 2" o:spid="_x0000_s1077" style="position:absolute;width:20000;height:20000;visibility:visible;mso-wrap-style:square;v-text-anchor:top" o:gfxdata="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" filled="f" strokeweight="1pt"/>
+              <v:line id="Line 3" o:spid="_x0000_s1078" style="position:absolute;visibility:visible;mso-wrap-style:square" from="993,17183" to="995,18221" o:connectortype="straight" o:gfxdata="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" strokeweight="1pt"/>
+              <v:line id="Line 4" o:spid="_x0000_s1079" style="position:absolute;visibility:visible;mso-wrap-style:square" from="10,17173" to="19977,17174" o:connectortype="straight" o:gfxdata="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" strokeweight="1pt"/>
+              <v:line id="Line 5" o:spid="_x0000_s1080" style="position:absolute;visibility:visible;mso-wrap-style:square" from="2186,17192" to="2188,19989" o:connectortype="straight" o:gfxdata="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" strokeweight="1pt"/>
+              <v:line id="Line 6" o:spid="_x0000_s1081" style="position:absolute;visibility:visible;mso-wrap-style:square" from="5036,17192" to="5038,19989" o:connectortype="straight" o:gfxdata="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" strokeweight="1pt"/>
+              <v:line id="Line 7" o:spid="_x0000_s1082" style="position:absolute;visibility:visible;mso-wrap-style:square" from="6557,17192" to="6559,19989" o:connectortype="straight" o:gfxdata="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" strokeweight="1pt"/>
+              <v:line id="Line 8" o:spid="_x0000_s1083" style="position:absolute;visibility:visible;mso-wrap-style:square" from="7650,17183" to="7652,19979" o:connectortype="straight" o:gfxdata="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" strokeweight="1pt"/>
+              <v:line id="Line 9" o:spid="_x0000_s1084" style="position:absolute;visibility:visible;mso-wrap-style:square" from="15848,18239" to="15852,18932" o:connectortype="straight" o:gfxdata="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" strokeweight="1pt"/>
+              <v:line id="Line 10" o:spid="_x0000_s1085" style="position:absolute;visibility:visible;mso-wrap-style:square" from="10,19293" to="7631,19295" o:connectortype="straight" o:gfxdata="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" strokeweight="1pt"/>
+              <v:line id="Line 11" o:spid="_x0000_s1086" style="position:absolute;visibility:visible;mso-wrap-style:square" from="10,19646" to="7631,19647" o:connectortype="straight" o:gfxdata="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" strokeweight="1pt"/>
+              <v:rect id="Rectangle 12" o:spid="_x0000_s1087" style="position:absolute;left:54;top:17912;width:883;height:309;visibility:visible;mso-wrap-style:square;v-text-anchor:top" o:gfxdata="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" filled="f" stroked="f" strokeweight="1pt">
+                <v:textbox style="mso-next-textbox:#Rectangle 12" inset="1pt,1pt,1pt,1pt">
                   <w:txbxContent>
                     <w:p>
                       <w:pPr>
@@ -17452,8 +19502,8 @@
                   </w:txbxContent>
                 </v:textbox>
               </v:rect>
-              <v:rect id="Rectangle 13" o:spid="_x0000_s1038" style="position:absolute;left:1051;top:17912;width:1100;height:309;visibility:visible;mso-wrap-style:square;v-text-anchor:top" o:gfxdata="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" filled="f" stroked="f" strokeweight="1pt">
-                <v:textbox inset="1pt,1pt,1pt,1pt">
+              <v:rect id="Rectangle 13" o:spid="_x0000_s1088" style="position:absolute;left:1051;top:17912;width:1100;height:309;visibility:visible;mso-wrap-style:square;v-text-anchor:top" o:gfxdata="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" filled="f" stroked="f" strokeweight="1pt">
+                <v:textbox style="mso-next-textbox:#Rectangle 13" inset="1pt,1pt,1pt,1pt">
                   <w:txbxContent>
                     <w:p>
                       <w:pPr>
@@ -17477,8 +19527,8 @@
                   </w:txbxContent>
                 </v:textbox>
               </v:rect>
-              <v:rect id="Rectangle 14" o:spid="_x0000_s1039" style="position:absolute;left:2267;top:17912;width:2573;height:309;visibility:visible;mso-wrap-style:square;v-text-anchor:top" o:gfxdata="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" filled="f" stroked="f" strokeweight="1pt">
-                <v:textbox inset="1pt,1pt,1pt,1pt">
+              <v:rect id="Rectangle 14" o:spid="_x0000_s1089" style="position:absolute;left:2267;top:17912;width:2573;height:309;visibility:visible;mso-wrap-style:square;v-text-anchor:top" o:gfxdata="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" filled="f" stroked="f" strokeweight="1pt">
+                <v:textbox style="mso-next-textbox:#Rectangle 14" inset="1pt,1pt,1pt,1pt">
                   <w:txbxContent>
                     <w:p>
                       <w:pPr>
@@ -17502,8 +19552,8 @@
                   </w:txbxContent>
                 </v:textbox>
               </v:rect>
-              <v:rect id="Rectangle 15" o:spid="_x0000_s1040" style="position:absolute;left:4983;top:17912;width:1534;height:309;visibility:visible;mso-wrap-style:square;v-text-anchor:top" o:gfxdata="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" filled="f" stroked="f" strokeweight="1pt">
-                <v:textbox inset="1pt,1pt,1pt,1pt">
+              <v:rect id="Rectangle 15" o:spid="_x0000_s1090" style="position:absolute;left:4983;top:17912;width:1534;height:309;visibility:visible;mso-wrap-style:square;v-text-anchor:top" o:gfxdata="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" filled="f" stroked="f" strokeweight="1pt">
+                <v:textbox style="mso-next-textbox:#Rectangle 15" inset="1pt,1pt,1pt,1pt">
                   <w:txbxContent>
                     <w:p>
                       <w:pPr>
@@ -17528,8 +19578,8 @@
                   </w:txbxContent>
                 </v:textbox>
               </v:rect>
-              <v:rect id="Rectangle 16" o:spid="_x0000_s1041" style="position:absolute;left:6604;top:17912;width:1000;height:309;visibility:visible;mso-wrap-style:square;v-text-anchor:top" o:gfxdata="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" filled="f" stroked="f" strokeweight="1pt">
-                <v:textbox inset="1pt,1pt,1pt,1pt">
+              <v:rect id="Rectangle 16" o:spid="_x0000_s1091" style="position:absolute;left:6604;top:17912;width:1000;height:309;visibility:visible;mso-wrap-style:square;v-text-anchor:top" o:gfxdata="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" filled="f" stroked="f" strokeweight="1pt">
+                <v:textbox style="mso-next-textbox:#Rectangle 16" inset="1pt,1pt,1pt,1pt">
                   <w:txbxContent>
                     <w:p>
                       <w:pPr>
@@ -17553,8 +19603,8 @@
                   </w:txbxContent>
                 </v:textbox>
               </v:rect>
-              <v:rect id="Rectangle 17" o:spid="_x0000_s1042" style="position:absolute;left:15929;top:18258;width:1475;height:309;visibility:visible;mso-wrap-style:square;v-text-anchor:top" o:gfxdata="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" filled="f" stroked="f" strokeweight="1pt">
-                <v:textbox inset="1pt,1pt,1pt,1pt">
+              <v:rect id="Rectangle 17" o:spid="_x0000_s1092" style="position:absolute;left:15929;top:18258;width:1475;height:309;visibility:visible;mso-wrap-style:square;v-text-anchor:top" o:gfxdata="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" filled="f" stroked="f" strokeweight="1pt">
+                <v:textbox style="mso-next-textbox:#Rectangle 17" inset="1pt,1pt,1pt,1pt">
                   <w:txbxContent>
                     <w:p>
                       <w:pPr>
@@ -17578,8 +19628,8 @@
                   </w:txbxContent>
                 </v:textbox>
               </v:rect>
-              <v:rect id="Rectangle 18" o:spid="_x0000_s1043" style="position:absolute;left:15929;top:18623;width:1475;height:310;visibility:visible;mso-wrap-style:square;v-text-anchor:top" o:gfxdata="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" filled="f" stroked="f" strokeweight="1pt">
-                <v:textbox inset="1pt,1pt,1pt,1pt">
+              <v:rect id="Rectangle 18" o:spid="_x0000_s1093" style="position:absolute;left:15929;top:18623;width:1475;height:310;visibility:visible;mso-wrap-style:square;v-text-anchor:top" o:gfxdata="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" filled="f" stroked="f" strokeweight="1pt">
+                <v:textbox style="mso-next-textbox:#Rectangle 18" inset="1pt,1pt,1pt,1pt">
                   <w:txbxContent>
                     <w:p>
                       <w:pPr>
@@ -17608,8 +19658,8 @@
                   </w:txbxContent>
                 </v:textbox>
               </v:rect>
-              <v:rect id="Rectangle 19" o:spid="_x0000_s1044" style="position:absolute;left:7760;top:17481;width:12159;height:721;visibility:visible;mso-wrap-style:square;v-text-anchor:top" o:gfxdata="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" filled="f" stroked="f" strokeweight="1pt">
-                <v:textbox inset="1pt,1pt,1pt,1pt">
+              <v:rect id="Rectangle 19" o:spid="_x0000_s1094" style="position:absolute;left:7760;top:17481;width:12159;height:721;visibility:visible;mso-wrap-style:square;v-text-anchor:top" o:gfxdata="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" filled="f" stroked="f" strokeweight="1pt">
+                <v:textbox style="mso-next-textbox:#Rectangle 19" inset="1pt,1pt,1pt,1pt">
                   <w:txbxContent>
                     <w:p>
                       <w:pPr>
@@ -17674,14 +19724,14 @@
                   </w:txbxContent>
                 </v:textbox>
               </v:rect>
-              <v:line id="Line 20" o:spid="_x0000_s1045" style="position:absolute;flip:y;visibility:visible;mso-wrap-style:square" from="0,18221" to="20000,18258" o:connectortype="straight" o:gfxdata="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" strokeweight="1pt"/>
-              <v:line id="Line 21" o:spid="_x0000_s1046" style="position:absolute;visibility:visible;mso-wrap-style:square" from="25,17881" to="7646,17882" o:connectortype="straight" o:gfxdata="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" strokeweight="1pt"/>
-              <v:line id="Line 22" o:spid="_x0000_s1047" style="position:absolute;visibility:visible;mso-wrap-style:square" from="0,17556" to="7646,17557" o:connectortype="straight" o:gfxdata="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" strokeweight="1pt"/>
-              <v:line id="Line 23" o:spid="_x0000_s1048" style="position:absolute;visibility:visible;mso-wrap-style:square" from="10,18938" to="7631,18939" o:connectortype="straight" o:gfxdata="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" strokeweight="1pt"/>
-              <v:line id="Line 24" o:spid="_x0000_s1049" style="position:absolute;visibility:visible;mso-wrap-style:square" from="10,18583" to="7631,18584" o:connectortype="straight" o:gfxdata="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" strokeweight="1pt"/>
-              <v:group id="Group 25" o:spid="_x0000_s1050" style="position:absolute;left:39;top:18267;width:4971;height:310" coordsize="20697,20000" o:gfxdata="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">
-                <v:rect id="Rectangle 26" o:spid="_x0000_s1051" style="position:absolute;width:8856;height:20000;visibility:visible;mso-wrap-style:square;v-text-anchor:top" o:gfxdata="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" filled="f" stroked="f" strokeweight="1pt">
-                  <v:textbox inset="1pt,1pt,1pt,1pt">
+              <v:line id="Line 20" o:spid="_x0000_s1095" style="position:absolute;flip:y;visibility:visible;mso-wrap-style:square" from="0,18221" to="20000,18258" o:connectortype="straight" o:gfxdata="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" strokeweight="1pt"/>
+              <v:line id="Line 21" o:spid="_x0000_s1096" style="position:absolute;visibility:visible;mso-wrap-style:square" from="25,17881" to="7646,17882" o:connectortype="straight" o:gfxdata="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" strokeweight="1pt"/>
+              <v:line id="Line 22" o:spid="_x0000_s1097" style="position:absolute;visibility:visible;mso-wrap-style:square" from="0,17556" to="7646,17557" o:connectortype="straight" o:gfxdata="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" strokeweight="1pt"/>
+              <v:line id="Line 23" o:spid="_x0000_s1098" style="position:absolute;visibility:visible;mso-wrap-style:square" from="10,18938" to="7631,18939" o:connectortype="straight" o:gfxdata="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" strokeweight="1pt"/>
+              <v:line id="Line 24" o:spid="_x0000_s1099" style="position:absolute;visibility:visible;mso-wrap-style:square" from="10,18583" to="7631,18584" o:connectortype="straight" o:gfxdata="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" strokeweight="1pt"/>
+              <v:group id="Group 25" o:spid="_x0000_s1100" style="position:absolute;left:39;top:18267;width:4971;height:310" coordsize="20697,20000" o:gfxdata="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">
+                <v:rect id="Rectangle 26" o:spid="_x0000_s1101" style="position:absolute;width:8856;height:20000;visibility:visible;mso-wrap-style:square;v-text-anchor:top" o:gfxdata="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" filled="f" stroked="f" strokeweight="1pt">
+                  <v:textbox style="mso-next-textbox:#Rectangle 26" inset="1pt,1pt,1pt,1pt">
                     <w:txbxContent>
                       <w:p>
                         <w:pPr>
@@ -17705,8 +19755,8 @@
                     </w:txbxContent>
                   </v:textbox>
                 </v:rect>
-                <v:rect id="Rectangle 27" o:spid="_x0000_s1052" style="position:absolute;left:9502;top:1428;width:11195;height:15479;visibility:visible;mso-wrap-style:square;v-text-anchor:top" o:gfxdata="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" filled="f" stroked="f" strokeweight="1pt">
-                  <v:textbox inset="1pt,1pt,1pt,1pt">
+                <v:rect id="Rectangle 27" o:spid="_x0000_s1102" style="position:absolute;left:9502;top:1428;width:11195;height:15479;visibility:visible;mso-wrap-style:square;v-text-anchor:top" o:gfxdata="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" filled="f" stroked="f" strokeweight="1pt">
+                  <v:textbox style="mso-next-textbox:#Rectangle 27" inset="1pt,1pt,1pt,1pt">
                     <w:txbxContent>
                       <w:p>
                         <w:pPr>
@@ -17738,9 +19788,9 @@
                   </v:textbox>
                 </v:rect>
               </v:group>
-              <v:group id="Group 28" o:spid="_x0000_s1053" style="position:absolute;left:39;top:18614;width:5141;height:339" coordsize="21414,21926" o:gfxdata="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">
-                <v:rect id="Rectangle 29" o:spid="_x0000_s1054" style="position:absolute;width:8856;height:20000;visibility:visible;mso-wrap-style:square;v-text-anchor:top" o:gfxdata="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" filled="f" stroked="f" strokeweight="1pt">
-                  <v:textbox inset="1pt,1pt,1pt,1pt">
+              <v:group id="Group 28" o:spid="_x0000_s1103" style="position:absolute;left:39;top:18614;width:5141;height:339" coordsize="21414,21926" o:gfxdata="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">
+                <v:rect id="Rectangle 29" o:spid="_x0000_s1104" style="position:absolute;width:8856;height:20000;visibility:visible;mso-wrap-style:square;v-text-anchor:top" o:gfxdata="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" filled="f" stroked="f" strokeweight="1pt">
+                  <v:textbox style="mso-next-textbox:#Rectangle 29" inset="1pt,1pt,1pt,1pt">
                     <w:txbxContent>
                       <w:p>
                         <w:pPr>
@@ -17764,8 +19814,8 @@
                     </w:txbxContent>
                   </v:textbox>
                 </v:rect>
-                <v:rect id="Rectangle 30" o:spid="_x0000_s1055" style="position:absolute;left:9279;top:1926;width:12135;height:20000;visibility:visible;mso-wrap-style:square;v-text-anchor:top" o:gfxdata="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" filled="f" stroked="f" strokeweight="1pt">
-                  <v:textbox inset="1pt,1pt,1pt,1pt">
+                <v:rect id="Rectangle 30" o:spid="_x0000_s1105" style="position:absolute;left:9279;top:1926;width:12135;height:20000;visibility:visible;mso-wrap-style:square;v-text-anchor:top" o:gfxdata="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" filled="f" stroked="f" strokeweight="1pt">
+                  <v:textbox style="mso-next-textbox:#Rectangle 30" inset="1pt,1pt,1pt,1pt">
                     <w:txbxContent>
                       <w:p>
                         <w:pPr>
@@ -17789,9 +19839,9 @@
                   </v:textbox>
                 </v:rect>
               </v:group>
-              <v:group id="Group 31" o:spid="_x0000_s1056" style="position:absolute;left:39;top:18969;width:4801;height:309" coordsize="19999,20000" o:gfxdata="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">
-                <v:rect id="Rectangle 32" o:spid="_x0000_s1057" style="position:absolute;width:8856;height:20000;visibility:visible;mso-wrap-style:square;v-text-anchor:top" o:gfxdata="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" filled="f" stroked="f" strokeweight="1pt">
-                  <v:textbox inset="1pt,1pt,1pt,1pt">
+              <v:group id="Group 31" o:spid="_x0000_s1106" style="position:absolute;left:39;top:18969;width:4801;height:309" coordsize="19999,20000" o:gfxdata="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">
+                <v:rect id="Rectangle 32" o:spid="_x0000_s1107" style="position:absolute;width:8856;height:20000;visibility:visible;mso-wrap-style:square;v-text-anchor:top" o:gfxdata="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" filled="f" stroked="f" strokeweight="1pt">
+                  <v:textbox style="mso-next-textbox:#Rectangle 32" inset="1pt,1pt,1pt,1pt">
                     <w:txbxContent>
                       <w:p>
                         <w:pPr>
@@ -17815,8 +19865,8 @@
                     </w:txbxContent>
                   </v:textbox>
                 </v:rect>
-                <v:rect id="Rectangle 33" o:spid="_x0000_s1058" style="position:absolute;left:9281;width:10718;height:20000;visibility:visible;mso-wrap-style:square;v-text-anchor:top" o:gfxdata="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" filled="f" stroked="f" strokeweight="1pt">
-                  <v:textbox inset="1pt,1pt,1pt,1pt">
+                <v:rect id="Rectangle 33" o:spid="_x0000_s1108" style="position:absolute;left:9281;width:10718;height:20000;visibility:visible;mso-wrap-style:square;v-text-anchor:top" o:gfxdata="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" filled="f" stroked="f" strokeweight="1pt">
+                  <v:textbox style="mso-next-textbox:#Rectangle 33" inset="1pt,1pt,1pt,1pt">
                     <w:txbxContent>
                       <w:p>
                         <w:pPr>
@@ -17827,9 +19877,9 @@
                   </v:textbox>
                 </v:rect>
               </v:group>
-              <v:group id="Group 34" o:spid="_x0000_s1059" style="position:absolute;left:39;top:19293;width:5116;height:469" coordorigin=",-1354" coordsize="21310,30258" o:gfxdata="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">
-                <v:rect id="Rectangle 35" o:spid="_x0000_s1060" style="position:absolute;width:8856;height:20000;visibility:visible;mso-wrap-style:square;v-text-anchor:top" o:gfxdata="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" filled="f" stroked="f" strokeweight="1pt">
-                  <v:textbox inset="1pt,1pt,1pt,1pt">
+              <v:group id="Group 34" o:spid="_x0000_s1109" style="position:absolute;left:39;top:19293;width:5116;height:469" coordorigin=",-1354" coordsize="21310,30258" o:gfxdata="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">
+                <v:rect id="Rectangle 35" o:spid="_x0000_s1110" style="position:absolute;width:8856;height:20000;visibility:visible;mso-wrap-style:square;v-text-anchor:top" o:gfxdata="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" filled="f" stroked="f" strokeweight="1pt">
+                  <v:textbox style="mso-next-textbox:#Rectangle 35" inset="1pt,1pt,1pt,1pt">
                     <w:txbxContent>
                       <w:p>
                         <w:pPr>
@@ -17853,8 +19903,8 @@
                     </w:txbxContent>
                   </v:textbox>
                 </v:rect>
-                <v:rect id="Rectangle 36" o:spid="_x0000_s1061" style="position:absolute;left:9090;top:-1354;width:12220;height:30258;visibility:visible;mso-wrap-style:square;v-text-anchor:top" o:gfxdata="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" filled="f" stroked="f" strokeweight="1pt">
-                  <v:textbox inset="1pt,1pt,1pt,1pt">
+                <v:rect id="Rectangle 36" o:spid="_x0000_s1111" style="position:absolute;left:9090;top:-1354;width:12220;height:30258;visibility:visible;mso-wrap-style:square;v-text-anchor:top" o:gfxdata="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" filled="f" stroked="f" strokeweight="1pt">
+                  <v:textbox style="mso-next-textbox:#Rectangle 36" inset="1pt,1pt,1pt,1pt">
                     <w:txbxContent>
                       <w:p>
                         <w:pPr>
@@ -17868,9 +19918,9 @@
                   </v:textbox>
                 </v:rect>
               </v:group>
-              <v:group id="Group 37" o:spid="_x0000_s1062" style="position:absolute;left:39;top:19660;width:4801;height:309" coordsize="19999,20000" o:gfxdata="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">
-                <v:rect id="Rectangle 38" o:spid="_x0000_s1063" style="position:absolute;width:8856;height:20000;visibility:visible;mso-wrap-style:square;v-text-anchor:top" o:gfxdata="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" filled="f" stroked="f" strokeweight="1pt">
-                  <v:textbox inset="1pt,1pt,1pt,1pt">
+              <v:group id="Group 37" o:spid="_x0000_s1112" style="position:absolute;left:39;top:19660;width:4801;height:309" coordsize="19999,20000" o:gfxdata="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">
+                <v:rect id="Rectangle 38" o:spid="_x0000_s1113" style="position:absolute;width:8856;height:20000;visibility:visible;mso-wrap-style:square;v-text-anchor:top" o:gfxdata="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" filled="f" stroked="f" strokeweight="1pt">
+                  <v:textbox style="mso-next-textbox:#Rectangle 38" inset="1pt,1pt,1pt,1pt">
                     <w:txbxContent>
                       <w:p>
                         <w:pPr>
@@ -17900,8 +19950,8 @@
                     </w:txbxContent>
                   </v:textbox>
                 </v:rect>
-                <v:rect id="Rectangle 39" o:spid="_x0000_s1064" style="position:absolute;left:9281;width:10718;height:20000;visibility:visible;mso-wrap-style:square;v-text-anchor:top" o:gfxdata="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" filled="f" stroked="f" strokeweight="1pt">
-                  <v:textbox inset="1pt,1pt,1pt,1pt">
+                <v:rect id="Rectangle 39" o:spid="_x0000_s1114" style="position:absolute;left:9281;width:10718;height:20000;visibility:visible;mso-wrap-style:square;v-text-anchor:top" o:gfxdata="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" filled="f" stroked="f" strokeweight="1pt">
+                  <v:textbox style="mso-next-textbox:#Rectangle 39" inset="1pt,1pt,1pt,1pt">
                     <w:txbxContent>
                       <w:p>
                         <w:pPr>
@@ -17925,9 +19975,9 @@
                   </v:textbox>
                 </v:rect>
               </v:group>
-              <v:line id="Line 40" o:spid="_x0000_s1065" style="position:absolute;visibility:visible;mso-wrap-style:square" from="14208,18239" to="14210,19979" o:connectortype="straight" o:gfxdata="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" strokeweight="1pt"/>
-              <v:rect id="Rectangle 41" o:spid="_x0000_s1066" style="position:absolute;left:7685;top:18267;width:6525;height:2597;visibility:visible;mso-wrap-style:square;v-text-anchor:top" o:gfxdata="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" filled="f" stroked="f" strokeweight="1pt">
-                <v:textbox inset="1pt,1pt,1pt,1pt">
+              <v:line id="Line 40" o:spid="_x0000_s1115" style="position:absolute;visibility:visible;mso-wrap-style:square" from="14208,18239" to="14210,19979" o:connectortype="straight" o:gfxdata="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" strokeweight="1pt"/>
+              <v:rect id="Rectangle 41" o:spid="_x0000_s1116" style="position:absolute;left:7685;top:18267;width:6525;height:2597;visibility:visible;mso-wrap-style:square;v-text-anchor:top" o:gfxdata="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" filled="f" stroked="f" strokeweight="1pt">
+                <v:textbox style="mso-next-textbox:#Rectangle 41" inset="1pt,1pt,1pt,1pt">
                   <w:txbxContent>
                     <w:p>
                       <w:pPr>
@@ -18050,11 +20100,11 @@
                   </w:txbxContent>
                 </v:textbox>
               </v:rect>
-              <v:line id="Line 42" o:spid="_x0000_s1067" style="position:absolute;visibility:visible;mso-wrap-style:square" from="14221,18587" to="19990,18588" o:connectortype="straight" o:gfxdata="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" strokeweight="1pt"/>
-              <v:line id="Line 43" o:spid="_x0000_s1068" style="position:absolute;visibility:visible;mso-wrap-style:square" from="14219,18939" to="19988,18941" o:connectortype="straight" o:gfxdata="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" strokeweight="1pt"/>
-              <v:line id="Line 44" o:spid="_x0000_s1069" style="position:absolute;visibility:visible;mso-wrap-style:square" from="17487,18239" to="17490,18932" o:connectortype="straight" o:gfxdata="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" strokeweight="1pt"/>
-              <v:rect id="Rectangle 45" o:spid="_x0000_s1070" style="position:absolute;left:14306;top:18247;width:1474;height:309;visibility:visible;mso-wrap-style:square;v-text-anchor:top" o:gfxdata="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" filled="f" stroked="f" strokeweight="1pt">
-                <v:textbox inset="1pt,1pt,1pt,1pt">
+              <v:line id="Line 42" o:spid="_x0000_s1117" style="position:absolute;visibility:visible;mso-wrap-style:square" from="14221,18587" to="19990,18588" o:connectortype="straight" o:gfxdata="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" strokeweight="1pt"/>
+              <v:line id="Line 43" o:spid="_x0000_s1118" style="position:absolute;visibility:visible;mso-wrap-style:square" from="14219,18939" to="19988,18941" o:connectortype="straight" o:gfxdata="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" strokeweight="1pt"/>
+              <v:line id="Line 44" o:spid="_x0000_s1119" style="position:absolute;visibility:visible;mso-wrap-style:square" from="17487,18239" to="17490,18932" o:connectortype="straight" o:gfxdata="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" strokeweight="1pt"/>
+              <v:rect id="Rectangle 45" o:spid="_x0000_s1120" style="position:absolute;left:14306;top:18247;width:1474;height:309;visibility:visible;mso-wrap-style:square;v-text-anchor:top" o:gfxdata="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" filled="f" stroked="f" strokeweight="1pt">
+                <v:textbox style="mso-next-textbox:#Rectangle 45" inset="1pt,1pt,1pt,1pt">
                   <w:txbxContent>
                     <w:p>
                       <w:pPr>
@@ -18078,8 +20128,8 @@
                   </w:txbxContent>
                 </v:textbox>
               </v:rect>
-              <v:rect id="Rectangle 46" o:spid="_x0000_s1071" style="position:absolute;left:17577;top:18258;width:2327;height:309;visibility:visible;mso-wrap-style:square;v-text-anchor:top" o:gfxdata="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" filled="f" stroked="f" strokeweight="1pt">
-                <v:textbox inset="1pt,1pt,1pt,1pt">
+              <v:rect id="Rectangle 46" o:spid="_x0000_s1121" style="position:absolute;left:17577;top:18258;width:2327;height:309;visibility:visible;mso-wrap-style:square;v-text-anchor:top" o:gfxdata="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" filled="f" stroked="f" strokeweight="1pt">
+                <v:textbox style="mso-next-textbox:#Rectangle 46" inset="1pt,1pt,1pt,1pt">
                   <w:txbxContent>
                     <w:p>
                       <w:pPr>
@@ -18103,31 +20153,31 @@
                   </w:txbxContent>
                 </v:textbox>
               </v:rect>
-              <v:rect id="Rectangle 47" o:spid="_x0000_s1072" style="position:absolute;left:17591;top:18613;width:2326;height:309;visibility:visible;mso-wrap-style:square;v-text-anchor:top" o:gfxdata="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" filled="f" stroked="f" strokeweight="1pt">
-                <v:textbox inset="1pt,1pt,1pt,1pt">
+              <v:rect id="Rectangle 47" o:spid="_x0000_s1122" style="position:absolute;left:17591;top:18613;width:2326;height:309;visibility:visible;mso-wrap-style:square;v-text-anchor:top" o:gfxdata="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" filled="f" stroked="f" strokeweight="1pt">
+                <v:textbox style="mso-next-textbox:#Rectangle 47" inset="1pt,1pt,1pt,1pt">
                   <w:txbxContent>
                     <w:p>
                       <w:pPr>
                         <w:pStyle w:val="ab"/>
                         <w:jc w:val="center"/>
-                        <w:rPr>
-                          <w:lang w:val="en-US"/>
-                        </w:rPr>
                       </w:pPr>
                       <w:r>
                         <w:rPr>
                           <w:lang w:val="en-US"/>
                         </w:rPr>
-                        <w:t>33</w:t>
+                        <w:t>3</w:t>
+                      </w:r>
+                      <w:r>
+                        <w:t>8</w:t>
                       </w:r>
                     </w:p>
                   </w:txbxContent>
                 </v:textbox>
               </v:rect>
-              <v:line id="Line 48" o:spid="_x0000_s1073" style="position:absolute;visibility:visible;mso-wrap-style:square" from="14755,18594" to="14757,18932" o:connectortype="straight" o:gfxdata="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" strokeweight="1pt"/>
-              <v:line id="Line 49" o:spid="_x0000_s1074" style="position:absolute;visibility:visible;mso-wrap-style:square" from="15301,18595" to="15303,18933" o:connectortype="straight" o:gfxdata="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" strokeweight="1pt"/>
-              <v:rect id="Rectangle 50" o:spid="_x0000_s1075" style="position:absolute;left:14208;top:18996;width:5609;height:832;visibility:visible;mso-wrap-style:square;v-text-anchor:top" o:gfxdata="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" filled="f" stroked="f" strokeweight="1pt">
-                <v:textbox inset="1pt,1pt,1pt,1pt">
+              <v:line id="Line 48" o:spid="_x0000_s1123" style="position:absolute;visibility:visible;mso-wrap-style:square" from="14755,18594" to="14757,18932" o:connectortype="straight" o:gfxdata="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" strokeweight="1pt"/>
+              <v:line id="Line 49" o:spid="_x0000_s1124" style="position:absolute;visibility:visible;mso-wrap-style:square" from="15301,18595" to="15303,18933" o:connectortype="straight" o:gfxdata="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" strokeweight="1pt"/>
+              <v:rect id="Rectangle 50" o:spid="_x0000_s1125" style="position:absolute;left:14208;top:18996;width:5609;height:832;visibility:visible;mso-wrap-style:square;v-text-anchor:top" o:gfxdata="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" filled="f" stroked="f" strokeweight="1pt">
+                <v:textbox style="mso-next-textbox:#Rectangle 50" inset="1pt,1pt,1pt,1pt">
                   <w:txbxContent>
                     <w:p>
                       <w:pPr>
@@ -18183,7 +20233,7 @@
 </w:hdr>
 </file>
 
-<file path=word/header2.xml><?xml version="1.0" encoding="utf-8"?>
+<file path=word/header3.xml><?xml version="1.0" encoding="utf-8"?>
 <w:hdr xmlns:wpc="http://schemas.microsoft.com/office/word/2010/wordprocessingCanvas" xmlns:cx="http://schemas.microsoft.com/office/drawing/2014/chartex" xmlns:cx1="http://schemas.microsoft.com/office/drawing/2015/9/8/chartex" xmlns:cx2="http://schemas.microsoft.com/office/drawing/2015/10/21/chartex" xmlns:cx3="http://schemas.microsoft.com/office/drawing/2016/5/9/chartex" xmlns:cx4="http://schemas.microsoft.com/office/drawing/2016/5/10/chartex" xmlns:cx5="http://schemas.microsoft.com/office/drawing/2016/5/11/chartex" xmlns:cx6="http://schemas.microsoft.com/office/drawing/2016/5/12/chartex" xmlns:cx7="http://schemas.microsoft.com/office/drawing/2016/5/13/chartex" xmlns:cx8="http://schemas.microsoft.com/office/drawing/2016/5/14/chartex" xmlns:mc="http://schemas.openxmlformats.org/markup-compatibility/2006" xmlns:aink="http://schemas.microsoft.com/office/drawing/2016/ink" xmlns:am3d="http://schemas.microsoft.com/office/drawing/2017/model3d" xmlns:o="urn:schemas-microsoft-com:office:office" xmlns:oel="http://schemas.microsoft.com/office/2019/extlst" xmlns:r="http://schemas.openxmlformats.org/officeDocument/2006/relationships" xmlns:m="http://schemas.openxmlformats.org/officeDocument/2006/math" xmlns:v="urn:schemas-microsoft-com:vml" xmlns:wp14="http://schemas.microsoft.com/office/word/2010/wordprocessingDrawing" xmlns:wp="http://schemas.openxmlformats.org/drawingml/2006/wordprocessingDrawing" xmlns:w10="urn:schemas-microsoft-com:office:word" xmlns:w="http://schemas.openxmlformats.org/wordprocessingml/2006/main" xmlns:w14="http://schemas.microsoft.com/office/word/2010/wordml" xmlns:w15="http://schemas.microsoft.com/office/word/2012/wordml" xmlns:w16cex="http://schemas.microsoft.com/office/word/2018/wordml/cex" xmlns:w16cid="http://schemas.microsoft.com/office/word/2016/wordml/cid" xmlns:w16="http://schemas.microsoft.com/office/word/2018/wordml" xmlns:w16du="http://schemas.microsoft.com/office/word/2023/wordml/word16du" xmlns:w16sdtdh="http://schemas.microsoft.com/office/word/2020/wordml/sdtdatahash" xmlns:w16sdtfl="http://schemas.microsoft.com/office/word/2024/wordml/sdtformatlock" xmlns:w16se="http://schemas.microsoft.com/office/word/2015/wordml/symex" xmlns:wpg="http://schemas.microsoft.com/office/word/2010/wordprocessingGroup" xmlns:wpi="http://schemas.microsoft.com/office/word/2010/wordprocessingInk" xmlns:wne="http://schemas.microsoft.com/office/word/2006/wordml" xmlns:wps="http://schemas.microsoft.com/office/word/2010/wordprocessingShape" mc:Ignorable="w14 w15 w16se w16cid w16 w16cex w16sdtdh w16sdtfl w16du wp14">
   <w:p>
     <w:pPr>
@@ -18197,7 +20247,7 @@
       <mc:AlternateContent>
         <mc:Choice Requires="wpg">
           <w:drawing>
-            <wp:anchor distT="0" distB="0" distL="114300" distR="114300" simplePos="0" relativeHeight="251659264" behindDoc="0" locked="1" layoutInCell="1" allowOverlap="1" wp14:anchorId="33EE327C" wp14:editId="53D0E7B4">
+            <wp:anchor distT="0" distB="0" distL="114300" distR="114300" simplePos="0" relativeHeight="251658752" behindDoc="0" locked="1" layoutInCell="1" allowOverlap="1" wp14:anchorId="33EE327C" wp14:editId="53D0E7B4">
               <wp:simplePos x="0" y="0"/>
               <wp:positionH relativeFrom="margin">
                 <wp:posOffset>-120015</wp:posOffset>
@@ -19502,19 +21552,19 @@
         </mc:Choice>
         <mc:Fallback>
           <w:pict>
-            <v:group w14:anchorId="33EE327C" id="Группа 151" o:spid="_x0000_s1076" style="position:absolute;left:0;text-align:left;margin-left:-9.45pt;margin-top:34.5pt;width:533.25pt;height:789.35pt;z-index:251659264;mso-position-horizontal-relative:margin;mso-position-vertical-relative:page" coordsize="20000,20000" o:gfxdata="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">
-              <v:rect id="Rectangle 52" o:spid="_x0000_s1077" style="position:absolute;width:20000;height:20000;visibility:visible;mso-wrap-style:square;v-text-anchor:top" o:gfxdata="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" filled="f" strokeweight="1pt"/>
-              <v:line id="Line 53" o:spid="_x0000_s1078" style="position:absolute;visibility:visible;mso-wrap-style:square" from="1093,18949" to="1095,19989" o:connectortype="straight" o:gfxdata="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" strokeweight="1pt"/>
-              <v:line id="Line 54" o:spid="_x0000_s1079" style="position:absolute;visibility:visible;mso-wrap-style:square" from="10,18941" to="19977,18942" o:connectortype="straight" o:gfxdata="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" strokeweight="1pt"/>
-              <v:line id="Line 55" o:spid="_x0000_s1080" style="position:absolute;visibility:visible;mso-wrap-style:square" from="2186,18949" to="2188,19989" o:connectortype="straight" o:gfxdata="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" strokeweight="1pt"/>
-              <v:line id="Line 56" o:spid="_x0000_s1081" style="position:absolute;visibility:visible;mso-wrap-style:square" from="4919,18949" to="4921,19989" o:connectortype="straight" o:gfxdata="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" strokeweight="1pt"/>
-              <v:line id="Line 57" o:spid="_x0000_s1082" style="position:absolute;visibility:visible;mso-wrap-style:square" from="6557,18959" to="6559,19989" o:connectortype="straight" o:gfxdata="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" strokeweight="1pt"/>
-              <v:line id="Line 58" o:spid="_x0000_s1083" style="position:absolute;visibility:visible;mso-wrap-style:square" from="7650,18949" to="7652,19979" o:connectortype="straight" o:gfxdata="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" strokeweight="1pt"/>
-              <v:line id="Line 59" o:spid="_x0000_s1084" style="position:absolute;visibility:visible;mso-wrap-style:square" from="18905,18949" to="18909,19989" o:connectortype="straight" o:gfxdata="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" strokeweight="1pt"/>
-              <v:line id="Line 60" o:spid="_x0000_s1085" style="position:absolute;visibility:visible;mso-wrap-style:square" from="10,19293" to="7631,19295" o:connectortype="straight" o:gfxdata="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" strokeweight="1pt"/>
-              <v:line id="Line 61" o:spid="_x0000_s1086" style="position:absolute;visibility:visible;mso-wrap-style:square" from="10,19646" to="7631,19647" o:connectortype="straight" o:gfxdata="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" strokeweight="1pt"/>
-              <v:line id="Line 62" o:spid="_x0000_s1087" style="position:absolute;visibility:visible;mso-wrap-style:square" from="18919,19296" to="19990,19297" o:connectortype="straight" o:gfxdata="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" strokeweight="1pt"/>
-              <v:rect id="Rectangle 63" o:spid="_x0000_s1088" style="position:absolute;left:54;top:19660;width:1000;height:309;visibility:visible;mso-wrap-style:square;v-text-anchor:top" o:gfxdata="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" filled="f" stroked="f" strokeweight="1pt">
+            <v:group w14:anchorId="33EE327C" id="Группа 151" o:spid="_x0000_s1126" style="position:absolute;left:0;text-align:left;margin-left:-9.45pt;margin-top:34.5pt;width:533.25pt;height:789.35pt;z-index:251658752;mso-position-horizontal-relative:margin;mso-position-vertical-relative:page" coordsize="20000,20000" o:gfxdata="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">
+              <v:rect id="Rectangle 52" o:spid="_x0000_s1127" style="position:absolute;width:20000;height:20000;visibility:visible;mso-wrap-style:square;v-text-anchor:top" o:gfxdata="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" filled="f" strokeweight="1pt"/>
+              <v:line id="Line 53" o:spid="_x0000_s1128" style="position:absolute;visibility:visible;mso-wrap-style:square" from="1093,18949" to="1095,19989" o:connectortype="straight" o:gfxdata="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" strokeweight="1pt"/>
+              <v:line id="Line 54" o:spid="_x0000_s1129" style="position:absolute;visibility:visible;mso-wrap-style:square" from="10,18941" to="19977,18942" o:connectortype="straight" o:gfxdata="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" strokeweight="1pt"/>
+              <v:line id="Line 55" o:spid="_x0000_s1130" style="position:absolute;visibility:visible;mso-wrap-style:square" from="2186,18949" to="2188,19989" o:connectortype="straight" o:gfxdata="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" strokeweight="1pt"/>
+              <v:line id="Line 56" o:spid="_x0000_s1131" style="position:absolute;visibility:visible;mso-wrap-style:square" from="4919,18949" to="4921,19989" o:connectortype="straight" o:gfxdata="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" strokeweight="1pt"/>
+              <v:line id="Line 57" o:spid="_x0000_s1132" style="position:absolute;visibility:visible;mso-wrap-style:square" from="6557,18959" to="6559,19989" o:connectortype="straight" o:gfxdata="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" strokeweight="1pt"/>
+              <v:line id="Line 58" o:spid="_x0000_s1133" style="position:absolute;visibility:visible;mso-wrap-style:square" from="7650,18949" to="7652,19979" o:connectortype="straight" o:gfxdata="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" strokeweight="1pt"/>
+              <v:line id="Line 59" o:spid="_x0000_s1134" style="position:absolute;visibility:visible;mso-wrap-style:square" from="18905,18949" to="18909,19989" o:connectortype="straight" o:gfxdata="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" strokeweight="1pt"/>
+              <v:line id="Line 60" o:spid="_x0000_s1135" style="position:absolute;visibility:visible;mso-wrap-style:square" from="10,19293" to="7631,19295" o:connectortype="straight" o:gfxdata="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" strokeweight="1pt"/>
+              <v:line id="Line 61" o:spid="_x0000_s1136" style="position:absolute;visibility:visible;mso-wrap-style:square" from="10,19646" to="7631,19647" o:connectortype="straight" o:gfxdata="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" strokeweight="1pt"/>
+              <v:line id="Line 62" o:spid="_x0000_s1137" style="position:absolute;visibility:visible;mso-wrap-style:square" from="18919,19296" to="19990,19297" o:connectortype="straight" o:gfxdata="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" strokeweight="1pt"/>
+              <v:rect id="Rectangle 63" o:spid="_x0000_s1138" style="position:absolute;left:54;top:19660;width:1000;height:309;visibility:visible;mso-wrap-style:square;v-text-anchor:top" o:gfxdata="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" filled="f" stroked="f" strokeweight="1pt">
                 <v:textbox inset="1pt,1pt,1pt,1pt">
                   <w:txbxContent>
                     <w:p>
@@ -19541,7 +21591,7 @@
                   </w:txbxContent>
                 </v:textbox>
               </v:rect>
-              <v:rect id="Rectangle 64" o:spid="_x0000_s1089" style="position:absolute;left:1139;top:19660;width:1001;height:309;visibility:visible;mso-wrap-style:square;v-text-anchor:top" o:gfxdata="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" filled="f" stroked="f" strokeweight="1pt">
+              <v:rect id="Rectangle 64" o:spid="_x0000_s1139" style="position:absolute;left:1139;top:19660;width:1001;height:309;visibility:visible;mso-wrap-style:square;v-text-anchor:top" o:gfxdata="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" filled="f" stroked="f" strokeweight="1pt">
                 <v:textbox inset="1pt,1pt,1pt,1pt">
                   <w:txbxContent>
                     <w:p>
@@ -19568,7 +21618,7 @@
                   </w:txbxContent>
                 </v:textbox>
               </v:rect>
-              <v:rect id="Rectangle 65" o:spid="_x0000_s1090" style="position:absolute;left:2267;top:19660;width:2573;height:309;visibility:visible;mso-wrap-style:square;v-text-anchor:top" o:gfxdata="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" filled="f" stroked="f" strokeweight="1pt">
+              <v:rect id="Rectangle 65" o:spid="_x0000_s1140" style="position:absolute;left:2267;top:19660;width:2573;height:309;visibility:visible;mso-wrap-style:square;v-text-anchor:top" o:gfxdata="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" filled="f" stroked="f" strokeweight="1pt">
                 <v:textbox inset="1pt,1pt,1pt,1pt">
                   <w:txbxContent>
                     <w:p>
@@ -19595,7 +21645,7 @@
                   </w:txbxContent>
                 </v:textbox>
               </v:rect>
-              <v:rect id="Rectangle 66" o:spid="_x0000_s1091" style="position:absolute;left:4983;top:19660;width:1534;height:309;visibility:visible;mso-wrap-style:square;v-text-anchor:top" o:gfxdata="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" filled="f" stroked="f" strokeweight="1pt">
+              <v:rect id="Rectangle 66" o:spid="_x0000_s1141" style="position:absolute;left:4983;top:19660;width:1534;height:309;visibility:visible;mso-wrap-style:square;v-text-anchor:top" o:gfxdata="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" filled="f" stroked="f" strokeweight="1pt">
                 <v:textbox inset="1pt,1pt,1pt,1pt">
                   <w:txbxContent>
                     <w:p>
@@ -19637,7 +21687,7 @@
                   </w:txbxContent>
                 </v:textbox>
               </v:rect>
-              <v:rect id="Rectangle 67" o:spid="_x0000_s1092" style="position:absolute;left:6604;top:19660;width:1000;height:309;visibility:visible;mso-wrap-style:square;v-text-anchor:top" o:gfxdata="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" filled="f" stroked="f" strokeweight="1pt">
+              <v:rect id="Rectangle 67" o:spid="_x0000_s1142" style="position:absolute;left:6604;top:19660;width:1000;height:309;visibility:visible;mso-wrap-style:square;v-text-anchor:top" o:gfxdata="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" filled="f" stroked="f" strokeweight="1pt">
                 <v:textbox inset="1pt,1pt,1pt,1pt">
                   <w:txbxContent>
                     <w:p>
@@ -19685,7 +21735,7 @@
                   </w:txbxContent>
                 </v:textbox>
               </v:rect>
-              <v:rect id="Rectangle 68" o:spid="_x0000_s1093" style="position:absolute;left:18949;top:18949;width:1001;height:486;visibility:visible;mso-wrap-style:square;v-text-anchor:top" o:gfxdata="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" filled="f" stroked="f" strokeweight="1pt">
+              <v:rect id="Rectangle 68" o:spid="_x0000_s1143" style="position:absolute;left:18949;top:18949;width:1001;height:486;visibility:visible;mso-wrap-style:square;v-text-anchor:top" o:gfxdata="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" filled="f" stroked="f" strokeweight="1pt">
                 <v:textbox inset="1pt,1pt,1pt,1pt">
                   <w:txbxContent>
                     <w:p>
@@ -19710,7 +21760,7 @@
                   </w:txbxContent>
                 </v:textbox>
               </v:rect>
-              <v:rect id="Rectangle 69" o:spid="_x0000_s1094" style="position:absolute;left:18949;top:19435;width:1001;height:423;visibility:visible;mso-wrap-style:square;v-text-anchor:top" o:gfxdata="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" filled="f" stroked="f" strokeweight="1pt">
+              <v:rect id="Rectangle 69" o:spid="_x0000_s1144" style="position:absolute;left:18949;top:19435;width:1001;height:423;visibility:visible;mso-wrap-style:square;v-text-anchor:top" o:gfxdata="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" filled="f" stroked="f" strokeweight="1pt">
                 <v:textbox inset="1pt,1pt,1pt,1pt">
                   <w:txbxContent>
                     <w:p>
@@ -19808,7 +21858,7 @@
                   </w:txbxContent>
                 </v:textbox>
               </v:rect>
-              <v:rect id="Rectangle 70" o:spid="_x0000_s1095" style="position:absolute;left:7745;top:19221;width:11075;height:758;visibility:visible;mso-wrap-style:square;v-text-anchor:top" o:gfxdata="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" filled="f" stroked="f" strokeweight="1pt">
+              <v:rect id="Rectangle 70" o:spid="_x0000_s1145" style="position:absolute;left:7745;top:19221;width:11075;height:758;visibility:visible;mso-wrap-style:square;v-text-anchor:top" o:gfxdata="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" filled="f" stroked="f" strokeweight="1pt">
                 <v:textbox inset="1pt,1pt,1pt,1pt">
                   <w:txbxContent>
                     <w:p>

--- a/8 семестр/Криптографическая защита/Курсовая работа/Документация/Ковалец Илья ВКБ42 Курсовая работа.docx
+++ b/8 семестр/Криптографическая защита/Курсовая работа/Документация/Ковалец Илья ВКБ42 Курсовая работа.docx
@@ -1188,6 +1188,7 @@
         </w:rPr>
         <w:t xml:space="preserve"> </w:t>
       </w:r>
+      <w:proofErr w:type="gramStart"/>
       <w:r>
         <w:rPr>
           <w:sz w:val="24"/>
@@ -1209,6 +1210,7 @@
         </w:rPr>
         <w:tab/>
       </w:r>
+      <w:proofErr w:type="gramEnd"/>
       <w:r>
         <w:rPr>
           <w:sz w:val="24"/>
@@ -5847,7 +5849,49 @@
         <w:rPr>
           <w:rFonts w:eastAsia="Times New Roman" w:cs="Times New Roman"/>
         </w:rPr>
-        <w:t>Объектом данной курсовой работы является шифровальная машина Энигма в её трёхроторной модификации, включая механизмы поворота роторов, защёлки, двойного шага, а также коммутационную панель и рефлектор</w:t>
+        <w:t>Объектом данной курсовой работы является</w:t>
+      </w:r>
+      <w:r>
+        <w:rPr>
+          <w:rFonts w:eastAsia="Times New Roman" w:cs="Times New Roman"/>
+        </w:rPr>
+        <w:t xml:space="preserve"> </w:t>
+      </w:r>
+      <w:r>
+        <w:rPr>
+          <w:rFonts w:eastAsia="Times New Roman" w:cs="Times New Roman"/>
+        </w:rPr>
+        <w:t>формальн</w:t>
+      </w:r>
+      <w:r>
+        <w:rPr>
+          <w:rFonts w:eastAsia="Times New Roman" w:cs="Times New Roman"/>
+        </w:rPr>
+        <w:t>ый</w:t>
+      </w:r>
+      <w:r>
+        <w:rPr>
+          <w:rFonts w:eastAsia="Times New Roman" w:cs="Times New Roman"/>
+        </w:rPr>
+        <w:t xml:space="preserve"> период развития криптографии</w:t>
+      </w:r>
+      <w:r>
+        <w:rPr>
+          <w:rFonts w:eastAsia="Times New Roman" w:cs="Times New Roman"/>
+        </w:rPr>
+        <w:t>,</w:t>
+      </w:r>
+      <w:r>
+        <w:rPr>
+          <w:rFonts w:eastAsia="Times New Roman" w:cs="Times New Roman"/>
+        </w:rPr>
+        <w:t xml:space="preserve"> в частности</w:t>
+      </w:r>
+      <w:r>
+        <w:rPr>
+          <w:rFonts w:eastAsia="Times New Roman" w:cs="Times New Roman"/>
+        </w:rPr>
+        <w:t xml:space="preserve"> шифровальная машина Энигма в её трёхроторной модификации, включая механизмы поворота роторов, защёлки, двойного шага, а также коммутационную панель и рефлектор</w:t>
       </w:r>
       <w:r>
         <w:rPr>
@@ -5881,13 +5925,25 @@
         <w:rPr>
           <w:rFonts w:eastAsia="Times New Roman" w:cs="Times New Roman"/>
         </w:rPr>
-        <w:t>изучение формального периода развития криптографии</w:t>
+        <w:t>изучение</w:t>
       </w:r>
       <w:r>
         <w:rPr>
           <w:rFonts w:eastAsia="Times New Roman" w:cs="Times New Roman"/>
         </w:rPr>
-        <w:t xml:space="preserve"> и</w:t>
+        <w:t xml:space="preserve"> истории</w:t>
+      </w:r>
+      <w:r>
+        <w:rPr>
+          <w:rFonts w:eastAsia="Times New Roman" w:cs="Times New Roman"/>
+        </w:rPr>
+        <w:t xml:space="preserve"> </w:t>
+      </w:r>
+      <w:r>
+        <w:rPr>
+          <w:rFonts w:eastAsia="Times New Roman" w:cs="Times New Roman"/>
+        </w:rPr>
+        <w:t>и</w:t>
       </w:r>
       <w:r>
         <w:rPr>
@@ -5991,14 +6047,14 @@
         <w:rPr>
           <w:rFonts w:eastAsia="Times New Roman" w:cs="Times New Roman"/>
         </w:rPr>
-        <w:t xml:space="preserve">разработать программное приложение, реализующее шифрование и дешифрование на основе трёхроторной модели Энигмы с поддержкой настройки всех </w:t>
+        <w:t xml:space="preserve">разработать программное приложение, реализующее шифрование и </w:t>
       </w:r>
       <w:r>
         <w:rPr>
           <w:rFonts w:eastAsia="Times New Roman" w:cs="Times New Roman"/>
         </w:rPr>
         <w:lastRenderedPageBreak/>
-        <w:t>ключевых параметров</w:t>
+        <w:t>дешифрование на основе трёхроторной модели Энигмы с поддержкой настройки всех ключевых параметров</w:t>
       </w:r>
       <w:r>
         <w:rPr>
@@ -6108,13 +6164,26 @@
         <w:spacing w:before="0" w:after="0"/>
       </w:pPr>
       <w:r>
-        <w:t>Энигма относится к классу симметричных поточных шифров с меняющимся ключом. В отличие от классических шифров простой замены, где каждая буква всегда заменяется на одну и ту же, в Энигме преобразование символа зависит от его позиции в сообщении благодаря механизму поворота роторов. Это позволяет существенно усложнить криптоанализ, так как статистическая структура открытого текста «размазывается» по шифртексту</w:t>
-      </w:r>
+        <w:t xml:space="preserve">Энигма относится к классу симметричных поточных шифров с меняющимся ключом. В отличие от классических шифров простой замены, где каждая буква всегда заменяется на одну и ту же, в Энигме преобразование символа зависит от его позиции в сообщении благодаря механизму поворота роторов. Это позволяет существенно усложнить криптоанализ, так как статистическая структура открытого текста «размазывается» по </w:t>
+      </w:r>
+      <w:proofErr w:type="spellStart"/>
+      <w:r>
+        <w:t>шифртексту</w:t>
+      </w:r>
+      <w:proofErr w:type="spellEnd"/>
       <w:r>
         <w:t xml:space="preserve"> [1].</w:t>
       </w:r>
       <w:r>
-        <w:t xml:space="preserve"> Основными компонентами машины являются: роторы (коммутационные диски), рефлектор, шаговый механизм и коммутационная панель. Каждый из этих элементов вносит свой вклад в сложность преобразования, а их комбинация создаёт шифр, который оставался невзломанным для противника в течение длительного времени</w:t>
+        <w:t xml:space="preserve"> Основными компонентами машины являются: роторы (коммутационные диски), рефлектор, шаговый механизм и коммутационная панель. Каждый из этих элементов вносит свой вклад в сложность преобразования, а их комбинация создаёт шифр, который оставался </w:t>
+      </w:r>
+      <w:proofErr w:type="spellStart"/>
+      <w:r>
+        <w:t>невзломанным</w:t>
+      </w:r>
+      <w:proofErr w:type="spellEnd"/>
+      <w:r>
+        <w:t xml:space="preserve"> для противника в течение длительного времени</w:t>
       </w:r>
       <w:r>
         <w:t>.</w:t>
@@ -6159,19 +6228,69 @@
         <w:spacing w:before="0" w:after="0"/>
       </w:pPr>
       <w:r>
-        <w:t xml:space="preserve">История шифровальной машины Энигма начинается в конце Первой мировой войны. Немецкий инженер-электрик Артур Шербиус, имея глубокие познания в электротехнике, в 1918 году подал патент на шифровальное устройство, однако война закончилась, и военное ведомство не проявило интереса к изобретению. В 1923 году Шербиус основал акционерное общество Chiffriermaschinen-Aktiengesellschaft (ChiMaAG) и начал продвижение машины под коммерческим названием «Enigma» </w:t>
+        <w:t xml:space="preserve">История шифровальной машины Энигма начинается в конце Первой мировой войны. Немецкий инженер-электрик Артур </w:t>
+      </w:r>
+      <w:proofErr w:type="spellStart"/>
+      <w:r>
+        <w:t>Шербиус</w:t>
+      </w:r>
+      <w:proofErr w:type="spellEnd"/>
+      <w:r>
+        <w:t xml:space="preserve">, имея глубокие познания в электротехнике, в 1918 году подал патент на шифровальное устройство, однако война закончилась, и военное ведомство не проявило интереса к изобретению. В 1923 году </w:t>
+      </w:r>
+      <w:proofErr w:type="spellStart"/>
+      <w:r>
+        <w:t>Шербиус</w:t>
+      </w:r>
+      <w:proofErr w:type="spellEnd"/>
+      <w:r>
+        <w:t xml:space="preserve"> основал акционерное общество </w:t>
+      </w:r>
+      <w:proofErr w:type="spellStart"/>
+      <w:r>
+        <w:t>Chiffriermaschinen-Aktiengesellschaft</w:t>
+      </w:r>
+      <w:proofErr w:type="spellEnd"/>
+      <w:r>
+        <w:t xml:space="preserve"> (</w:t>
+      </w:r>
+      <w:proofErr w:type="spellStart"/>
+      <w:r>
+        <w:t>ChiMaAG</w:t>
+      </w:r>
+      <w:proofErr w:type="spellEnd"/>
+      <w:r>
+        <w:t>) и начал продвижение машины под коммерческим названием «</w:t>
+      </w:r>
+      <w:proofErr w:type="spellStart"/>
+      <w:proofErr w:type="gramStart"/>
+      <w:r>
+        <w:t>Enigma</w:t>
+      </w:r>
+      <w:proofErr w:type="spellEnd"/>
+      <w:r>
+        <w:t xml:space="preserve">» </w:t>
       </w:r>
       <w:r>
         <w:t xml:space="preserve"> </w:t>
       </w:r>
       <w:r>
-        <w:t xml:space="preserve">от греческого слова «загадка». Первая публичная демонстрация состоялась в 1923 году на конгрессе Всемирного почтового союза, а в 1924 году был показан сеанс зашифрованной связи в Стокгольме. Коммерческие модели того времени </w:t>
+        <w:t>от</w:t>
+      </w:r>
+      <w:proofErr w:type="gramEnd"/>
+      <w:r>
+        <w:t xml:space="preserve"> греческого слова «загадка». Первая публичная демонстрация состоялась в 1923 году на конгрессе Всемирного почтового союза, а в 1924 году был показан сеанс зашифрованной связи в Стокгольме. Коммерческие модели того времени </w:t>
       </w:r>
       <w:r>
         <w:t xml:space="preserve">– </w:t>
       </w:r>
-      <w:r>
-        <w:t>Enigma A, B, C, D предлагались банкам и промышленным корпорациям для защиты коммерческой переписки, но массового спроса не получили.</w:t>
+      <w:proofErr w:type="spellStart"/>
+      <w:r>
+        <w:t>Enigma</w:t>
+      </w:r>
+      <w:proofErr w:type="spellEnd"/>
+      <w:r>
+        <w:t xml:space="preserve"> A, B, C, D предлагались банкам и промышленным корпорациям для защиты коммерческой переписки, но массового спроса не получили.</w:t>
       </w:r>
     </w:p>
     <w:p>
@@ -6183,31 +6302,67 @@
         <w:t>К</w:t>
       </w:r>
       <w:r>
-        <w:t xml:space="preserve"> середине 1920-х годов германские военные обратили внимание на разработки Шербиуса. В 1925 году военно-морские силы </w:t>
+        <w:t xml:space="preserve"> середине 1920-х годов германские военные обратили внимание на разработки </w:t>
+      </w:r>
+      <w:proofErr w:type="spellStart"/>
+      <w:r>
+        <w:t>Шербиуса</w:t>
+      </w:r>
+      <w:proofErr w:type="spellEnd"/>
+      <w:r>
+        <w:t xml:space="preserve">. В 1925 году военно-морские силы </w:t>
       </w:r>
       <w:r>
         <w:t xml:space="preserve">– </w:t>
       </w:r>
+      <w:proofErr w:type="spellStart"/>
       <w:r>
         <w:t>Reichsmarine</w:t>
       </w:r>
+      <w:proofErr w:type="spellEnd"/>
       <w:r>
         <w:t>,</w:t>
       </w:r>
       <w:r>
-        <w:t xml:space="preserve"> начали изучение роторных машин, а в 1926 году приняли на вооружение модифицированную версию Enigma D под названием Funkschlüssel C. Вскоре армия </w:t>
+        <w:t xml:space="preserve"> начали изучение роторных машин, а в 1926 году приняли на вооружение модифицированную версию </w:t>
+      </w:r>
+      <w:proofErr w:type="spellStart"/>
+      <w:r>
+        <w:t>Enigma</w:t>
+      </w:r>
+      <w:proofErr w:type="spellEnd"/>
+      <w:r>
+        <w:t xml:space="preserve"> D под названием </w:t>
+      </w:r>
+      <w:proofErr w:type="spellStart"/>
+      <w:r>
+        <w:t>Funkschlüssel</w:t>
+      </w:r>
+      <w:proofErr w:type="spellEnd"/>
+      <w:r>
+        <w:t xml:space="preserve"> C. Вскоре армия </w:t>
       </w:r>
       <w:r>
         <w:t xml:space="preserve">– </w:t>
       </w:r>
+      <w:proofErr w:type="spellStart"/>
       <w:r>
         <w:t>Reichswehr</w:t>
       </w:r>
+      <w:proofErr w:type="spellEnd"/>
       <w:r>
         <w:t>,</w:t>
       </w:r>
       <w:r>
-        <w:t xml:space="preserve"> закупила партию Enigma G. Главным отличием военных моделей от коммерческих стало наличие коммутационной панели, позволявшей переключать до шести пар букв и создававшей дополнительный слой замены. Это превращало Энигму из сложного подстановочного шифра в практически неприступную для ручного криптоанализа систему</w:t>
+        <w:t xml:space="preserve"> закупила партию </w:t>
+      </w:r>
+      <w:proofErr w:type="spellStart"/>
+      <w:r>
+        <w:t>Enigma</w:t>
+      </w:r>
+      <w:proofErr w:type="spellEnd"/>
+      <w:r>
+        <w:t xml:space="preserve"> G. Главным отличием военных моделей от коммерческих стало наличие коммутационной панели, позволявшей переключать до шести пар букв и создававшей дополнительный слой замены. Это превращало Энигму из сложного подстановочного шифра в практически неприступную для ручного криптоанализа систему</w:t>
       </w:r>
       <w:r>
         <w:t>.</w:t>
@@ -6219,7 +6374,23 @@
         <w:spacing w:before="0" w:after="0"/>
       </w:pPr>
       <w:r>
-        <w:t>К началу 1930-х годов на вооружении вермахта состояла стандартная модель Enigma I для армии и люфтваффе, а военно-морской флот использовал версию Funkschlüssel M (M3)</w:t>
+        <w:t xml:space="preserve">К началу 1930-х годов на вооружении вермахта состояла стандартная модель </w:t>
+      </w:r>
+      <w:proofErr w:type="spellStart"/>
+      <w:r>
+        <w:t>Enigma</w:t>
+      </w:r>
+      <w:proofErr w:type="spellEnd"/>
+      <w:r>
+        <w:t xml:space="preserve"> I для армии и люфтваффе, а военно-морской флот использовал версию </w:t>
+      </w:r>
+      <w:proofErr w:type="spellStart"/>
+      <w:r>
+        <w:t>Funkschlüssel</w:t>
+      </w:r>
+      <w:proofErr w:type="spellEnd"/>
+      <w:r>
+        <w:t xml:space="preserve"> M (M3)</w:t>
       </w:r>
       <w:r>
         <w:t>,</w:t>
@@ -6393,8 +6564,9 @@
           <w:b w:val="0"/>
           <w:sz w:val="28"/>
         </w:rPr>
-        <w:t xml:space="preserve"> все они ежедневно полагались на эту машину для защиты своих коммуникаций. Стандартной армейской моделью оставалась трёхроторная Enigma I, отличавшаяся от довоенной версии лишь незначительными улучшениями. Люфтваффе, помимо Enigma I, использовала упрощённую модель Enigma II с двумя роторами для менее секретной связи. В оккупированных странах и вспомогательных службах применялись трофейные или специально выпущенные версии, что создавало дополнительную путаницу для союзных криптоаналитиков</w:t>
-      </w:r>
+        <w:t xml:space="preserve"> все они ежедневно полагались на эту машину для защиты своих коммуникаций. Стандартной армейской моделью оставалась трёхроторная </w:t>
+      </w:r>
+      <w:proofErr w:type="spellStart"/>
       <w:r>
         <w:rPr>
           <w:rStyle w:val="af8"/>
@@ -6402,22 +6574,19 @@
           <w:b w:val="0"/>
           <w:sz w:val="28"/>
         </w:rPr>
-        <w:t>.</w:t>
-      </w:r>
-      <w:bookmarkEnd w:id="27"/>
-    </w:p>
-    <w:p>
-      <w:pPr>
-        <w:pStyle w:val="af9"/>
-        <w:spacing w:before="0" w:after="0"/>
+        <w:t>Enigma</w:t>
+      </w:r>
+      <w:proofErr w:type="spellEnd"/>
+      <w:r>
         <w:rPr>
           <w:rStyle w:val="af8"/>
           <w:rFonts w:eastAsia="Arial Unicode MS"/>
           <w:b w:val="0"/>
           <w:sz w:val="28"/>
         </w:rPr>
-      </w:pPr>
-      <w:bookmarkStart w:id="29" w:name="_Toc230007257"/>
+        <w:t xml:space="preserve"> I, отличавшаяся от довоенной версии лишь незначительными улучшениями. Люфтваффе, помимо </w:t>
+      </w:r>
+      <w:proofErr w:type="spellStart"/>
       <w:r>
         <w:rPr>
           <w:rStyle w:val="af8"/>
@@ -6425,7 +6594,109 @@
           <w:b w:val="0"/>
           <w:sz w:val="28"/>
         </w:rPr>
-        <w:t>Наиболее сложной и защищённой была морская версия Энигмы, используемая кригсмарине. Если армейская Enigma I к 1940 году считалась потенциально уязвимой, то морская M3 и особенно M4 оставались серьёзным вызовом. Четырёхроторная Enigma M4, принятая на вооружение подводных лодок в 1942 году, добавляла четвёртый ротор, что увеличивало ключевое пространство в 26 раз по сравнению с трёхроторной версией. Кроме того, морские варианты имели более сложные процедуры шифрования: операторы использовали специальные таблицы с ключами и кодовые книги для краткого кодирования тактической информации, что ещё больше усложняло задачу взлома</w:t>
+        <w:t>Enigma</w:t>
+      </w:r>
+      <w:proofErr w:type="spellEnd"/>
+      <w:r>
+        <w:rPr>
+          <w:rStyle w:val="af8"/>
+          <w:rFonts w:eastAsia="Arial Unicode MS"/>
+          <w:b w:val="0"/>
+          <w:sz w:val="28"/>
+        </w:rPr>
+        <w:t xml:space="preserve"> I, использовала упрощённую модель </w:t>
+      </w:r>
+      <w:proofErr w:type="spellStart"/>
+      <w:r>
+        <w:rPr>
+          <w:rStyle w:val="af8"/>
+          <w:rFonts w:eastAsia="Arial Unicode MS"/>
+          <w:b w:val="0"/>
+          <w:sz w:val="28"/>
+        </w:rPr>
+        <w:t>Enigma</w:t>
+      </w:r>
+      <w:proofErr w:type="spellEnd"/>
+      <w:r>
+        <w:rPr>
+          <w:rStyle w:val="af8"/>
+          <w:rFonts w:eastAsia="Arial Unicode MS"/>
+          <w:b w:val="0"/>
+          <w:sz w:val="28"/>
+        </w:rPr>
+        <w:t xml:space="preserve"> II с двумя роторами для менее секретной связи. В оккупированных странах и вспомогательных службах применялись трофейные или специально выпущенные версии, что создавало дополнительную путаницу для союзных криптоаналитиков</w:t>
+      </w:r>
+      <w:r>
+        <w:rPr>
+          <w:rStyle w:val="af8"/>
+          <w:rFonts w:eastAsia="Arial Unicode MS"/>
+          <w:b w:val="0"/>
+          <w:sz w:val="28"/>
+        </w:rPr>
+        <w:t>.</w:t>
+      </w:r>
+      <w:bookmarkEnd w:id="27"/>
+    </w:p>
+    <w:p>
+      <w:pPr>
+        <w:pStyle w:val="af9"/>
+        <w:spacing w:before="0" w:after="0"/>
+        <w:rPr>
+          <w:rStyle w:val="af8"/>
+          <w:rFonts w:eastAsia="Arial Unicode MS"/>
+          <w:b w:val="0"/>
+          <w:sz w:val="28"/>
+        </w:rPr>
+      </w:pPr>
+      <w:bookmarkStart w:id="29" w:name="_Toc230007257"/>
+      <w:r>
+        <w:rPr>
+          <w:rStyle w:val="af8"/>
+          <w:rFonts w:eastAsia="Arial Unicode MS"/>
+          <w:b w:val="0"/>
+          <w:sz w:val="28"/>
+        </w:rPr>
+        <w:t xml:space="preserve">Наиболее сложной и защищённой была морская версия Энигмы, используемая кригсмарине. Если армейская </w:t>
+      </w:r>
+      <w:proofErr w:type="spellStart"/>
+      <w:r>
+        <w:rPr>
+          <w:rStyle w:val="af8"/>
+          <w:rFonts w:eastAsia="Arial Unicode MS"/>
+          <w:b w:val="0"/>
+          <w:sz w:val="28"/>
+        </w:rPr>
+        <w:t>Enigma</w:t>
+      </w:r>
+      <w:proofErr w:type="spellEnd"/>
+      <w:r>
+        <w:rPr>
+          <w:rStyle w:val="af8"/>
+          <w:rFonts w:eastAsia="Arial Unicode MS"/>
+          <w:b w:val="0"/>
+          <w:sz w:val="28"/>
+        </w:rPr>
+        <w:t xml:space="preserve"> I к 1940 году считалась потенциально уязвимой, то морская M3 и особенно M4 оставались серьёзным вызовом. Четырёхроторная </w:t>
+      </w:r>
+      <w:proofErr w:type="spellStart"/>
+      <w:r>
+        <w:rPr>
+          <w:rStyle w:val="af8"/>
+          <w:rFonts w:eastAsia="Arial Unicode MS"/>
+          <w:b w:val="0"/>
+          <w:sz w:val="28"/>
+        </w:rPr>
+        <w:t>Enigma</w:t>
+      </w:r>
+      <w:proofErr w:type="spellEnd"/>
+      <w:r>
+        <w:rPr>
+          <w:rStyle w:val="af8"/>
+          <w:rFonts w:eastAsia="Arial Unicode MS"/>
+          <w:b w:val="0"/>
+          <w:sz w:val="28"/>
+        </w:rPr>
+        <w:t xml:space="preserve"> M4, принятая на вооружение подводных лодок в 1942 году, добавляла четвёртый ротор, что увеличивало ключевое пространство в 26 раз по сравнению с трёхроторной версией. Кроме того, морские варианты имели более сложные процедуры шифрования: операторы использовали специальные таблицы с ключами и кодовые книги для краткого кодирования тактической информации, что ещё больше усложняло задачу взлома</w:t>
       </w:r>
       <w:r>
         <w:rPr>
@@ -6569,7 +6840,15 @@
         <w:t>–</w:t>
       </w:r>
       <w:r>
-        <w:t xml:space="preserve"> специального углубления, которое при достижении определённого положения зацепляет рычаг, поворачивающий следующий ротор на один шаг. Это создаёт эффект «одноалфавитного» шифра с усложнением: первый ротор поворачивается при каждом нажатии клавиши, второй </w:t>
+        <w:t xml:space="preserve"> специального углубления, которое при достижении определённого положения зацепляет рычаг, поворачивающий следующий ротор на один шаг. Это создаёт эффект «</w:t>
+      </w:r>
+      <w:proofErr w:type="spellStart"/>
+      <w:r>
+        <w:t>одноалфавитного</w:t>
+      </w:r>
+      <w:proofErr w:type="spellEnd"/>
+      <w:r>
+        <w:t xml:space="preserve">» шифра с усложнением: первый ротор поворачивается при каждом нажатии клавиши, второй </w:t>
       </w:r>
       <w:r>
         <w:t>–</w:t>
@@ -6684,7 +6963,15 @@
         <w:t xml:space="preserve"> которая </w:t>
       </w:r>
       <w:r>
-        <w:t xml:space="preserve">считалась открытой, а определялась исключительно ключом: выбором роторов, их порядком, начальными положениями и настройками колец. Это соответствует принципу Керкгоффса </w:t>
+        <w:t xml:space="preserve">считалась открытой, а определялась исключительно ключом: выбором роторов, их порядком, начальными положениями и настройками колец. Это соответствует принципу </w:t>
+      </w:r>
+      <w:proofErr w:type="spellStart"/>
+      <w:r>
+        <w:t>Керкгоффса</w:t>
+      </w:r>
+      <w:proofErr w:type="spellEnd"/>
+      <w:r>
+        <w:t xml:space="preserve"> </w:t>
       </w:r>
       <w:r>
         <w:t>–</w:t>
@@ -6808,7 +7095,15 @@
     </w:p>
     <w:p>
       <w:r>
-        <w:t xml:space="preserve">В различных модификациях Энигмы использовались разные типы рефлекторов. В стандартной Enigma I применялся рефлектор B, в морской версии M4 </w:t>
+        <w:t xml:space="preserve">В различных модификациях Энигмы использовались разные типы рефлекторов. В стандартной </w:t>
+      </w:r>
+      <w:proofErr w:type="spellStart"/>
+      <w:r>
+        <w:t>Enigma</w:t>
+      </w:r>
+      <w:proofErr w:type="spellEnd"/>
+      <w:r>
+        <w:t xml:space="preserve"> I применялся рефлектор B, в морской версии M4 </w:t>
       </w:r>
       <w:r>
         <w:lastRenderedPageBreak/>
@@ -8679,7 +8974,25 @@
           <w:b w:val="0"/>
           <w:bCs w:val="0"/>
         </w:rPr>
-        <w:t xml:space="preserve">Одним из ключевых свойств Энигмы является полная симметричность процессов шифрования и дешифрования. Это означает, что если установить машину в одинаковое начальное состояние, то при вводе открытого текста на выходе получится шифртекст, а при вводе полученного шифртекста </w:t>
+        <w:t xml:space="preserve">Одним из ключевых свойств Энигмы является полная симметричность процессов шифрования и дешифрования. Это означает, что если установить машину в одинаковое начальное состояние, то при вводе открытого текста на выходе получится шифртекст, а при вводе полученного </w:t>
+      </w:r>
+      <w:proofErr w:type="spellStart"/>
+      <w:r>
+        <w:rPr>
+          <w:rStyle w:val="afd"/>
+          <w:b w:val="0"/>
+          <w:bCs w:val="0"/>
+        </w:rPr>
+        <w:t>шифртекста</w:t>
+      </w:r>
+      <w:proofErr w:type="spellEnd"/>
+      <w:r>
+        <w:rPr>
+          <w:rStyle w:val="afd"/>
+          <w:b w:val="0"/>
+          <w:bCs w:val="0"/>
+        </w:rPr>
+        <w:t xml:space="preserve"> </w:t>
       </w:r>
       <w:r>
         <w:rPr>
@@ -8961,6 +9274,7 @@
         <w:lastRenderedPageBreak/>
         <w:t>явля</w:t>
       </w:r>
+      <w:proofErr w:type="spellStart"/>
       <w:r>
         <w:rPr>
           <w:rFonts w:eastAsiaTheme="minorEastAsia"/>
@@ -8968,6 +9282,7 @@
         </w:rPr>
         <w:t>ются</w:t>
       </w:r>
+      <w:proofErr w:type="spellEnd"/>
       <w:r>
         <w:rPr>
           <w:rFonts w:eastAsiaTheme="minorEastAsia"/>
@@ -9305,23 +9620,25 @@
           <w:b w:val="0"/>
           <w:bCs w:val="0"/>
         </w:rPr>
-        <w:t xml:space="preserve">Первый серьёзный прорыв в криптоанализе Энигмы был совершён в Польше. В 1930-х годах математик Мариан Реевский из польского Бюро шифров разработал метод «характеристик», основанный на анализе циклов в перестановках, порождаемых Энигмой для заданного ключа. Позже, получив от французской разведки материалы немецкого шпиона, содержавшие таблицы ключей на несколько месяцев, </w:t>
-      </w:r>
+        <w:t xml:space="preserve">Первый серьёзный прорыв в криптоанализе Энигмы был совершён в Польше. В 1930-х годах математик Мариан </w:t>
+      </w:r>
+      <w:proofErr w:type="spellStart"/>
       <w:r>
         <w:rPr>
           <w:rStyle w:val="afd"/>
           <w:b w:val="0"/>
           <w:bCs w:val="0"/>
         </w:rPr>
-        <w:t>исследователи</w:t>
-      </w:r>
+        <w:t>Реевский</w:t>
+      </w:r>
+      <w:proofErr w:type="spellEnd"/>
       <w:r>
         <w:rPr>
           <w:rStyle w:val="afd"/>
           <w:b w:val="0"/>
           <w:bCs w:val="0"/>
         </w:rPr>
-        <w:t xml:space="preserve"> научились восстанавливать внутреннюю коммутацию роторов. Реевский также сконструировал механическое устройство «циклометр» для автоматизации анализа, а затем и «бомбу» </w:t>
+        <w:t xml:space="preserve"> из польского Бюро шифров разработал метод «характеристик», основанный на анализе циклов в перестановках, порождаемых Энигмой для заданного ключа. Позже, получив от французской разведки материалы немецкого шпиона, содержавшие таблицы ключей на несколько месяцев, </w:t>
       </w:r>
       <w:r>
         <w:rPr>
@@ -9329,7 +9646,7 @@
           <w:b w:val="0"/>
           <w:bCs w:val="0"/>
         </w:rPr>
-        <w:t>–</w:t>
+        <w:t>исследователи</w:t>
       </w:r>
       <w:r>
         <w:rPr>
@@ -9337,23 +9654,25 @@
           <w:b w:val="0"/>
           <w:bCs w:val="0"/>
         </w:rPr>
-        <w:t xml:space="preserve"> электромеханическое устройство, перебиравшее возможные начальные положения роторов</w:t>
-      </w:r>
+        <w:t xml:space="preserve"> научились восстанавливать внутреннюю коммутацию роторов. </w:t>
+      </w:r>
+      <w:proofErr w:type="spellStart"/>
       <w:r>
         <w:rPr>
           <w:rStyle w:val="afd"/>
           <w:b w:val="0"/>
           <w:bCs w:val="0"/>
         </w:rPr>
-        <w:t xml:space="preserve"> [5]</w:t>
-      </w:r>
+        <w:t>Реевский</w:t>
+      </w:r>
+      <w:proofErr w:type="spellEnd"/>
       <w:r>
         <w:rPr>
           <w:rStyle w:val="afd"/>
           <w:b w:val="0"/>
           <w:bCs w:val="0"/>
         </w:rPr>
-        <w:t>. Однако после того, как немцы усложнили процедуру шифрования, вве</w:t>
+        <w:t xml:space="preserve"> также сконструировал механическое устройство «циклометр» для автоматизации анализа, а затем и «бомбу» </w:t>
       </w:r>
       <w:r>
         <w:rPr>
@@ -9361,7 +9680,7 @@
           <w:b w:val="0"/>
           <w:bCs w:val="0"/>
         </w:rPr>
-        <w:t>дя</w:t>
+        <w:t>–</w:t>
       </w:r>
       <w:r>
         <w:rPr>
@@ -9369,7 +9688,7 @@
           <w:b w:val="0"/>
           <w:bCs w:val="0"/>
         </w:rPr>
-        <w:t xml:space="preserve"> дополнительные роторы и измени</w:t>
+        <w:t xml:space="preserve"> электромеханическое устройство, перебиравшее возможные начальные положения роторов</w:t>
       </w:r>
       <w:r>
         <w:rPr>
@@ -9377,7 +9696,7 @@
           <w:b w:val="0"/>
           <w:bCs w:val="0"/>
         </w:rPr>
-        <w:t>в</w:t>
+        <w:t xml:space="preserve"> [5]</w:t>
       </w:r>
       <w:r>
         <w:rPr>
@@ -9385,24 +9704,74 @@
           <w:b w:val="0"/>
           <w:bCs w:val="0"/>
         </w:rPr>
-        <w:t xml:space="preserve"> методику передачи ключей, возможностей польских криптоаналитиков стало недостаточно.</w:t>
-      </w:r>
-    </w:p>
-    <w:p>
-      <w:pPr>
+        <w:t>. Однако после того, как немцы усложнили процедуру шифрования, вве</w:t>
+      </w:r>
+      <w:r>
         <w:rPr>
           <w:rStyle w:val="afd"/>
           <w:b w:val="0"/>
           <w:bCs w:val="0"/>
         </w:rPr>
-      </w:pPr>
+        <w:t>дя</w:t>
+      </w:r>
       <w:r>
         <w:rPr>
           <w:rStyle w:val="afd"/>
           <w:b w:val="0"/>
           <w:bCs w:val="0"/>
         </w:rPr>
-        <w:t>С началом Второй мировой войны и оккупацией Польши работы были переданы британцам. В знаменитом поместье Блетчли-парк группа криптоаналитиков под руководством Алана Тьюринга продолжила взлом Энигмы. Тьюринг усовершенствовал польскую «бомбу», создав более эффективное устройство, которое использовало известные фрагменты открытого текста для быстрого перебора возможных ключей. Британские аналитики также воспользовались рядом процедурных ошибок немцев: повторяющиеся приставки сообщений, стандартные обороты в военной переписке и метеосводки, передаваемые по незащищённым каналам. Взлом Энигмы стал одной из крупнейших разведывательных операций в истории и, по оценкам многих историков, сократил Вторую мировую войну на два-три года, спасая миллионы жизней.</w:t>
+        <w:t xml:space="preserve"> дополнительные роторы и измени</w:t>
+      </w:r>
+      <w:r>
+        <w:rPr>
+          <w:rStyle w:val="afd"/>
+          <w:b w:val="0"/>
+          <w:bCs w:val="0"/>
+        </w:rPr>
+        <w:t>в</w:t>
+      </w:r>
+      <w:r>
+        <w:rPr>
+          <w:rStyle w:val="afd"/>
+          <w:b w:val="0"/>
+          <w:bCs w:val="0"/>
+        </w:rPr>
+        <w:t xml:space="preserve"> методику передачи ключей, возможностей польских криптоаналитиков стало недостаточно.</w:t>
+      </w:r>
+    </w:p>
+    <w:p>
+      <w:pPr>
+        <w:rPr>
+          <w:rStyle w:val="afd"/>
+          <w:b w:val="0"/>
+          <w:bCs w:val="0"/>
+        </w:rPr>
+      </w:pPr>
+      <w:r>
+        <w:rPr>
+          <w:rStyle w:val="afd"/>
+          <w:b w:val="0"/>
+          <w:bCs w:val="0"/>
+        </w:rPr>
+        <w:t xml:space="preserve">С началом Второй мировой войны и оккупацией Польши работы были переданы британцам. В знаменитом поместье </w:t>
+      </w:r>
+      <w:proofErr w:type="spellStart"/>
+      <w:r>
+        <w:rPr>
+          <w:rStyle w:val="afd"/>
+          <w:b w:val="0"/>
+          <w:bCs w:val="0"/>
+        </w:rPr>
+        <w:t>Блетчли</w:t>
+      </w:r>
+      <w:proofErr w:type="spellEnd"/>
+      <w:r>
+        <w:rPr>
+          <w:rStyle w:val="afd"/>
+          <w:b w:val="0"/>
+          <w:bCs w:val="0"/>
+        </w:rPr>
+        <w:t>-парк группа криптоаналитиков под руководством Алана Тьюринга продолжила взлом Энигмы. Тьюринг усовершенствовал польскую «бомбу», создав более эффективное устройство, которое использовало известные фрагменты открытого текста для быстрого перебора возможных ключей. Британские аналитики также воспользовались рядом процедурных ошибок немцев: повторяющиеся приставки сообщений, стандартные обороты в военной переписке и метеосводки, передаваемые по незащищённым каналам. Взлом Энигмы стал одной из крупнейших разведывательных операций в истории и, по оценкам многих историков, сократил Вторую мировую войну на два-три года, спасая миллионы жизней.</w:t>
       </w:r>
     </w:p>
     <w:p>
@@ -9454,7 +9823,15 @@
     </w:p>
     <w:p>
       <w:r>
-        <w:t xml:space="preserve">Для реализации программной модели шифровальной машины Энигма был выбран язык программирования C# в сочетании со средой разработки Microsoft Visual Studio и платформой Windows Forms для создания графического интерфейса. Выбор C# обусловлен его высокой производительностью, строгой типизацией и богатым набором стандартных библиотек, что обеспечивает надёжность и удобство разработки приложений под Windows. Язык обладает отличной поддержкой объектно-ориентированного программирования, что позволяет создавать чистый, модульный и легко поддерживаемый код. Для данной задачи, связанной с моделированием сложной электромеханической системы с роторами, рефлектором, коммутационной панелью и шаговым механизмом, C# оказался оптимальным благодаря простоте работы с коллекциями </w:t>
+        <w:t xml:space="preserve">Для реализации программной модели шифровальной машины Энигма был выбран язык программирования C# в сочетании со средой разработки Microsoft Visual Studio и платформой Windows </w:t>
+      </w:r>
+      <w:proofErr w:type="spellStart"/>
+      <w:r>
+        <w:t>Forms</w:t>
+      </w:r>
+      <w:proofErr w:type="spellEnd"/>
+      <w:r>
+        <w:t xml:space="preserve"> для создания графического интерфейса. Выбор C# обусловлен его высокой производительностью, строгой типизацией и богатым набором стандартных библиотек, что обеспечивает надёжность и удобство разработки приложений под Windows. Язык обладает отличной поддержкой объектно-ориентированного программирования, что позволяет создавать чистый, модульный и легко поддерживаемый код. Для данной задачи, связанной с моделированием сложной электромеханической системы с роторами, рефлектором, коммутационной панелью и шаговым механизмом, C# оказался оптимальным благодаря простоте работы с коллекциями </w:t>
       </w:r>
       <w:r>
         <w:t xml:space="preserve">в виде </w:t>
@@ -9472,13 +9849,45 @@
         <w:t>ов</w:t>
       </w:r>
       <w:r>
-        <w:t xml:space="preserve">, обработкой символов и событиями клавиатуры, а также высокой скорости выполнения. Наличие удобных элементов управления в Windows Forms – таких как ComboBox для выбора роторов, RichTextBox для вывода логов и пошагового выполнения, а также возможность создания пользовательских элементов, </w:t>
+        <w:t xml:space="preserve">, обработкой символов и событиями клавиатуры, а также высокой скорости выполнения. Наличие удобных элементов управления в Windows </w:t>
+      </w:r>
+      <w:proofErr w:type="spellStart"/>
+      <w:r>
+        <w:t>Forms</w:t>
+      </w:r>
+      <w:proofErr w:type="spellEnd"/>
+      <w:r>
+        <w:t xml:space="preserve"> – таких как </w:t>
+      </w:r>
+      <w:proofErr w:type="spellStart"/>
+      <w:r>
+        <w:t>ComboBox</w:t>
+      </w:r>
+      <w:proofErr w:type="spellEnd"/>
+      <w:r>
+        <w:t xml:space="preserve"> для выбора роторов, </w:t>
+      </w:r>
+      <w:proofErr w:type="spellStart"/>
+      <w:r>
+        <w:t>RichTextBox</w:t>
+      </w:r>
+      <w:proofErr w:type="spellEnd"/>
+      <w:r>
+        <w:t xml:space="preserve"> для вывода логов и пошагового выполнения, а также возможность создания пользовательских элементов, </w:t>
       </w:r>
       <w:r>
         <w:t xml:space="preserve">таких как </w:t>
       </w:r>
       <w:r>
-        <w:t>лампочки YellowBulb – позволило наглядно реализовать интерфейс, имитирующий реальную машину. Visual Studio обеспечивает отличную отладку, интуитивный дизайнер форм и быструю компиляцию, что существенно ускорило процесс разработки</w:t>
+        <w:t xml:space="preserve">лампочки </w:t>
+      </w:r>
+      <w:proofErr w:type="spellStart"/>
+      <w:r>
+        <w:t>YellowBulb</w:t>
+      </w:r>
+      <w:proofErr w:type="spellEnd"/>
+      <w:r>
+        <w:t xml:space="preserve"> – позволило наглядно реализовать интерфейс, имитирующий реальную машину. Visual Studio обеспечивает отличную отладку, интуитивный дизайнер форм и быструю компиляцию, что существенно ускорило процесс разработки</w:t>
       </w:r>
       <w:r>
         <w:t>.</w:t>
@@ -9486,7 +9895,15 @@
     </w:p>
     <w:p>
       <w:r>
-        <w:t xml:space="preserve">Архитектура приложения построена по классической схеме Windows Forms с одной основной формой, содержащей все элементы управления. </w:t>
+        <w:t xml:space="preserve">Архитектура приложения построена по классической схеме Windows </w:t>
+      </w:r>
+      <w:proofErr w:type="spellStart"/>
+      <w:r>
+        <w:t>Forms</w:t>
+      </w:r>
+      <w:proofErr w:type="spellEnd"/>
+      <w:r>
+        <w:t xml:space="preserve"> с одной основной формой, содержащей все элементы управления. </w:t>
       </w:r>
       <w:r>
         <w:t xml:space="preserve">Вся логика шифрования сосредоточена непосредственно в классе формы, что упрощает доступ к элементам интерфейса (положениям роторов, настройкам коммутационной панели, текстовым полям) и позволяет оперативно обновлять состояние лампочек и логов в реальном времени. Такой подход выбран сознательно для демонстрационных целей: он обеспечивает максимальную прозрачность работы программы, позволяя пользователю наблюдать каждый шаг преобразования символа без лишней </w:t>
@@ -9501,7 +9918,23 @@
     </w:p>
     <w:p>
       <w:r>
-        <w:t>Особенностью реализации стало активное использование элементов ComboBox для динамической настройки параметров машины. Например, выбор роторов из восьми доступных (I–VIII) автоматически обновляет соответствующие текстовые поля с последовательностями коммутации, а выбранные начальные положения роторов синхронизируются с отображением текущей позиции. Коммутационная панель реализована с помощью двадцати ComboBox, объединённых в десять пар, причём при изменении выбора в одной паре автоматически обновляются доступные</w:t>
+        <w:t xml:space="preserve">Особенностью реализации стало активное использование элементов </w:t>
+      </w:r>
+      <w:proofErr w:type="spellStart"/>
+      <w:r>
+        <w:t>ComboBox</w:t>
+      </w:r>
+      <w:proofErr w:type="spellEnd"/>
+      <w:r>
+        <w:t xml:space="preserve"> для динамической настройки параметров машины. Например, выбор роторов из восьми доступных (I–VIII) автоматически обновляет соответствующие текстовые поля с последовательностями коммутации, а выбранные начальные положения роторов синхронизируются с отображением текущей позиции. Коммутационная панель реализована с помощью двадцати </w:t>
+      </w:r>
+      <w:proofErr w:type="spellStart"/>
+      <w:r>
+        <w:t>ComboBox</w:t>
+      </w:r>
+      <w:proofErr w:type="spellEnd"/>
+      <w:r>
+        <w:t>, объединённых в десять пар, причём при изменении выбора в одной паре автоматически обновляются доступные</w:t>
       </w:r>
       <w:r>
         <w:t xml:space="preserve"> буквы </w:t>
@@ -9515,7 +9948,15 @@
     </w:p>
     <w:p>
       <w:r>
-        <w:t xml:space="preserve">Ещё одной важной особенностью является подробный пошаговый вывод процесса шифрования в отдельном RichTextBox. Программа фиксирует каждый этап преобразования символа: поворот правого ротора с проверкой защёлок для среднего и левого, прохождение сигнала через каждый ротор в прямом и обратном направлении с указанием текущей подстановки и положения, отражение в рефлекторе и коммутацию на панели. Такой детальный лог позволяет не только проверить корректность работы, но и изучить механизм роторного шифрования на конкретных примерах, включая сложные случаи двойного шага, когда средний ротор поворачивается вместе с правым. Кроме того, реализован режим реальной имитации физической машины </w:t>
+        <w:t xml:space="preserve">Ещё одной важной особенностью является подробный пошаговый вывод процесса шифрования в отдельном </w:t>
+      </w:r>
+      <w:proofErr w:type="spellStart"/>
+      <w:r>
+        <w:t>RichTextBox</w:t>
+      </w:r>
+      <w:proofErr w:type="spellEnd"/>
+      <w:r>
+        <w:t xml:space="preserve">. Программа фиксирует каждый этап преобразования символа: поворот правого ротора с проверкой защёлок для среднего и левого, прохождение сигнала через каждый ротор в прямом и обратном направлении с указанием текущей подстановки и положения, отражение в рефлекторе и коммутацию на панели. Такой детальный лог позволяет не только проверить корректность работы, но и изучить механизм роторного шифрования на конкретных примерах, включая сложные случаи двойного шага, когда средний ротор поворачивается вместе с правым. Кроме того, реализован режим реальной имитации физической машины </w:t>
       </w:r>
       <w:r>
         <w:t xml:space="preserve">во </w:t>
@@ -9545,7 +9986,15 @@
     </w:p>
     <w:p>
       <w:r>
-        <w:t xml:space="preserve">Разработанное программное средство представляет собой полную симуляцию трёхроторной шифровальной машины Энигма с графическим интерфейсом на базе Windows Forms. Работа программы построена на последовательном выполнении этапов настройки, шифрования и визуализации, обеспечивающих полный цикл преобразования сообщения. Для пояснения функционирования приложения можно </w:t>
+        <w:t xml:space="preserve">Разработанное программное средство представляет собой полную симуляцию трёхроторной шифровальной машины Энигма с графическим интерфейсом на базе Windows </w:t>
+      </w:r>
+      <w:proofErr w:type="spellStart"/>
+      <w:r>
+        <w:t>Forms</w:t>
+      </w:r>
+      <w:proofErr w:type="spellEnd"/>
+      <w:r>
+        <w:t xml:space="preserve">. Работа программы построена на последовательном выполнении этапов настройки, шифрования и визуализации, обеспечивающих полный цикл преобразования сообщения. Для пояснения функционирования приложения можно </w:t>
       </w:r>
       <w:r>
         <w:lastRenderedPageBreak/>
@@ -9615,7 +10064,15 @@
         <w:ind w:left="0" w:firstLine="1069"/>
       </w:pPr>
       <w:r>
-        <w:t>Шифрование / дешифрование сообщения. Пользователь может выбрать один из двух режимов обработки. При нажатии кнопки «Шифр / Расшифр» программа обрабатывает весь текст целиком, отображая ход выполнения с помощью прогресс-бара и выводя подробный лог каждого преобразования в поле «Поэтапное выполнение». При нажатии кнопки «Поэтапно» каждый следующий символ обрабатывается отдельно, что позволяет детально изучить механизм шифрования. В обоих случаях результат сохраняется в поле «Вывод текста»</w:t>
+        <w:t xml:space="preserve">Шифрование / дешифрование сообщения. Пользователь может выбрать один из двух режимов обработки. При нажатии кнопки «Шифр / </w:t>
+      </w:r>
+      <w:proofErr w:type="spellStart"/>
+      <w:r>
+        <w:t>Расшифр</w:t>
+      </w:r>
+      <w:proofErr w:type="spellEnd"/>
+      <w:r>
+        <w:t>» программа обрабатывает весь текст целиком, отображая ход выполнения с помощью прогресс-бара и выводя подробный лог каждого преобразования в поле «Поэтапное выполнение». При нажатии кнопки «Поэтапно» каждый следующий символ обрабатывается отдельно, что позволяет детально изучить механизм шифрования. В обоих случаях результат сохраняется в поле «Вывод текста»</w:t>
       </w:r>
       <w:r>
         <w:t>.</w:t>
@@ -9749,7 +10206,15 @@
         <w:spacing w:before="0" w:after="0"/>
       </w:pPr>
       <w:r>
-        <w:t>Внутренняя коммутация роторов хранится в статическом словаре Rotors, где каждому ротору от I до VIII</w:t>
+        <w:t xml:space="preserve">Внутренняя коммутация роторов хранится в статическом словаре </w:t>
+      </w:r>
+      <w:proofErr w:type="spellStart"/>
+      <w:r>
+        <w:t>Rotors</w:t>
+      </w:r>
+      <w:proofErr w:type="spellEnd"/>
+      <w:r>
+        <w:t>, где каждому ротору от I до VIII</w:t>
       </w:r>
       <w:r>
         <w:t xml:space="preserve"> </w:t>
@@ -9785,13 +10250,61 @@
         <w:spacing w:before="0" w:after="0"/>
       </w:pPr>
       <w:r>
-        <w:t xml:space="preserve">Текущее положение каждого ротора хранится в ComboBox-ах CB_SP_LeftRotor, CB_SP_MidRotor и CB_SP_RightRotor, где каждый индекс от 0 до 25 соответствует букве A–Z. При каждом нажатии клавиши в первую очередь вызывается поворот правого ротора: его индекс увеличивается на 1 с циклическим </w:t>
+        <w:t xml:space="preserve">Текущее положение каждого ротора хранится в </w:t>
+      </w:r>
+      <w:proofErr w:type="spellStart"/>
+      <w:r>
+        <w:t>ComboBox</w:t>
+      </w:r>
+      <w:proofErr w:type="spellEnd"/>
+      <w:r>
+        <w:t xml:space="preserve">-ах </w:t>
+      </w:r>
+      <w:proofErr w:type="spellStart"/>
+      <w:r>
+        <w:t>CB_SP_LeftRotor</w:t>
+      </w:r>
+      <w:proofErr w:type="spellEnd"/>
+      <w:r>
+        <w:t xml:space="preserve">, </w:t>
+      </w:r>
+      <w:proofErr w:type="spellStart"/>
+      <w:r>
+        <w:t>CB_SP_MidRotor</w:t>
+      </w:r>
+      <w:proofErr w:type="spellEnd"/>
+      <w:r>
+        <w:t xml:space="preserve"> и </w:t>
+      </w:r>
+      <w:proofErr w:type="spellStart"/>
+      <w:r>
+        <w:t>CB_SP_RightRotor</w:t>
+      </w:r>
+      <w:proofErr w:type="spellEnd"/>
+      <w:r>
+        <w:t xml:space="preserve">, где каждый индекс от 0 до 25 соответствует букве A–Z. При каждом нажатии клавиши в первую очередь вызывается поворот правого ротора: его индекс увеличивается на 1 с циклическим </w:t>
       </w:r>
       <w:r>
         <w:t>сдвигом</w:t>
       </w:r>
       <w:r>
-        <w:t xml:space="preserve"> через функцию Mod. После поворота проверяется необходимость поворота среднего ротора с помощью метода NotchGo. Этот метод анализирует, достиг ли правый ротор своей позиции защёлки: для роторов I–V проверяется совпадение текущей буквы с единственной буквой защёлки, для роторов VI–VIII – с любой из двух букв. Если условие выполнено, средний ротор поворачивается на один шаг. Аналогично, после поворота среднего ротора проверяется защёлка среднего ротора для поворота левого. Такой подход полностью эмулирует механику реальной Энигмы, включая эффект двойного шага, когда средний ротор может повернуться дважды за одну операцию.</w:t>
+        <w:t xml:space="preserve"> через функцию </w:t>
+      </w:r>
+      <w:proofErr w:type="spellStart"/>
+      <w:r>
+        <w:t>Mod</w:t>
+      </w:r>
+      <w:proofErr w:type="spellEnd"/>
+      <w:r>
+        <w:t xml:space="preserve">. После поворота проверяется необходимость поворота среднего ротора с помощью метода </w:t>
+      </w:r>
+      <w:proofErr w:type="spellStart"/>
+      <w:r>
+        <w:t>NotchGo</w:t>
+      </w:r>
+      <w:proofErr w:type="spellEnd"/>
+      <w:r>
+        <w:t>. Этот метод анализирует, достиг ли правый ротор своей позиции защёлки: для роторов I–V проверяется совпадение текущей буквы с единственной буквой защёлки, для роторов VI–VIII – с любой из двух букв. Если условие выполнено, средний ротор поворачивается на один шаг. Аналогично, после поворота среднего ротора проверяется защёлка среднего ротора для поворота левого. Такой подход полностью эмулирует механику реальной Энигмы, включая эффект двойного шага, когда средний ротор может повернуться дважды за одну операцию.</w:t>
       </w:r>
     </w:p>
     <w:p>
@@ -9905,7 +10418,39 @@
         <w:t>Где</w:t>
       </w:r>
       <w:r>
-        <w:t xml:space="preserve"> letter – входная буква, shift – текущее положение ротора (0–25). Сначала определяется индекс входной буквы в алфавите alph, затем этот индекс сдвигается на величину shift,</w:t>
+        <w:t xml:space="preserve"> </w:t>
+      </w:r>
+      <w:proofErr w:type="spellStart"/>
+      <w:r>
+        <w:t>letter</w:t>
+      </w:r>
+      <w:proofErr w:type="spellEnd"/>
+      <w:r>
+        <w:t xml:space="preserve"> – входная буква, </w:t>
+      </w:r>
+      <w:proofErr w:type="spellStart"/>
+      <w:r>
+        <w:t>shift</w:t>
+      </w:r>
+      <w:proofErr w:type="spellEnd"/>
+      <w:r>
+        <w:t xml:space="preserve"> – текущее положение ротора (0–25). Сначала определяется индекс входной буквы в алфавите </w:t>
+      </w:r>
+      <w:proofErr w:type="spellStart"/>
+      <w:r>
+        <w:t>alph</w:t>
+      </w:r>
+      <w:proofErr w:type="spellEnd"/>
+      <w:r>
+        <w:t xml:space="preserve">, затем этот индекс сдвигается на величину </w:t>
+      </w:r>
+      <w:proofErr w:type="spellStart"/>
+      <w:r>
+        <w:t>shift</w:t>
+      </w:r>
+      <w:proofErr w:type="spellEnd"/>
+      <w:r>
+        <w:t>,</w:t>
       </w:r>
       <w:r>
         <w:t xml:space="preserve"> то есть </w:t>
@@ -9938,11 +10483,21 @@
         <w:t>,</w:t>
       </w:r>
       <w:r>
-        <w:t xml:space="preserve"> тогда можно описать получение символа шифртекста как: </w:t>
-      </w:r>
+        <w:t xml:space="preserve"> тогда можно описать получение символа </w:t>
+      </w:r>
+      <w:proofErr w:type="spellStart"/>
+      <w:r>
+        <w:t>шифртекста</w:t>
+      </w:r>
+      <w:proofErr w:type="spellEnd"/>
+      <w:r>
+        <w:t xml:space="preserve"> как: </w:t>
+      </w:r>
+      <w:proofErr w:type="spellStart"/>
       <w:r>
         <w:t>output</w:t>
       </w:r>
+      <w:proofErr w:type="spellEnd"/>
       <w:r>
         <w:t xml:space="preserve"> </w:t>
       </w:r>
@@ -9952,8 +10507,39 @@
       <w:r>
         <w:t xml:space="preserve"> </w:t>
       </w:r>
-      <w:r>
-        <w:t>rotor[Mod(index(letter)</w:t>
+      <w:proofErr w:type="spellStart"/>
+      <w:proofErr w:type="gramStart"/>
+      <w:r>
+        <w:t>rotor</w:t>
+      </w:r>
+      <w:proofErr w:type="spellEnd"/>
+      <w:r>
+        <w:t>[</w:t>
+      </w:r>
+      <w:proofErr w:type="spellStart"/>
+      <w:proofErr w:type="gramEnd"/>
+      <w:r>
+        <w:t>Mod</w:t>
+      </w:r>
+      <w:proofErr w:type="spellEnd"/>
+      <w:r>
+        <w:t>(</w:t>
+      </w:r>
+      <w:proofErr w:type="spellStart"/>
+      <w:r>
+        <w:t>index</w:t>
+      </w:r>
+      <w:proofErr w:type="spellEnd"/>
+      <w:r>
+        <w:t>(</w:t>
+      </w:r>
+      <w:proofErr w:type="spellStart"/>
+      <w:r>
+        <w:t>letter</w:t>
+      </w:r>
+      <w:proofErr w:type="spellEnd"/>
+      <w:r>
+        <w:t>)</w:t>
       </w:r>
       <w:r>
         <w:t xml:space="preserve"> </w:t>
@@ -9964,8 +10550,13 @@
       <w:r>
         <w:t xml:space="preserve"> </w:t>
       </w:r>
-      <w:r>
-        <w:t>shift,</w:t>
+      <w:proofErr w:type="spellStart"/>
+      <w:r>
+        <w:t>shift</w:t>
+      </w:r>
+      <w:proofErr w:type="spellEnd"/>
+      <w:r>
+        <w:t>,</w:t>
       </w:r>
       <w:r>
         <w:t xml:space="preserve"> </w:t>
@@ -9992,9 +10583,11 @@
       <w:r>
         <w:t xml:space="preserve"> </w:t>
       </w:r>
+      <w:proofErr w:type="spellStart"/>
       <w:r>
         <w:t>output</w:t>
       </w:r>
+      <w:proofErr w:type="spellEnd"/>
       <w:r>
         <w:t xml:space="preserve"> </w:t>
       </w:r>
@@ -10004,8 +10597,39 @@
       <w:r>
         <w:t xml:space="preserve"> </w:t>
       </w:r>
-      <w:r>
-        <w:t>alph[Mod(indexInRotor(letter)</w:t>
+      <w:proofErr w:type="spellStart"/>
+      <w:proofErr w:type="gramStart"/>
+      <w:r>
+        <w:t>alph</w:t>
+      </w:r>
+      <w:proofErr w:type="spellEnd"/>
+      <w:r>
+        <w:t>[</w:t>
+      </w:r>
+      <w:proofErr w:type="spellStart"/>
+      <w:proofErr w:type="gramEnd"/>
+      <w:r>
+        <w:t>Mod</w:t>
+      </w:r>
+      <w:proofErr w:type="spellEnd"/>
+      <w:r>
+        <w:t>(</w:t>
+      </w:r>
+      <w:proofErr w:type="spellStart"/>
+      <w:r>
+        <w:t>indexInRotor</w:t>
+      </w:r>
+      <w:proofErr w:type="spellEnd"/>
+      <w:r>
+        <w:t>(</w:t>
+      </w:r>
+      <w:proofErr w:type="spellStart"/>
+      <w:r>
+        <w:t>letter</w:t>
+      </w:r>
+      <w:proofErr w:type="spellEnd"/>
+      <w:r>
+        <w:t>)</w:t>
       </w:r>
       <w:r>
         <w:t xml:space="preserve"> </w:t>
@@ -10016,8 +10640,13 @@
       <w:r>
         <w:t xml:space="preserve"> </w:t>
       </w:r>
-      <w:r>
-        <w:t>shift,</w:t>
+      <w:proofErr w:type="spellStart"/>
+      <w:r>
+        <w:t>shift</w:t>
+      </w:r>
+      <w:proofErr w:type="spellEnd"/>
+      <w:r>
+        <w:t>,</w:t>
       </w:r>
       <w:r>
         <w:t xml:space="preserve"> </w:t>
@@ -10060,7 +10689,39 @@
         <w:spacing w:before="0" w:after="0"/>
       </w:pPr>
       <w:r>
-        <w:t>Рефлектор реализован в программе как статический элемент, не изменяющий своего положения в процессе шифрования. В словаре Reflectors хранятся два типа рефлекторов – B и C, каждый из которых представлен строкой из 26 символов, задающей попарную коммутацию. Пользователь выбирает тип рефлектора через ComboBox CB_Refl на вкладке настроек, после чего в текстовое поле TB_Refl выводится строка коммутации для наглядности</w:t>
+        <w:t xml:space="preserve">Рефлектор реализован в программе как статический элемент, не изменяющий своего положения в процессе шифрования. В словаре </w:t>
+      </w:r>
+      <w:proofErr w:type="spellStart"/>
+      <w:r>
+        <w:t>Reflectors</w:t>
+      </w:r>
+      <w:proofErr w:type="spellEnd"/>
+      <w:r>
+        <w:t xml:space="preserve"> хранятся два типа рефлекторов – B и C, каждый из которых представлен строкой из 26 символов, задающей попарную коммутацию. Пользователь выбирает тип рефлектора через </w:t>
+      </w:r>
+      <w:proofErr w:type="spellStart"/>
+      <w:r>
+        <w:t>ComboBox</w:t>
+      </w:r>
+      <w:proofErr w:type="spellEnd"/>
+      <w:r>
+        <w:t xml:space="preserve"> </w:t>
+      </w:r>
+      <w:proofErr w:type="spellStart"/>
+      <w:r>
+        <w:t>CB_Refl</w:t>
+      </w:r>
+      <w:proofErr w:type="spellEnd"/>
+      <w:r>
+        <w:t xml:space="preserve"> на вкладке настроек, после чего в текстовое поле </w:t>
+      </w:r>
+      <w:proofErr w:type="spellStart"/>
+      <w:r>
+        <w:t>TB_Refl</w:t>
+      </w:r>
+      <w:proofErr w:type="spellEnd"/>
+      <w:r>
+        <w:t xml:space="preserve"> выводится строка коммутации для наглядности</w:t>
       </w:r>
       <w:r>
         <w:t>.</w:t>
@@ -10072,7 +10733,15 @@
         <w:spacing w:before="0" w:after="0"/>
       </w:pPr>
       <w:r>
-        <w:t>При прохождении сигнала через рефлектор вызывается метод WorkReflector, который получает текущую букву, находит её индекс в алфавите и заменяет её на символ из строки рефлектора по тому же индексу. Это можно</w:t>
+        <w:t xml:space="preserve">При прохождении сигнала через рефлектор вызывается метод </w:t>
+      </w:r>
+      <w:proofErr w:type="spellStart"/>
+      <w:r>
+        <w:t>WorkReflector</w:t>
+      </w:r>
+      <w:proofErr w:type="spellEnd"/>
+      <w:r>
+        <w:t>, который получает текущую букву, находит её индекс в алфавите и заменяет её на символ из строки рефлектора по тому же индексу. Это можно</w:t>
       </w:r>
       <w:r>
         <w:t xml:space="preserve"> </w:t>
@@ -10162,13 +10831,29 @@
         <w:t>элементов</w:t>
       </w:r>
       <w:r>
-        <w:t xml:space="preserve"> вызывается метод CB_KomBoard_SelectedIndexChanged, который выполняет несколько важных функций. Во-первых, он собирает все текущие выбранные значения во всех </w:t>
+        <w:t xml:space="preserve"> вызывается метод </w:t>
+      </w:r>
+      <w:proofErr w:type="spellStart"/>
+      <w:r>
+        <w:t>CB_KomBoard_SelectedIndexChanged</w:t>
+      </w:r>
+      <w:proofErr w:type="spellEnd"/>
+      <w:r>
+        <w:t xml:space="preserve">, который выполняет несколько важных функций. Во-первых, он собирает все текущие выбранные значения во всех </w:t>
       </w:r>
       <w:r>
         <w:t>элементах</w:t>
       </w:r>
       <w:r>
-        <w:t xml:space="preserve"> в список selectedValues. Во-вторых, для каждого </w:t>
+        <w:t xml:space="preserve"> в список </w:t>
+      </w:r>
+      <w:proofErr w:type="spellStart"/>
+      <w:r>
+        <w:t>selectedValues</w:t>
+      </w:r>
+      <w:proofErr w:type="spellEnd"/>
+      <w:r>
+        <w:t xml:space="preserve">. Во-вторых, для каждого </w:t>
       </w:r>
       <w:r>
         <w:t>элемента</w:t>
@@ -10190,7 +10875,23 @@
       </w:r>
       <w:r>
         <w:lastRenderedPageBreak/>
-        <w:t>исключением той, которая выбрана в данный момент. Это предотвращает ситуацию, когда одна и та же буква оказывается соединённой с несколькими другими, что соответствует физическим ограничениям реальной коммутационной панели. В-третьих, после обновления интерфейса метод перестраивает словарь KomBoard, который хранит все соединения в обоих направлениях: если пользователь соединил буквы A и Q, в словарь добавляются пары «AQ» и «QA». Это обеспечивает быстрый поиск преобразования за O(1) при прохождении сигнала.</w:t>
+        <w:t xml:space="preserve">исключением той, которая выбрана в данный момент. Это предотвращает ситуацию, когда одна и та же буква оказывается соединённой с несколькими другими, что соответствует физическим ограничениям реальной коммутационной панели. В-третьих, после обновления интерфейса метод перестраивает словарь </w:t>
+      </w:r>
+      <w:proofErr w:type="spellStart"/>
+      <w:r>
+        <w:t>KomBoard</w:t>
+      </w:r>
+      <w:proofErr w:type="spellEnd"/>
+      <w:r>
+        <w:t xml:space="preserve">, который хранит все соединения в обоих направлениях: если пользователь соединил буквы A и Q, в словарь добавляются пары «AQ» и «QA». Это обеспечивает быстрый поиск преобразования за </w:t>
+      </w:r>
+      <w:proofErr w:type="gramStart"/>
+      <w:r>
+        <w:t>O(</w:t>
+      </w:r>
+      <w:proofErr w:type="gramEnd"/>
+      <w:r>
+        <w:t>1) при прохождении сигнала.</w:t>
       </w:r>
     </w:p>
     <w:p>
@@ -10199,19 +10900,43 @@
         <w:spacing w:before="0" w:after="0"/>
       </w:pPr>
       <w:r>
-        <w:t>В методах WorkKomBoard,</w:t>
+        <w:t xml:space="preserve">В методах </w:t>
+      </w:r>
+      <w:proofErr w:type="spellStart"/>
+      <w:r>
+        <w:t>WorkKomBoard</w:t>
+      </w:r>
+      <w:proofErr w:type="spellEnd"/>
+      <w:r>
+        <w:t>,</w:t>
       </w:r>
       <w:r>
         <w:t xml:space="preserve"> </w:t>
       </w:r>
       <w:r>
-        <w:t xml:space="preserve">вызываемых дважды – перед входом в роторы и после обратного прохода, проверяется, содержится ли текущая буква в словаре KomBoard. Если да, она заменяется на соответствующее значение из словаря, и в лог выводится информация о выполненной коммутации. Если буква не участвует в соединениях, она остаётся неизменной. Кнопка «Очистить панель» сбрасывает все </w:t>
+        <w:t xml:space="preserve">вызываемых дважды – перед входом в роторы и после обратного прохода, проверяется, содержится ли текущая буква в словаре </w:t>
+      </w:r>
+      <w:proofErr w:type="spellStart"/>
+      <w:r>
+        <w:t>KomBoard</w:t>
+      </w:r>
+      <w:proofErr w:type="spellEnd"/>
+      <w:r>
+        <w:t xml:space="preserve">. Если да, она заменяется на соответствующее значение из словаря, и в лог выводится информация о выполненной коммутации. Если буква не участвует в соединениях, она остаётся неизменной. Кнопка «Очистить панель» сбрасывает все </w:t>
       </w:r>
       <w:r>
         <w:t>элементы</w:t>
       </w:r>
       <w:r>
-        <w:t xml:space="preserve"> в состояние «пусто» и очищает словарь KomBoard, что позволяет быстро отключить все соединения для тестирования или смены ключа</w:t>
+        <w:t xml:space="preserve"> в состояние «пусто» и очищает словарь </w:t>
+      </w:r>
+      <w:proofErr w:type="spellStart"/>
+      <w:r>
+        <w:t>KomBoard</w:t>
+      </w:r>
+      <w:proofErr w:type="spellEnd"/>
+      <w:r>
+        <w:t>, что позволяет быстро отключить все соединения для тестирования или смены ключа</w:t>
       </w:r>
       <w:r>
         <w:t>.</w:t>
@@ -10233,7 +10958,55 @@
         <w:spacing w:before="0" w:after="0"/>
       </w:pPr>
       <w:r>
-        <w:t>Сердцем программы является метод EnigmaEngine, который реализует полное преобразование одного символа. Этот метод вызывается для каждой буквы исходного текста и возвращает соответствующую зашифрованную букву. Реализованы две версии метода: с выводом подробного пошагового лога используется в режимах «Шифр / Расшифр» и «Поэтапно» и без лога для режима реальной имитации машинки, где важна мгновенная реакция на нажатие клавиш. Внутри метода последовательно вызываются все компоненты машины в строго определённом порядке, соответствующем физическому пути сигнала в реальной Энигме: сначала поворот роторов, затем коммутационная панель на входе, прямой проход через три ротора, рефлектор, обратный проход через роторы и повторное прохождение через коммутационную панель на выходе. Каждый из этих этапов вынесен в отдельные вспомогательные методы WorkRotorTo, WorkRotorBack, WorkReflector, WorkKomBoard, что обеспечивает модульность и удобство отладки</w:t>
+        <w:t xml:space="preserve">Сердцем программы является метод </w:t>
+      </w:r>
+      <w:proofErr w:type="spellStart"/>
+      <w:r>
+        <w:t>EnigmaEngine</w:t>
+      </w:r>
+      <w:proofErr w:type="spellEnd"/>
+      <w:r>
+        <w:t xml:space="preserve">, который реализует полное преобразование одного символа. Этот метод вызывается для каждой буквы исходного текста и возвращает соответствующую зашифрованную букву. Реализованы две версии метода: с выводом подробного пошагового лога используется в режимах «Шифр / </w:t>
+      </w:r>
+      <w:proofErr w:type="spellStart"/>
+      <w:r>
+        <w:t>Расшифр</w:t>
+      </w:r>
+      <w:proofErr w:type="spellEnd"/>
+      <w:r>
+        <w:t xml:space="preserve">» и «Поэтапно» и без лога для режима реальной имитации машинки, где важна мгновенная реакция на нажатие клавиш. Внутри метода последовательно вызываются все компоненты машины в строго определённом порядке, соответствующем физическому пути сигнала в реальной Энигме: сначала поворот роторов, затем коммутационная панель на входе, прямой проход через три ротора, рефлектор, обратный проход через роторы и повторное прохождение через коммутационную панель на выходе. Каждый из этих этапов вынесен в отдельные вспомогательные методы </w:t>
+      </w:r>
+      <w:proofErr w:type="spellStart"/>
+      <w:r>
+        <w:t>WorkRotorTo</w:t>
+      </w:r>
+      <w:proofErr w:type="spellEnd"/>
+      <w:r>
+        <w:t xml:space="preserve">, </w:t>
+      </w:r>
+      <w:proofErr w:type="spellStart"/>
+      <w:r>
+        <w:t>WorkRotorBack</w:t>
+      </w:r>
+      <w:proofErr w:type="spellEnd"/>
+      <w:r>
+        <w:t xml:space="preserve">, </w:t>
+      </w:r>
+      <w:proofErr w:type="spellStart"/>
+      <w:r>
+        <w:t>WorkReflector</w:t>
+      </w:r>
+      <w:proofErr w:type="spellEnd"/>
+      <w:r>
+        <w:t xml:space="preserve">, </w:t>
+      </w:r>
+      <w:proofErr w:type="spellStart"/>
+      <w:r>
+        <w:t>WorkKomBoard</w:t>
+      </w:r>
+      <w:proofErr w:type="spellEnd"/>
+      <w:r>
+        <w:t>, что обеспечивает модульность и удобство отладки</w:t>
       </w:r>
       <w:r>
         <w:t xml:space="preserve">. </w:t>
@@ -10261,7 +11034,23 @@
         <w:t>,</w:t>
       </w:r>
       <w:r>
-        <w:t xml:space="preserve"> один и тот же EnigmaEngine используется как для шифрования, так и для дешифрования. Пользователю достаточно ввести текст в поле ввода и нажать кнопку – программа автоматически выполнит преобразование, независимо от того, является ли исходный текст открытым сообщением или шифртекстом. Такое решение полностью соответствует принципу работы реальной Энигмы, где оператору не требовалось переключать машину между режимами</w:t>
+        <w:t xml:space="preserve"> один и тот же </w:t>
+      </w:r>
+      <w:proofErr w:type="spellStart"/>
+      <w:r>
+        <w:t>EnigmaEngine</w:t>
+      </w:r>
+      <w:proofErr w:type="spellEnd"/>
+      <w:r>
+        <w:t xml:space="preserve"> используется как для шифрования, так и для дешифрования. Пользователю достаточно ввести текст в поле ввода и нажать кнопку – программа автоматически выполнит преобразование, независимо от того, является ли исходный текст открытым сообщением или </w:t>
+      </w:r>
+      <w:proofErr w:type="spellStart"/>
+      <w:r>
+        <w:t>шифртекстом</w:t>
+      </w:r>
+      <w:proofErr w:type="spellEnd"/>
+      <w:r>
+        <w:t>. Такое решение полностью соответствует принципу работы реальной Энигмы, где оператору не требовалось переключать машину между режимами</w:t>
       </w:r>
       <w:r>
         <w:t>.</w:t>
@@ -10316,8 +11105,21 @@
         <w:t>–</w:t>
       </w:r>
       <w:r>
-        <w:t xml:space="preserve"> достаточно запустить файл exe. После запуска открывается главное окно с графическим интерфейсом на базе Windows Forms</w:t>
-      </w:r>
+        <w:t xml:space="preserve"> достаточно запустить файл </w:t>
+      </w:r>
+      <w:proofErr w:type="spellStart"/>
+      <w:r>
+        <w:t>exe</w:t>
+      </w:r>
+      <w:proofErr w:type="spellEnd"/>
+      <w:r>
+        <w:t xml:space="preserve">. После запуска открывается главное окно с графическим интерфейсом на базе Windows </w:t>
+      </w:r>
+      <w:proofErr w:type="spellStart"/>
+      <w:r>
+        <w:t>Forms</w:t>
+      </w:r>
+      <w:proofErr w:type="spellEnd"/>
       <w:r>
         <w:t>.</w:t>
       </w:r>
@@ -10428,7 +11230,15 @@
       </w:pPr>
       <w:r>
         <w:lastRenderedPageBreak/>
-        <w:t xml:space="preserve">Далее пользователь переходит на вкладку «Шифрование / Расшифрование» и вводит исходный текст в поле «Ввод текста». После нажатия кнопки «Шифр / Расшифр» запускается процесс обработки: программа последовательно обрабатывает каждый символ, выполняя поворот роторов, прохождение сигнала через коммутационную панель, прямой и обратный проход через роторы и рефлектор. Результат отображается в поле «Вывод текста», а подробный пошаговый лог всех преобразований </w:t>
+        <w:t xml:space="preserve">Далее пользователь переходит на вкладку «Шифрование / Расшифрование» и вводит исходный текст в поле «Ввод текста». После нажатия кнопки «Шифр / </w:t>
+      </w:r>
+      <w:proofErr w:type="spellStart"/>
+      <w:r>
+        <w:t>Расшифр</w:t>
+      </w:r>
+      <w:proofErr w:type="spellEnd"/>
+      <w:r>
+        <w:t xml:space="preserve">» запускается процесс обработки: программа последовательно обрабатывает каждый символ, выполняя поворот роторов, прохождение сигнала через коммутационную панель, прямой и обратный проход через роторы и рефлектор. Результат отображается в поле «Вывод текста», а подробный пошаговый лог всех преобразований </w:t>
       </w:r>
       <w:r>
         <w:t>–</w:t>
@@ -10903,7 +11713,23 @@
         <w:spacing w:before="0" w:after="0"/>
       </w:pPr>
       <w:r>
-        <w:t>В рамках данной курсовой работы была разработана программная модель шифровальной машины Энигма в виде desktop-приложения на языке C# с графическим интерфейсом Windows Forms. Программное средство позволяет настраивать параметры машины (выбор трёх роторов из восьми, их порядок и начальные положения, тип рефлектора, соединения на коммутационной панели), выполнять шифрование и дешифрование сообщений как в пакетном режиме, так и в режиме реальной имитации с визуализацией лампочек. Реализация включает полную эмуляцию механики роторов с поддержкой защёлок и двойного шага, что делает приложение максимально приближенным к работе реальной Энигмы и ценным образовательным инструментом для изучения принципов роторных шифровальных машин</w:t>
+        <w:t xml:space="preserve">В рамках данной курсовой работы была разработана программная модель шифровальной машины Энигма в виде </w:t>
+      </w:r>
+      <w:proofErr w:type="spellStart"/>
+      <w:r>
+        <w:t>desktop</w:t>
+      </w:r>
+      <w:proofErr w:type="spellEnd"/>
+      <w:r>
+        <w:t xml:space="preserve">-приложения на языке C# с графическим интерфейсом Windows </w:t>
+      </w:r>
+      <w:proofErr w:type="spellStart"/>
+      <w:r>
+        <w:t>Forms</w:t>
+      </w:r>
+      <w:proofErr w:type="spellEnd"/>
+      <w:r>
+        <w:t>. Программное средство позволяет настраивать параметры машины (выбор трёх роторов из восьми, их порядок и начальные положения, тип рефлектора, соединения на коммутационной панели), выполнять шифрование и дешифрование сообщений как в пакетном режиме, так и в режиме реальной имитации с визуализацией лампочек. Реализация включает полную эмуляцию механики роторов с поддержкой защёлок и двойного шага, что делает приложение максимально приближенным к работе реальной Энигмы и ценным образовательным инструментом для изучения принципов роторных шифровальных машин</w:t>
       </w:r>
       <w:r>
         <w:t>.</w:t>
@@ -10952,7 +11778,23 @@
         <w:ind w:left="0" w:firstLine="360"/>
       </w:pPr>
       <w:r>
-        <w:t>Разработано программное приложение на C# с использованием Windows Forms, реализующее полную трёхроторную модель Энигмы с поддержкой восьми роторов, двух рефлекторов, коммутационной панели на десять соединений и механизма двойного шага</w:t>
+        <w:t xml:space="preserve">Разработано программное приложение на C# с использованием Windows </w:t>
+      </w:r>
+      <w:proofErr w:type="spellStart"/>
+      <w:r>
+        <w:t>Forms</w:t>
+      </w:r>
+      <w:proofErr w:type="spellEnd"/>
+      <w:r>
+        <w:t xml:space="preserve">, реализующее полную </w:t>
+      </w:r>
+      <w:proofErr w:type="spellStart"/>
+      <w:r>
+        <w:t>трёхроторную</w:t>
+      </w:r>
+      <w:proofErr w:type="spellEnd"/>
+      <w:r>
+        <w:t xml:space="preserve"> модель Энигмы с поддержкой восьми роторов, двух рефлекторов, коммутационной панели на десять соединений и механизма двойного шага</w:t>
       </w:r>
       <w:r>
         <w:t>.</w:t>
@@ -11010,11 +11852,20 @@
         <w:spacing w:before="0" w:after="0"/>
       </w:pPr>
       <w:r>
-        <w:t xml:space="preserve">Итогом курсовой работы стало создание работоспособного и информативного программного средства, сочетающего теоретическую основу с практической </w:t>
+        <w:t xml:space="preserve">Разработанное программное средство обладает высокой практической ценностью для образовательного процесса. Оно позволяет в интерактивной форме </w:t>
       </w:r>
       <w:r>
         <w:lastRenderedPageBreak/>
-        <w:t>демонстрацией. Приложение успешно моделирует работу трёхроторной шифровальной машины Энигма, позволяет пользователю наглядно наблюдать все этапы преобразования символа и может быть использовано в образовательных целях для изучения истории криптографии и принципов работы роторных шифровальных устройств</w:t>
+        <w:t>демонстрировать ключевые криптографические концепции: от классической подстановочной замены до поточного шифрования с изменяющимся ключом. Благодаря детальному логированию каждого этапа преобразования символа и визуализации состояния роторов студент может проследить путь сигнала от нажатия клавиши до загорания лампочки, что существенно упрощает понимание сложных теоретических аспектов.</w:t>
+      </w:r>
+    </w:p>
+    <w:p>
+      <w:pPr>
+        <w:pStyle w:val="af9"/>
+        <w:spacing w:before="0" w:after="0"/>
+      </w:pPr>
+      <w:r>
+        <w:t>Итогом курсовой работы стало создание работоспособного и информативного программного средства, сочетающего теоретическую основу с практической демонстрацией. Приложение успешно моделирует работу трёхроторной шифровальной машины Энигма, позволяет пользователю наглядно наблюдать все этапы преобразования символа и может быть использовано в образовательных целях для изучения истории криптографии и принципов работы роторных шифровальных устройств</w:t>
       </w:r>
       <w:r>
         <w:t xml:space="preserve">. </w:t>
@@ -11116,8 +11967,13 @@
         </w:numPr>
         <w:ind w:left="0" w:firstLine="709"/>
       </w:pPr>
-      <w:r>
-        <w:t xml:space="preserve">Черчхаус Роберт. Коды и шифры. Юлий Цезарь, Энигма и Интернет. – 2-е изд. – Москва: Весь мир, 2005. </w:t>
+      <w:proofErr w:type="spellStart"/>
+      <w:r>
+        <w:t>Черчхаус</w:t>
+      </w:r>
+      <w:proofErr w:type="spellEnd"/>
+      <w:r>
+        <w:t xml:space="preserve"> Роберт. Коды и шифры. Юлий Цезарь, Энигма и Интернет. – 2-е изд. – Москва: Весь мир, 2005. </w:t>
       </w:r>
       <w:r>
         <w:t>–</w:t>
@@ -11134,8 +11990,13 @@
         </w:numPr>
         <w:ind w:left="0" w:firstLine="709"/>
       </w:pPr>
-      <w:r>
-        <w:t xml:space="preserve">Керриган М. Взламывая код Энигмы. Как расшифрованный код помог выиграть Вторую мировую войну. </w:t>
+      <w:proofErr w:type="spellStart"/>
+      <w:r>
+        <w:t>Керриган</w:t>
+      </w:r>
+      <w:proofErr w:type="spellEnd"/>
+      <w:r>
+        <w:t xml:space="preserve"> М. Взламывая код Энигмы. Как расшифрованный код помог выиграть Вторую мировую войну. </w:t>
       </w:r>
       <w:r>
         <w:t>–</w:t>
@@ -20902,7 +21763,27 @@
                                 <w:i/>
                                 <w:sz w:val="18"/>
                               </w:rPr>
-                              <w:t xml:space="preserve"> Н.контр.</w:t>
+                              <w:t xml:space="preserve"> </w:t>
+                            </w:r>
+                            <w:proofErr w:type="spellStart"/>
+                            <w:proofErr w:type="gramStart"/>
+                            <w:r>
+                              <w:rPr>
+                                <w:rFonts w:cs="Times New Roman"/>
+                                <w:i/>
+                                <w:sz w:val="18"/>
+                              </w:rPr>
+                              <w:t>Н.контр</w:t>
+                            </w:r>
+                            <w:proofErr w:type="spellEnd"/>
+                            <w:proofErr w:type="gramEnd"/>
+                            <w:r>
+                              <w:rPr>
+                                <w:rFonts w:cs="Times New Roman"/>
+                                <w:i/>
+                                <w:sz w:val="18"/>
+                              </w:rPr>
+                              <w:t>.</w:t>
                             </w:r>
                           </w:p>
                         </w:txbxContent>
@@ -21301,6 +22182,7 @@
                                 <w:szCs w:val="40"/>
                               </w:rPr>
                             </w:pPr>
+                            <w:proofErr w:type="spellStart"/>
                             <w:r>
                               <w:rPr>
                                 <w:rFonts w:cs="Times New Roman"/>
@@ -21310,6 +22192,7 @@
                               </w:rPr>
                               <w:t>дЛист</w:t>
                             </w:r>
+                            <w:proofErr w:type="spellEnd"/>
                           </w:p>
                           <w:p>
                             <w:pPr>
@@ -21357,7 +22240,29 @@
                                 <w:sz w:val="40"/>
                                 <w:szCs w:val="40"/>
                               </w:rPr>
-                              <w:t xml:space="preserve"> Н.контр.</w:t>
+                              <w:t xml:space="preserve"> </w:t>
+                            </w:r>
+                            <w:proofErr w:type="spellStart"/>
+                            <w:proofErr w:type="gramStart"/>
+                            <w:r>
+                              <w:rPr>
+                                <w:rFonts w:cs="Times New Roman"/>
+                                <w:i/>
+                                <w:sz w:val="40"/>
+                                <w:szCs w:val="40"/>
+                              </w:rPr>
+                              <w:t>Н.контр</w:t>
+                            </w:r>
+                            <w:proofErr w:type="spellEnd"/>
+                            <w:proofErr w:type="gramEnd"/>
+                            <w:r>
+                              <w:rPr>
+                                <w:rFonts w:cs="Times New Roman"/>
+                                <w:i/>
+                                <w:sz w:val="40"/>
+                                <w:szCs w:val="40"/>
+                              </w:rPr>
+                              <w:t>.</w:t>
                             </w:r>
                           </w:p>
                           <w:p>
@@ -21424,6 +22329,7 @@
                                 <w:szCs w:val="40"/>
                               </w:rPr>
                             </w:pPr>
+                            <w:proofErr w:type="spellStart"/>
                             <w:r>
                               <w:rPr>
                                 <w:rFonts w:cs="Times New Roman"/>
@@ -21431,7 +22337,17 @@
                                 <w:sz w:val="40"/>
                                 <w:szCs w:val="40"/>
                               </w:rPr>
-                              <w:t>уПозднышева Е.Е.</w:t>
+                              <w:t>уПозднышева</w:t>
+                            </w:r>
+                            <w:proofErr w:type="spellEnd"/>
+                            <w:r>
+                              <w:rPr>
+                                <w:rFonts w:cs="Times New Roman"/>
+                                <w:i/>
+                                <w:sz w:val="40"/>
+                                <w:szCs w:val="40"/>
+                              </w:rPr>
+                              <w:t xml:space="preserve"> Е.Е.</w:t>
                             </w:r>
                           </w:p>
                           <w:p>
@@ -21443,6 +22359,7 @@
                                 <w:szCs w:val="40"/>
                               </w:rPr>
                             </w:pPr>
+                            <w:proofErr w:type="spellStart"/>
                             <w:r>
                               <w:rPr>
                                 <w:rFonts w:cs="Times New Roman"/>
@@ -21450,7 +22367,17 @@
                                 <w:sz w:val="40"/>
                                 <w:szCs w:val="40"/>
                               </w:rPr>
-                              <w:t>мПровер.</w:t>
+                              <w:t>мПровер</w:t>
+                            </w:r>
+                            <w:proofErr w:type="spellEnd"/>
+                            <w:r>
+                              <w:rPr>
+                                <w:rFonts w:cs="Times New Roman"/>
+                                <w:i/>
+                                <w:sz w:val="40"/>
+                                <w:szCs w:val="40"/>
+                              </w:rPr>
+                              <w:t>.</w:t>
                             </w:r>
                           </w:p>
                           <w:p>
@@ -21474,6 +22401,7 @@
                                 <w:szCs w:val="40"/>
                               </w:rPr>
                             </w:pPr>
+                            <w:proofErr w:type="spellStart"/>
                             <w:r>
                               <w:rPr>
                                 <w:rFonts w:cs="Times New Roman"/>
@@ -21481,7 +22409,17 @@
                                 <w:sz w:val="40"/>
                                 <w:szCs w:val="40"/>
                               </w:rPr>
-                              <w:t>Берекчиян В.В.</w:t>
+                              <w:t>Берекчиян</w:t>
+                            </w:r>
+                            <w:proofErr w:type="spellEnd"/>
+                            <w:r>
+                              <w:rPr>
+                                <w:rFonts w:cs="Times New Roman"/>
+                                <w:i/>
+                                <w:sz w:val="40"/>
+                                <w:szCs w:val="40"/>
+                              </w:rPr>
+                              <w:t xml:space="preserve"> В.В.</w:t>
                             </w:r>
                           </w:p>
                           <w:p>
@@ -21493,6 +22431,7 @@
                                 <w:szCs w:val="40"/>
                               </w:rPr>
                             </w:pPr>
+                            <w:proofErr w:type="spellStart"/>
                             <w:r>
                               <w:rPr>
                                 <w:rFonts w:cs="Times New Roman"/>
@@ -21500,7 +22439,17 @@
                                 <w:sz w:val="40"/>
                                 <w:szCs w:val="40"/>
                               </w:rPr>
-                              <w:t>ИРазраб.</w:t>
+                              <w:t>ИРазраб</w:t>
+                            </w:r>
+                            <w:proofErr w:type="spellEnd"/>
+                            <w:r>
+                              <w:rPr>
+                                <w:rFonts w:cs="Times New Roman"/>
+                                <w:i/>
+                                <w:sz w:val="40"/>
+                                <w:szCs w:val="40"/>
+                              </w:rPr>
+                              <w:t>.</w:t>
                             </w:r>
                           </w:p>
                           <w:p>
@@ -21522,6 +22471,7 @@
                                 <w:szCs w:val="40"/>
                               </w:rPr>
                             </w:pPr>
+                            <w:proofErr w:type="spellStart"/>
                             <w:r>
                               <w:rPr>
                                 <w:rFonts w:cs="Times New Roman"/>
@@ -21529,7 +22479,17 @@
                                 <w:sz w:val="40"/>
                                 <w:szCs w:val="40"/>
                               </w:rPr>
-                              <w:t>зм.</w:t>
+                              <w:t>зм</w:t>
+                            </w:r>
+                            <w:proofErr w:type="spellEnd"/>
+                            <w:r>
+                              <w:rPr>
+                                <w:rFonts w:cs="Times New Roman"/>
+                                <w:i/>
+                                <w:sz w:val="40"/>
+                                <w:szCs w:val="40"/>
+                              </w:rPr>
+                              <w:t>.</w:t>
                             </w:r>
                           </w:p>
                         </w:txbxContent>
@@ -21681,7 +22641,27 @@
                           <w:i/>
                           <w:sz w:val="18"/>
                         </w:rPr>
-                        <w:t xml:space="preserve"> Н.контр.</w:t>
+                        <w:t xml:space="preserve"> </w:t>
+                      </w:r>
+                      <w:proofErr w:type="spellStart"/>
+                      <w:proofErr w:type="gramStart"/>
+                      <w:r>
+                        <w:rPr>
+                          <w:rFonts w:cs="Times New Roman"/>
+                          <w:i/>
+                          <w:sz w:val="18"/>
+                        </w:rPr>
+                        <w:t>Н.контр</w:t>
+                      </w:r>
+                      <w:proofErr w:type="spellEnd"/>
+                      <w:proofErr w:type="gramEnd"/>
+                      <w:r>
+                        <w:rPr>
+                          <w:rFonts w:cs="Times New Roman"/>
+                          <w:i/>
+                          <w:sz w:val="18"/>
+                        </w:rPr>
+                        <w:t>.</w:t>
                       </w:r>
                     </w:p>
                   </w:txbxContent>
@@ -21924,6 +22904,7 @@
                           <w:szCs w:val="40"/>
                         </w:rPr>
                       </w:pPr>
+                      <w:proofErr w:type="spellStart"/>
                       <w:r>
                         <w:rPr>
                           <w:rFonts w:cs="Times New Roman"/>
@@ -21933,6 +22914,7 @@
                         </w:rPr>
                         <w:t>дЛист</w:t>
                       </w:r>
+                      <w:proofErr w:type="spellEnd"/>
                     </w:p>
                     <w:p>
                       <w:pPr>
@@ -21980,7 +22962,29 @@
                           <w:sz w:val="40"/>
                           <w:szCs w:val="40"/>
                         </w:rPr>
-                        <w:t xml:space="preserve"> Н.контр.</w:t>
+                        <w:t xml:space="preserve"> </w:t>
+                      </w:r>
+                      <w:proofErr w:type="spellStart"/>
+                      <w:proofErr w:type="gramStart"/>
+                      <w:r>
+                        <w:rPr>
+                          <w:rFonts w:cs="Times New Roman"/>
+                          <w:i/>
+                          <w:sz w:val="40"/>
+                          <w:szCs w:val="40"/>
+                        </w:rPr>
+                        <w:t>Н.контр</w:t>
+                      </w:r>
+                      <w:proofErr w:type="spellEnd"/>
+                      <w:proofErr w:type="gramEnd"/>
+                      <w:r>
+                        <w:rPr>
+                          <w:rFonts w:cs="Times New Roman"/>
+                          <w:i/>
+                          <w:sz w:val="40"/>
+                          <w:szCs w:val="40"/>
+                        </w:rPr>
+                        <w:t>.</w:t>
                       </w:r>
                     </w:p>
                     <w:p>
@@ -22047,6 +23051,7 @@
                           <w:szCs w:val="40"/>
                         </w:rPr>
                       </w:pPr>
+                      <w:proofErr w:type="spellStart"/>
                       <w:r>
                         <w:rPr>
                           <w:rFonts w:cs="Times New Roman"/>
@@ -22054,7 +23059,17 @@
                           <w:sz w:val="40"/>
                           <w:szCs w:val="40"/>
                         </w:rPr>
-                        <w:t>уПозднышева Е.Е.</w:t>
+                        <w:t>уПозднышева</w:t>
+                      </w:r>
+                      <w:proofErr w:type="spellEnd"/>
+                      <w:r>
+                        <w:rPr>
+                          <w:rFonts w:cs="Times New Roman"/>
+                          <w:i/>
+                          <w:sz w:val="40"/>
+                          <w:szCs w:val="40"/>
+                        </w:rPr>
+                        <w:t xml:space="preserve"> Е.Е.</w:t>
                       </w:r>
                     </w:p>
                     <w:p>
@@ -22066,6 +23081,7 @@
                           <w:szCs w:val="40"/>
                         </w:rPr>
                       </w:pPr>
+                      <w:proofErr w:type="spellStart"/>
                       <w:r>
                         <w:rPr>
                           <w:rFonts w:cs="Times New Roman"/>
@@ -22073,7 +23089,17 @@
                           <w:sz w:val="40"/>
                           <w:szCs w:val="40"/>
                         </w:rPr>
-                        <w:t>мПровер.</w:t>
+                        <w:t>мПровер</w:t>
+                      </w:r>
+                      <w:proofErr w:type="spellEnd"/>
+                      <w:r>
+                        <w:rPr>
+                          <w:rFonts w:cs="Times New Roman"/>
+                          <w:i/>
+                          <w:sz w:val="40"/>
+                          <w:szCs w:val="40"/>
+                        </w:rPr>
+                        <w:t>.</w:t>
                       </w:r>
                     </w:p>
                     <w:p>
@@ -22097,6 +23123,7 @@
                           <w:szCs w:val="40"/>
                         </w:rPr>
                       </w:pPr>
+                      <w:proofErr w:type="spellStart"/>
                       <w:r>
                         <w:rPr>
                           <w:rFonts w:cs="Times New Roman"/>
@@ -22104,7 +23131,17 @@
                           <w:sz w:val="40"/>
                           <w:szCs w:val="40"/>
                         </w:rPr>
-                        <w:t>Берекчиян В.В.</w:t>
+                        <w:t>Берекчиян</w:t>
+                      </w:r>
+                      <w:proofErr w:type="spellEnd"/>
+                      <w:r>
+                        <w:rPr>
+                          <w:rFonts w:cs="Times New Roman"/>
+                          <w:i/>
+                          <w:sz w:val="40"/>
+                          <w:szCs w:val="40"/>
+                        </w:rPr>
+                        <w:t xml:space="preserve"> В.В.</w:t>
                       </w:r>
                     </w:p>
                     <w:p>
@@ -22116,6 +23153,7 @@
                           <w:szCs w:val="40"/>
                         </w:rPr>
                       </w:pPr>
+                      <w:proofErr w:type="spellStart"/>
                       <w:r>
                         <w:rPr>
                           <w:rFonts w:cs="Times New Roman"/>
@@ -22123,7 +23161,17 @@
                           <w:sz w:val="40"/>
                           <w:szCs w:val="40"/>
                         </w:rPr>
-                        <w:t>ИРазраб.</w:t>
+                        <w:t>ИРазраб</w:t>
+                      </w:r>
+                      <w:proofErr w:type="spellEnd"/>
+                      <w:r>
+                        <w:rPr>
+                          <w:rFonts w:cs="Times New Roman"/>
+                          <w:i/>
+                          <w:sz w:val="40"/>
+                          <w:szCs w:val="40"/>
+                        </w:rPr>
+                        <w:t>.</w:t>
                       </w:r>
                     </w:p>
                     <w:p>
@@ -22145,6 +23193,7 @@
                           <w:szCs w:val="40"/>
                         </w:rPr>
                       </w:pPr>
+                      <w:proofErr w:type="spellStart"/>
                       <w:r>
                         <w:rPr>
                           <w:rFonts w:cs="Times New Roman"/>
@@ -22152,7 +23201,17 @@
                           <w:sz w:val="40"/>
                           <w:szCs w:val="40"/>
                         </w:rPr>
-                        <w:t>зм.</w:t>
+                        <w:t>зм</w:t>
+                      </w:r>
+                      <w:proofErr w:type="spellEnd"/>
+                      <w:r>
+                        <w:rPr>
+                          <w:rFonts w:cs="Times New Roman"/>
+                          <w:i/>
+                          <w:sz w:val="40"/>
+                          <w:szCs w:val="40"/>
+                        </w:rPr>
+                        <w:t>.</w:t>
                       </w:r>
                     </w:p>
                   </w:txbxContent>
